--- a/app notes.docx
+++ b/app notes.docx
@@ -40,6 +40,19 @@
           <w:lang w:val="en-US"/>
         </w:rPr>
         <w:t>\Scripts\activate</w:t>
+      </w:r>
+    </w:p>
+    <w:p>
+      <w:pPr>
+        <w:rPr>
+          <w:lang w:val="en-US"/>
+        </w:rPr>
+      </w:pPr>
+      <w:r>
+        <w:rPr>
+          <w:lang w:val="en-US"/>
+        </w:rPr>
+        <w:t>http://localhost:5000/api/debug/db-status</w:t>
       </w:r>
     </w:p>
     <w:sectPr>

--- a/app notes.docx
+++ b/app notes.docx
@@ -48,12 +48,234 @@
           <w:lang w:val="en-US"/>
         </w:rPr>
       </w:pPr>
+      <w:hyperlink r:id="rId5" w:history="1">
+        <w:r>
+          <w:rPr>
+            <w:rStyle w:val="Hyperlink"/>
+            <w:lang w:val="en-US"/>
+          </w:rPr>
+          <w:t>http://localhost:5000/api/debug/db-status</w:t>
+        </w:r>
+      </w:hyperlink>
+    </w:p>
+    <w:p>
+      <w:pPr>
+        <w:rPr>
+          <w:lang w:val="en-US"/>
+        </w:rPr>
+      </w:pPr>
+      <w:hyperlink r:id="rId6" w:history="1">
+        <w:r>
+          <w:rPr>
+            <w:rStyle w:val="Hyperlink"/>
+            <w:lang w:val="en-US"/>
+          </w:rPr>
+          <w:t>http://localhost/phpmyadmin</w:t>
+        </w:r>
+      </w:hyperlink>
+    </w:p>
+    <w:p>
       <w:r>
+        <w:t>WARNING: This is a development server. Do not use it in a production deployment.</w:t>
+      </w:r>
+    </w:p>
+    <w:p>
+      <w:r>
+        <w:t>This means:</w:t>
+      </w:r>
+    </w:p>
+    <w:p>
+      <w:pPr>
+        <w:numPr>
+          <w:ilvl w:val="0"/>
+          <w:numId w:val="1"/>
+        </w:numPr>
+      </w:pPr>
+      <w:r>
+        <w:t xml:space="preserve">The Flask built-in server is </w:t>
+      </w:r>
+      <w:r>
+        <w:rPr>
+          <w:b/>
+          <w:bCs/>
+        </w:rPr>
+        <w:t>only for development</w:t>
+      </w:r>
+    </w:p>
+    <w:p>
+      <w:pPr>
+        <w:numPr>
+          <w:ilvl w:val="0"/>
+          <w:numId w:val="1"/>
+        </w:numPr>
+      </w:pPr>
+      <w:r>
+        <w:t xml:space="preserve">In production you should use a </w:t>
+      </w:r>
+      <w:r>
+        <w:rPr>
+          <w:b/>
+          <w:bCs/>
+        </w:rPr>
+        <w:t>WSGI server</w:t>
+      </w:r>
+      <w:r>
+        <w:t xml:space="preserve"> like:</w:t>
+      </w:r>
+    </w:p>
+    <w:p>
+      <w:pPr>
+        <w:numPr>
+          <w:ilvl w:val="1"/>
+          <w:numId w:val="1"/>
+        </w:numPr>
+      </w:pPr>
+      <w:proofErr w:type="spellStart"/>
+      <w:r>
+        <w:rPr>
+          <w:b/>
+          <w:bCs/>
+        </w:rPr>
+        <w:t>Gunicorn</w:t>
+      </w:r>
+      <w:proofErr w:type="spellEnd"/>
+    </w:p>
+    <w:p>
+      <w:pPr>
+        <w:numPr>
+          <w:ilvl w:val="1"/>
+          <w:numId w:val="1"/>
+        </w:numPr>
+      </w:pPr>
+      <w:proofErr w:type="spellStart"/>
+      <w:r>
+        <w:rPr>
+          <w:b/>
+          <w:bCs/>
+        </w:rPr>
+        <w:t>uWSGI</w:t>
+      </w:r>
+      <w:proofErr w:type="spellEnd"/>
+    </w:p>
+    <w:p>
+      <w:pPr>
+        <w:numPr>
+          <w:ilvl w:val="1"/>
+          <w:numId w:val="1"/>
+        </w:numPr>
+      </w:pPr>
+      <w:r>
+        <w:rPr>
+          <w:b/>
+          <w:bCs/>
+        </w:rPr>
+        <w:t>Waitress</w:t>
+      </w:r>
+    </w:p>
+    <w:p>
+      <w:pPr>
+        <w:pStyle w:val="ListParagraph"/>
+        <w:numPr>
+          <w:ilvl w:val="0"/>
+          <w:numId w:val="1"/>
+        </w:numPr>
+        <w:spacing w:before="100" w:beforeAutospacing="1" w:after="100" w:afterAutospacing="1" w:line="240" w:lineRule="auto"/>
+        <w:rPr>
+          <w:rFonts w:ascii="Times New Roman" w:eastAsia="Times New Roman" w:hAnsi="Times New Roman" w:cs="Times New Roman"/>
+          <w:kern w:val="0"/>
+          <w:sz w:val="24"/>
+          <w:szCs w:val="24"/>
+          <w:lang w:eastAsia="en-GB"/>
+          <w14:ligatures w14:val="none"/>
+        </w:rPr>
+      </w:pPr>
+      <w:r>
+        <w:rPr>
+          <w:rFonts w:ascii="Times New Roman" w:eastAsia="Times New Roman" w:hAnsi="Times New Roman" w:cs="Times New Roman"/>
+          <w:kern w:val="0"/>
+          <w:sz w:val="24"/>
+          <w:szCs w:val="24"/>
+          <w:lang w:eastAsia="en-GB"/>
+          <w14:ligatures w14:val="none"/>
+        </w:rPr>
+        <w:t>Example production command:</w:t>
+      </w:r>
+    </w:p>
+    <w:p>
+      <w:pPr>
+        <w:pStyle w:val="ListParagraph"/>
+        <w:tabs>
+          <w:tab w:val="left" w:pos="916"/>
+          <w:tab w:val="left" w:pos="1832"/>
+          <w:tab w:val="left" w:pos="2748"/>
+          <w:tab w:val="left" w:pos="3664"/>
+          <w:tab w:val="left" w:pos="4580"/>
+          <w:tab w:val="left" w:pos="5496"/>
+          <w:tab w:val="left" w:pos="6412"/>
+          <w:tab w:val="left" w:pos="7328"/>
+          <w:tab w:val="left" w:pos="8244"/>
+          <w:tab w:val="left" w:pos="9160"/>
+          <w:tab w:val="left" w:pos="10076"/>
+          <w:tab w:val="left" w:pos="10992"/>
+          <w:tab w:val="left" w:pos="11908"/>
+          <w:tab w:val="left" w:pos="12824"/>
+          <w:tab w:val="left" w:pos="13740"/>
+          <w:tab w:val="left" w:pos="14656"/>
+        </w:tabs>
+        <w:spacing w:after="0" w:line="240" w:lineRule="auto"/>
+        <w:rPr>
+          <w:rFonts w:ascii="Courier New" w:eastAsia="Times New Roman" w:hAnsi="Courier New" w:cs="Courier New"/>
+          <w:kern w:val="0"/>
+          <w:sz w:val="20"/>
+          <w:szCs w:val="20"/>
+          <w:lang w:eastAsia="en-GB"/>
+          <w14:ligatures w14:val="none"/>
+        </w:rPr>
+      </w:pPr>
+      <w:proofErr w:type="spellStart"/>
+      <w:r>
+        <w:rPr>
+          <w:rFonts w:ascii="Courier New" w:eastAsia="Times New Roman" w:hAnsi="Courier New" w:cs="Courier New"/>
+          <w:kern w:val="0"/>
+          <w:sz w:val="20"/>
+          <w:szCs w:val="20"/>
+          <w:lang w:eastAsia="en-GB"/>
+          <w14:ligatures w14:val="none"/>
+        </w:rPr>
+        <w:t>gunicorn</w:t>
+      </w:r>
+      <w:proofErr w:type="spellEnd"/>
+      <w:r>
+        <w:rPr>
+          <w:rFonts w:ascii="Courier New" w:eastAsia="Times New Roman" w:hAnsi="Courier New" w:cs="Courier New"/>
+          <w:kern w:val="0"/>
+          <w:sz w:val="20"/>
+          <w:szCs w:val="20"/>
+          <w:lang w:eastAsia="en-GB"/>
+          <w14:ligatures w14:val="none"/>
+        </w:rPr>
+        <w:t xml:space="preserve"> </w:t>
+      </w:r>
+      <w:proofErr w:type="spellStart"/>
+      <w:r>
+        <w:rPr>
+          <w:rFonts w:ascii="Courier New" w:eastAsia="Times New Roman" w:hAnsi="Courier New" w:cs="Courier New"/>
+          <w:kern w:val="0"/>
+          <w:sz w:val="20"/>
+          <w:szCs w:val="20"/>
+          <w:lang w:eastAsia="en-GB"/>
+          <w14:ligatures w14:val="none"/>
+        </w:rPr>
+        <w:t>app:app</w:t>
+      </w:r>
+      <w:proofErr w:type="spellEnd"/>
+    </w:p>
+    <w:p>
+      <w:pPr>
         <w:rPr>
           <w:lang w:val="en-US"/>
         </w:rPr>
-        <w:t>http://localhost:5000/api/debug/db-status</w:t>
-      </w:r>
+      </w:pPr>
     </w:p>
     <w:sectPr>
       <w:pgSz w:w="11906" w:h="16838"/>
@@ -63,6 +285,163 @@
     </w:sectPr>
   </w:body>
 </w:document>
+</file>
+
+<file path=word/numbering.xml><?xml version="1.0" encoding="utf-8"?>
+<w:numbering xmlns:wpc="http://schemas.microsoft.com/office/word/2010/wordprocessingCanvas" xmlns:cx="http://schemas.microsoft.com/office/drawing/2014/chartex" xmlns:cx1="http://schemas.microsoft.com/office/drawing/2015/9/8/chartex" xmlns:cx2="http://schemas.microsoft.com/office/drawing/2015/10/21/chartex" xmlns:cx3="http://schemas.microsoft.com/office/drawing/2016/5/9/chartex" xmlns:cx4="http://schemas.microsoft.com/office/drawing/2016/5/10/chartex" xmlns:cx5="http://schemas.microsoft.com/office/drawing/2016/5/11/chartex" xmlns:cx6="http://schemas.microsoft.com/office/drawing/2016/5/12/chartex" xmlns:cx7="http://schemas.microsoft.com/office/drawing/2016/5/13/chartex" xmlns:cx8="http://schemas.microsoft.com/office/drawing/2016/5/14/chartex" xmlns:mc="http://schemas.openxmlformats.org/markup-compatibility/2006" xmlns:aink="http://schemas.microsoft.com/office/drawing/2016/ink" xmlns:am3d="http://schemas.microsoft.com/office/drawing/2017/model3d" xmlns:o="urn:schemas-microsoft-com:office:office" xmlns:oel="http://schemas.microsoft.com/office/2019/extlst" xmlns:r="http://schemas.openxmlformats.org/officeDocument/2006/relationships" xmlns:m="http://schemas.openxmlformats.org/officeDocument/2006/math" xmlns:v="urn:schemas-microsoft-com:vml" xmlns:wp14="http://schemas.microsoft.com/office/word/2010/wordprocessingDrawing" xmlns:wp="http://schemas.openxmlformats.org/drawingml/2006/wordprocessingDrawing" xmlns:w10="urn:schemas-microsoft-com:office:word" xmlns:w="http://schemas.openxmlformats.org/wordprocessingml/2006/main" xmlns:w14="http://schemas.microsoft.com/office/word/2010/wordml" xmlns:w15="http://schemas.microsoft.com/office/word/2012/wordml" xmlns:w16cex="http://schemas.microsoft.com/office/word/2018/wordml/cex" xmlns:w16cid="http://schemas.microsoft.com/office/word/2016/wordml/cid" xmlns:w16="http://schemas.microsoft.com/office/word/2018/wordml" xmlns:w16du="http://schemas.microsoft.com/office/word/2023/wordml/word16du" xmlns:w16sdtdh="http://schemas.microsoft.com/office/word/2020/wordml/sdtdatahash" xmlns:w16sdtfl="http://schemas.microsoft.com/office/word/2024/wordml/sdtformatlock" xmlns:w16se="http://schemas.microsoft.com/office/word/2015/wordml/symex" xmlns:wpg="http://schemas.microsoft.com/office/word/2010/wordprocessingGroup" xmlns:wpi="http://schemas.microsoft.com/office/word/2010/wordprocessingInk" xmlns:wne="http://schemas.microsoft.com/office/word/2006/wordml" xmlns:wps="http://schemas.microsoft.com/office/word/2010/wordprocessingShape" mc:Ignorable="w14 w15 w16se w16cid w16 w16cex w16sdtdh w16sdtfl w16du wp14">
+  <w:abstractNum w:abstractNumId="0" w15:restartNumberingAfterBreak="0">
+    <w:nsid w:val="549A6D1F"/>
+    <w:multiLevelType w:val="multilevel"/>
+    <w:tmpl w:val="FF18C4D8"/>
+    <w:lvl w:ilvl="0">
+      <w:start w:val="1"/>
+      <w:numFmt w:val="bullet"/>
+      <w:lvlText w:val=""/>
+      <w:lvlJc w:val="left"/>
+      <w:pPr>
+        <w:tabs>
+          <w:tab w:val="num" w:pos="720"/>
+        </w:tabs>
+        <w:ind w:left="720" w:hanging="360"/>
+      </w:pPr>
+      <w:rPr>
+        <w:rFonts w:ascii="Symbol" w:hAnsi="Symbol" w:hint="default"/>
+        <w:sz w:val="20"/>
+      </w:rPr>
+    </w:lvl>
+    <w:lvl w:ilvl="1">
+      <w:start w:val="1"/>
+      <w:numFmt w:val="bullet"/>
+      <w:lvlText w:val="o"/>
+      <w:lvlJc w:val="left"/>
+      <w:pPr>
+        <w:tabs>
+          <w:tab w:val="num" w:pos="1440"/>
+        </w:tabs>
+        <w:ind w:left="1440" w:hanging="360"/>
+      </w:pPr>
+      <w:rPr>
+        <w:rFonts w:ascii="Courier New" w:hAnsi="Courier New" w:hint="default"/>
+        <w:sz w:val="20"/>
+      </w:rPr>
+    </w:lvl>
+    <w:lvl w:ilvl="2" w:tentative="1">
+      <w:start w:val="1"/>
+      <w:numFmt w:val="bullet"/>
+      <w:lvlText w:val=""/>
+      <w:lvlJc w:val="left"/>
+      <w:pPr>
+        <w:tabs>
+          <w:tab w:val="num" w:pos="2160"/>
+        </w:tabs>
+        <w:ind w:left="2160" w:hanging="360"/>
+      </w:pPr>
+      <w:rPr>
+        <w:rFonts w:ascii="Wingdings" w:hAnsi="Wingdings" w:hint="default"/>
+        <w:sz w:val="20"/>
+      </w:rPr>
+    </w:lvl>
+    <w:lvl w:ilvl="3" w:tentative="1">
+      <w:start w:val="1"/>
+      <w:numFmt w:val="bullet"/>
+      <w:lvlText w:val=""/>
+      <w:lvlJc w:val="left"/>
+      <w:pPr>
+        <w:tabs>
+          <w:tab w:val="num" w:pos="2880"/>
+        </w:tabs>
+        <w:ind w:left="2880" w:hanging="360"/>
+      </w:pPr>
+      <w:rPr>
+        <w:rFonts w:ascii="Wingdings" w:hAnsi="Wingdings" w:hint="default"/>
+        <w:sz w:val="20"/>
+      </w:rPr>
+    </w:lvl>
+    <w:lvl w:ilvl="4" w:tentative="1">
+      <w:start w:val="1"/>
+      <w:numFmt w:val="bullet"/>
+      <w:lvlText w:val=""/>
+      <w:lvlJc w:val="left"/>
+      <w:pPr>
+        <w:tabs>
+          <w:tab w:val="num" w:pos="3600"/>
+        </w:tabs>
+        <w:ind w:left="3600" w:hanging="360"/>
+      </w:pPr>
+      <w:rPr>
+        <w:rFonts w:ascii="Wingdings" w:hAnsi="Wingdings" w:hint="default"/>
+        <w:sz w:val="20"/>
+      </w:rPr>
+    </w:lvl>
+    <w:lvl w:ilvl="5" w:tentative="1">
+      <w:start w:val="1"/>
+      <w:numFmt w:val="bullet"/>
+      <w:lvlText w:val=""/>
+      <w:lvlJc w:val="left"/>
+      <w:pPr>
+        <w:tabs>
+          <w:tab w:val="num" w:pos="4320"/>
+        </w:tabs>
+        <w:ind w:left="4320" w:hanging="360"/>
+      </w:pPr>
+      <w:rPr>
+        <w:rFonts w:ascii="Wingdings" w:hAnsi="Wingdings" w:hint="default"/>
+        <w:sz w:val="20"/>
+      </w:rPr>
+    </w:lvl>
+    <w:lvl w:ilvl="6" w:tentative="1">
+      <w:start w:val="1"/>
+      <w:numFmt w:val="bullet"/>
+      <w:lvlText w:val=""/>
+      <w:lvlJc w:val="left"/>
+      <w:pPr>
+        <w:tabs>
+          <w:tab w:val="num" w:pos="5040"/>
+        </w:tabs>
+        <w:ind w:left="5040" w:hanging="360"/>
+      </w:pPr>
+      <w:rPr>
+        <w:rFonts w:ascii="Wingdings" w:hAnsi="Wingdings" w:hint="default"/>
+        <w:sz w:val="20"/>
+      </w:rPr>
+    </w:lvl>
+    <w:lvl w:ilvl="7" w:tentative="1">
+      <w:start w:val="1"/>
+      <w:numFmt w:val="bullet"/>
+      <w:lvlText w:val=""/>
+      <w:lvlJc w:val="left"/>
+      <w:pPr>
+        <w:tabs>
+          <w:tab w:val="num" w:pos="5760"/>
+        </w:tabs>
+        <w:ind w:left="5760" w:hanging="360"/>
+      </w:pPr>
+      <w:rPr>
+        <w:rFonts w:ascii="Wingdings" w:hAnsi="Wingdings" w:hint="default"/>
+        <w:sz w:val="20"/>
+      </w:rPr>
+    </w:lvl>
+    <w:lvl w:ilvl="8" w:tentative="1">
+      <w:start w:val="1"/>
+      <w:numFmt w:val="bullet"/>
+      <w:lvlText w:val=""/>
+      <w:lvlJc w:val="left"/>
+      <w:pPr>
+        <w:tabs>
+          <w:tab w:val="num" w:pos="6480"/>
+        </w:tabs>
+        <w:ind w:left="6480" w:hanging="360"/>
+      </w:pPr>
+      <w:rPr>
+        <w:rFonts w:ascii="Wingdings" w:hAnsi="Wingdings" w:hint="default"/>
+        <w:sz w:val="20"/>
+      </w:rPr>
+    </w:lvl>
+  </w:abstractNum>
+  <w:num w:numId="1" w16cid:durableId="390004881">
+    <w:abstractNumId w:val="0"/>
+  </w:num>
+</w:numbering>
 </file>
 
 <file path=word/styles.xml><?xml version="1.0" encoding="utf-8"?>
@@ -668,7 +1047,6 @@
   <w:style w:type="character" w:default="1" w:styleId="DefaultParagraphFont">
     <w:name w:val="Default Paragraph Font"/>
     <w:uiPriority w:val="1"/>
-    <w:semiHidden/>
     <w:unhideWhenUsed/>
   </w:style>
   <w:style w:type="table" w:default="1" w:styleId="TableNormal">
@@ -980,6 +1358,102 @@
       <w:smallCaps/>
       <w:color w:val="2F5496" w:themeColor="accent1" w:themeShade="BF"/>
       <w:spacing w:val="5"/>
+    </w:rPr>
+  </w:style>
+  <w:style w:type="character" w:styleId="Hyperlink">
+    <w:name w:val="Hyperlink"/>
+    <w:basedOn w:val="DefaultParagraphFont"/>
+    <w:uiPriority w:val="99"/>
+    <w:unhideWhenUsed/>
+    <w:rsid w:val="00C66192"/>
+    <w:rPr>
+      <w:color w:val="0563C1" w:themeColor="hyperlink"/>
+      <w:u w:val="single"/>
+    </w:rPr>
+  </w:style>
+  <w:style w:type="character" w:styleId="UnresolvedMention">
+    <w:name w:val="Unresolved Mention"/>
+    <w:basedOn w:val="DefaultParagraphFont"/>
+    <w:uiPriority w:val="99"/>
+    <w:semiHidden/>
+    <w:unhideWhenUsed/>
+    <w:rsid w:val="00C66192"/>
+    <w:rPr>
+      <w:color w:val="605E5C"/>
+      <w:shd w:val="clear" w:color="auto" w:fill="E1DFDD"/>
+    </w:rPr>
+  </w:style>
+  <w:style w:type="paragraph" w:styleId="NormalWeb">
+    <w:name w:val="Normal (Web)"/>
+    <w:basedOn w:val="Normal"/>
+    <w:uiPriority w:val="99"/>
+    <w:semiHidden/>
+    <w:unhideWhenUsed/>
+    <w:rsid w:val="00476B50"/>
+    <w:pPr>
+      <w:spacing w:before="100" w:beforeAutospacing="1" w:after="100" w:afterAutospacing="1" w:line="240" w:lineRule="auto"/>
+    </w:pPr>
+    <w:rPr>
+      <w:rFonts w:ascii="Times New Roman" w:eastAsia="Times New Roman" w:hAnsi="Times New Roman" w:cs="Times New Roman"/>
+      <w:kern w:val="0"/>
+      <w:sz w:val="24"/>
+      <w:szCs w:val="24"/>
+      <w:lang w:eastAsia="en-GB"/>
+      <w14:ligatures w14:val="none"/>
+    </w:rPr>
+  </w:style>
+  <w:style w:type="paragraph" w:styleId="HTMLPreformatted">
+    <w:name w:val="HTML Preformatted"/>
+    <w:basedOn w:val="Normal"/>
+    <w:link w:val="HTMLPreformattedChar"/>
+    <w:uiPriority w:val="99"/>
+    <w:semiHidden/>
+    <w:unhideWhenUsed/>
+    <w:rsid w:val="00476B50"/>
+    <w:pPr>
+      <w:tabs>
+        <w:tab w:val="left" w:pos="916"/>
+        <w:tab w:val="left" w:pos="1832"/>
+        <w:tab w:val="left" w:pos="2748"/>
+        <w:tab w:val="left" w:pos="3664"/>
+        <w:tab w:val="left" w:pos="4580"/>
+        <w:tab w:val="left" w:pos="5496"/>
+        <w:tab w:val="left" w:pos="6412"/>
+        <w:tab w:val="left" w:pos="7328"/>
+        <w:tab w:val="left" w:pos="8244"/>
+        <w:tab w:val="left" w:pos="9160"/>
+        <w:tab w:val="left" w:pos="10076"/>
+        <w:tab w:val="left" w:pos="10992"/>
+        <w:tab w:val="left" w:pos="11908"/>
+        <w:tab w:val="left" w:pos="12824"/>
+        <w:tab w:val="left" w:pos="13740"/>
+        <w:tab w:val="left" w:pos="14656"/>
+      </w:tabs>
+      <w:spacing w:after="0" w:line="240" w:lineRule="auto"/>
+    </w:pPr>
+    <w:rPr>
+      <w:rFonts w:ascii="Courier New" w:eastAsia="Times New Roman" w:hAnsi="Courier New" w:cs="Courier New"/>
+      <w:kern w:val="0"/>
+      <w:sz w:val="20"/>
+      <w:szCs w:val="20"/>
+      <w:lang w:eastAsia="en-GB"/>
+      <w14:ligatures w14:val="none"/>
+    </w:rPr>
+  </w:style>
+  <w:style w:type="character" w:customStyle="1" w:styleId="HTMLPreformattedChar">
+    <w:name w:val="HTML Preformatted Char"/>
+    <w:basedOn w:val="DefaultParagraphFont"/>
+    <w:link w:val="HTMLPreformatted"/>
+    <w:uiPriority w:val="99"/>
+    <w:semiHidden/>
+    <w:rsid w:val="00476B50"/>
+    <w:rPr>
+      <w:rFonts w:ascii="Courier New" w:eastAsia="Times New Roman" w:hAnsi="Courier New" w:cs="Courier New"/>
+      <w:kern w:val="0"/>
+      <w:sz w:val="20"/>
+      <w:szCs w:val="20"/>
+      <w:lang w:eastAsia="en-GB"/>
+      <w14:ligatures w14:val="none"/>
     </w:rPr>
   </w:style>
 </w:styles>

--- a/app notes.docx
+++ b/app notes.docx
@@ -269,13 +269,6 @@
         <w:t>app:app</w:t>
       </w:r>
       <w:proofErr w:type="spellEnd"/>
-    </w:p>
-    <w:p>
-      <w:pPr>
-        <w:rPr>
-          <w:lang w:val="en-US"/>
-        </w:rPr>
-      </w:pPr>
     </w:p>
     <w:sectPr>
       <w:pgSz w:w="11906" w:h="16838"/>

--- a/app notes.docx
+++ b/app notes.docx
@@ -8,6 +8,12 @@
           <w:lang w:val="en-US"/>
         </w:rPr>
       </w:pPr>
+      <w:r>
+        <w:rPr>
+          <w:lang w:val="en-US"/>
+        </w:rPr>
+        <w:t xml:space="preserve"> </w:t>
+      </w:r>
       <w:r>
         <w:rPr>
           <w:lang w:val="en-US"/>
@@ -269,6 +275,300 @@
         <w:t>app:app</w:t>
       </w:r>
       <w:proofErr w:type="spellEnd"/>
+    </w:p>
+    <w:p>
+      <w:pPr>
+        <w:tabs>
+          <w:tab w:val="left" w:pos="916"/>
+          <w:tab w:val="left" w:pos="1832"/>
+          <w:tab w:val="left" w:pos="2748"/>
+          <w:tab w:val="left" w:pos="3664"/>
+          <w:tab w:val="left" w:pos="4580"/>
+          <w:tab w:val="left" w:pos="5496"/>
+          <w:tab w:val="left" w:pos="6412"/>
+          <w:tab w:val="left" w:pos="7328"/>
+          <w:tab w:val="left" w:pos="8244"/>
+          <w:tab w:val="left" w:pos="9160"/>
+          <w:tab w:val="left" w:pos="10076"/>
+          <w:tab w:val="left" w:pos="10992"/>
+          <w:tab w:val="left" w:pos="11908"/>
+          <w:tab w:val="left" w:pos="12824"/>
+          <w:tab w:val="left" w:pos="13740"/>
+          <w:tab w:val="left" w:pos="14656"/>
+        </w:tabs>
+        <w:spacing w:after="0" w:line="240" w:lineRule="auto"/>
+        <w:rPr>
+          <w:rFonts w:ascii="Courier New" w:eastAsia="Times New Roman" w:hAnsi="Courier New" w:cs="Courier New"/>
+          <w:kern w:val="0"/>
+          <w:sz w:val="20"/>
+          <w:szCs w:val="20"/>
+          <w:lang w:eastAsia="en-GB"/>
+          <w14:ligatures w14:val="none"/>
+        </w:rPr>
+      </w:pPr>
+    </w:p>
+    <w:p>
+      <w:pPr>
+        <w:tabs>
+          <w:tab w:val="left" w:pos="916"/>
+          <w:tab w:val="left" w:pos="1832"/>
+          <w:tab w:val="left" w:pos="2748"/>
+          <w:tab w:val="left" w:pos="3664"/>
+          <w:tab w:val="left" w:pos="4580"/>
+          <w:tab w:val="left" w:pos="5496"/>
+          <w:tab w:val="left" w:pos="6412"/>
+          <w:tab w:val="left" w:pos="7328"/>
+          <w:tab w:val="left" w:pos="8244"/>
+          <w:tab w:val="left" w:pos="9160"/>
+          <w:tab w:val="left" w:pos="10076"/>
+          <w:tab w:val="left" w:pos="10992"/>
+          <w:tab w:val="left" w:pos="11908"/>
+          <w:tab w:val="left" w:pos="12824"/>
+          <w:tab w:val="left" w:pos="13740"/>
+          <w:tab w:val="left" w:pos="14656"/>
+        </w:tabs>
+        <w:spacing w:after="0" w:line="240" w:lineRule="auto"/>
+        <w:rPr>
+          <w:rFonts w:ascii="Courier New" w:eastAsia="Times New Roman" w:hAnsi="Courier New" w:cs="Courier New"/>
+          <w:kern w:val="0"/>
+          <w:sz w:val="20"/>
+          <w:szCs w:val="20"/>
+          <w:lang w:eastAsia="en-GB"/>
+          <w14:ligatures w14:val="none"/>
+        </w:rPr>
+      </w:pPr>
+    </w:p>
+    <w:p>
+      <w:pPr>
+        <w:tabs>
+          <w:tab w:val="left" w:pos="916"/>
+          <w:tab w:val="left" w:pos="1832"/>
+          <w:tab w:val="left" w:pos="2748"/>
+          <w:tab w:val="left" w:pos="3664"/>
+          <w:tab w:val="left" w:pos="4580"/>
+          <w:tab w:val="left" w:pos="5496"/>
+          <w:tab w:val="left" w:pos="6412"/>
+          <w:tab w:val="left" w:pos="7328"/>
+          <w:tab w:val="left" w:pos="8244"/>
+          <w:tab w:val="left" w:pos="9160"/>
+          <w:tab w:val="left" w:pos="10076"/>
+          <w:tab w:val="left" w:pos="10992"/>
+          <w:tab w:val="left" w:pos="11908"/>
+          <w:tab w:val="left" w:pos="12824"/>
+          <w:tab w:val="left" w:pos="13740"/>
+          <w:tab w:val="left" w:pos="14656"/>
+        </w:tabs>
+        <w:spacing w:line="240" w:lineRule="auto"/>
+        <w:rPr>
+          <w:rFonts w:ascii="Courier New" w:eastAsia="Times New Roman" w:hAnsi="Courier New" w:cs="Courier New"/>
+          <w:b/>
+          <w:bCs/>
+          <w:kern w:val="0"/>
+          <w:sz w:val="20"/>
+          <w:szCs w:val="20"/>
+          <w:lang w:eastAsia="en-GB"/>
+          <w14:ligatures w14:val="none"/>
+        </w:rPr>
+      </w:pPr>
+      <w:r>
+        <w:rPr>
+          <w:rFonts w:ascii="Courier New" w:eastAsia="Times New Roman" w:hAnsi="Courier New" w:cs="Courier New"/>
+          <w:kern w:val="0"/>
+          <w:sz w:val="20"/>
+          <w:szCs w:val="20"/>
+          <w:lang w:eastAsia="en-GB"/>
+          <w14:ligatures w14:val="none"/>
+        </w:rPr>
+        <w:t xml:space="preserve">on </w:t>
+      </w:r>
+      <w:proofErr w:type="spellStart"/>
+      <w:r>
+        <w:rPr>
+          <w:rFonts w:ascii="Courier New" w:eastAsia="Times New Roman" w:hAnsi="Courier New" w:cs="Courier New"/>
+          <w:kern w:val="0"/>
+          <w:sz w:val="20"/>
+          <w:szCs w:val="20"/>
+          <w:lang w:eastAsia="en-GB"/>
+          <w14:ligatures w14:val="none"/>
+        </w:rPr>
+        <w:t>MemberPremiumsPayments.tsx</w:t>
+      </w:r>
+      <w:proofErr w:type="spellEnd"/>
+      <w:r>
+        <w:rPr>
+          <w:rFonts w:ascii="Courier New" w:eastAsia="Times New Roman" w:hAnsi="Courier New" w:cs="Courier New"/>
+          <w:kern w:val="0"/>
+          <w:sz w:val="20"/>
+          <w:szCs w:val="20"/>
+          <w:lang w:eastAsia="en-GB"/>
+          <w14:ligatures w14:val="none"/>
+        </w:rPr>
+        <w:t xml:space="preserve">, I want to list the data now pulled from the data base, check on </w:t>
+      </w:r>
+      <w:proofErr w:type="spellStart"/>
+      <w:r>
+        <w:rPr>
+          <w:rFonts w:ascii="Courier New" w:eastAsia="Times New Roman" w:hAnsi="Courier New" w:cs="Courier New"/>
+          <w:kern w:val="0"/>
+          <w:sz w:val="20"/>
+          <w:szCs w:val="20"/>
+          <w:lang w:eastAsia="en-GB"/>
+          <w14:ligatures w14:val="none"/>
+        </w:rPr>
+        <w:t>DBstructure.sql</w:t>
+      </w:r>
+      <w:proofErr w:type="spellEnd"/>
+      <w:r>
+        <w:rPr>
+          <w:rFonts w:ascii="Courier New" w:eastAsia="Times New Roman" w:hAnsi="Courier New" w:cs="Courier New"/>
+          <w:kern w:val="0"/>
+          <w:sz w:val="20"/>
+          <w:szCs w:val="20"/>
+          <w:lang w:eastAsia="en-GB"/>
+          <w14:ligatures w14:val="none"/>
+        </w:rPr>
+        <w:t xml:space="preserve"> for the data base structure. Take the table </w:t>
+      </w:r>
+      <w:proofErr w:type="spellStart"/>
+      <w:r>
+        <w:rPr>
+          <w:rFonts w:ascii="Courier New" w:eastAsia="Times New Roman" w:hAnsi="Courier New" w:cs="Courier New"/>
+          <w:kern w:val="0"/>
+          <w:sz w:val="20"/>
+          <w:szCs w:val="20"/>
+          <w:lang w:eastAsia="en-GB"/>
+          <w14:ligatures w14:val="none"/>
+        </w:rPr>
+        <w:t>member_premium_payments</w:t>
+      </w:r>
+      <w:proofErr w:type="spellEnd"/>
+      <w:r>
+        <w:rPr>
+          <w:rFonts w:ascii="Courier New" w:eastAsia="Times New Roman" w:hAnsi="Courier New" w:cs="Courier New"/>
+          <w:kern w:val="0"/>
+          <w:sz w:val="20"/>
+          <w:szCs w:val="20"/>
+          <w:lang w:eastAsia="en-GB"/>
+          <w14:ligatures w14:val="none"/>
+        </w:rPr>
+        <w:t xml:space="preserve">, pull all the data of the users. Then use the email to get the same data of the email in </w:t>
+      </w:r>
+      <w:proofErr w:type="spellStart"/>
+      <w:r>
+        <w:rPr>
+          <w:rFonts w:ascii="Courier New" w:eastAsia="Times New Roman" w:hAnsi="Courier New" w:cs="Courier New"/>
+          <w:kern w:val="0"/>
+          <w:sz w:val="20"/>
+          <w:szCs w:val="20"/>
+          <w:lang w:eastAsia="en-GB"/>
+          <w14:ligatures w14:val="none"/>
+        </w:rPr>
+        <w:t>member_registration_payments</w:t>
+      </w:r>
+      <w:proofErr w:type="spellEnd"/>
+      <w:r>
+        <w:rPr>
+          <w:rFonts w:ascii="Courier New" w:eastAsia="Times New Roman" w:hAnsi="Courier New" w:cs="Courier New"/>
+          <w:kern w:val="0"/>
+          <w:sz w:val="20"/>
+          <w:szCs w:val="20"/>
+          <w:lang w:eastAsia="en-GB"/>
+          <w14:ligatures w14:val="none"/>
+        </w:rPr>
+        <w:t xml:space="preserve"> table to get registration fee. Then use the same email to get the user information from </w:t>
+      </w:r>
+      <w:proofErr w:type="spellStart"/>
+      <w:r>
+        <w:rPr>
+          <w:rFonts w:ascii="Courier New" w:eastAsia="Times New Roman" w:hAnsi="Courier New" w:cs="Courier New"/>
+          <w:kern w:val="0"/>
+          <w:sz w:val="20"/>
+          <w:szCs w:val="20"/>
+          <w:lang w:eastAsia="en-GB"/>
+          <w14:ligatures w14:val="none"/>
+        </w:rPr>
+        <w:t>organizationmembership</w:t>
+      </w:r>
+      <w:proofErr w:type="spellEnd"/>
+      <w:r>
+        <w:rPr>
+          <w:rFonts w:ascii="Courier New" w:eastAsia="Times New Roman" w:hAnsi="Courier New" w:cs="Courier New"/>
+          <w:kern w:val="0"/>
+          <w:sz w:val="20"/>
+          <w:szCs w:val="20"/>
+          <w:lang w:eastAsia="en-GB"/>
+          <w14:ligatures w14:val="none"/>
+        </w:rPr>
+        <w:t xml:space="preserve"> table, and </w:t>
+      </w:r>
+      <w:proofErr w:type="spellStart"/>
+      <w:r>
+        <w:rPr>
+          <w:rFonts w:ascii="Courier New" w:eastAsia="Times New Roman" w:hAnsi="Courier New" w:cs="Courier New"/>
+          <w:kern w:val="0"/>
+          <w:sz w:val="20"/>
+          <w:szCs w:val="20"/>
+          <w:lang w:eastAsia="en-GB"/>
+          <w14:ligatures w14:val="none"/>
+        </w:rPr>
+        <w:t>personalmembership</w:t>
+      </w:r>
+      <w:proofErr w:type="spellEnd"/>
+      <w:r>
+        <w:rPr>
+          <w:rFonts w:ascii="Courier New" w:eastAsia="Times New Roman" w:hAnsi="Courier New" w:cs="Courier New"/>
+          <w:kern w:val="0"/>
+          <w:sz w:val="20"/>
+          <w:szCs w:val="20"/>
+          <w:lang w:eastAsia="en-GB"/>
+          <w14:ligatures w14:val="none"/>
+        </w:rPr>
+        <w:t xml:space="preserve">. Then combine the data and show it on the table for </w:t>
+      </w:r>
+      <w:r>
+        <w:rPr>
+          <w:rFonts w:ascii="Courier New" w:eastAsia="Times New Roman" w:hAnsi="Courier New" w:cs="Courier New"/>
+          <w:b/>
+          <w:bCs/>
+          <w:kern w:val="0"/>
+          <w:sz w:val="20"/>
+          <w:szCs w:val="20"/>
+          <w:lang w:eastAsia="en-GB"/>
+          <w14:ligatures w14:val="none"/>
+        </w:rPr>
+        <w:t>Member Premiums Payments</w:t>
+      </w:r>
+    </w:p>
+    <w:p>
+      <w:pPr>
+        <w:tabs>
+          <w:tab w:val="left" w:pos="916"/>
+          <w:tab w:val="left" w:pos="1832"/>
+          <w:tab w:val="left" w:pos="2748"/>
+          <w:tab w:val="left" w:pos="3664"/>
+          <w:tab w:val="left" w:pos="4580"/>
+          <w:tab w:val="left" w:pos="5496"/>
+          <w:tab w:val="left" w:pos="6412"/>
+          <w:tab w:val="left" w:pos="7328"/>
+          <w:tab w:val="left" w:pos="8244"/>
+          <w:tab w:val="left" w:pos="9160"/>
+          <w:tab w:val="left" w:pos="10076"/>
+          <w:tab w:val="left" w:pos="10992"/>
+          <w:tab w:val="left" w:pos="11908"/>
+          <w:tab w:val="left" w:pos="12824"/>
+          <w:tab w:val="left" w:pos="13740"/>
+          <w:tab w:val="left" w:pos="14656"/>
+        </w:tabs>
+        <w:spacing w:after="0" w:line="240" w:lineRule="auto"/>
+        <w:rPr>
+          <w:rFonts w:ascii="Courier New" w:eastAsia="Times New Roman" w:hAnsi="Courier New" w:cs="Courier New"/>
+          <w:kern w:val="0"/>
+          <w:sz w:val="20"/>
+          <w:szCs w:val="20"/>
+          <w:lang w:eastAsia="en-GB"/>
+          <w14:ligatures w14:val="none"/>
+        </w:rPr>
+      </w:pPr>
     </w:p>
     <w:sectPr>
       <w:pgSz w:w="11906" w:h="16838"/>
@@ -888,7 +1188,6 @@
     <w:next w:val="Normal"/>
     <w:link w:val="Heading3Char"/>
     <w:uiPriority w:val="9"/>
-    <w:semiHidden/>
     <w:unhideWhenUsed/>
     <w:qFormat/>
     <w:rsid w:val="0021669A"/>
@@ -1095,7 +1394,6 @@
     <w:basedOn w:val="DefaultParagraphFont"/>
     <w:link w:val="Heading3"/>
     <w:uiPriority w:val="9"/>
-    <w:semiHidden/>
     <w:rsid w:val="0021669A"/>
     <w:rPr>
       <w:rFonts w:eastAsiaTheme="majorEastAsia" w:cstheme="majorBidi"/>
@@ -1447,6 +1745,18 @@
       <w:szCs w:val="20"/>
       <w:lang w:eastAsia="en-GB"/>
       <w14:ligatures w14:val="none"/>
+    </w:rPr>
+  </w:style>
+  <w:style w:type="character" w:styleId="FollowedHyperlink">
+    <w:name w:val="FollowedHyperlink"/>
+    <w:basedOn w:val="DefaultParagraphFont"/>
+    <w:uiPriority w:val="99"/>
+    <w:semiHidden/>
+    <w:unhideWhenUsed/>
+    <w:rsid w:val="000D057C"/>
+    <w:rPr>
+      <w:color w:val="954F72" w:themeColor="followedHyperlink"/>
+      <w:u w:val="single"/>
     </w:rPr>
   </w:style>
 </w:styles>

--- a/app notes.docx
+++ b/app notes.docx
@@ -65,11 +65,6 @@
       </w:hyperlink>
     </w:p>
     <w:p>
-      <w:pPr>
-        <w:rPr>
-          <w:lang w:val="en-US"/>
-        </w:rPr>
-      </w:pPr>
       <w:hyperlink r:id="rId6" w:history="1">
         <w:r>
           <w:rPr>
@@ -79,6 +74,24 @@
           <w:t>http://localhost/phpmyadmin</w:t>
         </w:r>
       </w:hyperlink>
+    </w:p>
+    <w:p>
+      <w:pPr>
+        <w:rPr>
+          <w:lang w:val="en-US"/>
+        </w:rPr>
+      </w:pPr>
+      <w:hyperlink r:id="rId7" w:history="1">
+        <w:r>
+          <w:rPr>
+            <w:rStyle w:val="Hyperlink"/>
+          </w:rPr>
+          <w:t>http://127.0.0.1:5000/api/auth/debug-session</w:t>
+        </w:r>
+      </w:hyperlink>
+      <w:r>
+        <w:t xml:space="preserve"> </w:t>
+      </w:r>
     </w:p>
     <w:p>
       <w:r>

--- a/app notes.docx
+++ b/app notes.docx
@@ -33,19 +33,11 @@
         </w:rPr>
         <w:t xml:space="preserve">Starting virtual environment: </w:t>
       </w:r>
-      <w:proofErr w:type="spellStart"/>
       <w:r>
         <w:rPr>
           <w:lang w:val="en-US"/>
         </w:rPr>
-        <w:t>venv</w:t>
-      </w:r>
-      <w:proofErr w:type="spellEnd"/>
-      <w:r>
-        <w:rPr>
-          <w:lang w:val="en-US"/>
-        </w:rPr>
-        <w:t>\Scripts\activate</w:t>
+        <w:t>venv\Scripts\activate</w:t>
       </w:r>
     </w:p>
     <w:p>
@@ -149,7 +141,6 @@
           <w:numId w:val="1"/>
         </w:numPr>
       </w:pPr>
-      <w:proofErr w:type="spellStart"/>
       <w:r>
         <w:rPr>
           <w:b/>
@@ -157,7 +148,6 @@
         </w:rPr>
         <w:t>Gunicorn</w:t>
       </w:r>
-      <w:proofErr w:type="spellEnd"/>
     </w:p>
     <w:p>
       <w:pPr>
@@ -166,7 +156,6 @@
           <w:numId w:val="1"/>
         </w:numPr>
       </w:pPr>
-      <w:proofErr w:type="spellStart"/>
       <w:r>
         <w:rPr>
           <w:b/>
@@ -174,7 +163,6 @@
         </w:rPr>
         <w:t>uWSGI</w:t>
       </w:r>
-      <w:proofErr w:type="spellEnd"/>
     </w:p>
     <w:p>
       <w:pPr>
@@ -251,22 +239,461 @@
           <w14:ligatures w14:val="none"/>
         </w:rPr>
       </w:pPr>
-      <w:proofErr w:type="spellStart"/>
-      <w:r>
-        <w:rPr>
-          <w:rFonts w:ascii="Courier New" w:eastAsia="Times New Roman" w:hAnsi="Courier New" w:cs="Courier New"/>
-          <w:kern w:val="0"/>
-          <w:sz w:val="20"/>
-          <w:szCs w:val="20"/>
-          <w:lang w:eastAsia="en-GB"/>
-          <w14:ligatures w14:val="none"/>
-        </w:rPr>
-        <w:t>gunicorn</w:t>
-      </w:r>
-      <w:proofErr w:type="spellEnd"/>
-      <w:r>
-        <w:rPr>
-          <w:rFonts w:ascii="Courier New" w:eastAsia="Times New Roman" w:hAnsi="Courier New" w:cs="Courier New"/>
+      <w:r>
+        <w:rPr>
+          <w:rFonts w:ascii="Courier New" w:eastAsia="Times New Roman" w:hAnsi="Courier New" w:cs="Courier New"/>
+          <w:kern w:val="0"/>
+          <w:sz w:val="20"/>
+          <w:szCs w:val="20"/>
+          <w:lang w:eastAsia="en-GB"/>
+          <w14:ligatures w14:val="none"/>
+        </w:rPr>
+        <w:t>gunicorn app:app</w:t>
+      </w:r>
+    </w:p>
+    <w:p>
+      <w:pPr>
+        <w:tabs>
+          <w:tab w:val="left" w:pos="916"/>
+          <w:tab w:val="left" w:pos="1832"/>
+          <w:tab w:val="left" w:pos="2748"/>
+          <w:tab w:val="left" w:pos="3664"/>
+          <w:tab w:val="left" w:pos="4580"/>
+          <w:tab w:val="left" w:pos="5496"/>
+          <w:tab w:val="left" w:pos="6412"/>
+          <w:tab w:val="left" w:pos="7328"/>
+          <w:tab w:val="left" w:pos="8244"/>
+          <w:tab w:val="left" w:pos="9160"/>
+          <w:tab w:val="left" w:pos="10076"/>
+          <w:tab w:val="left" w:pos="10992"/>
+          <w:tab w:val="left" w:pos="11908"/>
+          <w:tab w:val="left" w:pos="12824"/>
+          <w:tab w:val="left" w:pos="13740"/>
+          <w:tab w:val="left" w:pos="14656"/>
+        </w:tabs>
+        <w:spacing w:after="0" w:line="240" w:lineRule="auto"/>
+        <w:rPr>
+          <w:rFonts w:ascii="Courier New" w:eastAsia="Times New Roman" w:hAnsi="Courier New" w:cs="Courier New"/>
+          <w:kern w:val="0"/>
+          <w:sz w:val="20"/>
+          <w:szCs w:val="20"/>
+          <w:lang w:eastAsia="en-GB"/>
+          <w14:ligatures w14:val="none"/>
+        </w:rPr>
+      </w:pPr>
+    </w:p>
+    <w:p>
+      <w:pPr>
+        <w:tabs>
+          <w:tab w:val="left" w:pos="916"/>
+          <w:tab w:val="left" w:pos="1832"/>
+          <w:tab w:val="left" w:pos="2748"/>
+          <w:tab w:val="left" w:pos="3664"/>
+          <w:tab w:val="left" w:pos="4580"/>
+          <w:tab w:val="left" w:pos="5496"/>
+          <w:tab w:val="left" w:pos="6412"/>
+          <w:tab w:val="left" w:pos="7328"/>
+          <w:tab w:val="left" w:pos="8244"/>
+          <w:tab w:val="left" w:pos="9160"/>
+          <w:tab w:val="left" w:pos="10076"/>
+          <w:tab w:val="left" w:pos="10992"/>
+          <w:tab w:val="left" w:pos="11908"/>
+          <w:tab w:val="left" w:pos="12824"/>
+          <w:tab w:val="left" w:pos="13740"/>
+          <w:tab w:val="left" w:pos="14656"/>
+        </w:tabs>
+        <w:spacing w:after="0" w:line="240" w:lineRule="auto"/>
+        <w:rPr>
+          <w:rFonts w:ascii="Courier New" w:eastAsia="Times New Roman" w:hAnsi="Courier New" w:cs="Courier New"/>
+          <w:kern w:val="0"/>
+          <w:sz w:val="20"/>
+          <w:szCs w:val="20"/>
+          <w:lang w:eastAsia="en-GB"/>
+          <w14:ligatures w14:val="none"/>
+        </w:rPr>
+      </w:pPr>
+    </w:p>
+    <w:p>
+      <w:pPr>
+        <w:tabs>
+          <w:tab w:val="left" w:pos="916"/>
+          <w:tab w:val="left" w:pos="1832"/>
+          <w:tab w:val="left" w:pos="2748"/>
+          <w:tab w:val="left" w:pos="3664"/>
+          <w:tab w:val="left" w:pos="4580"/>
+          <w:tab w:val="left" w:pos="5496"/>
+          <w:tab w:val="left" w:pos="6412"/>
+          <w:tab w:val="left" w:pos="7328"/>
+          <w:tab w:val="left" w:pos="8244"/>
+          <w:tab w:val="left" w:pos="9160"/>
+          <w:tab w:val="left" w:pos="10076"/>
+          <w:tab w:val="left" w:pos="10992"/>
+          <w:tab w:val="left" w:pos="11908"/>
+          <w:tab w:val="left" w:pos="12824"/>
+          <w:tab w:val="left" w:pos="13740"/>
+          <w:tab w:val="left" w:pos="14656"/>
+        </w:tabs>
+        <w:spacing w:line="240" w:lineRule="auto"/>
+        <w:rPr>
+          <w:rFonts w:ascii="Courier New" w:eastAsia="Times New Roman" w:hAnsi="Courier New" w:cs="Courier New"/>
+          <w:b/>
+          <w:bCs/>
+          <w:kern w:val="0"/>
+          <w:sz w:val="20"/>
+          <w:szCs w:val="20"/>
+          <w:lang w:eastAsia="en-GB"/>
+          <w14:ligatures w14:val="none"/>
+        </w:rPr>
+      </w:pPr>
+      <w:r>
+        <w:rPr>
+          <w:rFonts w:ascii="Courier New" w:eastAsia="Times New Roman" w:hAnsi="Courier New" w:cs="Courier New"/>
+          <w:kern w:val="0"/>
+          <w:sz w:val="20"/>
+          <w:szCs w:val="20"/>
+          <w:lang w:eastAsia="en-GB"/>
+          <w14:ligatures w14:val="none"/>
+        </w:rPr>
+        <w:t xml:space="preserve">on </w:t>
+      </w:r>
+      <w:r>
+        <w:rPr>
+          <w:rFonts w:ascii="Courier New" w:eastAsia="Times New Roman" w:hAnsi="Courier New" w:cs="Courier New"/>
+          <w:kern w:val="0"/>
+          <w:sz w:val="20"/>
+          <w:szCs w:val="20"/>
+          <w:lang w:eastAsia="en-GB"/>
+          <w14:ligatures w14:val="none"/>
+        </w:rPr>
+        <w:t>MemberPremiumsPayments.tsx</w:t>
+      </w:r>
+      <w:r>
+        <w:rPr>
+          <w:rFonts w:ascii="Courier New" w:eastAsia="Times New Roman" w:hAnsi="Courier New" w:cs="Courier New"/>
+          <w:kern w:val="0"/>
+          <w:sz w:val="20"/>
+          <w:szCs w:val="20"/>
+          <w:lang w:eastAsia="en-GB"/>
+          <w14:ligatures w14:val="none"/>
+        </w:rPr>
+        <w:t xml:space="preserve">, I want to list the data now pulled from the </w:t>
+      </w:r>
+      <w:r>
+        <w:rPr>
+          <w:rFonts w:ascii="Courier New" w:eastAsia="Times New Roman" w:hAnsi="Courier New" w:cs="Courier New"/>
+          <w:kern w:val="0"/>
+          <w:sz w:val="20"/>
+          <w:szCs w:val="20"/>
+          <w:lang w:eastAsia="en-GB"/>
+          <w14:ligatures w14:val="none"/>
+        </w:rPr>
+        <w:t>database; check DBstructure.sql for the database</w:t>
+      </w:r>
+      <w:r>
+        <w:rPr>
+          <w:rFonts w:ascii="Courier New" w:eastAsia="Times New Roman" w:hAnsi="Courier New" w:cs="Courier New"/>
+          <w:kern w:val="0"/>
+          <w:sz w:val="20"/>
+          <w:szCs w:val="20"/>
+          <w:lang w:eastAsia="en-GB"/>
+          <w14:ligatures w14:val="none"/>
+        </w:rPr>
+        <w:t xml:space="preserve"> structure. Take the table </w:t>
+      </w:r>
+      <w:r>
+        <w:rPr>
+          <w:rFonts w:ascii="Courier New" w:eastAsia="Times New Roman" w:hAnsi="Courier New" w:cs="Courier New"/>
+          <w:kern w:val="0"/>
+          <w:sz w:val="20"/>
+          <w:szCs w:val="20"/>
+          <w:lang w:eastAsia="en-GB"/>
+          <w14:ligatures w14:val="none"/>
+        </w:rPr>
+        <w:t>member_premium_payments</w:t>
+      </w:r>
+      <w:r>
+        <w:rPr>
+          <w:rFonts w:ascii="Courier New" w:eastAsia="Times New Roman" w:hAnsi="Courier New" w:cs="Courier New"/>
+          <w:kern w:val="0"/>
+          <w:sz w:val="20"/>
+          <w:szCs w:val="20"/>
+          <w:lang w:eastAsia="en-GB"/>
+          <w14:ligatures w14:val="none"/>
+        </w:rPr>
+        <w:t xml:space="preserve"> and pull all user data</w:t>
+      </w:r>
+      <w:r>
+        <w:rPr>
+          <w:rFonts w:ascii="Courier New" w:eastAsia="Times New Roman" w:hAnsi="Courier New" w:cs="Courier New"/>
+          <w:kern w:val="0"/>
+          <w:sz w:val="20"/>
+          <w:szCs w:val="20"/>
+          <w:lang w:eastAsia="en-GB"/>
+          <w14:ligatures w14:val="none"/>
+        </w:rPr>
+        <w:t xml:space="preserve">. Then use the email to get the same data of the email in </w:t>
+      </w:r>
+      <w:r>
+        <w:rPr>
+          <w:rFonts w:ascii="Courier New" w:eastAsia="Times New Roman" w:hAnsi="Courier New" w:cs="Courier New"/>
+          <w:kern w:val="0"/>
+          <w:sz w:val="20"/>
+          <w:szCs w:val="20"/>
+          <w:lang w:eastAsia="en-GB"/>
+          <w14:ligatures w14:val="none"/>
+        </w:rPr>
+        <w:t>member_registration_payments</w:t>
+      </w:r>
+      <w:r>
+        <w:rPr>
+          <w:rFonts w:ascii="Courier New" w:eastAsia="Times New Roman" w:hAnsi="Courier New" w:cs="Courier New"/>
+          <w:kern w:val="0"/>
+          <w:sz w:val="20"/>
+          <w:szCs w:val="20"/>
+          <w:lang w:eastAsia="en-GB"/>
+          <w14:ligatures w14:val="none"/>
+        </w:rPr>
+        <w:t xml:space="preserve"> table to get registration fee</w:t>
+      </w:r>
+      <w:r>
+        <w:rPr>
+          <w:rFonts w:ascii="Courier New" w:eastAsia="Times New Roman" w:hAnsi="Courier New" w:cs="Courier New"/>
+          <w:kern w:val="0"/>
+          <w:sz w:val="20"/>
+          <w:szCs w:val="20"/>
+          <w:lang w:eastAsia="en-GB"/>
+          <w14:ligatures w14:val="none"/>
+        </w:rPr>
+        <w:t xml:space="preserve"> payment</w:t>
+      </w:r>
+      <w:r>
+        <w:rPr>
+          <w:rFonts w:ascii="Courier New" w:eastAsia="Times New Roman" w:hAnsi="Courier New" w:cs="Courier New"/>
+          <w:kern w:val="0"/>
+          <w:sz w:val="20"/>
+          <w:szCs w:val="20"/>
+          <w:lang w:eastAsia="en-GB"/>
+          <w14:ligatures w14:val="none"/>
+        </w:rPr>
+        <w:t xml:space="preserve">. Then use the same email to get the user information from </w:t>
+      </w:r>
+      <w:r>
+        <w:rPr>
+          <w:rFonts w:ascii="Courier New" w:eastAsia="Times New Roman" w:hAnsi="Courier New" w:cs="Courier New"/>
+          <w:kern w:val="0"/>
+          <w:sz w:val="20"/>
+          <w:szCs w:val="20"/>
+          <w:lang w:eastAsia="en-GB"/>
+          <w14:ligatures w14:val="none"/>
+        </w:rPr>
+        <w:t xml:space="preserve">the </w:t>
+      </w:r>
+      <w:r>
+        <w:rPr>
+          <w:rFonts w:ascii="Courier New" w:eastAsia="Times New Roman" w:hAnsi="Courier New" w:cs="Courier New"/>
+          <w:kern w:val="0"/>
+          <w:sz w:val="20"/>
+          <w:szCs w:val="20"/>
+          <w:lang w:eastAsia="en-GB"/>
+          <w14:ligatures w14:val="none"/>
+        </w:rPr>
+        <w:t>organizationmembership</w:t>
+      </w:r>
+      <w:r>
+        <w:rPr>
+          <w:rFonts w:ascii="Courier New" w:eastAsia="Times New Roman" w:hAnsi="Courier New" w:cs="Courier New"/>
+          <w:kern w:val="0"/>
+          <w:sz w:val="20"/>
+          <w:szCs w:val="20"/>
+          <w:lang w:eastAsia="en-GB"/>
+          <w14:ligatures w14:val="none"/>
+        </w:rPr>
+        <w:t xml:space="preserve"> table and </w:t>
+      </w:r>
+      <w:r>
+        <w:rPr>
+          <w:rFonts w:ascii="Courier New" w:eastAsia="Times New Roman" w:hAnsi="Courier New" w:cs="Courier New"/>
+          <w:kern w:val="0"/>
+          <w:sz w:val="20"/>
+          <w:szCs w:val="20"/>
+          <w:lang w:eastAsia="en-GB"/>
+          <w14:ligatures w14:val="none"/>
+        </w:rPr>
+        <w:t>personal membership</w:t>
+      </w:r>
+      <w:r>
+        <w:rPr>
+          <w:rFonts w:ascii="Courier New" w:eastAsia="Times New Roman" w:hAnsi="Courier New" w:cs="Courier New"/>
+          <w:kern w:val="0"/>
+          <w:sz w:val="20"/>
+          <w:szCs w:val="20"/>
+          <w:lang w:eastAsia="en-GB"/>
+          <w14:ligatures w14:val="none"/>
+        </w:rPr>
+        <w:t xml:space="preserve">. Then combine the data and show it on the table for </w:t>
+      </w:r>
+      <w:r>
+        <w:rPr>
+          <w:rFonts w:ascii="Courier New" w:eastAsia="Times New Roman" w:hAnsi="Courier New" w:cs="Courier New"/>
+          <w:b/>
+          <w:bCs/>
+          <w:kern w:val="0"/>
+          <w:sz w:val="20"/>
+          <w:szCs w:val="20"/>
+          <w:lang w:eastAsia="en-GB"/>
+          <w14:ligatures w14:val="none"/>
+        </w:rPr>
+        <w:t>Member Premiums Payments</w:t>
+      </w:r>
+      <w:r>
+        <w:rPr>
+          <w:rFonts w:ascii="Courier New" w:eastAsia="Times New Roman" w:hAnsi="Courier New" w:cs="Courier New"/>
+          <w:b/>
+          <w:bCs/>
+          <w:kern w:val="0"/>
+          <w:sz w:val="20"/>
+          <w:szCs w:val="20"/>
+          <w:lang w:eastAsia="en-GB"/>
+          <w14:ligatures w14:val="none"/>
+        </w:rPr>
+        <w:t>.</w:t>
+      </w:r>
+    </w:p>
+    <w:p>
+      <w:pPr>
+        <w:tabs>
+          <w:tab w:val="left" w:pos="916"/>
+          <w:tab w:val="left" w:pos="1832"/>
+          <w:tab w:val="left" w:pos="2748"/>
+          <w:tab w:val="left" w:pos="3664"/>
+          <w:tab w:val="left" w:pos="4580"/>
+          <w:tab w:val="left" w:pos="5496"/>
+          <w:tab w:val="left" w:pos="6412"/>
+          <w:tab w:val="left" w:pos="7328"/>
+          <w:tab w:val="left" w:pos="8244"/>
+          <w:tab w:val="left" w:pos="9160"/>
+          <w:tab w:val="left" w:pos="10076"/>
+          <w:tab w:val="left" w:pos="10992"/>
+          <w:tab w:val="left" w:pos="11908"/>
+          <w:tab w:val="left" w:pos="12824"/>
+          <w:tab w:val="left" w:pos="13740"/>
+          <w:tab w:val="left" w:pos="14656"/>
+        </w:tabs>
+        <w:spacing w:line="240" w:lineRule="auto"/>
+        <w:rPr>
+          <w:rFonts w:ascii="Courier New" w:eastAsia="Times New Roman" w:hAnsi="Courier New" w:cs="Courier New"/>
+          <w:b/>
+          <w:bCs/>
+          <w:kern w:val="0"/>
+          <w:sz w:val="20"/>
+          <w:szCs w:val="20"/>
+          <w:lang w:eastAsia="en-GB"/>
+          <w14:ligatures w14:val="none"/>
+        </w:rPr>
+      </w:pPr>
+    </w:p>
+    <w:p>
+      <w:pPr>
+        <w:tabs>
+          <w:tab w:val="left" w:pos="916"/>
+          <w:tab w:val="left" w:pos="1832"/>
+          <w:tab w:val="left" w:pos="2748"/>
+          <w:tab w:val="left" w:pos="3664"/>
+          <w:tab w:val="left" w:pos="4580"/>
+          <w:tab w:val="left" w:pos="5496"/>
+          <w:tab w:val="left" w:pos="6412"/>
+          <w:tab w:val="left" w:pos="7328"/>
+          <w:tab w:val="left" w:pos="8244"/>
+          <w:tab w:val="left" w:pos="9160"/>
+          <w:tab w:val="left" w:pos="10076"/>
+          <w:tab w:val="left" w:pos="10992"/>
+          <w:tab w:val="left" w:pos="11908"/>
+          <w:tab w:val="left" w:pos="12824"/>
+          <w:tab w:val="left" w:pos="13740"/>
+          <w:tab w:val="left" w:pos="14656"/>
+        </w:tabs>
+        <w:spacing w:after="0" w:line="240" w:lineRule="auto"/>
+        <w:rPr>
+          <w:rFonts w:ascii="Courier New" w:eastAsia="Times New Roman" w:hAnsi="Courier New" w:cs="Courier New"/>
+          <w:b/>
+          <w:bCs/>
+          <w:kern w:val="0"/>
+          <w:sz w:val="20"/>
+          <w:szCs w:val="20"/>
+          <w:lang w:eastAsia="en-GB"/>
+          <w14:ligatures w14:val="none"/>
+        </w:rPr>
+      </w:pPr>
+      <w:r>
+        <w:rPr>
+          <w:rFonts w:ascii="Courier New" w:eastAsia="Times New Roman" w:hAnsi="Courier New" w:cs="Courier New"/>
+          <w:b/>
+          <w:bCs/>
+          <w:kern w:val="0"/>
+          <w:sz w:val="20"/>
+          <w:szCs w:val="20"/>
+          <w:lang w:eastAsia="en-GB"/>
+          <w14:ligatures w14:val="none"/>
+        </w:rPr>
+        <w:t xml:space="preserve">On the side navigation bar, bello the ‘Messages’ button introduce a new button ‘online payments’ then create a dashboard component. This one to contain a upeer section with the user detail, profile image, </w:t>
+      </w:r>
+      <w:r>
+        <w:rPr>
+          <w:rFonts w:ascii="Courier New" w:eastAsia="Times New Roman" w:hAnsi="Courier New" w:cs="Courier New"/>
+          <w:b/>
+          <w:bCs/>
+          <w:kern w:val="0"/>
+          <w:sz w:val="20"/>
+          <w:szCs w:val="20"/>
+          <w:lang w:eastAsia="en-GB"/>
+          <w14:ligatures w14:val="none"/>
+        </w:rPr>
+        <w:t>Full Name</w:t>
+      </w:r>
+      <w:r>
+        <w:rPr>
+          <w:rFonts w:ascii="Courier New" w:eastAsia="Times New Roman" w:hAnsi="Courier New" w:cs="Courier New"/>
+          <w:b/>
+          <w:bCs/>
+          <w:kern w:val="0"/>
+          <w:sz w:val="20"/>
+          <w:szCs w:val="20"/>
+          <w:lang w:eastAsia="en-GB"/>
+          <w14:ligatures w14:val="none"/>
+        </w:rPr>
+        <w:t xml:space="preserve">, last payment, </w:t>
+      </w:r>
+      <w:r>
+        <w:rPr>
+          <w:rFonts w:ascii="Courier New" w:eastAsia="Times New Roman" w:hAnsi="Courier New" w:cs="Courier New"/>
+          <w:b/>
+          <w:bCs/>
+          <w:kern w:val="0"/>
+          <w:sz w:val="20"/>
+          <w:szCs w:val="20"/>
+          <w:lang w:eastAsia="en-GB"/>
+          <w14:ligatures w14:val="none"/>
+        </w:rPr>
+        <w:t>Premium Status</w:t>
+      </w:r>
+      <w:r>
+        <w:rPr>
+          <w:rFonts w:ascii="Courier New" w:eastAsia="Times New Roman" w:hAnsi="Courier New" w:cs="Courier New"/>
+          <w:b/>
+          <w:bCs/>
+          <w:kern w:val="0"/>
+          <w:sz w:val="20"/>
+          <w:szCs w:val="20"/>
+          <w:lang w:eastAsia="en-GB"/>
+          <w14:ligatures w14:val="none"/>
+        </w:rPr>
+        <w:t>,</w:t>
+      </w:r>
+      <w:r>
+        <w:rPr>
+          <w:rFonts w:ascii="Courier New" w:eastAsia="Times New Roman" w:hAnsi="Courier New" w:cs="Courier New"/>
+          <w:b/>
+          <w:bCs/>
           <w:kern w:val="0"/>
           <w:sz w:val="20"/>
           <w:szCs w:val="20"/>
@@ -275,313 +702,2426 @@
         </w:rPr>
         <w:t xml:space="preserve"> </w:t>
       </w:r>
-      <w:proofErr w:type="spellStart"/>
-      <w:r>
-        <w:rPr>
-          <w:rFonts w:ascii="Courier New" w:eastAsia="Times New Roman" w:hAnsi="Courier New" w:cs="Courier New"/>
-          <w:kern w:val="0"/>
-          <w:sz w:val="20"/>
-          <w:szCs w:val="20"/>
-          <w:lang w:eastAsia="en-GB"/>
-          <w14:ligatures w14:val="none"/>
-        </w:rPr>
-        <w:t>app:app</w:t>
-      </w:r>
-      <w:proofErr w:type="spellEnd"/>
-    </w:p>
-    <w:p>
-      <w:pPr>
-        <w:tabs>
-          <w:tab w:val="left" w:pos="916"/>
-          <w:tab w:val="left" w:pos="1832"/>
-          <w:tab w:val="left" w:pos="2748"/>
-          <w:tab w:val="left" w:pos="3664"/>
-          <w:tab w:val="left" w:pos="4580"/>
-          <w:tab w:val="left" w:pos="5496"/>
-          <w:tab w:val="left" w:pos="6412"/>
-          <w:tab w:val="left" w:pos="7328"/>
-          <w:tab w:val="left" w:pos="8244"/>
-          <w:tab w:val="left" w:pos="9160"/>
-          <w:tab w:val="left" w:pos="10076"/>
-          <w:tab w:val="left" w:pos="10992"/>
-          <w:tab w:val="left" w:pos="11908"/>
-          <w:tab w:val="left" w:pos="12824"/>
-          <w:tab w:val="left" w:pos="13740"/>
-          <w:tab w:val="left" w:pos="14656"/>
-        </w:tabs>
-        <w:spacing w:after="0" w:line="240" w:lineRule="auto"/>
-        <w:rPr>
-          <w:rFonts w:ascii="Courier New" w:eastAsia="Times New Roman" w:hAnsi="Courier New" w:cs="Courier New"/>
-          <w:kern w:val="0"/>
-          <w:sz w:val="20"/>
-          <w:szCs w:val="20"/>
-          <w:lang w:eastAsia="en-GB"/>
-          <w14:ligatures w14:val="none"/>
-        </w:rPr>
-      </w:pPr>
-    </w:p>
-    <w:p>
-      <w:pPr>
-        <w:tabs>
-          <w:tab w:val="left" w:pos="916"/>
-          <w:tab w:val="left" w:pos="1832"/>
-          <w:tab w:val="left" w:pos="2748"/>
-          <w:tab w:val="left" w:pos="3664"/>
-          <w:tab w:val="left" w:pos="4580"/>
-          <w:tab w:val="left" w:pos="5496"/>
-          <w:tab w:val="left" w:pos="6412"/>
-          <w:tab w:val="left" w:pos="7328"/>
-          <w:tab w:val="left" w:pos="8244"/>
-          <w:tab w:val="left" w:pos="9160"/>
-          <w:tab w:val="left" w:pos="10076"/>
-          <w:tab w:val="left" w:pos="10992"/>
-          <w:tab w:val="left" w:pos="11908"/>
-          <w:tab w:val="left" w:pos="12824"/>
-          <w:tab w:val="left" w:pos="13740"/>
-          <w:tab w:val="left" w:pos="14656"/>
-        </w:tabs>
-        <w:spacing w:after="0" w:line="240" w:lineRule="auto"/>
-        <w:rPr>
-          <w:rFonts w:ascii="Courier New" w:eastAsia="Times New Roman" w:hAnsi="Courier New" w:cs="Courier New"/>
-          <w:kern w:val="0"/>
-          <w:sz w:val="20"/>
-          <w:szCs w:val="20"/>
-          <w:lang w:eastAsia="en-GB"/>
-          <w14:ligatures w14:val="none"/>
-        </w:rPr>
-      </w:pPr>
-    </w:p>
-    <w:p>
-      <w:pPr>
-        <w:tabs>
-          <w:tab w:val="left" w:pos="916"/>
-          <w:tab w:val="left" w:pos="1832"/>
-          <w:tab w:val="left" w:pos="2748"/>
-          <w:tab w:val="left" w:pos="3664"/>
-          <w:tab w:val="left" w:pos="4580"/>
-          <w:tab w:val="left" w:pos="5496"/>
-          <w:tab w:val="left" w:pos="6412"/>
-          <w:tab w:val="left" w:pos="7328"/>
-          <w:tab w:val="left" w:pos="8244"/>
-          <w:tab w:val="left" w:pos="9160"/>
-          <w:tab w:val="left" w:pos="10076"/>
-          <w:tab w:val="left" w:pos="10992"/>
-          <w:tab w:val="left" w:pos="11908"/>
-          <w:tab w:val="left" w:pos="12824"/>
-          <w:tab w:val="left" w:pos="13740"/>
-          <w:tab w:val="left" w:pos="14656"/>
-        </w:tabs>
-        <w:spacing w:line="240" w:lineRule="auto"/>
-        <w:rPr>
-          <w:rFonts w:ascii="Courier New" w:eastAsia="Times New Roman" w:hAnsi="Courier New" w:cs="Courier New"/>
-          <w:b/>
-          <w:bCs/>
-          <w:kern w:val="0"/>
-          <w:sz w:val="20"/>
-          <w:szCs w:val="20"/>
-          <w:lang w:eastAsia="en-GB"/>
-          <w14:ligatures w14:val="none"/>
-        </w:rPr>
-      </w:pPr>
-      <w:r>
-        <w:rPr>
-          <w:rFonts w:ascii="Courier New" w:eastAsia="Times New Roman" w:hAnsi="Courier New" w:cs="Courier New"/>
-          <w:kern w:val="0"/>
-          <w:sz w:val="20"/>
-          <w:szCs w:val="20"/>
-          <w:lang w:eastAsia="en-GB"/>
-          <w14:ligatures w14:val="none"/>
-        </w:rPr>
-        <w:t xml:space="preserve">on </w:t>
-      </w:r>
-      <w:proofErr w:type="spellStart"/>
-      <w:r>
-        <w:rPr>
-          <w:rFonts w:ascii="Courier New" w:eastAsia="Times New Roman" w:hAnsi="Courier New" w:cs="Courier New"/>
-          <w:kern w:val="0"/>
-          <w:sz w:val="20"/>
-          <w:szCs w:val="20"/>
-          <w:lang w:eastAsia="en-GB"/>
-          <w14:ligatures w14:val="none"/>
-        </w:rPr>
-        <w:t>MemberPremiumsPayments.tsx</w:t>
-      </w:r>
-      <w:proofErr w:type="spellEnd"/>
-      <w:r>
-        <w:rPr>
-          <w:rFonts w:ascii="Courier New" w:eastAsia="Times New Roman" w:hAnsi="Courier New" w:cs="Courier New"/>
-          <w:kern w:val="0"/>
-          <w:sz w:val="20"/>
-          <w:szCs w:val="20"/>
-          <w:lang w:eastAsia="en-GB"/>
-          <w14:ligatures w14:val="none"/>
-        </w:rPr>
-        <w:t xml:space="preserve">, I want to list the data now pulled from the data base, check on </w:t>
-      </w:r>
-      <w:proofErr w:type="spellStart"/>
-      <w:r>
-        <w:rPr>
-          <w:rFonts w:ascii="Courier New" w:eastAsia="Times New Roman" w:hAnsi="Courier New" w:cs="Courier New"/>
-          <w:kern w:val="0"/>
-          <w:sz w:val="20"/>
-          <w:szCs w:val="20"/>
-          <w:lang w:eastAsia="en-GB"/>
-          <w14:ligatures w14:val="none"/>
-        </w:rPr>
-        <w:t>DBstructure.sql</w:t>
-      </w:r>
-      <w:proofErr w:type="spellEnd"/>
-      <w:r>
-        <w:rPr>
-          <w:rFonts w:ascii="Courier New" w:eastAsia="Times New Roman" w:hAnsi="Courier New" w:cs="Courier New"/>
-          <w:kern w:val="0"/>
-          <w:sz w:val="20"/>
-          <w:szCs w:val="20"/>
-          <w:lang w:eastAsia="en-GB"/>
-          <w14:ligatures w14:val="none"/>
-        </w:rPr>
-        <w:t xml:space="preserve"> for the data base structure. Take the table </w:t>
-      </w:r>
-      <w:proofErr w:type="spellStart"/>
-      <w:r>
-        <w:rPr>
-          <w:rFonts w:ascii="Courier New" w:eastAsia="Times New Roman" w:hAnsi="Courier New" w:cs="Courier New"/>
-          <w:kern w:val="0"/>
-          <w:sz w:val="20"/>
-          <w:szCs w:val="20"/>
-          <w:lang w:eastAsia="en-GB"/>
-          <w14:ligatures w14:val="none"/>
-        </w:rPr>
-        <w:t>member_premium_payments</w:t>
-      </w:r>
-      <w:proofErr w:type="spellEnd"/>
-      <w:r>
-        <w:rPr>
-          <w:rFonts w:ascii="Courier New" w:eastAsia="Times New Roman" w:hAnsi="Courier New" w:cs="Courier New"/>
-          <w:kern w:val="0"/>
-          <w:sz w:val="20"/>
-          <w:szCs w:val="20"/>
-          <w:lang w:eastAsia="en-GB"/>
-          <w14:ligatures w14:val="none"/>
-        </w:rPr>
-        <w:t xml:space="preserve">, pull all the data of the users. Then use the email to get the same data of the email in </w:t>
-      </w:r>
-      <w:proofErr w:type="spellStart"/>
-      <w:r>
-        <w:rPr>
-          <w:rFonts w:ascii="Courier New" w:eastAsia="Times New Roman" w:hAnsi="Courier New" w:cs="Courier New"/>
-          <w:kern w:val="0"/>
-          <w:sz w:val="20"/>
-          <w:szCs w:val="20"/>
-          <w:lang w:eastAsia="en-GB"/>
-          <w14:ligatures w14:val="none"/>
-        </w:rPr>
-        <w:t>member_registration_payments</w:t>
-      </w:r>
-      <w:proofErr w:type="spellEnd"/>
-      <w:r>
-        <w:rPr>
-          <w:rFonts w:ascii="Courier New" w:eastAsia="Times New Roman" w:hAnsi="Courier New" w:cs="Courier New"/>
-          <w:kern w:val="0"/>
-          <w:sz w:val="20"/>
-          <w:szCs w:val="20"/>
-          <w:lang w:eastAsia="en-GB"/>
-          <w14:ligatures w14:val="none"/>
-        </w:rPr>
-        <w:t xml:space="preserve"> table to get registration fee. Then use the same email to get the user information from </w:t>
-      </w:r>
-      <w:proofErr w:type="spellStart"/>
-      <w:r>
-        <w:rPr>
-          <w:rFonts w:ascii="Courier New" w:eastAsia="Times New Roman" w:hAnsi="Courier New" w:cs="Courier New"/>
-          <w:kern w:val="0"/>
-          <w:sz w:val="20"/>
-          <w:szCs w:val="20"/>
-          <w:lang w:eastAsia="en-GB"/>
-          <w14:ligatures w14:val="none"/>
-        </w:rPr>
-        <w:t>organizationmembership</w:t>
-      </w:r>
-      <w:proofErr w:type="spellEnd"/>
-      <w:r>
-        <w:rPr>
-          <w:rFonts w:ascii="Courier New" w:eastAsia="Times New Roman" w:hAnsi="Courier New" w:cs="Courier New"/>
-          <w:kern w:val="0"/>
-          <w:sz w:val="20"/>
-          <w:szCs w:val="20"/>
-          <w:lang w:eastAsia="en-GB"/>
-          <w14:ligatures w14:val="none"/>
-        </w:rPr>
-        <w:t xml:space="preserve"> table, and </w:t>
-      </w:r>
-      <w:proofErr w:type="spellStart"/>
-      <w:r>
-        <w:rPr>
-          <w:rFonts w:ascii="Courier New" w:eastAsia="Times New Roman" w:hAnsi="Courier New" w:cs="Courier New"/>
-          <w:kern w:val="0"/>
-          <w:sz w:val="20"/>
-          <w:szCs w:val="20"/>
-          <w:lang w:eastAsia="en-GB"/>
-          <w14:ligatures w14:val="none"/>
-        </w:rPr>
-        <w:t>personalmembership</w:t>
-      </w:r>
-      <w:proofErr w:type="spellEnd"/>
-      <w:r>
-        <w:rPr>
-          <w:rFonts w:ascii="Courier New" w:eastAsia="Times New Roman" w:hAnsi="Courier New" w:cs="Courier New"/>
-          <w:kern w:val="0"/>
-          <w:sz w:val="20"/>
-          <w:szCs w:val="20"/>
-          <w:lang w:eastAsia="en-GB"/>
-          <w14:ligatures w14:val="none"/>
-        </w:rPr>
-        <w:t xml:space="preserve">. Then combine the data and show it on the table for </w:t>
-      </w:r>
-      <w:r>
-        <w:rPr>
-          <w:rFonts w:ascii="Courier New" w:eastAsia="Times New Roman" w:hAnsi="Courier New" w:cs="Courier New"/>
-          <w:b/>
-          <w:bCs/>
-          <w:kern w:val="0"/>
-          <w:sz w:val="20"/>
-          <w:szCs w:val="20"/>
-          <w:lang w:eastAsia="en-GB"/>
-          <w14:ligatures w14:val="none"/>
-        </w:rPr>
-        <w:t>Member Premiums Payments</w:t>
-      </w:r>
-    </w:p>
-    <w:p>
-      <w:pPr>
-        <w:tabs>
-          <w:tab w:val="left" w:pos="916"/>
-          <w:tab w:val="left" w:pos="1832"/>
-          <w:tab w:val="left" w:pos="2748"/>
-          <w:tab w:val="left" w:pos="3664"/>
-          <w:tab w:val="left" w:pos="4580"/>
-          <w:tab w:val="left" w:pos="5496"/>
-          <w:tab w:val="left" w:pos="6412"/>
-          <w:tab w:val="left" w:pos="7328"/>
-          <w:tab w:val="left" w:pos="8244"/>
-          <w:tab w:val="left" w:pos="9160"/>
-          <w:tab w:val="left" w:pos="10076"/>
-          <w:tab w:val="left" w:pos="10992"/>
-          <w:tab w:val="left" w:pos="11908"/>
-          <w:tab w:val="left" w:pos="12824"/>
-          <w:tab w:val="left" w:pos="13740"/>
-          <w:tab w:val="left" w:pos="14656"/>
-        </w:tabs>
-        <w:spacing w:after="0" w:line="240" w:lineRule="auto"/>
-        <w:rPr>
-          <w:rFonts w:ascii="Courier New" w:eastAsia="Times New Roman" w:hAnsi="Courier New" w:cs="Courier New"/>
-          <w:kern w:val="0"/>
-          <w:sz w:val="20"/>
-          <w:szCs w:val="20"/>
-          <w:lang w:eastAsia="en-GB"/>
-          <w14:ligatures w14:val="none"/>
-        </w:rPr>
-      </w:pPr>
+      <w:r>
+        <w:rPr>
+          <w:rFonts w:ascii="Courier New" w:eastAsia="Times New Roman" w:hAnsi="Courier New" w:cs="Courier New"/>
+          <w:b/>
+          <w:bCs/>
+          <w:kern w:val="0"/>
+          <w:sz w:val="20"/>
+          <w:szCs w:val="20"/>
+          <w:lang w:eastAsia="en-GB"/>
+          <w14:ligatures w14:val="none"/>
+        </w:rPr>
+        <w:t>Next Payment</w:t>
+      </w:r>
+      <w:r>
+        <w:rPr>
+          <w:rFonts w:ascii="Courier New" w:eastAsia="Times New Roman" w:hAnsi="Courier New" w:cs="Courier New"/>
+          <w:b/>
+          <w:bCs/>
+          <w:kern w:val="0"/>
+          <w:sz w:val="20"/>
+          <w:szCs w:val="20"/>
+          <w:lang w:eastAsia="en-GB"/>
+          <w14:ligatures w14:val="none"/>
+        </w:rPr>
+        <w:t xml:space="preserve">, </w:t>
+      </w:r>
+      <w:r>
+        <w:rPr>
+          <w:rFonts w:ascii="Courier New" w:eastAsia="Times New Roman" w:hAnsi="Courier New" w:cs="Courier New"/>
+          <w:b/>
+          <w:bCs/>
+          <w:kern w:val="0"/>
+          <w:sz w:val="20"/>
+          <w:szCs w:val="20"/>
+          <w:lang w:eastAsia="en-GB"/>
+          <w14:ligatures w14:val="none"/>
+        </w:rPr>
+        <w:t>Paid This Year</w:t>
+      </w:r>
+      <w:r>
+        <w:rPr>
+          <w:rFonts w:ascii="Courier New" w:eastAsia="Times New Roman" w:hAnsi="Courier New" w:cs="Courier New"/>
+          <w:b/>
+          <w:bCs/>
+          <w:kern w:val="0"/>
+          <w:sz w:val="20"/>
+          <w:szCs w:val="20"/>
+          <w:lang w:eastAsia="en-GB"/>
+          <w14:ligatures w14:val="none"/>
+        </w:rPr>
+        <w:t xml:space="preserve"> (the same data in </w:t>
+      </w:r>
+      <w:r>
+        <w:rPr>
+          <w:rFonts w:ascii="Courier New" w:eastAsia="Times New Roman" w:hAnsi="Courier New" w:cs="Courier New"/>
+          <w:b/>
+          <w:bCs/>
+          <w:kern w:val="0"/>
+          <w:sz w:val="20"/>
+          <w:szCs w:val="20"/>
+          <w:lang w:eastAsia="en-GB"/>
+          <w14:ligatures w14:val="none"/>
+        </w:rPr>
+        <w:t>ProfileSection.tsx</w:t>
+      </w:r>
+      <w:r>
+        <w:rPr>
+          <w:rFonts w:ascii="Courier New" w:eastAsia="Times New Roman" w:hAnsi="Courier New" w:cs="Courier New"/>
+          <w:b/>
+          <w:bCs/>
+          <w:kern w:val="0"/>
+          <w:sz w:val="20"/>
+          <w:szCs w:val="20"/>
+          <w:lang w:eastAsia="en-GB"/>
+          <w14:ligatures w14:val="none"/>
+        </w:rPr>
+        <w:t>)</w:t>
+      </w:r>
+    </w:p>
+    <w:p>
+      <w:pPr>
+        <w:tabs>
+          <w:tab w:val="left" w:pos="916"/>
+          <w:tab w:val="left" w:pos="1832"/>
+          <w:tab w:val="left" w:pos="2748"/>
+          <w:tab w:val="left" w:pos="3664"/>
+          <w:tab w:val="left" w:pos="4580"/>
+          <w:tab w:val="left" w:pos="5496"/>
+          <w:tab w:val="left" w:pos="6412"/>
+          <w:tab w:val="left" w:pos="7328"/>
+          <w:tab w:val="left" w:pos="8244"/>
+          <w:tab w:val="left" w:pos="9160"/>
+          <w:tab w:val="left" w:pos="10076"/>
+          <w:tab w:val="left" w:pos="10992"/>
+          <w:tab w:val="left" w:pos="11908"/>
+          <w:tab w:val="left" w:pos="12824"/>
+          <w:tab w:val="left" w:pos="13740"/>
+          <w:tab w:val="left" w:pos="14656"/>
+        </w:tabs>
+        <w:spacing w:after="0" w:line="240" w:lineRule="auto"/>
+        <w:rPr>
+          <w:rFonts w:ascii="Courier New" w:eastAsia="Times New Roman" w:hAnsi="Courier New" w:cs="Courier New"/>
+          <w:b/>
+          <w:bCs/>
+          <w:kern w:val="0"/>
+          <w:sz w:val="20"/>
+          <w:szCs w:val="20"/>
+          <w:lang w:eastAsia="en-GB"/>
+          <w14:ligatures w14:val="none"/>
+        </w:rPr>
+      </w:pPr>
+    </w:p>
+    <w:p>
+      <w:pPr>
+        <w:tabs>
+          <w:tab w:val="left" w:pos="916"/>
+          <w:tab w:val="left" w:pos="1832"/>
+          <w:tab w:val="left" w:pos="2748"/>
+          <w:tab w:val="left" w:pos="3664"/>
+          <w:tab w:val="left" w:pos="4580"/>
+          <w:tab w:val="left" w:pos="5496"/>
+          <w:tab w:val="left" w:pos="6412"/>
+          <w:tab w:val="left" w:pos="7328"/>
+          <w:tab w:val="left" w:pos="8244"/>
+          <w:tab w:val="left" w:pos="9160"/>
+          <w:tab w:val="left" w:pos="10076"/>
+          <w:tab w:val="left" w:pos="10992"/>
+          <w:tab w:val="left" w:pos="11908"/>
+          <w:tab w:val="left" w:pos="12824"/>
+          <w:tab w:val="left" w:pos="13740"/>
+          <w:tab w:val="left" w:pos="14656"/>
+        </w:tabs>
+        <w:spacing w:after="0" w:line="240" w:lineRule="auto"/>
+        <w:rPr>
+          <w:rFonts w:ascii="Courier New" w:eastAsia="Times New Roman" w:hAnsi="Courier New" w:cs="Courier New"/>
+          <w:b/>
+          <w:bCs/>
+          <w:kern w:val="0"/>
+          <w:sz w:val="20"/>
+          <w:szCs w:val="20"/>
+          <w:lang w:eastAsia="en-GB"/>
+          <w14:ligatures w14:val="none"/>
+        </w:rPr>
+      </w:pPr>
+      <w:r>
+        <w:rPr>
+          <w:rFonts w:ascii="Courier New" w:eastAsia="Times New Roman" w:hAnsi="Courier New" w:cs="Courier New"/>
+          <w:b/>
+          <w:bCs/>
+          <w:kern w:val="0"/>
+          <w:sz w:val="20"/>
+          <w:szCs w:val="20"/>
+          <w:lang w:eastAsia="en-GB"/>
+          <w14:ligatures w14:val="none"/>
+        </w:rPr>
+        <w:t xml:space="preserve">Below the above to have these two forms, they are in php but now write them in </w:t>
+      </w:r>
+      <w:r>
+        <w:rPr>
+          <w:rFonts w:ascii="Courier New" w:eastAsia="Times New Roman" w:hAnsi="Courier New" w:cs="Courier New"/>
+          <w:b/>
+          <w:bCs/>
+          <w:kern w:val="0"/>
+          <w:sz w:val="20"/>
+          <w:szCs w:val="20"/>
+          <w:lang w:eastAsia="en-GB"/>
+          <w14:ligatures w14:val="none"/>
+        </w:rPr>
+        <w:t>TypeScript</w:t>
+      </w:r>
+      <w:r>
+        <w:rPr>
+          <w:rFonts w:ascii="Courier New" w:eastAsia="Times New Roman" w:hAnsi="Courier New" w:cs="Courier New"/>
+          <w:b/>
+          <w:bCs/>
+          <w:kern w:val="0"/>
+          <w:sz w:val="20"/>
+          <w:szCs w:val="20"/>
+          <w:lang w:eastAsia="en-GB"/>
+          <w14:ligatures w14:val="none"/>
+        </w:rPr>
+        <w:br/>
+      </w:r>
+      <w:r>
+        <w:rPr>
+          <w:rFonts w:ascii="Courier New" w:eastAsia="Times New Roman" w:hAnsi="Courier New" w:cs="Courier New"/>
+          <w:b/>
+          <w:bCs/>
+          <w:kern w:val="0"/>
+          <w:sz w:val="20"/>
+          <w:szCs w:val="20"/>
+          <w:lang w:eastAsia="en-GB"/>
+          <w14:ligatures w14:val="none"/>
+        </w:rPr>
+        <w:br/>
+        <w:t>(</w:t>
+      </w:r>
+    </w:p>
+    <w:p>
+      <w:pPr>
+        <w:tabs>
+          <w:tab w:val="left" w:pos="916"/>
+          <w:tab w:val="left" w:pos="1832"/>
+          <w:tab w:val="left" w:pos="2748"/>
+          <w:tab w:val="left" w:pos="3664"/>
+          <w:tab w:val="left" w:pos="4580"/>
+          <w:tab w:val="left" w:pos="5496"/>
+          <w:tab w:val="left" w:pos="6412"/>
+          <w:tab w:val="left" w:pos="7328"/>
+          <w:tab w:val="left" w:pos="8244"/>
+          <w:tab w:val="left" w:pos="9160"/>
+          <w:tab w:val="left" w:pos="10076"/>
+          <w:tab w:val="left" w:pos="10992"/>
+          <w:tab w:val="left" w:pos="11908"/>
+          <w:tab w:val="left" w:pos="12824"/>
+          <w:tab w:val="left" w:pos="13740"/>
+          <w:tab w:val="left" w:pos="14656"/>
+        </w:tabs>
+        <w:spacing w:after="0" w:line="240" w:lineRule="auto"/>
+        <w:rPr>
+          <w:rFonts w:ascii="Courier New" w:eastAsia="Times New Roman" w:hAnsi="Courier New" w:cs="Courier New"/>
+          <w:b/>
+          <w:bCs/>
+          <w:kern w:val="0"/>
+          <w:sz w:val="20"/>
+          <w:szCs w:val="20"/>
+          <w:lang w:eastAsia="en-GB"/>
+          <w14:ligatures w14:val="none"/>
+        </w:rPr>
+      </w:pPr>
+      <w:r>
+        <w:rPr>
+          <w:rFonts w:ascii="Courier New" w:eastAsia="Times New Roman" w:hAnsi="Courier New" w:cs="Courier New"/>
+          <w:b/>
+          <w:bCs/>
+          <w:kern w:val="0"/>
+          <w:sz w:val="20"/>
+          <w:szCs w:val="20"/>
+          <w:lang w:eastAsia="en-GB"/>
+          <w14:ligatures w14:val="none"/>
+        </w:rPr>
+        <w:t>&lt;div id="mpesa-popup" class="popup-container"&gt;</w:t>
+      </w:r>
+    </w:p>
+    <w:p>
+      <w:pPr>
+        <w:tabs>
+          <w:tab w:val="left" w:pos="916"/>
+          <w:tab w:val="left" w:pos="1832"/>
+          <w:tab w:val="left" w:pos="2748"/>
+          <w:tab w:val="left" w:pos="3664"/>
+          <w:tab w:val="left" w:pos="4580"/>
+          <w:tab w:val="left" w:pos="5496"/>
+          <w:tab w:val="left" w:pos="6412"/>
+          <w:tab w:val="left" w:pos="7328"/>
+          <w:tab w:val="left" w:pos="8244"/>
+          <w:tab w:val="left" w:pos="9160"/>
+          <w:tab w:val="left" w:pos="10076"/>
+          <w:tab w:val="left" w:pos="10992"/>
+          <w:tab w:val="left" w:pos="11908"/>
+          <w:tab w:val="left" w:pos="12824"/>
+          <w:tab w:val="left" w:pos="13740"/>
+          <w:tab w:val="left" w:pos="14656"/>
+        </w:tabs>
+        <w:spacing w:after="0" w:line="240" w:lineRule="auto"/>
+        <w:rPr>
+          <w:rFonts w:ascii="Courier New" w:eastAsia="Times New Roman" w:hAnsi="Courier New" w:cs="Courier New"/>
+          <w:b/>
+          <w:bCs/>
+          <w:kern w:val="0"/>
+          <w:sz w:val="20"/>
+          <w:szCs w:val="20"/>
+          <w:lang w:eastAsia="en-GB"/>
+          <w14:ligatures w14:val="none"/>
+        </w:rPr>
+      </w:pPr>
+      <w:r>
+        <w:rPr>
+          <w:rFonts w:ascii="Courier New" w:eastAsia="Times New Roman" w:hAnsi="Courier New" w:cs="Courier New"/>
+          <w:b/>
+          <w:bCs/>
+          <w:kern w:val="0"/>
+          <w:sz w:val="20"/>
+          <w:szCs w:val="20"/>
+          <w:lang w:eastAsia="en-GB"/>
+          <w14:ligatures w14:val="none"/>
+        </w:rPr>
+        <w:t xml:space="preserve">    &lt;form id="mpesa-popup-content" class="popup-content" method="POST"</w:t>
+      </w:r>
+    </w:p>
+    <w:p>
+      <w:pPr>
+        <w:tabs>
+          <w:tab w:val="left" w:pos="916"/>
+          <w:tab w:val="left" w:pos="1832"/>
+          <w:tab w:val="left" w:pos="2748"/>
+          <w:tab w:val="left" w:pos="3664"/>
+          <w:tab w:val="left" w:pos="4580"/>
+          <w:tab w:val="left" w:pos="5496"/>
+          <w:tab w:val="left" w:pos="6412"/>
+          <w:tab w:val="left" w:pos="7328"/>
+          <w:tab w:val="left" w:pos="8244"/>
+          <w:tab w:val="left" w:pos="9160"/>
+          <w:tab w:val="left" w:pos="10076"/>
+          <w:tab w:val="left" w:pos="10992"/>
+          <w:tab w:val="left" w:pos="11908"/>
+          <w:tab w:val="left" w:pos="12824"/>
+          <w:tab w:val="left" w:pos="13740"/>
+          <w:tab w:val="left" w:pos="14656"/>
+        </w:tabs>
+        <w:spacing w:after="0" w:line="240" w:lineRule="auto"/>
+        <w:rPr>
+          <w:rFonts w:ascii="Courier New" w:eastAsia="Times New Roman" w:hAnsi="Courier New" w:cs="Courier New"/>
+          <w:b/>
+          <w:bCs/>
+          <w:kern w:val="0"/>
+          <w:sz w:val="20"/>
+          <w:szCs w:val="20"/>
+          <w:lang w:eastAsia="en-GB"/>
+          <w14:ligatures w14:val="none"/>
+        </w:rPr>
+      </w:pPr>
+      <w:r>
+        <w:rPr>
+          <w:rFonts w:ascii="Courier New" w:eastAsia="Times New Roman" w:hAnsi="Courier New" w:cs="Courier New"/>
+          <w:b/>
+          <w:bCs/>
+          <w:kern w:val="0"/>
+          <w:sz w:val="20"/>
+          <w:szCs w:val="20"/>
+          <w:lang w:eastAsia="en-GB"/>
+          <w14:ligatures w14:val="none"/>
+        </w:rPr>
+        <w:t xml:space="preserve">        &lt;span class="popup-close" onclick="togglePopup('mpesa-popup')"&gt;X&lt;/span&gt;</w:t>
+      </w:r>
+    </w:p>
+    <w:p>
+      <w:pPr>
+        <w:tabs>
+          <w:tab w:val="left" w:pos="916"/>
+          <w:tab w:val="left" w:pos="1832"/>
+          <w:tab w:val="left" w:pos="2748"/>
+          <w:tab w:val="left" w:pos="3664"/>
+          <w:tab w:val="left" w:pos="4580"/>
+          <w:tab w:val="left" w:pos="5496"/>
+          <w:tab w:val="left" w:pos="6412"/>
+          <w:tab w:val="left" w:pos="7328"/>
+          <w:tab w:val="left" w:pos="8244"/>
+          <w:tab w:val="left" w:pos="9160"/>
+          <w:tab w:val="left" w:pos="10076"/>
+          <w:tab w:val="left" w:pos="10992"/>
+          <w:tab w:val="left" w:pos="11908"/>
+          <w:tab w:val="left" w:pos="12824"/>
+          <w:tab w:val="left" w:pos="13740"/>
+          <w:tab w:val="left" w:pos="14656"/>
+        </w:tabs>
+        <w:spacing w:after="0" w:line="240" w:lineRule="auto"/>
+        <w:rPr>
+          <w:rFonts w:ascii="Courier New" w:eastAsia="Times New Roman" w:hAnsi="Courier New" w:cs="Courier New"/>
+          <w:b/>
+          <w:bCs/>
+          <w:kern w:val="0"/>
+          <w:sz w:val="20"/>
+          <w:szCs w:val="20"/>
+          <w:lang w:eastAsia="en-GB"/>
+          <w14:ligatures w14:val="none"/>
+        </w:rPr>
+      </w:pPr>
+      <w:r>
+        <w:rPr>
+          <w:rFonts w:ascii="Courier New" w:eastAsia="Times New Roman" w:hAnsi="Courier New" w:cs="Courier New"/>
+          <w:b/>
+          <w:bCs/>
+          <w:kern w:val="0"/>
+          <w:sz w:val="20"/>
+          <w:szCs w:val="20"/>
+          <w:lang w:eastAsia="en-GB"/>
+          <w14:ligatures w14:val="none"/>
+        </w:rPr>
+        <w:t xml:space="preserve">        &lt;img src="../assets/img/mpesa.png" alt="M-Pesa" class="popup-logo"&gt;</w:t>
+      </w:r>
+    </w:p>
+    <w:p>
+      <w:pPr>
+        <w:tabs>
+          <w:tab w:val="left" w:pos="916"/>
+          <w:tab w:val="left" w:pos="1832"/>
+          <w:tab w:val="left" w:pos="2748"/>
+          <w:tab w:val="left" w:pos="3664"/>
+          <w:tab w:val="left" w:pos="4580"/>
+          <w:tab w:val="left" w:pos="5496"/>
+          <w:tab w:val="left" w:pos="6412"/>
+          <w:tab w:val="left" w:pos="7328"/>
+          <w:tab w:val="left" w:pos="8244"/>
+          <w:tab w:val="left" w:pos="9160"/>
+          <w:tab w:val="left" w:pos="10076"/>
+          <w:tab w:val="left" w:pos="10992"/>
+          <w:tab w:val="left" w:pos="11908"/>
+          <w:tab w:val="left" w:pos="12824"/>
+          <w:tab w:val="left" w:pos="13740"/>
+          <w:tab w:val="left" w:pos="14656"/>
+        </w:tabs>
+        <w:spacing w:after="0" w:line="240" w:lineRule="auto"/>
+        <w:rPr>
+          <w:rFonts w:ascii="Courier New" w:eastAsia="Times New Roman" w:hAnsi="Courier New" w:cs="Courier New"/>
+          <w:b/>
+          <w:bCs/>
+          <w:kern w:val="0"/>
+          <w:sz w:val="20"/>
+          <w:szCs w:val="20"/>
+          <w:lang w:eastAsia="en-GB"/>
+          <w14:ligatures w14:val="none"/>
+        </w:rPr>
+      </w:pPr>
+      <w:r>
+        <w:rPr>
+          <w:rFonts w:ascii="Courier New" w:eastAsia="Times New Roman" w:hAnsi="Courier New" w:cs="Courier New"/>
+          <w:b/>
+          <w:bCs/>
+          <w:kern w:val="0"/>
+          <w:sz w:val="20"/>
+          <w:szCs w:val="20"/>
+          <w:lang w:eastAsia="en-GB"/>
+          <w14:ligatures w14:val="none"/>
+        </w:rPr>
+        <w:t xml:space="preserve">        &lt;p class="popup-confirmation"&gt;Confirm that you are making a payment of Two Thousand Kenyan</w:t>
+      </w:r>
+    </w:p>
+    <w:p>
+      <w:pPr>
+        <w:tabs>
+          <w:tab w:val="left" w:pos="916"/>
+          <w:tab w:val="left" w:pos="1832"/>
+          <w:tab w:val="left" w:pos="2748"/>
+          <w:tab w:val="left" w:pos="3664"/>
+          <w:tab w:val="left" w:pos="4580"/>
+          <w:tab w:val="left" w:pos="5496"/>
+          <w:tab w:val="left" w:pos="6412"/>
+          <w:tab w:val="left" w:pos="7328"/>
+          <w:tab w:val="left" w:pos="8244"/>
+          <w:tab w:val="left" w:pos="9160"/>
+          <w:tab w:val="left" w:pos="10076"/>
+          <w:tab w:val="left" w:pos="10992"/>
+          <w:tab w:val="left" w:pos="11908"/>
+          <w:tab w:val="left" w:pos="12824"/>
+          <w:tab w:val="left" w:pos="13740"/>
+          <w:tab w:val="left" w:pos="14656"/>
+        </w:tabs>
+        <w:spacing w:after="0" w:line="240" w:lineRule="auto"/>
+        <w:rPr>
+          <w:rFonts w:ascii="Courier New" w:eastAsia="Times New Roman" w:hAnsi="Courier New" w:cs="Courier New"/>
+          <w:b/>
+          <w:bCs/>
+          <w:kern w:val="0"/>
+          <w:sz w:val="20"/>
+          <w:szCs w:val="20"/>
+          <w:lang w:eastAsia="en-GB"/>
+          <w14:ligatures w14:val="none"/>
+        </w:rPr>
+      </w:pPr>
+      <w:r>
+        <w:rPr>
+          <w:rFonts w:ascii="Courier New" w:eastAsia="Times New Roman" w:hAnsi="Courier New" w:cs="Courier New"/>
+          <w:b/>
+          <w:bCs/>
+          <w:kern w:val="0"/>
+          <w:sz w:val="20"/>
+          <w:szCs w:val="20"/>
+          <w:lang w:eastAsia="en-GB"/>
+          <w14:ligatures w14:val="none"/>
+        </w:rPr>
+        <w:t xml:space="preserve">            Shillings (2,000 Ksh) as membership fees to the Association of Government Librarians.&lt;/p&gt;</w:t>
+      </w:r>
+    </w:p>
+    <w:p>
+      <w:pPr>
+        <w:tabs>
+          <w:tab w:val="left" w:pos="916"/>
+          <w:tab w:val="left" w:pos="1832"/>
+          <w:tab w:val="left" w:pos="2748"/>
+          <w:tab w:val="left" w:pos="3664"/>
+          <w:tab w:val="left" w:pos="4580"/>
+          <w:tab w:val="left" w:pos="5496"/>
+          <w:tab w:val="left" w:pos="6412"/>
+          <w:tab w:val="left" w:pos="7328"/>
+          <w:tab w:val="left" w:pos="8244"/>
+          <w:tab w:val="left" w:pos="9160"/>
+          <w:tab w:val="left" w:pos="10076"/>
+          <w:tab w:val="left" w:pos="10992"/>
+          <w:tab w:val="left" w:pos="11908"/>
+          <w:tab w:val="left" w:pos="12824"/>
+          <w:tab w:val="left" w:pos="13740"/>
+          <w:tab w:val="left" w:pos="14656"/>
+        </w:tabs>
+        <w:spacing w:after="0" w:line="240" w:lineRule="auto"/>
+        <w:rPr>
+          <w:rFonts w:ascii="Courier New" w:eastAsia="Times New Roman" w:hAnsi="Courier New" w:cs="Courier New"/>
+          <w:b/>
+          <w:bCs/>
+          <w:kern w:val="0"/>
+          <w:sz w:val="20"/>
+          <w:szCs w:val="20"/>
+          <w:lang w:eastAsia="en-GB"/>
+          <w14:ligatures w14:val="none"/>
+        </w:rPr>
+      </w:pPr>
+    </w:p>
+    <w:p>
+      <w:pPr>
+        <w:tabs>
+          <w:tab w:val="left" w:pos="916"/>
+          <w:tab w:val="left" w:pos="1832"/>
+          <w:tab w:val="left" w:pos="2748"/>
+          <w:tab w:val="left" w:pos="3664"/>
+          <w:tab w:val="left" w:pos="4580"/>
+          <w:tab w:val="left" w:pos="5496"/>
+          <w:tab w:val="left" w:pos="6412"/>
+          <w:tab w:val="left" w:pos="7328"/>
+          <w:tab w:val="left" w:pos="8244"/>
+          <w:tab w:val="left" w:pos="9160"/>
+          <w:tab w:val="left" w:pos="10076"/>
+          <w:tab w:val="left" w:pos="10992"/>
+          <w:tab w:val="left" w:pos="11908"/>
+          <w:tab w:val="left" w:pos="12824"/>
+          <w:tab w:val="left" w:pos="13740"/>
+          <w:tab w:val="left" w:pos="14656"/>
+        </w:tabs>
+        <w:spacing w:after="0" w:line="240" w:lineRule="auto"/>
+        <w:rPr>
+          <w:rFonts w:ascii="Courier New" w:eastAsia="Times New Roman" w:hAnsi="Courier New" w:cs="Courier New"/>
+          <w:b/>
+          <w:bCs/>
+          <w:kern w:val="0"/>
+          <w:sz w:val="20"/>
+          <w:szCs w:val="20"/>
+          <w:lang w:eastAsia="en-GB"/>
+          <w14:ligatures w14:val="none"/>
+        </w:rPr>
+      </w:pPr>
+      <w:r>
+        <w:rPr>
+          <w:rFonts w:ascii="Courier New" w:eastAsia="Times New Roman" w:hAnsi="Courier New" w:cs="Courier New"/>
+          <w:b/>
+          <w:bCs/>
+          <w:kern w:val="0"/>
+          <w:sz w:val="20"/>
+          <w:szCs w:val="20"/>
+          <w:lang w:eastAsia="en-GB"/>
+          <w14:ligatures w14:val="none"/>
+        </w:rPr>
+        <w:t xml:space="preserve">        &lt;label for="User-email" class="popup-label"&gt;User Email&lt;/label&gt;</w:t>
+      </w:r>
+    </w:p>
+    <w:p>
+      <w:pPr>
+        <w:tabs>
+          <w:tab w:val="left" w:pos="916"/>
+          <w:tab w:val="left" w:pos="1832"/>
+          <w:tab w:val="left" w:pos="2748"/>
+          <w:tab w:val="left" w:pos="3664"/>
+          <w:tab w:val="left" w:pos="4580"/>
+          <w:tab w:val="left" w:pos="5496"/>
+          <w:tab w:val="left" w:pos="6412"/>
+          <w:tab w:val="left" w:pos="7328"/>
+          <w:tab w:val="left" w:pos="8244"/>
+          <w:tab w:val="left" w:pos="9160"/>
+          <w:tab w:val="left" w:pos="10076"/>
+          <w:tab w:val="left" w:pos="10992"/>
+          <w:tab w:val="left" w:pos="11908"/>
+          <w:tab w:val="left" w:pos="12824"/>
+          <w:tab w:val="left" w:pos="13740"/>
+          <w:tab w:val="left" w:pos="14656"/>
+        </w:tabs>
+        <w:spacing w:after="0" w:line="240" w:lineRule="auto"/>
+        <w:rPr>
+          <w:rFonts w:ascii="Courier New" w:eastAsia="Times New Roman" w:hAnsi="Courier New" w:cs="Courier New"/>
+          <w:b/>
+          <w:bCs/>
+          <w:kern w:val="0"/>
+          <w:sz w:val="20"/>
+          <w:szCs w:val="20"/>
+          <w:lang w:eastAsia="en-GB"/>
+          <w14:ligatures w14:val="none"/>
+        </w:rPr>
+      </w:pPr>
+      <w:r>
+        <w:rPr>
+          <w:rFonts w:ascii="Courier New" w:eastAsia="Times New Roman" w:hAnsi="Courier New" w:cs="Courier New"/>
+          <w:b/>
+          <w:bCs/>
+          <w:kern w:val="0"/>
+          <w:sz w:val="20"/>
+          <w:szCs w:val="20"/>
+          <w:lang w:eastAsia="en-GB"/>
+          <w14:ligatures w14:val="none"/>
+        </w:rPr>
+        <w:t xml:space="preserve">        &lt;input type="email" id="User-email" name="User-email" class="popup-input"</w:t>
+      </w:r>
+    </w:p>
+    <w:p>
+      <w:pPr>
+        <w:tabs>
+          <w:tab w:val="left" w:pos="916"/>
+          <w:tab w:val="left" w:pos="1832"/>
+          <w:tab w:val="left" w:pos="2748"/>
+          <w:tab w:val="left" w:pos="3664"/>
+          <w:tab w:val="left" w:pos="4580"/>
+          <w:tab w:val="left" w:pos="5496"/>
+          <w:tab w:val="left" w:pos="6412"/>
+          <w:tab w:val="left" w:pos="7328"/>
+          <w:tab w:val="left" w:pos="8244"/>
+          <w:tab w:val="left" w:pos="9160"/>
+          <w:tab w:val="left" w:pos="10076"/>
+          <w:tab w:val="left" w:pos="10992"/>
+          <w:tab w:val="left" w:pos="11908"/>
+          <w:tab w:val="left" w:pos="12824"/>
+          <w:tab w:val="left" w:pos="13740"/>
+          <w:tab w:val="left" w:pos="14656"/>
+        </w:tabs>
+        <w:spacing w:after="0" w:line="240" w:lineRule="auto"/>
+        <w:rPr>
+          <w:rFonts w:ascii="Courier New" w:eastAsia="Times New Roman" w:hAnsi="Courier New" w:cs="Courier New"/>
+          <w:b/>
+          <w:bCs/>
+          <w:kern w:val="0"/>
+          <w:sz w:val="20"/>
+          <w:szCs w:val="20"/>
+          <w:lang w:eastAsia="en-GB"/>
+          <w14:ligatures w14:val="none"/>
+        </w:rPr>
+      </w:pPr>
+      <w:r>
+        <w:rPr>
+          <w:rFonts w:ascii="Courier New" w:eastAsia="Times New Roman" w:hAnsi="Courier New" w:cs="Courier New"/>
+          <w:b/>
+          <w:bCs/>
+          <w:kern w:val="0"/>
+          <w:sz w:val="20"/>
+          <w:szCs w:val="20"/>
+          <w:lang w:eastAsia="en-GB"/>
+          <w14:ligatures w14:val="none"/>
+        </w:rPr>
+        <w:lastRenderedPageBreak/>
+        <w:t xml:space="preserve">            value="&lt;?php echo htmlspecialchars($userEmail); ?&gt;" required readonly&gt;</w:t>
+      </w:r>
+    </w:p>
+    <w:p>
+      <w:pPr>
+        <w:tabs>
+          <w:tab w:val="left" w:pos="916"/>
+          <w:tab w:val="left" w:pos="1832"/>
+          <w:tab w:val="left" w:pos="2748"/>
+          <w:tab w:val="left" w:pos="3664"/>
+          <w:tab w:val="left" w:pos="4580"/>
+          <w:tab w:val="left" w:pos="5496"/>
+          <w:tab w:val="left" w:pos="6412"/>
+          <w:tab w:val="left" w:pos="7328"/>
+          <w:tab w:val="left" w:pos="8244"/>
+          <w:tab w:val="left" w:pos="9160"/>
+          <w:tab w:val="left" w:pos="10076"/>
+          <w:tab w:val="left" w:pos="10992"/>
+          <w:tab w:val="left" w:pos="11908"/>
+          <w:tab w:val="left" w:pos="12824"/>
+          <w:tab w:val="left" w:pos="13740"/>
+          <w:tab w:val="left" w:pos="14656"/>
+        </w:tabs>
+        <w:spacing w:after="0" w:line="240" w:lineRule="auto"/>
+        <w:rPr>
+          <w:rFonts w:ascii="Courier New" w:eastAsia="Times New Roman" w:hAnsi="Courier New" w:cs="Courier New"/>
+          <w:b/>
+          <w:bCs/>
+          <w:kern w:val="0"/>
+          <w:sz w:val="20"/>
+          <w:szCs w:val="20"/>
+          <w:lang w:eastAsia="en-GB"/>
+          <w14:ligatures w14:val="none"/>
+        </w:rPr>
+      </w:pPr>
+    </w:p>
+    <w:p>
+      <w:pPr>
+        <w:tabs>
+          <w:tab w:val="left" w:pos="916"/>
+          <w:tab w:val="left" w:pos="1832"/>
+          <w:tab w:val="left" w:pos="2748"/>
+          <w:tab w:val="left" w:pos="3664"/>
+          <w:tab w:val="left" w:pos="4580"/>
+          <w:tab w:val="left" w:pos="5496"/>
+          <w:tab w:val="left" w:pos="6412"/>
+          <w:tab w:val="left" w:pos="7328"/>
+          <w:tab w:val="left" w:pos="8244"/>
+          <w:tab w:val="left" w:pos="9160"/>
+          <w:tab w:val="left" w:pos="10076"/>
+          <w:tab w:val="left" w:pos="10992"/>
+          <w:tab w:val="left" w:pos="11908"/>
+          <w:tab w:val="left" w:pos="12824"/>
+          <w:tab w:val="left" w:pos="13740"/>
+          <w:tab w:val="left" w:pos="14656"/>
+        </w:tabs>
+        <w:spacing w:after="0" w:line="240" w:lineRule="auto"/>
+        <w:rPr>
+          <w:rFonts w:ascii="Courier New" w:eastAsia="Times New Roman" w:hAnsi="Courier New" w:cs="Courier New"/>
+          <w:b/>
+          <w:bCs/>
+          <w:kern w:val="0"/>
+          <w:sz w:val="20"/>
+          <w:szCs w:val="20"/>
+          <w:lang w:eastAsia="en-GB"/>
+          <w14:ligatures w14:val="none"/>
+        </w:rPr>
+      </w:pPr>
+      <w:r>
+        <w:rPr>
+          <w:rFonts w:ascii="Courier New" w:eastAsia="Times New Roman" w:hAnsi="Courier New" w:cs="Courier New"/>
+          <w:b/>
+          <w:bCs/>
+          <w:kern w:val="0"/>
+          <w:sz w:val="20"/>
+          <w:szCs w:val="20"/>
+          <w:lang w:eastAsia="en-GB"/>
+          <w14:ligatures w14:val="none"/>
+        </w:rPr>
+        <w:t xml:space="preserve">        &lt;label for="mpesa-phone-number" class="popup-label"&gt;Number&lt;/label&gt;</w:t>
+      </w:r>
+    </w:p>
+    <w:p>
+      <w:pPr>
+        <w:tabs>
+          <w:tab w:val="left" w:pos="916"/>
+          <w:tab w:val="left" w:pos="1832"/>
+          <w:tab w:val="left" w:pos="2748"/>
+          <w:tab w:val="left" w:pos="3664"/>
+          <w:tab w:val="left" w:pos="4580"/>
+          <w:tab w:val="left" w:pos="5496"/>
+          <w:tab w:val="left" w:pos="6412"/>
+          <w:tab w:val="left" w:pos="7328"/>
+          <w:tab w:val="left" w:pos="8244"/>
+          <w:tab w:val="left" w:pos="9160"/>
+          <w:tab w:val="left" w:pos="10076"/>
+          <w:tab w:val="left" w:pos="10992"/>
+          <w:tab w:val="left" w:pos="11908"/>
+          <w:tab w:val="left" w:pos="12824"/>
+          <w:tab w:val="left" w:pos="13740"/>
+          <w:tab w:val="left" w:pos="14656"/>
+        </w:tabs>
+        <w:spacing w:after="0" w:line="240" w:lineRule="auto"/>
+        <w:rPr>
+          <w:rFonts w:ascii="Courier New" w:eastAsia="Times New Roman" w:hAnsi="Courier New" w:cs="Courier New"/>
+          <w:b/>
+          <w:bCs/>
+          <w:kern w:val="0"/>
+          <w:sz w:val="20"/>
+          <w:szCs w:val="20"/>
+          <w:lang w:eastAsia="en-GB"/>
+          <w14:ligatures w14:val="none"/>
+        </w:rPr>
+      </w:pPr>
+      <w:r>
+        <w:rPr>
+          <w:rFonts w:ascii="Courier New" w:eastAsia="Times New Roman" w:hAnsi="Courier New" w:cs="Courier New"/>
+          <w:b/>
+          <w:bCs/>
+          <w:kern w:val="0"/>
+          <w:sz w:val="20"/>
+          <w:szCs w:val="20"/>
+          <w:lang w:eastAsia="en-GB"/>
+          <w14:ligatures w14:val="none"/>
+        </w:rPr>
+        <w:t xml:space="preserve">        &lt;input type="number" id="mpesa-phone-number" name="phone_number" class="popup-input"</w:t>
+      </w:r>
+    </w:p>
+    <w:p>
+      <w:pPr>
+        <w:tabs>
+          <w:tab w:val="left" w:pos="916"/>
+          <w:tab w:val="left" w:pos="1832"/>
+          <w:tab w:val="left" w:pos="2748"/>
+          <w:tab w:val="left" w:pos="3664"/>
+          <w:tab w:val="left" w:pos="4580"/>
+          <w:tab w:val="left" w:pos="5496"/>
+          <w:tab w:val="left" w:pos="6412"/>
+          <w:tab w:val="left" w:pos="7328"/>
+          <w:tab w:val="left" w:pos="8244"/>
+          <w:tab w:val="left" w:pos="9160"/>
+          <w:tab w:val="left" w:pos="10076"/>
+          <w:tab w:val="left" w:pos="10992"/>
+          <w:tab w:val="left" w:pos="11908"/>
+          <w:tab w:val="left" w:pos="12824"/>
+          <w:tab w:val="left" w:pos="13740"/>
+          <w:tab w:val="left" w:pos="14656"/>
+        </w:tabs>
+        <w:spacing w:after="0" w:line="240" w:lineRule="auto"/>
+        <w:rPr>
+          <w:rFonts w:ascii="Courier New" w:eastAsia="Times New Roman" w:hAnsi="Courier New" w:cs="Courier New"/>
+          <w:b/>
+          <w:bCs/>
+          <w:kern w:val="0"/>
+          <w:sz w:val="20"/>
+          <w:szCs w:val="20"/>
+          <w:lang w:eastAsia="en-GB"/>
+          <w14:ligatures w14:val="none"/>
+        </w:rPr>
+      </w:pPr>
+      <w:r>
+        <w:rPr>
+          <w:rFonts w:ascii="Courier New" w:eastAsia="Times New Roman" w:hAnsi="Courier New" w:cs="Courier New"/>
+          <w:b/>
+          <w:bCs/>
+          <w:kern w:val="0"/>
+          <w:sz w:val="20"/>
+          <w:szCs w:val="20"/>
+          <w:lang w:eastAsia="en-GB"/>
+          <w14:ligatures w14:val="none"/>
+        </w:rPr>
+        <w:t xml:space="preserve">            placeholder="Enter your phone number" required&gt;</w:t>
+      </w:r>
+    </w:p>
+    <w:p>
+      <w:pPr>
+        <w:tabs>
+          <w:tab w:val="left" w:pos="916"/>
+          <w:tab w:val="left" w:pos="1832"/>
+          <w:tab w:val="left" w:pos="2748"/>
+          <w:tab w:val="left" w:pos="3664"/>
+          <w:tab w:val="left" w:pos="4580"/>
+          <w:tab w:val="left" w:pos="5496"/>
+          <w:tab w:val="left" w:pos="6412"/>
+          <w:tab w:val="left" w:pos="7328"/>
+          <w:tab w:val="left" w:pos="8244"/>
+          <w:tab w:val="left" w:pos="9160"/>
+          <w:tab w:val="left" w:pos="10076"/>
+          <w:tab w:val="left" w:pos="10992"/>
+          <w:tab w:val="left" w:pos="11908"/>
+          <w:tab w:val="left" w:pos="12824"/>
+          <w:tab w:val="left" w:pos="13740"/>
+          <w:tab w:val="left" w:pos="14656"/>
+        </w:tabs>
+        <w:spacing w:after="0" w:line="240" w:lineRule="auto"/>
+        <w:rPr>
+          <w:rFonts w:ascii="Courier New" w:eastAsia="Times New Roman" w:hAnsi="Courier New" w:cs="Courier New"/>
+          <w:b/>
+          <w:bCs/>
+          <w:kern w:val="0"/>
+          <w:sz w:val="20"/>
+          <w:szCs w:val="20"/>
+          <w:lang w:eastAsia="en-GB"/>
+          <w14:ligatures w14:val="none"/>
+        </w:rPr>
+      </w:pPr>
+    </w:p>
+    <w:p>
+      <w:pPr>
+        <w:tabs>
+          <w:tab w:val="left" w:pos="916"/>
+          <w:tab w:val="left" w:pos="1832"/>
+          <w:tab w:val="left" w:pos="2748"/>
+          <w:tab w:val="left" w:pos="3664"/>
+          <w:tab w:val="left" w:pos="4580"/>
+          <w:tab w:val="left" w:pos="5496"/>
+          <w:tab w:val="left" w:pos="6412"/>
+          <w:tab w:val="left" w:pos="7328"/>
+          <w:tab w:val="left" w:pos="8244"/>
+          <w:tab w:val="left" w:pos="9160"/>
+          <w:tab w:val="left" w:pos="10076"/>
+          <w:tab w:val="left" w:pos="10992"/>
+          <w:tab w:val="left" w:pos="11908"/>
+          <w:tab w:val="left" w:pos="12824"/>
+          <w:tab w:val="left" w:pos="13740"/>
+          <w:tab w:val="left" w:pos="14656"/>
+        </w:tabs>
+        <w:spacing w:after="0" w:line="240" w:lineRule="auto"/>
+        <w:rPr>
+          <w:rFonts w:ascii="Courier New" w:eastAsia="Times New Roman" w:hAnsi="Courier New" w:cs="Courier New"/>
+          <w:b/>
+          <w:bCs/>
+          <w:kern w:val="0"/>
+          <w:sz w:val="20"/>
+          <w:szCs w:val="20"/>
+          <w:lang w:eastAsia="en-GB"/>
+          <w14:ligatures w14:val="none"/>
+        </w:rPr>
+      </w:pPr>
+      <w:r>
+        <w:rPr>
+          <w:rFonts w:ascii="Courier New" w:eastAsia="Times New Roman" w:hAnsi="Courier New" w:cs="Courier New"/>
+          <w:b/>
+          <w:bCs/>
+          <w:kern w:val="0"/>
+          <w:sz w:val="20"/>
+          <w:szCs w:val="20"/>
+          <w:lang w:eastAsia="en-GB"/>
+          <w14:ligatures w14:val="none"/>
+        </w:rPr>
+        <w:t xml:space="preserve">        &lt;label for="mpesa-amount" class="popup-label"&gt;Amount&lt;/label&gt;</w:t>
+      </w:r>
+    </w:p>
+    <w:p>
+      <w:pPr>
+        <w:tabs>
+          <w:tab w:val="left" w:pos="916"/>
+          <w:tab w:val="left" w:pos="1832"/>
+          <w:tab w:val="left" w:pos="2748"/>
+          <w:tab w:val="left" w:pos="3664"/>
+          <w:tab w:val="left" w:pos="4580"/>
+          <w:tab w:val="left" w:pos="5496"/>
+          <w:tab w:val="left" w:pos="6412"/>
+          <w:tab w:val="left" w:pos="7328"/>
+          <w:tab w:val="left" w:pos="8244"/>
+          <w:tab w:val="left" w:pos="9160"/>
+          <w:tab w:val="left" w:pos="10076"/>
+          <w:tab w:val="left" w:pos="10992"/>
+          <w:tab w:val="left" w:pos="11908"/>
+          <w:tab w:val="left" w:pos="12824"/>
+          <w:tab w:val="left" w:pos="13740"/>
+          <w:tab w:val="left" w:pos="14656"/>
+        </w:tabs>
+        <w:spacing w:after="0" w:line="240" w:lineRule="auto"/>
+        <w:rPr>
+          <w:rFonts w:ascii="Courier New" w:eastAsia="Times New Roman" w:hAnsi="Courier New" w:cs="Courier New"/>
+          <w:b/>
+          <w:bCs/>
+          <w:kern w:val="0"/>
+          <w:sz w:val="20"/>
+          <w:szCs w:val="20"/>
+          <w:lang w:eastAsia="en-GB"/>
+          <w14:ligatures w14:val="none"/>
+        </w:rPr>
+      </w:pPr>
+      <w:r>
+        <w:rPr>
+          <w:rFonts w:ascii="Courier New" w:eastAsia="Times New Roman" w:hAnsi="Courier New" w:cs="Courier New"/>
+          <w:b/>
+          <w:bCs/>
+          <w:kern w:val="0"/>
+          <w:sz w:val="20"/>
+          <w:szCs w:val="20"/>
+          <w:lang w:eastAsia="en-GB"/>
+          <w14:ligatures w14:val="none"/>
+        </w:rPr>
+        <w:t xml:space="preserve">        &lt;input type="text" id="mpesa-amount" name="amount" class="popup-input" value="2000" readonly&gt;</w:t>
+      </w:r>
+    </w:p>
+    <w:p>
+      <w:pPr>
+        <w:tabs>
+          <w:tab w:val="left" w:pos="916"/>
+          <w:tab w:val="left" w:pos="1832"/>
+          <w:tab w:val="left" w:pos="2748"/>
+          <w:tab w:val="left" w:pos="3664"/>
+          <w:tab w:val="left" w:pos="4580"/>
+          <w:tab w:val="left" w:pos="5496"/>
+          <w:tab w:val="left" w:pos="6412"/>
+          <w:tab w:val="left" w:pos="7328"/>
+          <w:tab w:val="left" w:pos="8244"/>
+          <w:tab w:val="left" w:pos="9160"/>
+          <w:tab w:val="left" w:pos="10076"/>
+          <w:tab w:val="left" w:pos="10992"/>
+          <w:tab w:val="left" w:pos="11908"/>
+          <w:tab w:val="left" w:pos="12824"/>
+          <w:tab w:val="left" w:pos="13740"/>
+          <w:tab w:val="left" w:pos="14656"/>
+        </w:tabs>
+        <w:spacing w:after="0" w:line="240" w:lineRule="auto"/>
+        <w:rPr>
+          <w:rFonts w:ascii="Courier New" w:eastAsia="Times New Roman" w:hAnsi="Courier New" w:cs="Courier New"/>
+          <w:b/>
+          <w:bCs/>
+          <w:kern w:val="0"/>
+          <w:sz w:val="20"/>
+          <w:szCs w:val="20"/>
+          <w:lang w:eastAsia="en-GB"/>
+          <w14:ligatures w14:val="none"/>
+        </w:rPr>
+      </w:pPr>
+    </w:p>
+    <w:p>
+      <w:pPr>
+        <w:tabs>
+          <w:tab w:val="left" w:pos="916"/>
+          <w:tab w:val="left" w:pos="1832"/>
+          <w:tab w:val="left" w:pos="2748"/>
+          <w:tab w:val="left" w:pos="3664"/>
+          <w:tab w:val="left" w:pos="4580"/>
+          <w:tab w:val="left" w:pos="5496"/>
+          <w:tab w:val="left" w:pos="6412"/>
+          <w:tab w:val="left" w:pos="7328"/>
+          <w:tab w:val="left" w:pos="8244"/>
+          <w:tab w:val="left" w:pos="9160"/>
+          <w:tab w:val="left" w:pos="10076"/>
+          <w:tab w:val="left" w:pos="10992"/>
+          <w:tab w:val="left" w:pos="11908"/>
+          <w:tab w:val="left" w:pos="12824"/>
+          <w:tab w:val="left" w:pos="13740"/>
+          <w:tab w:val="left" w:pos="14656"/>
+        </w:tabs>
+        <w:spacing w:after="0" w:line="240" w:lineRule="auto"/>
+        <w:rPr>
+          <w:rFonts w:ascii="Courier New" w:eastAsia="Times New Roman" w:hAnsi="Courier New" w:cs="Courier New"/>
+          <w:b/>
+          <w:bCs/>
+          <w:kern w:val="0"/>
+          <w:sz w:val="20"/>
+          <w:szCs w:val="20"/>
+          <w:lang w:eastAsia="en-GB"/>
+          <w14:ligatures w14:val="none"/>
+        </w:rPr>
+      </w:pPr>
+      <w:r>
+        <w:rPr>
+          <w:rFonts w:ascii="Courier New" w:eastAsia="Times New Roman" w:hAnsi="Courier New" w:cs="Courier New"/>
+          <w:b/>
+          <w:bCs/>
+          <w:kern w:val="0"/>
+          <w:sz w:val="20"/>
+          <w:szCs w:val="20"/>
+          <w:lang w:eastAsia="en-GB"/>
+          <w14:ligatures w14:val="none"/>
+        </w:rPr>
+        <w:t xml:space="preserve">        &lt;div class="popup-buttons"&gt;</w:t>
+      </w:r>
+    </w:p>
+    <w:p>
+      <w:pPr>
+        <w:tabs>
+          <w:tab w:val="left" w:pos="916"/>
+          <w:tab w:val="left" w:pos="1832"/>
+          <w:tab w:val="left" w:pos="2748"/>
+          <w:tab w:val="left" w:pos="3664"/>
+          <w:tab w:val="left" w:pos="4580"/>
+          <w:tab w:val="left" w:pos="5496"/>
+          <w:tab w:val="left" w:pos="6412"/>
+          <w:tab w:val="left" w:pos="7328"/>
+          <w:tab w:val="left" w:pos="8244"/>
+          <w:tab w:val="left" w:pos="9160"/>
+          <w:tab w:val="left" w:pos="10076"/>
+          <w:tab w:val="left" w:pos="10992"/>
+          <w:tab w:val="left" w:pos="11908"/>
+          <w:tab w:val="left" w:pos="12824"/>
+          <w:tab w:val="left" w:pos="13740"/>
+          <w:tab w:val="left" w:pos="14656"/>
+        </w:tabs>
+        <w:spacing w:after="0" w:line="240" w:lineRule="auto"/>
+        <w:rPr>
+          <w:rFonts w:ascii="Courier New" w:eastAsia="Times New Roman" w:hAnsi="Courier New" w:cs="Courier New"/>
+          <w:b/>
+          <w:bCs/>
+          <w:kern w:val="0"/>
+          <w:sz w:val="20"/>
+          <w:szCs w:val="20"/>
+          <w:lang w:eastAsia="en-GB"/>
+          <w14:ligatures w14:val="none"/>
+        </w:rPr>
+      </w:pPr>
+      <w:r>
+        <w:rPr>
+          <w:rFonts w:ascii="Courier New" w:eastAsia="Times New Roman" w:hAnsi="Courier New" w:cs="Courier New"/>
+          <w:b/>
+          <w:bCs/>
+          <w:kern w:val="0"/>
+          <w:sz w:val="20"/>
+          <w:szCs w:val="20"/>
+          <w:lang w:eastAsia="en-GB"/>
+          <w14:ligatures w14:val="none"/>
+        </w:rPr>
+        <w:t xml:space="preserve">            &lt;input type="hidden" id="hiddenFormData" name="formData"&gt;</w:t>
+      </w:r>
+    </w:p>
+    <w:p>
+      <w:pPr>
+        <w:tabs>
+          <w:tab w:val="left" w:pos="916"/>
+          <w:tab w:val="left" w:pos="1832"/>
+          <w:tab w:val="left" w:pos="2748"/>
+          <w:tab w:val="left" w:pos="3664"/>
+          <w:tab w:val="left" w:pos="4580"/>
+          <w:tab w:val="left" w:pos="5496"/>
+          <w:tab w:val="left" w:pos="6412"/>
+          <w:tab w:val="left" w:pos="7328"/>
+          <w:tab w:val="left" w:pos="8244"/>
+          <w:tab w:val="left" w:pos="9160"/>
+          <w:tab w:val="left" w:pos="10076"/>
+          <w:tab w:val="left" w:pos="10992"/>
+          <w:tab w:val="left" w:pos="11908"/>
+          <w:tab w:val="left" w:pos="12824"/>
+          <w:tab w:val="left" w:pos="13740"/>
+          <w:tab w:val="left" w:pos="14656"/>
+        </w:tabs>
+        <w:spacing w:after="0" w:line="240" w:lineRule="auto"/>
+        <w:rPr>
+          <w:rFonts w:ascii="Courier New" w:eastAsia="Times New Roman" w:hAnsi="Courier New" w:cs="Courier New"/>
+          <w:b/>
+          <w:bCs/>
+          <w:kern w:val="0"/>
+          <w:sz w:val="20"/>
+          <w:szCs w:val="20"/>
+          <w:lang w:eastAsia="en-GB"/>
+          <w14:ligatures w14:val="none"/>
+        </w:rPr>
+      </w:pPr>
+      <w:r>
+        <w:rPr>
+          <w:rFonts w:ascii="Courier New" w:eastAsia="Times New Roman" w:hAnsi="Courier New" w:cs="Courier New"/>
+          <w:b/>
+          <w:bCs/>
+          <w:kern w:val="0"/>
+          <w:sz w:val="20"/>
+          <w:szCs w:val="20"/>
+          <w:lang w:eastAsia="en-GB"/>
+          <w14:ligatures w14:val="none"/>
+        </w:rPr>
+        <w:t xml:space="preserve">            &lt;button class="popup-btn" type="submit"&gt;Make Payment&lt;/button&gt;</w:t>
+      </w:r>
+    </w:p>
+    <w:p>
+      <w:pPr>
+        <w:tabs>
+          <w:tab w:val="left" w:pos="916"/>
+          <w:tab w:val="left" w:pos="1832"/>
+          <w:tab w:val="left" w:pos="2748"/>
+          <w:tab w:val="left" w:pos="3664"/>
+          <w:tab w:val="left" w:pos="4580"/>
+          <w:tab w:val="left" w:pos="5496"/>
+          <w:tab w:val="left" w:pos="6412"/>
+          <w:tab w:val="left" w:pos="7328"/>
+          <w:tab w:val="left" w:pos="8244"/>
+          <w:tab w:val="left" w:pos="9160"/>
+          <w:tab w:val="left" w:pos="10076"/>
+          <w:tab w:val="left" w:pos="10992"/>
+          <w:tab w:val="left" w:pos="11908"/>
+          <w:tab w:val="left" w:pos="12824"/>
+          <w:tab w:val="left" w:pos="13740"/>
+          <w:tab w:val="left" w:pos="14656"/>
+        </w:tabs>
+        <w:spacing w:after="0" w:line="240" w:lineRule="auto"/>
+        <w:rPr>
+          <w:rFonts w:ascii="Courier New" w:eastAsia="Times New Roman" w:hAnsi="Courier New" w:cs="Courier New"/>
+          <w:b/>
+          <w:bCs/>
+          <w:kern w:val="0"/>
+          <w:sz w:val="20"/>
+          <w:szCs w:val="20"/>
+          <w:lang w:eastAsia="en-GB"/>
+          <w14:ligatures w14:val="none"/>
+        </w:rPr>
+      </w:pPr>
+      <w:r>
+        <w:rPr>
+          <w:rFonts w:ascii="Courier New" w:eastAsia="Times New Roman" w:hAnsi="Courier New" w:cs="Courier New"/>
+          <w:b/>
+          <w:bCs/>
+          <w:kern w:val="0"/>
+          <w:sz w:val="20"/>
+          <w:szCs w:val="20"/>
+          <w:lang w:eastAsia="en-GB"/>
+          <w14:ligatures w14:val="none"/>
+        </w:rPr>
+        <w:t xml:space="preserve">        &lt;/div&gt;&lt;br&gt;&lt;br&gt;</w:t>
+      </w:r>
+    </w:p>
+    <w:p>
+      <w:pPr>
+        <w:tabs>
+          <w:tab w:val="left" w:pos="916"/>
+          <w:tab w:val="left" w:pos="1832"/>
+          <w:tab w:val="left" w:pos="2748"/>
+          <w:tab w:val="left" w:pos="3664"/>
+          <w:tab w:val="left" w:pos="4580"/>
+          <w:tab w:val="left" w:pos="5496"/>
+          <w:tab w:val="left" w:pos="6412"/>
+          <w:tab w:val="left" w:pos="7328"/>
+          <w:tab w:val="left" w:pos="8244"/>
+          <w:tab w:val="left" w:pos="9160"/>
+          <w:tab w:val="left" w:pos="10076"/>
+          <w:tab w:val="left" w:pos="10992"/>
+          <w:tab w:val="left" w:pos="11908"/>
+          <w:tab w:val="left" w:pos="12824"/>
+          <w:tab w:val="left" w:pos="13740"/>
+          <w:tab w:val="left" w:pos="14656"/>
+        </w:tabs>
+        <w:spacing w:after="0" w:line="240" w:lineRule="auto"/>
+        <w:rPr>
+          <w:rFonts w:ascii="Courier New" w:eastAsia="Times New Roman" w:hAnsi="Courier New" w:cs="Courier New"/>
+          <w:b/>
+          <w:bCs/>
+          <w:kern w:val="0"/>
+          <w:sz w:val="20"/>
+          <w:szCs w:val="20"/>
+          <w:lang w:eastAsia="en-GB"/>
+          <w14:ligatures w14:val="none"/>
+        </w:rPr>
+      </w:pPr>
+      <w:r>
+        <w:rPr>
+          <w:rFonts w:ascii="Courier New" w:eastAsia="Times New Roman" w:hAnsi="Courier New" w:cs="Courier New"/>
+          <w:b/>
+          <w:bCs/>
+          <w:kern w:val="0"/>
+          <w:sz w:val="20"/>
+          <w:szCs w:val="20"/>
+          <w:lang w:eastAsia="en-GB"/>
+          <w14:ligatures w14:val="none"/>
+        </w:rPr>
+        <w:t xml:space="preserve">    &lt;/form&gt;</w:t>
+      </w:r>
+    </w:p>
+    <w:p>
+      <w:pPr>
+        <w:tabs>
+          <w:tab w:val="left" w:pos="916"/>
+          <w:tab w:val="left" w:pos="1832"/>
+          <w:tab w:val="left" w:pos="2748"/>
+          <w:tab w:val="left" w:pos="3664"/>
+          <w:tab w:val="left" w:pos="4580"/>
+          <w:tab w:val="left" w:pos="5496"/>
+          <w:tab w:val="left" w:pos="6412"/>
+          <w:tab w:val="left" w:pos="7328"/>
+          <w:tab w:val="left" w:pos="8244"/>
+          <w:tab w:val="left" w:pos="9160"/>
+          <w:tab w:val="left" w:pos="10076"/>
+          <w:tab w:val="left" w:pos="10992"/>
+          <w:tab w:val="left" w:pos="11908"/>
+          <w:tab w:val="left" w:pos="12824"/>
+          <w:tab w:val="left" w:pos="13740"/>
+          <w:tab w:val="left" w:pos="14656"/>
+        </w:tabs>
+        <w:spacing w:after="0" w:line="240" w:lineRule="auto"/>
+        <w:rPr>
+          <w:rFonts w:ascii="Courier New" w:eastAsia="Times New Roman" w:hAnsi="Courier New" w:cs="Courier New"/>
+          <w:b/>
+          <w:bCs/>
+          <w:kern w:val="0"/>
+          <w:sz w:val="20"/>
+          <w:szCs w:val="20"/>
+          <w:lang w:eastAsia="en-GB"/>
+          <w14:ligatures w14:val="none"/>
+        </w:rPr>
+      </w:pPr>
+      <w:r>
+        <w:rPr>
+          <w:rFonts w:ascii="Courier New" w:eastAsia="Times New Roman" w:hAnsi="Courier New" w:cs="Courier New"/>
+          <w:b/>
+          <w:bCs/>
+          <w:kern w:val="0"/>
+          <w:sz w:val="20"/>
+          <w:szCs w:val="20"/>
+          <w:lang w:eastAsia="en-GB"/>
+          <w14:ligatures w14:val="none"/>
+        </w:rPr>
+        <w:t>&lt;/div&gt;</w:t>
+      </w:r>
+      <w:r>
+        <w:rPr>
+          <w:rFonts w:ascii="Courier New" w:eastAsia="Times New Roman" w:hAnsi="Courier New" w:cs="Courier New"/>
+          <w:b/>
+          <w:bCs/>
+          <w:kern w:val="0"/>
+          <w:sz w:val="20"/>
+          <w:szCs w:val="20"/>
+          <w:lang w:eastAsia="en-GB"/>
+          <w14:ligatures w14:val="none"/>
+        </w:rPr>
+        <w:t>)</w:t>
+      </w:r>
+    </w:p>
+    <w:p>
+      <w:pPr>
+        <w:tabs>
+          <w:tab w:val="left" w:pos="916"/>
+          <w:tab w:val="left" w:pos="1832"/>
+          <w:tab w:val="left" w:pos="2748"/>
+          <w:tab w:val="left" w:pos="3664"/>
+          <w:tab w:val="left" w:pos="4580"/>
+          <w:tab w:val="left" w:pos="5496"/>
+          <w:tab w:val="left" w:pos="6412"/>
+          <w:tab w:val="left" w:pos="7328"/>
+          <w:tab w:val="left" w:pos="8244"/>
+          <w:tab w:val="left" w:pos="9160"/>
+          <w:tab w:val="left" w:pos="10076"/>
+          <w:tab w:val="left" w:pos="10992"/>
+          <w:tab w:val="left" w:pos="11908"/>
+          <w:tab w:val="left" w:pos="12824"/>
+          <w:tab w:val="left" w:pos="13740"/>
+          <w:tab w:val="left" w:pos="14656"/>
+        </w:tabs>
+        <w:spacing w:after="0" w:line="240" w:lineRule="auto"/>
+        <w:rPr>
+          <w:rFonts w:ascii="Courier New" w:eastAsia="Times New Roman" w:hAnsi="Courier New" w:cs="Courier New"/>
+          <w:b/>
+          <w:bCs/>
+          <w:kern w:val="0"/>
+          <w:sz w:val="20"/>
+          <w:szCs w:val="20"/>
+          <w:lang w:eastAsia="en-GB"/>
+          <w14:ligatures w14:val="none"/>
+        </w:rPr>
+      </w:pPr>
+    </w:p>
+    <w:p>
+      <w:pPr>
+        <w:tabs>
+          <w:tab w:val="left" w:pos="916"/>
+          <w:tab w:val="left" w:pos="1832"/>
+          <w:tab w:val="left" w:pos="2748"/>
+          <w:tab w:val="left" w:pos="3664"/>
+          <w:tab w:val="left" w:pos="4580"/>
+          <w:tab w:val="left" w:pos="5496"/>
+          <w:tab w:val="left" w:pos="6412"/>
+          <w:tab w:val="left" w:pos="7328"/>
+          <w:tab w:val="left" w:pos="8244"/>
+          <w:tab w:val="left" w:pos="9160"/>
+          <w:tab w:val="left" w:pos="10076"/>
+          <w:tab w:val="left" w:pos="10992"/>
+          <w:tab w:val="left" w:pos="11908"/>
+          <w:tab w:val="left" w:pos="12824"/>
+          <w:tab w:val="left" w:pos="13740"/>
+          <w:tab w:val="left" w:pos="14656"/>
+        </w:tabs>
+        <w:spacing w:after="0" w:line="240" w:lineRule="auto"/>
+        <w:rPr>
+          <w:rFonts w:ascii="Courier New" w:eastAsia="Times New Roman" w:hAnsi="Courier New" w:cs="Courier New"/>
+          <w:b/>
+          <w:bCs/>
+          <w:kern w:val="0"/>
+          <w:sz w:val="20"/>
+          <w:szCs w:val="20"/>
+          <w:lang w:eastAsia="en-GB"/>
+          <w14:ligatures w14:val="none"/>
+        </w:rPr>
+      </w:pPr>
+      <w:r>
+        <w:rPr>
+          <w:rFonts w:ascii="Courier New" w:eastAsia="Times New Roman" w:hAnsi="Courier New" w:cs="Courier New"/>
+          <w:b/>
+          <w:bCs/>
+          <w:kern w:val="0"/>
+          <w:sz w:val="20"/>
+          <w:szCs w:val="20"/>
+          <w:lang w:eastAsia="en-GB"/>
+          <w14:ligatures w14:val="none"/>
+        </w:rPr>
+        <w:t>(</w:t>
+      </w:r>
+      <w:r>
+        <w:rPr>
+          <w:rFonts w:ascii="Courier New" w:eastAsia="Times New Roman" w:hAnsi="Courier New" w:cs="Courier New"/>
+          <w:b/>
+          <w:bCs/>
+          <w:kern w:val="0"/>
+          <w:sz w:val="20"/>
+          <w:szCs w:val="20"/>
+          <w:lang w:eastAsia="en-GB"/>
+          <w14:ligatures w14:val="none"/>
+        </w:rPr>
+        <w:t>&lt;div id="memberpayments-popup" class="popup-container"&gt;</w:t>
+      </w:r>
+    </w:p>
+    <w:p>
+      <w:pPr>
+        <w:tabs>
+          <w:tab w:val="left" w:pos="916"/>
+          <w:tab w:val="left" w:pos="1832"/>
+          <w:tab w:val="left" w:pos="2748"/>
+          <w:tab w:val="left" w:pos="3664"/>
+          <w:tab w:val="left" w:pos="4580"/>
+          <w:tab w:val="left" w:pos="5496"/>
+          <w:tab w:val="left" w:pos="6412"/>
+          <w:tab w:val="left" w:pos="7328"/>
+          <w:tab w:val="left" w:pos="8244"/>
+          <w:tab w:val="left" w:pos="9160"/>
+          <w:tab w:val="left" w:pos="10076"/>
+          <w:tab w:val="left" w:pos="10992"/>
+          <w:tab w:val="left" w:pos="11908"/>
+          <w:tab w:val="left" w:pos="12824"/>
+          <w:tab w:val="left" w:pos="13740"/>
+          <w:tab w:val="left" w:pos="14656"/>
+        </w:tabs>
+        <w:spacing w:after="0" w:line="240" w:lineRule="auto"/>
+        <w:rPr>
+          <w:rFonts w:ascii="Courier New" w:eastAsia="Times New Roman" w:hAnsi="Courier New" w:cs="Courier New"/>
+          <w:b/>
+          <w:bCs/>
+          <w:kern w:val="0"/>
+          <w:sz w:val="20"/>
+          <w:szCs w:val="20"/>
+          <w:lang w:eastAsia="en-GB"/>
+          <w14:ligatures w14:val="none"/>
+        </w:rPr>
+      </w:pPr>
+      <w:r>
+        <w:rPr>
+          <w:rFonts w:ascii="Courier New" w:eastAsia="Times New Roman" w:hAnsi="Courier New" w:cs="Courier New"/>
+          <w:b/>
+          <w:bCs/>
+          <w:kern w:val="0"/>
+          <w:sz w:val="20"/>
+          <w:szCs w:val="20"/>
+          <w:lang w:eastAsia="en-GB"/>
+          <w14:ligatures w14:val="none"/>
+        </w:rPr>
+        <w:t xml:space="preserve">    &lt;form method="post" id="memberpayments-popup-content" class="popup-content"&gt;</w:t>
+      </w:r>
+    </w:p>
+    <w:p>
+      <w:pPr>
+        <w:tabs>
+          <w:tab w:val="left" w:pos="916"/>
+          <w:tab w:val="left" w:pos="1832"/>
+          <w:tab w:val="left" w:pos="2748"/>
+          <w:tab w:val="left" w:pos="3664"/>
+          <w:tab w:val="left" w:pos="4580"/>
+          <w:tab w:val="left" w:pos="5496"/>
+          <w:tab w:val="left" w:pos="6412"/>
+          <w:tab w:val="left" w:pos="7328"/>
+          <w:tab w:val="left" w:pos="8244"/>
+          <w:tab w:val="left" w:pos="9160"/>
+          <w:tab w:val="left" w:pos="10076"/>
+          <w:tab w:val="left" w:pos="10992"/>
+          <w:tab w:val="left" w:pos="11908"/>
+          <w:tab w:val="left" w:pos="12824"/>
+          <w:tab w:val="left" w:pos="13740"/>
+          <w:tab w:val="left" w:pos="14656"/>
+        </w:tabs>
+        <w:spacing w:after="0" w:line="240" w:lineRule="auto"/>
+        <w:rPr>
+          <w:rFonts w:ascii="Courier New" w:eastAsia="Times New Roman" w:hAnsi="Courier New" w:cs="Courier New"/>
+          <w:b/>
+          <w:bCs/>
+          <w:kern w:val="0"/>
+          <w:sz w:val="20"/>
+          <w:szCs w:val="20"/>
+          <w:lang w:eastAsia="en-GB"/>
+          <w14:ligatures w14:val="none"/>
+        </w:rPr>
+      </w:pPr>
+      <w:r>
+        <w:rPr>
+          <w:rFonts w:ascii="Courier New" w:eastAsia="Times New Roman" w:hAnsi="Courier New" w:cs="Courier New"/>
+          <w:b/>
+          <w:bCs/>
+          <w:kern w:val="0"/>
+          <w:sz w:val="20"/>
+          <w:szCs w:val="20"/>
+          <w:lang w:eastAsia="en-GB"/>
+          <w14:ligatures w14:val="none"/>
+        </w:rPr>
+        <w:t xml:space="preserve">        &lt;span class="popup-close" onclick="togglePopup('memberpayments-popup')"&gt;X&lt;/span&gt;</w:t>
+      </w:r>
+    </w:p>
+    <w:p>
+      <w:pPr>
+        <w:tabs>
+          <w:tab w:val="left" w:pos="916"/>
+          <w:tab w:val="left" w:pos="1832"/>
+          <w:tab w:val="left" w:pos="2748"/>
+          <w:tab w:val="left" w:pos="3664"/>
+          <w:tab w:val="left" w:pos="4580"/>
+          <w:tab w:val="left" w:pos="5496"/>
+          <w:tab w:val="left" w:pos="6412"/>
+          <w:tab w:val="left" w:pos="7328"/>
+          <w:tab w:val="left" w:pos="8244"/>
+          <w:tab w:val="left" w:pos="9160"/>
+          <w:tab w:val="left" w:pos="10076"/>
+          <w:tab w:val="left" w:pos="10992"/>
+          <w:tab w:val="left" w:pos="11908"/>
+          <w:tab w:val="left" w:pos="12824"/>
+          <w:tab w:val="left" w:pos="13740"/>
+          <w:tab w:val="left" w:pos="14656"/>
+        </w:tabs>
+        <w:spacing w:after="0" w:line="240" w:lineRule="auto"/>
+        <w:rPr>
+          <w:rFonts w:ascii="Courier New" w:eastAsia="Times New Roman" w:hAnsi="Courier New" w:cs="Courier New"/>
+          <w:b/>
+          <w:bCs/>
+          <w:kern w:val="0"/>
+          <w:sz w:val="20"/>
+          <w:szCs w:val="20"/>
+          <w:lang w:eastAsia="en-GB"/>
+          <w14:ligatures w14:val="none"/>
+        </w:rPr>
+      </w:pPr>
+      <w:r>
+        <w:rPr>
+          <w:rFonts w:ascii="Courier New" w:eastAsia="Times New Roman" w:hAnsi="Courier New" w:cs="Courier New"/>
+          <w:b/>
+          <w:bCs/>
+          <w:kern w:val="0"/>
+          <w:sz w:val="20"/>
+          <w:szCs w:val="20"/>
+          <w:lang w:eastAsia="en-GB"/>
+          <w14:ligatures w14:val="none"/>
+        </w:rPr>
+        <w:t xml:space="preserve">        &lt;img src="../assets/img/mpesa.png" alt="M-Pesa" class="popup-logo"&gt;</w:t>
+      </w:r>
+    </w:p>
+    <w:p>
+      <w:pPr>
+        <w:tabs>
+          <w:tab w:val="left" w:pos="916"/>
+          <w:tab w:val="left" w:pos="1832"/>
+          <w:tab w:val="left" w:pos="2748"/>
+          <w:tab w:val="left" w:pos="3664"/>
+          <w:tab w:val="left" w:pos="4580"/>
+          <w:tab w:val="left" w:pos="5496"/>
+          <w:tab w:val="left" w:pos="6412"/>
+          <w:tab w:val="left" w:pos="7328"/>
+          <w:tab w:val="left" w:pos="8244"/>
+          <w:tab w:val="left" w:pos="9160"/>
+          <w:tab w:val="left" w:pos="10076"/>
+          <w:tab w:val="left" w:pos="10992"/>
+          <w:tab w:val="left" w:pos="11908"/>
+          <w:tab w:val="left" w:pos="12824"/>
+          <w:tab w:val="left" w:pos="13740"/>
+          <w:tab w:val="left" w:pos="14656"/>
+        </w:tabs>
+        <w:spacing w:after="0" w:line="240" w:lineRule="auto"/>
+        <w:rPr>
+          <w:rFonts w:ascii="Courier New" w:eastAsia="Times New Roman" w:hAnsi="Courier New" w:cs="Courier New"/>
+          <w:b/>
+          <w:bCs/>
+          <w:kern w:val="0"/>
+          <w:sz w:val="20"/>
+          <w:szCs w:val="20"/>
+          <w:lang w:eastAsia="en-GB"/>
+          <w14:ligatures w14:val="none"/>
+        </w:rPr>
+      </w:pPr>
+      <w:r>
+        <w:rPr>
+          <w:rFonts w:ascii="Courier New" w:eastAsia="Times New Roman" w:hAnsi="Courier New" w:cs="Courier New"/>
+          <w:b/>
+          <w:bCs/>
+          <w:kern w:val="0"/>
+          <w:sz w:val="20"/>
+          <w:szCs w:val="20"/>
+          <w:lang w:eastAsia="en-GB"/>
+          <w14:ligatures w14:val="none"/>
+        </w:rPr>
+        <w:t xml:space="preserve">        &lt;p class="popup-description"&gt;Confirm that you are making a payment of 3,600 Ksh as annual</w:t>
+      </w:r>
+    </w:p>
+    <w:p>
+      <w:pPr>
+        <w:tabs>
+          <w:tab w:val="left" w:pos="916"/>
+          <w:tab w:val="left" w:pos="1832"/>
+          <w:tab w:val="left" w:pos="2748"/>
+          <w:tab w:val="left" w:pos="3664"/>
+          <w:tab w:val="left" w:pos="4580"/>
+          <w:tab w:val="left" w:pos="5496"/>
+          <w:tab w:val="left" w:pos="6412"/>
+          <w:tab w:val="left" w:pos="7328"/>
+          <w:tab w:val="left" w:pos="8244"/>
+          <w:tab w:val="left" w:pos="9160"/>
+          <w:tab w:val="left" w:pos="10076"/>
+          <w:tab w:val="left" w:pos="10992"/>
+          <w:tab w:val="left" w:pos="11908"/>
+          <w:tab w:val="left" w:pos="12824"/>
+          <w:tab w:val="left" w:pos="13740"/>
+          <w:tab w:val="left" w:pos="14656"/>
+        </w:tabs>
+        <w:spacing w:after="0" w:line="240" w:lineRule="auto"/>
+        <w:rPr>
+          <w:rFonts w:ascii="Courier New" w:eastAsia="Times New Roman" w:hAnsi="Courier New" w:cs="Courier New"/>
+          <w:b/>
+          <w:bCs/>
+          <w:kern w:val="0"/>
+          <w:sz w:val="20"/>
+          <w:szCs w:val="20"/>
+          <w:lang w:eastAsia="en-GB"/>
+          <w14:ligatures w14:val="none"/>
+        </w:rPr>
+      </w:pPr>
+      <w:r>
+        <w:rPr>
+          <w:rFonts w:ascii="Courier New" w:eastAsia="Times New Roman" w:hAnsi="Courier New" w:cs="Courier New"/>
+          <w:b/>
+          <w:bCs/>
+          <w:kern w:val="0"/>
+          <w:sz w:val="20"/>
+          <w:szCs w:val="20"/>
+          <w:lang w:eastAsia="en-GB"/>
+          <w14:ligatures w14:val="none"/>
+        </w:rPr>
+        <w:t xml:space="preserve">            membership fees to the Association of Government Librarians.&lt;/p&gt;</w:t>
+      </w:r>
+    </w:p>
+    <w:p>
+      <w:pPr>
+        <w:tabs>
+          <w:tab w:val="left" w:pos="916"/>
+          <w:tab w:val="left" w:pos="1832"/>
+          <w:tab w:val="left" w:pos="2748"/>
+          <w:tab w:val="left" w:pos="3664"/>
+          <w:tab w:val="left" w:pos="4580"/>
+          <w:tab w:val="left" w:pos="5496"/>
+          <w:tab w:val="left" w:pos="6412"/>
+          <w:tab w:val="left" w:pos="7328"/>
+          <w:tab w:val="left" w:pos="8244"/>
+          <w:tab w:val="left" w:pos="9160"/>
+          <w:tab w:val="left" w:pos="10076"/>
+          <w:tab w:val="left" w:pos="10992"/>
+          <w:tab w:val="left" w:pos="11908"/>
+          <w:tab w:val="left" w:pos="12824"/>
+          <w:tab w:val="left" w:pos="13740"/>
+          <w:tab w:val="left" w:pos="14656"/>
+        </w:tabs>
+        <w:spacing w:after="0" w:line="240" w:lineRule="auto"/>
+        <w:rPr>
+          <w:rFonts w:ascii="Courier New" w:eastAsia="Times New Roman" w:hAnsi="Courier New" w:cs="Courier New"/>
+          <w:b/>
+          <w:bCs/>
+          <w:kern w:val="0"/>
+          <w:sz w:val="20"/>
+          <w:szCs w:val="20"/>
+          <w:lang w:eastAsia="en-GB"/>
+          <w14:ligatures w14:val="none"/>
+        </w:rPr>
+      </w:pPr>
+    </w:p>
+    <w:p>
+      <w:pPr>
+        <w:tabs>
+          <w:tab w:val="left" w:pos="916"/>
+          <w:tab w:val="left" w:pos="1832"/>
+          <w:tab w:val="left" w:pos="2748"/>
+          <w:tab w:val="left" w:pos="3664"/>
+          <w:tab w:val="left" w:pos="4580"/>
+          <w:tab w:val="left" w:pos="5496"/>
+          <w:tab w:val="left" w:pos="6412"/>
+          <w:tab w:val="left" w:pos="7328"/>
+          <w:tab w:val="left" w:pos="8244"/>
+          <w:tab w:val="left" w:pos="9160"/>
+          <w:tab w:val="left" w:pos="10076"/>
+          <w:tab w:val="left" w:pos="10992"/>
+          <w:tab w:val="left" w:pos="11908"/>
+          <w:tab w:val="left" w:pos="12824"/>
+          <w:tab w:val="left" w:pos="13740"/>
+          <w:tab w:val="left" w:pos="14656"/>
+        </w:tabs>
+        <w:spacing w:after="0" w:line="240" w:lineRule="auto"/>
+        <w:rPr>
+          <w:rFonts w:ascii="Courier New" w:eastAsia="Times New Roman" w:hAnsi="Courier New" w:cs="Courier New"/>
+          <w:b/>
+          <w:bCs/>
+          <w:kern w:val="0"/>
+          <w:sz w:val="20"/>
+          <w:szCs w:val="20"/>
+          <w:lang w:eastAsia="en-GB"/>
+          <w14:ligatures w14:val="none"/>
+        </w:rPr>
+      </w:pPr>
+      <w:r>
+        <w:rPr>
+          <w:rFonts w:ascii="Courier New" w:eastAsia="Times New Roman" w:hAnsi="Courier New" w:cs="Courier New"/>
+          <w:b/>
+          <w:bCs/>
+          <w:kern w:val="0"/>
+          <w:sz w:val="20"/>
+          <w:szCs w:val="20"/>
+          <w:lang w:eastAsia="en-GB"/>
+          <w14:ligatures w14:val="none"/>
+        </w:rPr>
+        <w:t xml:space="preserve">        &lt;label for="User-email" class="popup-label"&gt;User Email&lt;/label&gt;</w:t>
+      </w:r>
+    </w:p>
+    <w:p>
+      <w:pPr>
+        <w:tabs>
+          <w:tab w:val="left" w:pos="916"/>
+          <w:tab w:val="left" w:pos="1832"/>
+          <w:tab w:val="left" w:pos="2748"/>
+          <w:tab w:val="left" w:pos="3664"/>
+          <w:tab w:val="left" w:pos="4580"/>
+          <w:tab w:val="left" w:pos="5496"/>
+          <w:tab w:val="left" w:pos="6412"/>
+          <w:tab w:val="left" w:pos="7328"/>
+          <w:tab w:val="left" w:pos="8244"/>
+          <w:tab w:val="left" w:pos="9160"/>
+          <w:tab w:val="left" w:pos="10076"/>
+          <w:tab w:val="left" w:pos="10992"/>
+          <w:tab w:val="left" w:pos="11908"/>
+          <w:tab w:val="left" w:pos="12824"/>
+          <w:tab w:val="left" w:pos="13740"/>
+          <w:tab w:val="left" w:pos="14656"/>
+        </w:tabs>
+        <w:spacing w:after="0" w:line="240" w:lineRule="auto"/>
+        <w:rPr>
+          <w:rFonts w:ascii="Courier New" w:eastAsia="Times New Roman" w:hAnsi="Courier New" w:cs="Courier New"/>
+          <w:b/>
+          <w:bCs/>
+          <w:kern w:val="0"/>
+          <w:sz w:val="20"/>
+          <w:szCs w:val="20"/>
+          <w:lang w:eastAsia="en-GB"/>
+          <w14:ligatures w14:val="none"/>
+        </w:rPr>
+      </w:pPr>
+      <w:r>
+        <w:rPr>
+          <w:rFonts w:ascii="Courier New" w:eastAsia="Times New Roman" w:hAnsi="Courier New" w:cs="Courier New"/>
+          <w:b/>
+          <w:bCs/>
+          <w:kern w:val="0"/>
+          <w:sz w:val="20"/>
+          <w:szCs w:val="20"/>
+          <w:lang w:eastAsia="en-GB"/>
+          <w14:ligatures w14:val="none"/>
+        </w:rPr>
+        <w:t xml:space="preserve">        &lt;input type="email" id="User-email" name="User-email" class="popup-input" </w:t>
+      </w:r>
+    </w:p>
+    <w:p>
+      <w:pPr>
+        <w:tabs>
+          <w:tab w:val="left" w:pos="916"/>
+          <w:tab w:val="left" w:pos="1832"/>
+          <w:tab w:val="left" w:pos="2748"/>
+          <w:tab w:val="left" w:pos="3664"/>
+          <w:tab w:val="left" w:pos="4580"/>
+          <w:tab w:val="left" w:pos="5496"/>
+          <w:tab w:val="left" w:pos="6412"/>
+          <w:tab w:val="left" w:pos="7328"/>
+          <w:tab w:val="left" w:pos="8244"/>
+          <w:tab w:val="left" w:pos="9160"/>
+          <w:tab w:val="left" w:pos="10076"/>
+          <w:tab w:val="left" w:pos="10992"/>
+          <w:tab w:val="left" w:pos="11908"/>
+          <w:tab w:val="left" w:pos="12824"/>
+          <w:tab w:val="left" w:pos="13740"/>
+          <w:tab w:val="left" w:pos="14656"/>
+        </w:tabs>
+        <w:spacing w:after="0" w:line="240" w:lineRule="auto"/>
+        <w:rPr>
+          <w:rFonts w:ascii="Courier New" w:eastAsia="Times New Roman" w:hAnsi="Courier New" w:cs="Courier New"/>
+          <w:b/>
+          <w:bCs/>
+          <w:kern w:val="0"/>
+          <w:sz w:val="20"/>
+          <w:szCs w:val="20"/>
+          <w:lang w:eastAsia="en-GB"/>
+          <w14:ligatures w14:val="none"/>
+        </w:rPr>
+      </w:pPr>
+      <w:r>
+        <w:rPr>
+          <w:rFonts w:ascii="Courier New" w:eastAsia="Times New Roman" w:hAnsi="Courier New" w:cs="Courier New"/>
+          <w:b/>
+          <w:bCs/>
+          <w:kern w:val="0"/>
+          <w:sz w:val="20"/>
+          <w:szCs w:val="20"/>
+          <w:lang w:eastAsia="en-GB"/>
+          <w14:ligatures w14:val="none"/>
+        </w:rPr>
+        <w:t xml:space="preserve">            value="&lt;?php echo htmlspecialchars($userEmail); ?&gt;" required readonly&gt;</w:t>
+      </w:r>
+    </w:p>
+    <w:p>
+      <w:pPr>
+        <w:tabs>
+          <w:tab w:val="left" w:pos="916"/>
+          <w:tab w:val="left" w:pos="1832"/>
+          <w:tab w:val="left" w:pos="2748"/>
+          <w:tab w:val="left" w:pos="3664"/>
+          <w:tab w:val="left" w:pos="4580"/>
+          <w:tab w:val="left" w:pos="5496"/>
+          <w:tab w:val="left" w:pos="6412"/>
+          <w:tab w:val="left" w:pos="7328"/>
+          <w:tab w:val="left" w:pos="8244"/>
+          <w:tab w:val="left" w:pos="9160"/>
+          <w:tab w:val="left" w:pos="10076"/>
+          <w:tab w:val="left" w:pos="10992"/>
+          <w:tab w:val="left" w:pos="11908"/>
+          <w:tab w:val="left" w:pos="12824"/>
+          <w:tab w:val="left" w:pos="13740"/>
+          <w:tab w:val="left" w:pos="14656"/>
+        </w:tabs>
+        <w:spacing w:after="0" w:line="240" w:lineRule="auto"/>
+        <w:rPr>
+          <w:rFonts w:ascii="Courier New" w:eastAsia="Times New Roman" w:hAnsi="Courier New" w:cs="Courier New"/>
+          <w:b/>
+          <w:bCs/>
+          <w:kern w:val="0"/>
+          <w:sz w:val="20"/>
+          <w:szCs w:val="20"/>
+          <w:lang w:eastAsia="en-GB"/>
+          <w14:ligatures w14:val="none"/>
+        </w:rPr>
+      </w:pPr>
+    </w:p>
+    <w:p>
+      <w:pPr>
+        <w:tabs>
+          <w:tab w:val="left" w:pos="916"/>
+          <w:tab w:val="left" w:pos="1832"/>
+          <w:tab w:val="left" w:pos="2748"/>
+          <w:tab w:val="left" w:pos="3664"/>
+          <w:tab w:val="left" w:pos="4580"/>
+          <w:tab w:val="left" w:pos="5496"/>
+          <w:tab w:val="left" w:pos="6412"/>
+          <w:tab w:val="left" w:pos="7328"/>
+          <w:tab w:val="left" w:pos="8244"/>
+          <w:tab w:val="left" w:pos="9160"/>
+          <w:tab w:val="left" w:pos="10076"/>
+          <w:tab w:val="left" w:pos="10992"/>
+          <w:tab w:val="left" w:pos="11908"/>
+          <w:tab w:val="left" w:pos="12824"/>
+          <w:tab w:val="left" w:pos="13740"/>
+          <w:tab w:val="left" w:pos="14656"/>
+        </w:tabs>
+        <w:spacing w:after="0" w:line="240" w:lineRule="auto"/>
+        <w:rPr>
+          <w:rFonts w:ascii="Courier New" w:eastAsia="Times New Roman" w:hAnsi="Courier New" w:cs="Courier New"/>
+          <w:b/>
+          <w:bCs/>
+          <w:kern w:val="0"/>
+          <w:sz w:val="20"/>
+          <w:szCs w:val="20"/>
+          <w:lang w:eastAsia="en-GB"/>
+          <w14:ligatures w14:val="none"/>
+        </w:rPr>
+      </w:pPr>
+      <w:r>
+        <w:rPr>
+          <w:rFonts w:ascii="Courier New" w:eastAsia="Times New Roman" w:hAnsi="Courier New" w:cs="Courier New"/>
+          <w:b/>
+          <w:bCs/>
+          <w:kern w:val="0"/>
+          <w:sz w:val="20"/>
+          <w:szCs w:val="20"/>
+          <w:lang w:eastAsia="en-GB"/>
+          <w14:ligatures w14:val="none"/>
+        </w:rPr>
+        <w:t xml:space="preserve">        &lt;label for="phone_number" class="popup-label"&gt;Number&lt;/label&gt;</w:t>
+      </w:r>
+    </w:p>
+    <w:p>
+      <w:pPr>
+        <w:tabs>
+          <w:tab w:val="left" w:pos="916"/>
+          <w:tab w:val="left" w:pos="1832"/>
+          <w:tab w:val="left" w:pos="2748"/>
+          <w:tab w:val="left" w:pos="3664"/>
+          <w:tab w:val="left" w:pos="4580"/>
+          <w:tab w:val="left" w:pos="5496"/>
+          <w:tab w:val="left" w:pos="6412"/>
+          <w:tab w:val="left" w:pos="7328"/>
+          <w:tab w:val="left" w:pos="8244"/>
+          <w:tab w:val="left" w:pos="9160"/>
+          <w:tab w:val="left" w:pos="10076"/>
+          <w:tab w:val="left" w:pos="10992"/>
+          <w:tab w:val="left" w:pos="11908"/>
+          <w:tab w:val="left" w:pos="12824"/>
+          <w:tab w:val="left" w:pos="13740"/>
+          <w:tab w:val="left" w:pos="14656"/>
+        </w:tabs>
+        <w:spacing w:after="0" w:line="240" w:lineRule="auto"/>
+        <w:rPr>
+          <w:rFonts w:ascii="Courier New" w:eastAsia="Times New Roman" w:hAnsi="Courier New" w:cs="Courier New"/>
+          <w:b/>
+          <w:bCs/>
+          <w:kern w:val="0"/>
+          <w:sz w:val="20"/>
+          <w:szCs w:val="20"/>
+          <w:lang w:eastAsia="en-GB"/>
+          <w14:ligatures w14:val="none"/>
+        </w:rPr>
+      </w:pPr>
+      <w:r>
+        <w:rPr>
+          <w:rFonts w:ascii="Courier New" w:eastAsia="Times New Roman" w:hAnsi="Courier New" w:cs="Courier New"/>
+          <w:b/>
+          <w:bCs/>
+          <w:kern w:val="0"/>
+          <w:sz w:val="20"/>
+          <w:szCs w:val="20"/>
+          <w:lang w:eastAsia="en-GB"/>
+          <w14:ligatures w14:val="none"/>
+        </w:rPr>
+        <w:t xml:space="preserve">        &lt;input type="text" id="phone_number" name="phone_number" class="popup-input" </w:t>
+      </w:r>
+    </w:p>
+    <w:p>
+      <w:pPr>
+        <w:tabs>
+          <w:tab w:val="left" w:pos="916"/>
+          <w:tab w:val="left" w:pos="1832"/>
+          <w:tab w:val="left" w:pos="2748"/>
+          <w:tab w:val="left" w:pos="3664"/>
+          <w:tab w:val="left" w:pos="4580"/>
+          <w:tab w:val="left" w:pos="5496"/>
+          <w:tab w:val="left" w:pos="6412"/>
+          <w:tab w:val="left" w:pos="7328"/>
+          <w:tab w:val="left" w:pos="8244"/>
+          <w:tab w:val="left" w:pos="9160"/>
+          <w:tab w:val="left" w:pos="10076"/>
+          <w:tab w:val="left" w:pos="10992"/>
+          <w:tab w:val="left" w:pos="11908"/>
+          <w:tab w:val="left" w:pos="12824"/>
+          <w:tab w:val="left" w:pos="13740"/>
+          <w:tab w:val="left" w:pos="14656"/>
+        </w:tabs>
+        <w:spacing w:after="0" w:line="240" w:lineRule="auto"/>
+        <w:rPr>
+          <w:rFonts w:ascii="Courier New" w:eastAsia="Times New Roman" w:hAnsi="Courier New" w:cs="Courier New"/>
+          <w:b/>
+          <w:bCs/>
+          <w:kern w:val="0"/>
+          <w:sz w:val="20"/>
+          <w:szCs w:val="20"/>
+          <w:lang w:eastAsia="en-GB"/>
+          <w14:ligatures w14:val="none"/>
+        </w:rPr>
+      </w:pPr>
+      <w:r>
+        <w:rPr>
+          <w:rFonts w:ascii="Courier New" w:eastAsia="Times New Roman" w:hAnsi="Courier New" w:cs="Courier New"/>
+          <w:b/>
+          <w:bCs/>
+          <w:kern w:val="0"/>
+          <w:sz w:val="20"/>
+          <w:szCs w:val="20"/>
+          <w:lang w:eastAsia="en-GB"/>
+          <w14:ligatures w14:val="none"/>
+        </w:rPr>
+        <w:t xml:space="preserve">            placeholder="Enter your phone number" required&gt;</w:t>
+      </w:r>
+    </w:p>
+    <w:p>
+      <w:pPr>
+        <w:tabs>
+          <w:tab w:val="left" w:pos="916"/>
+          <w:tab w:val="left" w:pos="1832"/>
+          <w:tab w:val="left" w:pos="2748"/>
+          <w:tab w:val="left" w:pos="3664"/>
+          <w:tab w:val="left" w:pos="4580"/>
+          <w:tab w:val="left" w:pos="5496"/>
+          <w:tab w:val="left" w:pos="6412"/>
+          <w:tab w:val="left" w:pos="7328"/>
+          <w:tab w:val="left" w:pos="8244"/>
+          <w:tab w:val="left" w:pos="9160"/>
+          <w:tab w:val="left" w:pos="10076"/>
+          <w:tab w:val="left" w:pos="10992"/>
+          <w:tab w:val="left" w:pos="11908"/>
+          <w:tab w:val="left" w:pos="12824"/>
+          <w:tab w:val="left" w:pos="13740"/>
+          <w:tab w:val="left" w:pos="14656"/>
+        </w:tabs>
+        <w:spacing w:after="0" w:line="240" w:lineRule="auto"/>
+        <w:rPr>
+          <w:rFonts w:ascii="Courier New" w:eastAsia="Times New Roman" w:hAnsi="Courier New" w:cs="Courier New"/>
+          <w:b/>
+          <w:bCs/>
+          <w:kern w:val="0"/>
+          <w:sz w:val="20"/>
+          <w:szCs w:val="20"/>
+          <w:lang w:eastAsia="en-GB"/>
+          <w14:ligatures w14:val="none"/>
+        </w:rPr>
+      </w:pPr>
+    </w:p>
+    <w:p>
+      <w:pPr>
+        <w:tabs>
+          <w:tab w:val="left" w:pos="916"/>
+          <w:tab w:val="left" w:pos="1832"/>
+          <w:tab w:val="left" w:pos="2748"/>
+          <w:tab w:val="left" w:pos="3664"/>
+          <w:tab w:val="left" w:pos="4580"/>
+          <w:tab w:val="left" w:pos="5496"/>
+          <w:tab w:val="left" w:pos="6412"/>
+          <w:tab w:val="left" w:pos="7328"/>
+          <w:tab w:val="left" w:pos="8244"/>
+          <w:tab w:val="left" w:pos="9160"/>
+          <w:tab w:val="left" w:pos="10076"/>
+          <w:tab w:val="left" w:pos="10992"/>
+          <w:tab w:val="left" w:pos="11908"/>
+          <w:tab w:val="left" w:pos="12824"/>
+          <w:tab w:val="left" w:pos="13740"/>
+          <w:tab w:val="left" w:pos="14656"/>
+        </w:tabs>
+        <w:spacing w:after="0" w:line="240" w:lineRule="auto"/>
+        <w:rPr>
+          <w:rFonts w:ascii="Courier New" w:eastAsia="Times New Roman" w:hAnsi="Courier New" w:cs="Courier New"/>
+          <w:b/>
+          <w:bCs/>
+          <w:kern w:val="0"/>
+          <w:sz w:val="20"/>
+          <w:szCs w:val="20"/>
+          <w:lang w:eastAsia="en-GB"/>
+          <w14:ligatures w14:val="none"/>
+        </w:rPr>
+      </w:pPr>
+      <w:r>
+        <w:rPr>
+          <w:rFonts w:ascii="Courier New" w:eastAsia="Times New Roman" w:hAnsi="Courier New" w:cs="Courier New"/>
+          <w:b/>
+          <w:bCs/>
+          <w:kern w:val="0"/>
+          <w:sz w:val="20"/>
+          <w:szCs w:val="20"/>
+          <w:lang w:eastAsia="en-GB"/>
+          <w14:ligatures w14:val="none"/>
+        </w:rPr>
+        <w:t xml:space="preserve">        &lt;label for="amount" class="popup-label"&gt;Amount&lt;/label&gt;</w:t>
+      </w:r>
+    </w:p>
+    <w:p>
+      <w:pPr>
+        <w:tabs>
+          <w:tab w:val="left" w:pos="916"/>
+          <w:tab w:val="left" w:pos="1832"/>
+          <w:tab w:val="left" w:pos="2748"/>
+          <w:tab w:val="left" w:pos="3664"/>
+          <w:tab w:val="left" w:pos="4580"/>
+          <w:tab w:val="left" w:pos="5496"/>
+          <w:tab w:val="left" w:pos="6412"/>
+          <w:tab w:val="left" w:pos="7328"/>
+          <w:tab w:val="left" w:pos="8244"/>
+          <w:tab w:val="left" w:pos="9160"/>
+          <w:tab w:val="left" w:pos="10076"/>
+          <w:tab w:val="left" w:pos="10992"/>
+          <w:tab w:val="left" w:pos="11908"/>
+          <w:tab w:val="left" w:pos="12824"/>
+          <w:tab w:val="left" w:pos="13740"/>
+          <w:tab w:val="left" w:pos="14656"/>
+        </w:tabs>
+        <w:spacing w:after="0" w:line="240" w:lineRule="auto"/>
+        <w:rPr>
+          <w:rFonts w:ascii="Courier New" w:eastAsia="Times New Roman" w:hAnsi="Courier New" w:cs="Courier New"/>
+          <w:b/>
+          <w:bCs/>
+          <w:kern w:val="0"/>
+          <w:sz w:val="20"/>
+          <w:szCs w:val="20"/>
+          <w:lang w:eastAsia="en-GB"/>
+          <w14:ligatures w14:val="none"/>
+        </w:rPr>
+      </w:pPr>
+      <w:r>
+        <w:rPr>
+          <w:rFonts w:ascii="Courier New" w:eastAsia="Times New Roman" w:hAnsi="Courier New" w:cs="Courier New"/>
+          <w:b/>
+          <w:bCs/>
+          <w:kern w:val="0"/>
+          <w:sz w:val="20"/>
+          <w:szCs w:val="20"/>
+          <w:lang w:eastAsia="en-GB"/>
+          <w14:ligatures w14:val="none"/>
+        </w:rPr>
+        <w:t xml:space="preserve">        &lt;input type="text" id="amount" name="amount" class="popup-input" value="1" readonly&gt;</w:t>
+      </w:r>
+    </w:p>
+    <w:p>
+      <w:pPr>
+        <w:tabs>
+          <w:tab w:val="left" w:pos="916"/>
+          <w:tab w:val="left" w:pos="1832"/>
+          <w:tab w:val="left" w:pos="2748"/>
+          <w:tab w:val="left" w:pos="3664"/>
+          <w:tab w:val="left" w:pos="4580"/>
+          <w:tab w:val="left" w:pos="5496"/>
+          <w:tab w:val="left" w:pos="6412"/>
+          <w:tab w:val="left" w:pos="7328"/>
+          <w:tab w:val="left" w:pos="8244"/>
+          <w:tab w:val="left" w:pos="9160"/>
+          <w:tab w:val="left" w:pos="10076"/>
+          <w:tab w:val="left" w:pos="10992"/>
+          <w:tab w:val="left" w:pos="11908"/>
+          <w:tab w:val="left" w:pos="12824"/>
+          <w:tab w:val="left" w:pos="13740"/>
+          <w:tab w:val="left" w:pos="14656"/>
+        </w:tabs>
+        <w:spacing w:after="0" w:line="240" w:lineRule="auto"/>
+        <w:rPr>
+          <w:rFonts w:ascii="Courier New" w:eastAsia="Times New Roman" w:hAnsi="Courier New" w:cs="Courier New"/>
+          <w:b/>
+          <w:bCs/>
+          <w:kern w:val="0"/>
+          <w:sz w:val="20"/>
+          <w:szCs w:val="20"/>
+          <w:lang w:eastAsia="en-GB"/>
+          <w14:ligatures w14:val="none"/>
+        </w:rPr>
+      </w:pPr>
+    </w:p>
+    <w:p>
+      <w:pPr>
+        <w:tabs>
+          <w:tab w:val="left" w:pos="916"/>
+          <w:tab w:val="left" w:pos="1832"/>
+          <w:tab w:val="left" w:pos="2748"/>
+          <w:tab w:val="left" w:pos="3664"/>
+          <w:tab w:val="left" w:pos="4580"/>
+          <w:tab w:val="left" w:pos="5496"/>
+          <w:tab w:val="left" w:pos="6412"/>
+          <w:tab w:val="left" w:pos="7328"/>
+          <w:tab w:val="left" w:pos="8244"/>
+          <w:tab w:val="left" w:pos="9160"/>
+          <w:tab w:val="left" w:pos="10076"/>
+          <w:tab w:val="left" w:pos="10992"/>
+          <w:tab w:val="left" w:pos="11908"/>
+          <w:tab w:val="left" w:pos="12824"/>
+          <w:tab w:val="left" w:pos="13740"/>
+          <w:tab w:val="left" w:pos="14656"/>
+        </w:tabs>
+        <w:spacing w:after="0" w:line="240" w:lineRule="auto"/>
+        <w:rPr>
+          <w:rFonts w:ascii="Courier New" w:eastAsia="Times New Roman" w:hAnsi="Courier New" w:cs="Courier New"/>
+          <w:b/>
+          <w:bCs/>
+          <w:kern w:val="0"/>
+          <w:sz w:val="20"/>
+          <w:szCs w:val="20"/>
+          <w:lang w:eastAsia="en-GB"/>
+          <w14:ligatures w14:val="none"/>
+        </w:rPr>
+      </w:pPr>
+      <w:r>
+        <w:rPr>
+          <w:rFonts w:ascii="Courier New" w:eastAsia="Times New Roman" w:hAnsi="Courier New" w:cs="Courier New"/>
+          <w:b/>
+          <w:bCs/>
+          <w:kern w:val="0"/>
+          <w:sz w:val="20"/>
+          <w:szCs w:val="20"/>
+          <w:lang w:eastAsia="en-GB"/>
+          <w14:ligatures w14:val="none"/>
+        </w:rPr>
+        <w:t xml:space="preserve">        &lt;div class="popup-buttons"&gt;</w:t>
+      </w:r>
+    </w:p>
+    <w:p>
+      <w:pPr>
+        <w:tabs>
+          <w:tab w:val="left" w:pos="916"/>
+          <w:tab w:val="left" w:pos="1832"/>
+          <w:tab w:val="left" w:pos="2748"/>
+          <w:tab w:val="left" w:pos="3664"/>
+          <w:tab w:val="left" w:pos="4580"/>
+          <w:tab w:val="left" w:pos="5496"/>
+          <w:tab w:val="left" w:pos="6412"/>
+          <w:tab w:val="left" w:pos="7328"/>
+          <w:tab w:val="left" w:pos="8244"/>
+          <w:tab w:val="left" w:pos="9160"/>
+          <w:tab w:val="left" w:pos="10076"/>
+          <w:tab w:val="left" w:pos="10992"/>
+          <w:tab w:val="left" w:pos="11908"/>
+          <w:tab w:val="left" w:pos="12824"/>
+          <w:tab w:val="left" w:pos="13740"/>
+          <w:tab w:val="left" w:pos="14656"/>
+        </w:tabs>
+        <w:spacing w:after="0" w:line="240" w:lineRule="auto"/>
+        <w:rPr>
+          <w:rFonts w:ascii="Courier New" w:eastAsia="Times New Roman" w:hAnsi="Courier New" w:cs="Courier New"/>
+          <w:b/>
+          <w:bCs/>
+          <w:kern w:val="0"/>
+          <w:sz w:val="20"/>
+          <w:szCs w:val="20"/>
+          <w:lang w:eastAsia="en-GB"/>
+          <w14:ligatures w14:val="none"/>
+        </w:rPr>
+      </w:pPr>
+      <w:r>
+        <w:rPr>
+          <w:rFonts w:ascii="Courier New" w:eastAsia="Times New Roman" w:hAnsi="Courier New" w:cs="Courier New"/>
+          <w:b/>
+          <w:bCs/>
+          <w:kern w:val="0"/>
+          <w:sz w:val="20"/>
+          <w:szCs w:val="20"/>
+          <w:lang w:eastAsia="en-GB"/>
+          <w14:ligatures w14:val="none"/>
+        </w:rPr>
+        <w:t xml:space="preserve">            &lt;button class="popup-btn" type="submit"&gt;Make Payment&lt;/button&gt;</w:t>
+      </w:r>
+    </w:p>
+    <w:p>
+      <w:pPr>
+        <w:tabs>
+          <w:tab w:val="left" w:pos="916"/>
+          <w:tab w:val="left" w:pos="1832"/>
+          <w:tab w:val="left" w:pos="2748"/>
+          <w:tab w:val="left" w:pos="3664"/>
+          <w:tab w:val="left" w:pos="4580"/>
+          <w:tab w:val="left" w:pos="5496"/>
+          <w:tab w:val="left" w:pos="6412"/>
+          <w:tab w:val="left" w:pos="7328"/>
+          <w:tab w:val="left" w:pos="8244"/>
+          <w:tab w:val="left" w:pos="9160"/>
+          <w:tab w:val="left" w:pos="10076"/>
+          <w:tab w:val="left" w:pos="10992"/>
+          <w:tab w:val="left" w:pos="11908"/>
+          <w:tab w:val="left" w:pos="12824"/>
+          <w:tab w:val="left" w:pos="13740"/>
+          <w:tab w:val="left" w:pos="14656"/>
+        </w:tabs>
+        <w:spacing w:after="0" w:line="240" w:lineRule="auto"/>
+        <w:rPr>
+          <w:rFonts w:ascii="Courier New" w:eastAsia="Times New Roman" w:hAnsi="Courier New" w:cs="Courier New"/>
+          <w:b/>
+          <w:bCs/>
+          <w:kern w:val="0"/>
+          <w:sz w:val="20"/>
+          <w:szCs w:val="20"/>
+          <w:lang w:eastAsia="en-GB"/>
+          <w14:ligatures w14:val="none"/>
+        </w:rPr>
+      </w:pPr>
+      <w:r>
+        <w:rPr>
+          <w:rFonts w:ascii="Courier New" w:eastAsia="Times New Roman" w:hAnsi="Courier New" w:cs="Courier New"/>
+          <w:b/>
+          <w:bCs/>
+          <w:kern w:val="0"/>
+          <w:sz w:val="20"/>
+          <w:szCs w:val="20"/>
+          <w:lang w:eastAsia="en-GB"/>
+          <w14:ligatures w14:val="none"/>
+        </w:rPr>
+        <w:t xml:space="preserve">        &lt;/div&gt;</w:t>
+      </w:r>
+    </w:p>
+    <w:p>
+      <w:pPr>
+        <w:tabs>
+          <w:tab w:val="left" w:pos="916"/>
+          <w:tab w:val="left" w:pos="1832"/>
+          <w:tab w:val="left" w:pos="2748"/>
+          <w:tab w:val="left" w:pos="3664"/>
+          <w:tab w:val="left" w:pos="4580"/>
+          <w:tab w:val="left" w:pos="5496"/>
+          <w:tab w:val="left" w:pos="6412"/>
+          <w:tab w:val="left" w:pos="7328"/>
+          <w:tab w:val="left" w:pos="8244"/>
+          <w:tab w:val="left" w:pos="9160"/>
+          <w:tab w:val="left" w:pos="10076"/>
+          <w:tab w:val="left" w:pos="10992"/>
+          <w:tab w:val="left" w:pos="11908"/>
+          <w:tab w:val="left" w:pos="12824"/>
+          <w:tab w:val="left" w:pos="13740"/>
+          <w:tab w:val="left" w:pos="14656"/>
+        </w:tabs>
+        <w:spacing w:after="0" w:line="240" w:lineRule="auto"/>
+        <w:rPr>
+          <w:rFonts w:ascii="Courier New" w:eastAsia="Times New Roman" w:hAnsi="Courier New" w:cs="Courier New"/>
+          <w:b/>
+          <w:bCs/>
+          <w:kern w:val="0"/>
+          <w:sz w:val="20"/>
+          <w:szCs w:val="20"/>
+          <w:lang w:eastAsia="en-GB"/>
+          <w14:ligatures w14:val="none"/>
+        </w:rPr>
+      </w:pPr>
+      <w:r>
+        <w:rPr>
+          <w:rFonts w:ascii="Courier New" w:eastAsia="Times New Roman" w:hAnsi="Courier New" w:cs="Courier New"/>
+          <w:b/>
+          <w:bCs/>
+          <w:kern w:val="0"/>
+          <w:sz w:val="20"/>
+          <w:szCs w:val="20"/>
+          <w:lang w:eastAsia="en-GB"/>
+          <w14:ligatures w14:val="none"/>
+        </w:rPr>
+        <w:t xml:space="preserve">    &lt;/form&gt;</w:t>
+      </w:r>
+    </w:p>
+    <w:p>
+      <w:pPr>
+        <w:tabs>
+          <w:tab w:val="left" w:pos="916"/>
+          <w:tab w:val="left" w:pos="1832"/>
+          <w:tab w:val="left" w:pos="2748"/>
+          <w:tab w:val="left" w:pos="3664"/>
+          <w:tab w:val="left" w:pos="4580"/>
+          <w:tab w:val="left" w:pos="5496"/>
+          <w:tab w:val="left" w:pos="6412"/>
+          <w:tab w:val="left" w:pos="7328"/>
+          <w:tab w:val="left" w:pos="8244"/>
+          <w:tab w:val="left" w:pos="9160"/>
+          <w:tab w:val="left" w:pos="10076"/>
+          <w:tab w:val="left" w:pos="10992"/>
+          <w:tab w:val="left" w:pos="11908"/>
+          <w:tab w:val="left" w:pos="12824"/>
+          <w:tab w:val="left" w:pos="13740"/>
+          <w:tab w:val="left" w:pos="14656"/>
+        </w:tabs>
+        <w:spacing w:after="0" w:line="240" w:lineRule="auto"/>
+        <w:rPr>
+          <w:rFonts w:ascii="Courier New" w:eastAsia="Times New Roman" w:hAnsi="Courier New" w:cs="Courier New"/>
+          <w:b/>
+          <w:bCs/>
+          <w:kern w:val="0"/>
+          <w:sz w:val="20"/>
+          <w:szCs w:val="20"/>
+          <w:lang w:eastAsia="en-GB"/>
+          <w14:ligatures w14:val="none"/>
+        </w:rPr>
+      </w:pPr>
+      <w:r>
+        <w:rPr>
+          <w:rFonts w:ascii="Courier New" w:eastAsia="Times New Roman" w:hAnsi="Courier New" w:cs="Courier New"/>
+          <w:b/>
+          <w:bCs/>
+          <w:kern w:val="0"/>
+          <w:sz w:val="20"/>
+          <w:szCs w:val="20"/>
+          <w:lang w:eastAsia="en-GB"/>
+          <w14:ligatures w14:val="none"/>
+        </w:rPr>
+        <w:t>&lt;/div&gt;</w:t>
+      </w:r>
+      <w:r>
+        <w:rPr>
+          <w:rFonts w:ascii="Courier New" w:eastAsia="Times New Roman" w:hAnsi="Courier New" w:cs="Courier New"/>
+          <w:b/>
+          <w:bCs/>
+          <w:kern w:val="0"/>
+          <w:sz w:val="20"/>
+          <w:szCs w:val="20"/>
+          <w:lang w:eastAsia="en-GB"/>
+          <w14:ligatures w14:val="none"/>
+        </w:rPr>
+        <w:t>)</w:t>
+      </w:r>
+      <w:r>
+        <w:rPr>
+          <w:rFonts w:ascii="Courier New" w:eastAsia="Times New Roman" w:hAnsi="Courier New" w:cs="Courier New"/>
+          <w:b/>
+          <w:bCs/>
+          <w:kern w:val="0"/>
+          <w:sz w:val="20"/>
+          <w:szCs w:val="20"/>
+          <w:lang w:eastAsia="en-GB"/>
+          <w14:ligatures w14:val="none"/>
+        </w:rPr>
+        <w:br/>
+      </w:r>
+      <w:r>
+        <w:rPr>
+          <w:rFonts w:ascii="Courier New" w:eastAsia="Times New Roman" w:hAnsi="Courier New" w:cs="Courier New"/>
+          <w:b/>
+          <w:bCs/>
+          <w:kern w:val="0"/>
+          <w:sz w:val="20"/>
+          <w:szCs w:val="20"/>
+          <w:lang w:eastAsia="en-GB"/>
+          <w14:ligatures w14:val="none"/>
+        </w:rPr>
+        <w:br/>
+      </w:r>
+      <w:r>
+        <w:rPr>
+          <w:rFonts w:ascii="Courier New" w:eastAsia="Times New Roman" w:hAnsi="Courier New" w:cs="Courier New"/>
+          <w:b/>
+          <w:bCs/>
+          <w:kern w:val="0"/>
+          <w:sz w:val="20"/>
+          <w:szCs w:val="20"/>
+          <w:lang w:eastAsia="en-GB"/>
+          <w14:ligatures w14:val="none"/>
+        </w:rPr>
+        <w:br/>
+        <w:t>the mpesa image</w:t>
+      </w:r>
+      <w:r>
+        <w:rPr>
+          <w:rFonts w:ascii="Courier New" w:eastAsia="Times New Roman" w:hAnsi="Courier New" w:cs="Courier New"/>
+          <w:b/>
+          <w:bCs/>
+          <w:kern w:val="0"/>
+          <w:sz w:val="20"/>
+          <w:szCs w:val="20"/>
+          <w:lang w:eastAsia="en-GB"/>
+          <w14:ligatures w14:val="none"/>
+        </w:rPr>
+        <w:t xml:space="preserve"> located at</w:t>
+      </w:r>
+      <w:r>
+        <w:rPr>
+          <w:rFonts w:ascii="Courier New" w:eastAsia="Times New Roman" w:hAnsi="Courier New" w:cs="Courier New"/>
+          <w:b/>
+          <w:bCs/>
+          <w:kern w:val="0"/>
+          <w:sz w:val="20"/>
+          <w:szCs w:val="20"/>
+          <w:lang w:eastAsia="en-GB"/>
+          <w14:ligatures w14:val="none"/>
+        </w:rPr>
+        <w:t xml:space="preserve"> (</w:t>
+      </w:r>
+      <w:r>
+        <w:rPr>
+          <w:rFonts w:ascii="Courier New" w:eastAsia="Times New Roman" w:hAnsi="Courier New" w:cs="Courier New"/>
+          <w:b/>
+          <w:bCs/>
+          <w:kern w:val="0"/>
+          <w:sz w:val="20"/>
+          <w:szCs w:val="20"/>
+          <w:lang w:eastAsia="en-GB"/>
+          <w14:ligatures w14:val="none"/>
+        </w:rPr>
+        <w:t>\src\assets\mpesa.png</w:t>
+      </w:r>
+      <w:r>
+        <w:rPr>
+          <w:rFonts w:ascii="Courier New" w:eastAsia="Times New Roman" w:hAnsi="Courier New" w:cs="Courier New"/>
+          <w:b/>
+          <w:bCs/>
+          <w:kern w:val="0"/>
+          <w:sz w:val="20"/>
+          <w:szCs w:val="20"/>
+          <w:lang w:eastAsia="en-GB"/>
+          <w14:ligatures w14:val="none"/>
+        </w:rPr>
+        <w:t>)</w:t>
+      </w:r>
     </w:p>
     <w:sectPr>
       <w:pgSz w:w="11906" w:h="16838"/>

--- a/app notes.docx
+++ b/app notes.docx
@@ -340,6 +340,1197 @@
           <w:tab w:val="left" w:pos="13740"/>
           <w:tab w:val="left" w:pos="14656"/>
         </w:tabs>
+        <w:spacing w:after="0"/>
+        <w:rPr>
+          <w:rFonts w:ascii="Courier New" w:hAnsi="Courier New" w:cs="Courier New"/>
+          <w:sz w:val="20"/>
+          <w:szCs w:val="20"/>
+        </w:rPr>
+      </w:pPr>
+      <w:r>
+        <w:rPr>
+          <w:rFonts w:ascii="Courier New" w:eastAsia="Times New Roman" w:hAnsi="Courier New" w:cs="Courier New"/>
+          <w:kern w:val="0"/>
+          <w:sz w:val="20"/>
+          <w:szCs w:val="20"/>
+          <w:lang w:eastAsia="en-GB"/>
+          <w14:ligatures w14:val="none"/>
+        </w:rPr>
+        <w:t>on production, create this table:</w:t>
+      </w:r>
+      <w:r>
+        <w:rPr>
+          <w:rFonts w:ascii="Courier New" w:eastAsia="Times New Roman" w:hAnsi="Courier New" w:cs="Courier New"/>
+          <w:kern w:val="0"/>
+          <w:sz w:val="20"/>
+          <w:szCs w:val="20"/>
+          <w:lang w:eastAsia="en-GB"/>
+          <w14:ligatures w14:val="none"/>
+        </w:rPr>
+        <w:br/>
+      </w:r>
+      <w:r>
+        <w:rPr>
+          <w:rFonts w:ascii="Courier New" w:eastAsia="Times New Roman" w:hAnsi="Courier New" w:cs="Courier New"/>
+          <w:kern w:val="0"/>
+          <w:sz w:val="20"/>
+          <w:szCs w:val="20"/>
+          <w:lang w:eastAsia="en-GB"/>
+          <w14:ligatures w14:val="none"/>
+        </w:rPr>
+        <w:br/>
+      </w:r>
+      <w:r>
+        <w:rPr>
+          <w:rFonts w:ascii="Courier New" w:hAnsi="Courier New" w:cs="Courier New"/>
+          <w:sz w:val="20"/>
+          <w:szCs w:val="20"/>
+        </w:rPr>
+        <w:t xml:space="preserve">CREATE TABLE </w:t>
+      </w:r>
+      <w:proofErr w:type="spellStart"/>
+      <w:r>
+        <w:rPr>
+          <w:rFonts w:ascii="Courier New" w:hAnsi="Courier New" w:cs="Courier New"/>
+          <w:sz w:val="20"/>
+          <w:szCs w:val="20"/>
+        </w:rPr>
+        <w:t>directMpesaPayments</w:t>
+      </w:r>
+      <w:proofErr w:type="spellEnd"/>
+      <w:r>
+        <w:rPr>
+          <w:rFonts w:ascii="Courier New" w:hAnsi="Courier New" w:cs="Courier New"/>
+          <w:sz w:val="20"/>
+          <w:szCs w:val="20"/>
+        </w:rPr>
+        <w:t xml:space="preserve"> ( </w:t>
+      </w:r>
+    </w:p>
+    <w:p>
+      <w:pPr>
+        <w:tabs>
+          <w:tab w:val="left" w:pos="916"/>
+          <w:tab w:val="left" w:pos="1832"/>
+          <w:tab w:val="left" w:pos="2748"/>
+          <w:tab w:val="left" w:pos="3664"/>
+          <w:tab w:val="left" w:pos="4580"/>
+          <w:tab w:val="left" w:pos="5496"/>
+          <w:tab w:val="left" w:pos="6412"/>
+          <w:tab w:val="left" w:pos="7328"/>
+          <w:tab w:val="left" w:pos="8244"/>
+          <w:tab w:val="left" w:pos="9160"/>
+          <w:tab w:val="left" w:pos="10076"/>
+          <w:tab w:val="left" w:pos="10992"/>
+          <w:tab w:val="left" w:pos="11908"/>
+          <w:tab w:val="left" w:pos="12824"/>
+          <w:tab w:val="left" w:pos="13740"/>
+          <w:tab w:val="left" w:pos="14656"/>
+        </w:tabs>
+        <w:spacing w:after="0" w:line="240" w:lineRule="auto"/>
+        <w:rPr>
+          <w:rFonts w:ascii="Courier New" w:eastAsia="Times New Roman" w:hAnsi="Courier New" w:cs="Courier New"/>
+          <w:kern w:val="0"/>
+          <w:sz w:val="20"/>
+          <w:szCs w:val="20"/>
+          <w:lang w:eastAsia="en-GB"/>
+          <w14:ligatures w14:val="none"/>
+        </w:rPr>
+      </w:pPr>
+      <w:r>
+        <w:rPr>
+          <w:rFonts w:ascii="Courier New" w:eastAsia="Times New Roman" w:hAnsi="Courier New" w:cs="Courier New"/>
+          <w:kern w:val="0"/>
+          <w:sz w:val="20"/>
+          <w:szCs w:val="20"/>
+          <w:lang w:eastAsia="en-GB"/>
+          <w14:ligatures w14:val="none"/>
+        </w:rPr>
+        <w:t xml:space="preserve">id INT AUTO_INCREMENT PRIMARY KEY, </w:t>
+      </w:r>
+    </w:p>
+    <w:p>
+      <w:pPr>
+        <w:tabs>
+          <w:tab w:val="left" w:pos="916"/>
+          <w:tab w:val="left" w:pos="1832"/>
+          <w:tab w:val="left" w:pos="2748"/>
+          <w:tab w:val="left" w:pos="3664"/>
+          <w:tab w:val="left" w:pos="4580"/>
+          <w:tab w:val="left" w:pos="5496"/>
+          <w:tab w:val="left" w:pos="6412"/>
+          <w:tab w:val="left" w:pos="7328"/>
+          <w:tab w:val="left" w:pos="8244"/>
+          <w:tab w:val="left" w:pos="9160"/>
+          <w:tab w:val="left" w:pos="10076"/>
+          <w:tab w:val="left" w:pos="10992"/>
+          <w:tab w:val="left" w:pos="11908"/>
+          <w:tab w:val="left" w:pos="12824"/>
+          <w:tab w:val="left" w:pos="13740"/>
+          <w:tab w:val="left" w:pos="14656"/>
+        </w:tabs>
+        <w:spacing w:after="0" w:line="240" w:lineRule="auto"/>
+        <w:rPr>
+          <w:rFonts w:ascii="Courier New" w:eastAsia="Times New Roman" w:hAnsi="Courier New" w:cs="Courier New"/>
+          <w:kern w:val="0"/>
+          <w:sz w:val="20"/>
+          <w:szCs w:val="20"/>
+          <w:lang w:eastAsia="en-GB"/>
+          <w14:ligatures w14:val="none"/>
+        </w:rPr>
+      </w:pPr>
+      <w:proofErr w:type="spellStart"/>
+      <w:r>
+        <w:rPr>
+          <w:rFonts w:ascii="Courier New" w:eastAsia="Times New Roman" w:hAnsi="Courier New" w:cs="Courier New"/>
+          <w:kern w:val="0"/>
+          <w:sz w:val="20"/>
+          <w:szCs w:val="20"/>
+          <w:lang w:eastAsia="en-GB"/>
+          <w14:ligatures w14:val="none"/>
+        </w:rPr>
+        <w:t>MerchantRequestID</w:t>
+      </w:r>
+      <w:proofErr w:type="spellEnd"/>
+      <w:r>
+        <w:rPr>
+          <w:rFonts w:ascii="Courier New" w:eastAsia="Times New Roman" w:hAnsi="Courier New" w:cs="Courier New"/>
+          <w:kern w:val="0"/>
+          <w:sz w:val="20"/>
+          <w:szCs w:val="20"/>
+          <w:lang w:eastAsia="en-GB"/>
+          <w14:ligatures w14:val="none"/>
+        </w:rPr>
+        <w:t xml:space="preserve"> </w:t>
+      </w:r>
+      <w:proofErr w:type="gramStart"/>
+      <w:r>
+        <w:rPr>
+          <w:rFonts w:ascii="Courier New" w:eastAsia="Times New Roman" w:hAnsi="Courier New" w:cs="Courier New"/>
+          <w:kern w:val="0"/>
+          <w:sz w:val="20"/>
+          <w:szCs w:val="20"/>
+          <w:lang w:eastAsia="en-GB"/>
+          <w14:ligatures w14:val="none"/>
+        </w:rPr>
+        <w:t>VARCHAR(</w:t>
+      </w:r>
+      <w:proofErr w:type="gramEnd"/>
+      <w:r>
+        <w:rPr>
+          <w:rFonts w:ascii="Courier New" w:eastAsia="Times New Roman" w:hAnsi="Courier New" w:cs="Courier New"/>
+          <w:kern w:val="0"/>
+          <w:sz w:val="20"/>
+          <w:szCs w:val="20"/>
+          <w:lang w:eastAsia="en-GB"/>
+          <w14:ligatures w14:val="none"/>
+        </w:rPr>
+        <w:t xml:space="preserve">100) NOT NULL, </w:t>
+      </w:r>
+    </w:p>
+    <w:p>
+      <w:pPr>
+        <w:tabs>
+          <w:tab w:val="left" w:pos="916"/>
+          <w:tab w:val="left" w:pos="1832"/>
+          <w:tab w:val="left" w:pos="2748"/>
+          <w:tab w:val="left" w:pos="3664"/>
+          <w:tab w:val="left" w:pos="4580"/>
+          <w:tab w:val="left" w:pos="5496"/>
+          <w:tab w:val="left" w:pos="6412"/>
+          <w:tab w:val="left" w:pos="7328"/>
+          <w:tab w:val="left" w:pos="8244"/>
+          <w:tab w:val="left" w:pos="9160"/>
+          <w:tab w:val="left" w:pos="10076"/>
+          <w:tab w:val="left" w:pos="10992"/>
+          <w:tab w:val="left" w:pos="11908"/>
+          <w:tab w:val="left" w:pos="12824"/>
+          <w:tab w:val="left" w:pos="13740"/>
+          <w:tab w:val="left" w:pos="14656"/>
+        </w:tabs>
+        <w:spacing w:after="0" w:line="240" w:lineRule="auto"/>
+        <w:rPr>
+          <w:rFonts w:ascii="Courier New" w:eastAsia="Times New Roman" w:hAnsi="Courier New" w:cs="Courier New"/>
+          <w:kern w:val="0"/>
+          <w:sz w:val="20"/>
+          <w:szCs w:val="20"/>
+          <w:lang w:eastAsia="en-GB"/>
+          <w14:ligatures w14:val="none"/>
+        </w:rPr>
+      </w:pPr>
+      <w:proofErr w:type="spellStart"/>
+      <w:r>
+        <w:rPr>
+          <w:rFonts w:ascii="Courier New" w:eastAsia="Times New Roman" w:hAnsi="Courier New" w:cs="Courier New"/>
+          <w:kern w:val="0"/>
+          <w:sz w:val="20"/>
+          <w:szCs w:val="20"/>
+          <w:lang w:eastAsia="en-GB"/>
+          <w14:ligatures w14:val="none"/>
+        </w:rPr>
+        <w:t>CheckoutRequestID</w:t>
+      </w:r>
+      <w:proofErr w:type="spellEnd"/>
+      <w:r>
+        <w:rPr>
+          <w:rFonts w:ascii="Courier New" w:eastAsia="Times New Roman" w:hAnsi="Courier New" w:cs="Courier New"/>
+          <w:kern w:val="0"/>
+          <w:sz w:val="20"/>
+          <w:szCs w:val="20"/>
+          <w:lang w:eastAsia="en-GB"/>
+          <w14:ligatures w14:val="none"/>
+        </w:rPr>
+        <w:t xml:space="preserve"> </w:t>
+      </w:r>
+      <w:proofErr w:type="gramStart"/>
+      <w:r>
+        <w:rPr>
+          <w:rFonts w:ascii="Courier New" w:eastAsia="Times New Roman" w:hAnsi="Courier New" w:cs="Courier New"/>
+          <w:kern w:val="0"/>
+          <w:sz w:val="20"/>
+          <w:szCs w:val="20"/>
+          <w:lang w:eastAsia="en-GB"/>
+          <w14:ligatures w14:val="none"/>
+        </w:rPr>
+        <w:t>VARCHAR(</w:t>
+      </w:r>
+      <w:proofErr w:type="gramEnd"/>
+      <w:r>
+        <w:rPr>
+          <w:rFonts w:ascii="Courier New" w:eastAsia="Times New Roman" w:hAnsi="Courier New" w:cs="Courier New"/>
+          <w:kern w:val="0"/>
+          <w:sz w:val="20"/>
+          <w:szCs w:val="20"/>
+          <w:lang w:eastAsia="en-GB"/>
+          <w14:ligatures w14:val="none"/>
+        </w:rPr>
+        <w:t xml:space="preserve">100) NOT NULL, </w:t>
+      </w:r>
+    </w:p>
+    <w:p>
+      <w:pPr>
+        <w:tabs>
+          <w:tab w:val="left" w:pos="916"/>
+          <w:tab w:val="left" w:pos="1832"/>
+          <w:tab w:val="left" w:pos="2748"/>
+          <w:tab w:val="left" w:pos="3664"/>
+          <w:tab w:val="left" w:pos="4580"/>
+          <w:tab w:val="left" w:pos="5496"/>
+          <w:tab w:val="left" w:pos="6412"/>
+          <w:tab w:val="left" w:pos="7328"/>
+          <w:tab w:val="left" w:pos="8244"/>
+          <w:tab w:val="left" w:pos="9160"/>
+          <w:tab w:val="left" w:pos="10076"/>
+          <w:tab w:val="left" w:pos="10992"/>
+          <w:tab w:val="left" w:pos="11908"/>
+          <w:tab w:val="left" w:pos="12824"/>
+          <w:tab w:val="left" w:pos="13740"/>
+          <w:tab w:val="left" w:pos="14656"/>
+        </w:tabs>
+        <w:spacing w:after="0" w:line="240" w:lineRule="auto"/>
+        <w:rPr>
+          <w:rFonts w:ascii="Courier New" w:eastAsia="Times New Roman" w:hAnsi="Courier New" w:cs="Courier New"/>
+          <w:kern w:val="0"/>
+          <w:sz w:val="20"/>
+          <w:szCs w:val="20"/>
+          <w:lang w:eastAsia="en-GB"/>
+          <w14:ligatures w14:val="none"/>
+        </w:rPr>
+      </w:pPr>
+      <w:proofErr w:type="spellStart"/>
+      <w:r>
+        <w:rPr>
+          <w:rFonts w:ascii="Courier New" w:eastAsia="Times New Roman" w:hAnsi="Courier New" w:cs="Courier New"/>
+          <w:kern w:val="0"/>
+          <w:sz w:val="20"/>
+          <w:szCs w:val="20"/>
+          <w:lang w:eastAsia="en-GB"/>
+          <w14:ligatures w14:val="none"/>
+        </w:rPr>
+        <w:t>ResultCode</w:t>
+      </w:r>
+      <w:proofErr w:type="spellEnd"/>
+      <w:r>
+        <w:rPr>
+          <w:rFonts w:ascii="Courier New" w:eastAsia="Times New Roman" w:hAnsi="Courier New" w:cs="Courier New"/>
+          <w:kern w:val="0"/>
+          <w:sz w:val="20"/>
+          <w:szCs w:val="20"/>
+          <w:lang w:eastAsia="en-GB"/>
+          <w14:ligatures w14:val="none"/>
+        </w:rPr>
+        <w:t xml:space="preserve"> INT NOT NULL, </w:t>
+      </w:r>
+    </w:p>
+    <w:p>
+      <w:pPr>
+        <w:tabs>
+          <w:tab w:val="left" w:pos="916"/>
+          <w:tab w:val="left" w:pos="1832"/>
+          <w:tab w:val="left" w:pos="2748"/>
+          <w:tab w:val="left" w:pos="3664"/>
+          <w:tab w:val="left" w:pos="4580"/>
+          <w:tab w:val="left" w:pos="5496"/>
+          <w:tab w:val="left" w:pos="6412"/>
+          <w:tab w:val="left" w:pos="7328"/>
+          <w:tab w:val="left" w:pos="8244"/>
+          <w:tab w:val="left" w:pos="9160"/>
+          <w:tab w:val="left" w:pos="10076"/>
+          <w:tab w:val="left" w:pos="10992"/>
+          <w:tab w:val="left" w:pos="11908"/>
+          <w:tab w:val="left" w:pos="12824"/>
+          <w:tab w:val="left" w:pos="13740"/>
+          <w:tab w:val="left" w:pos="14656"/>
+        </w:tabs>
+        <w:spacing w:after="0" w:line="240" w:lineRule="auto"/>
+        <w:rPr>
+          <w:rFonts w:ascii="Courier New" w:eastAsia="Times New Roman" w:hAnsi="Courier New" w:cs="Courier New"/>
+          <w:kern w:val="0"/>
+          <w:sz w:val="20"/>
+          <w:szCs w:val="20"/>
+          <w:lang w:eastAsia="en-GB"/>
+          <w14:ligatures w14:val="none"/>
+        </w:rPr>
+      </w:pPr>
+      <w:proofErr w:type="spellStart"/>
+      <w:r>
+        <w:rPr>
+          <w:rFonts w:ascii="Courier New" w:eastAsia="Times New Roman" w:hAnsi="Courier New" w:cs="Courier New"/>
+          <w:kern w:val="0"/>
+          <w:sz w:val="20"/>
+          <w:szCs w:val="20"/>
+          <w:lang w:eastAsia="en-GB"/>
+          <w14:ligatures w14:val="none"/>
+        </w:rPr>
+        <w:t>ResultDesc</w:t>
+      </w:r>
+      <w:proofErr w:type="spellEnd"/>
+      <w:r>
+        <w:rPr>
+          <w:rFonts w:ascii="Courier New" w:eastAsia="Times New Roman" w:hAnsi="Courier New" w:cs="Courier New"/>
+          <w:kern w:val="0"/>
+          <w:sz w:val="20"/>
+          <w:szCs w:val="20"/>
+          <w:lang w:eastAsia="en-GB"/>
+          <w14:ligatures w14:val="none"/>
+        </w:rPr>
+        <w:t xml:space="preserve"> </w:t>
+      </w:r>
+      <w:proofErr w:type="gramStart"/>
+      <w:r>
+        <w:rPr>
+          <w:rFonts w:ascii="Courier New" w:eastAsia="Times New Roman" w:hAnsi="Courier New" w:cs="Courier New"/>
+          <w:kern w:val="0"/>
+          <w:sz w:val="20"/>
+          <w:szCs w:val="20"/>
+          <w:lang w:eastAsia="en-GB"/>
+          <w14:ligatures w14:val="none"/>
+        </w:rPr>
+        <w:t>VARCHAR(</w:t>
+      </w:r>
+      <w:proofErr w:type="gramEnd"/>
+      <w:r>
+        <w:rPr>
+          <w:rFonts w:ascii="Courier New" w:eastAsia="Times New Roman" w:hAnsi="Courier New" w:cs="Courier New"/>
+          <w:kern w:val="0"/>
+          <w:sz w:val="20"/>
+          <w:szCs w:val="20"/>
+          <w:lang w:eastAsia="en-GB"/>
+          <w14:ligatures w14:val="none"/>
+        </w:rPr>
+        <w:t xml:space="preserve">255) NOT NULL, </w:t>
+      </w:r>
+    </w:p>
+    <w:p>
+      <w:pPr>
+        <w:tabs>
+          <w:tab w:val="left" w:pos="916"/>
+          <w:tab w:val="left" w:pos="1832"/>
+          <w:tab w:val="left" w:pos="2748"/>
+          <w:tab w:val="left" w:pos="3664"/>
+          <w:tab w:val="left" w:pos="4580"/>
+          <w:tab w:val="left" w:pos="5496"/>
+          <w:tab w:val="left" w:pos="6412"/>
+          <w:tab w:val="left" w:pos="7328"/>
+          <w:tab w:val="left" w:pos="8244"/>
+          <w:tab w:val="left" w:pos="9160"/>
+          <w:tab w:val="left" w:pos="10076"/>
+          <w:tab w:val="left" w:pos="10992"/>
+          <w:tab w:val="left" w:pos="11908"/>
+          <w:tab w:val="left" w:pos="12824"/>
+          <w:tab w:val="left" w:pos="13740"/>
+          <w:tab w:val="left" w:pos="14656"/>
+        </w:tabs>
+        <w:spacing w:after="0" w:line="240" w:lineRule="auto"/>
+        <w:rPr>
+          <w:rFonts w:ascii="Courier New" w:eastAsia="Times New Roman" w:hAnsi="Courier New" w:cs="Courier New"/>
+          <w:kern w:val="0"/>
+          <w:sz w:val="20"/>
+          <w:szCs w:val="20"/>
+          <w:lang w:eastAsia="en-GB"/>
+          <w14:ligatures w14:val="none"/>
+        </w:rPr>
+      </w:pPr>
+      <w:r>
+        <w:rPr>
+          <w:rFonts w:ascii="Courier New" w:eastAsia="Times New Roman" w:hAnsi="Courier New" w:cs="Courier New"/>
+          <w:kern w:val="0"/>
+          <w:sz w:val="20"/>
+          <w:szCs w:val="20"/>
+          <w:lang w:eastAsia="en-GB"/>
+          <w14:ligatures w14:val="none"/>
+        </w:rPr>
+        <w:t xml:space="preserve">Amount </w:t>
+      </w:r>
+      <w:proofErr w:type="gramStart"/>
+      <w:r>
+        <w:rPr>
+          <w:rFonts w:ascii="Courier New" w:eastAsia="Times New Roman" w:hAnsi="Courier New" w:cs="Courier New"/>
+          <w:kern w:val="0"/>
+          <w:sz w:val="20"/>
+          <w:szCs w:val="20"/>
+          <w:lang w:eastAsia="en-GB"/>
+          <w14:ligatures w14:val="none"/>
+        </w:rPr>
+        <w:t>DECIMAL(</w:t>
+      </w:r>
+      <w:proofErr w:type="gramEnd"/>
+      <w:r>
+        <w:rPr>
+          <w:rFonts w:ascii="Courier New" w:eastAsia="Times New Roman" w:hAnsi="Courier New" w:cs="Courier New"/>
+          <w:kern w:val="0"/>
+          <w:sz w:val="20"/>
+          <w:szCs w:val="20"/>
+          <w:lang w:eastAsia="en-GB"/>
+          <w14:ligatures w14:val="none"/>
+        </w:rPr>
+        <w:t xml:space="preserve">10,2), </w:t>
+      </w:r>
+    </w:p>
+    <w:p>
+      <w:pPr>
+        <w:tabs>
+          <w:tab w:val="left" w:pos="916"/>
+          <w:tab w:val="left" w:pos="1832"/>
+          <w:tab w:val="left" w:pos="2748"/>
+          <w:tab w:val="left" w:pos="3664"/>
+          <w:tab w:val="left" w:pos="4580"/>
+          <w:tab w:val="left" w:pos="5496"/>
+          <w:tab w:val="left" w:pos="6412"/>
+          <w:tab w:val="left" w:pos="7328"/>
+          <w:tab w:val="left" w:pos="8244"/>
+          <w:tab w:val="left" w:pos="9160"/>
+          <w:tab w:val="left" w:pos="10076"/>
+          <w:tab w:val="left" w:pos="10992"/>
+          <w:tab w:val="left" w:pos="11908"/>
+          <w:tab w:val="left" w:pos="12824"/>
+          <w:tab w:val="left" w:pos="13740"/>
+          <w:tab w:val="left" w:pos="14656"/>
+        </w:tabs>
+        <w:spacing w:after="0" w:line="240" w:lineRule="auto"/>
+        <w:rPr>
+          <w:rFonts w:ascii="Courier New" w:eastAsia="Times New Roman" w:hAnsi="Courier New" w:cs="Courier New"/>
+          <w:kern w:val="0"/>
+          <w:sz w:val="20"/>
+          <w:szCs w:val="20"/>
+          <w:lang w:eastAsia="en-GB"/>
+          <w14:ligatures w14:val="none"/>
+        </w:rPr>
+      </w:pPr>
+      <w:proofErr w:type="spellStart"/>
+      <w:r>
+        <w:rPr>
+          <w:rFonts w:ascii="Courier New" w:eastAsia="Times New Roman" w:hAnsi="Courier New" w:cs="Courier New"/>
+          <w:kern w:val="0"/>
+          <w:sz w:val="20"/>
+          <w:szCs w:val="20"/>
+          <w:lang w:eastAsia="en-GB"/>
+          <w14:ligatures w14:val="none"/>
+        </w:rPr>
+        <w:t>MpesaReceiptNumber</w:t>
+      </w:r>
+      <w:proofErr w:type="spellEnd"/>
+      <w:r>
+        <w:rPr>
+          <w:rFonts w:ascii="Courier New" w:eastAsia="Times New Roman" w:hAnsi="Courier New" w:cs="Courier New"/>
+          <w:kern w:val="0"/>
+          <w:sz w:val="20"/>
+          <w:szCs w:val="20"/>
+          <w:lang w:eastAsia="en-GB"/>
+          <w14:ligatures w14:val="none"/>
+        </w:rPr>
+        <w:t xml:space="preserve"> </w:t>
+      </w:r>
+      <w:proofErr w:type="gramStart"/>
+      <w:r>
+        <w:rPr>
+          <w:rFonts w:ascii="Courier New" w:eastAsia="Times New Roman" w:hAnsi="Courier New" w:cs="Courier New"/>
+          <w:kern w:val="0"/>
+          <w:sz w:val="20"/>
+          <w:szCs w:val="20"/>
+          <w:lang w:eastAsia="en-GB"/>
+          <w14:ligatures w14:val="none"/>
+        </w:rPr>
+        <w:t>VARCHAR(</w:t>
+      </w:r>
+      <w:proofErr w:type="gramEnd"/>
+      <w:r>
+        <w:rPr>
+          <w:rFonts w:ascii="Courier New" w:eastAsia="Times New Roman" w:hAnsi="Courier New" w:cs="Courier New"/>
+          <w:kern w:val="0"/>
+          <w:sz w:val="20"/>
+          <w:szCs w:val="20"/>
+          <w:lang w:eastAsia="en-GB"/>
+          <w14:ligatures w14:val="none"/>
+        </w:rPr>
+        <w:t xml:space="preserve">50) UNIQUE, </w:t>
+      </w:r>
+    </w:p>
+    <w:p>
+      <w:pPr>
+        <w:tabs>
+          <w:tab w:val="left" w:pos="916"/>
+          <w:tab w:val="left" w:pos="1832"/>
+          <w:tab w:val="left" w:pos="2748"/>
+          <w:tab w:val="left" w:pos="3664"/>
+          <w:tab w:val="left" w:pos="4580"/>
+          <w:tab w:val="left" w:pos="5496"/>
+          <w:tab w:val="left" w:pos="6412"/>
+          <w:tab w:val="left" w:pos="7328"/>
+          <w:tab w:val="left" w:pos="8244"/>
+          <w:tab w:val="left" w:pos="9160"/>
+          <w:tab w:val="left" w:pos="10076"/>
+          <w:tab w:val="left" w:pos="10992"/>
+          <w:tab w:val="left" w:pos="11908"/>
+          <w:tab w:val="left" w:pos="12824"/>
+          <w:tab w:val="left" w:pos="13740"/>
+          <w:tab w:val="left" w:pos="14656"/>
+        </w:tabs>
+        <w:spacing w:after="0" w:line="240" w:lineRule="auto"/>
+        <w:rPr>
+          <w:rFonts w:ascii="Courier New" w:eastAsia="Times New Roman" w:hAnsi="Courier New" w:cs="Courier New"/>
+          <w:kern w:val="0"/>
+          <w:sz w:val="20"/>
+          <w:szCs w:val="20"/>
+          <w:lang w:eastAsia="en-GB"/>
+          <w14:ligatures w14:val="none"/>
+        </w:rPr>
+      </w:pPr>
+      <w:r>
+        <w:rPr>
+          <w:rFonts w:ascii="Courier New" w:eastAsia="Times New Roman" w:hAnsi="Courier New" w:cs="Courier New"/>
+          <w:kern w:val="0"/>
+          <w:sz w:val="20"/>
+          <w:szCs w:val="20"/>
+          <w:lang w:eastAsia="en-GB"/>
+          <w14:ligatures w14:val="none"/>
+        </w:rPr>
+        <w:t xml:space="preserve">Balance </w:t>
+      </w:r>
+      <w:proofErr w:type="gramStart"/>
+      <w:r>
+        <w:rPr>
+          <w:rFonts w:ascii="Courier New" w:eastAsia="Times New Roman" w:hAnsi="Courier New" w:cs="Courier New"/>
+          <w:kern w:val="0"/>
+          <w:sz w:val="20"/>
+          <w:szCs w:val="20"/>
+          <w:lang w:eastAsia="en-GB"/>
+          <w14:ligatures w14:val="none"/>
+        </w:rPr>
+        <w:t>VARCHAR(</w:t>
+      </w:r>
+      <w:proofErr w:type="gramEnd"/>
+      <w:r>
+        <w:rPr>
+          <w:rFonts w:ascii="Courier New" w:eastAsia="Times New Roman" w:hAnsi="Courier New" w:cs="Courier New"/>
+          <w:kern w:val="0"/>
+          <w:sz w:val="20"/>
+          <w:szCs w:val="20"/>
+          <w:lang w:eastAsia="en-GB"/>
+          <w14:ligatures w14:val="none"/>
+        </w:rPr>
+        <w:t xml:space="preserve">100) NULL, </w:t>
+      </w:r>
+    </w:p>
+    <w:p>
+      <w:pPr>
+        <w:tabs>
+          <w:tab w:val="left" w:pos="916"/>
+          <w:tab w:val="left" w:pos="1832"/>
+          <w:tab w:val="left" w:pos="2748"/>
+          <w:tab w:val="left" w:pos="3664"/>
+          <w:tab w:val="left" w:pos="4580"/>
+          <w:tab w:val="left" w:pos="5496"/>
+          <w:tab w:val="left" w:pos="6412"/>
+          <w:tab w:val="left" w:pos="7328"/>
+          <w:tab w:val="left" w:pos="8244"/>
+          <w:tab w:val="left" w:pos="9160"/>
+          <w:tab w:val="left" w:pos="10076"/>
+          <w:tab w:val="left" w:pos="10992"/>
+          <w:tab w:val="left" w:pos="11908"/>
+          <w:tab w:val="left" w:pos="12824"/>
+          <w:tab w:val="left" w:pos="13740"/>
+          <w:tab w:val="left" w:pos="14656"/>
+        </w:tabs>
+        <w:spacing w:after="0" w:line="240" w:lineRule="auto"/>
+        <w:rPr>
+          <w:rFonts w:ascii="Courier New" w:eastAsia="Times New Roman" w:hAnsi="Courier New" w:cs="Courier New"/>
+          <w:kern w:val="0"/>
+          <w:sz w:val="20"/>
+          <w:szCs w:val="20"/>
+          <w:lang w:eastAsia="en-GB"/>
+          <w14:ligatures w14:val="none"/>
+        </w:rPr>
+      </w:pPr>
+      <w:proofErr w:type="spellStart"/>
+      <w:r>
+        <w:rPr>
+          <w:rFonts w:ascii="Courier New" w:eastAsia="Times New Roman" w:hAnsi="Courier New" w:cs="Courier New"/>
+          <w:kern w:val="0"/>
+          <w:sz w:val="20"/>
+          <w:szCs w:val="20"/>
+          <w:lang w:eastAsia="en-GB"/>
+          <w14:ligatures w14:val="none"/>
+        </w:rPr>
+        <w:t>TransactionDate</w:t>
+      </w:r>
+      <w:proofErr w:type="spellEnd"/>
+      <w:r>
+        <w:rPr>
+          <w:rFonts w:ascii="Courier New" w:eastAsia="Times New Roman" w:hAnsi="Courier New" w:cs="Courier New"/>
+          <w:kern w:val="0"/>
+          <w:sz w:val="20"/>
+          <w:szCs w:val="20"/>
+          <w:lang w:eastAsia="en-GB"/>
+          <w14:ligatures w14:val="none"/>
+        </w:rPr>
+        <w:t xml:space="preserve"> BIGINT, </w:t>
+      </w:r>
+    </w:p>
+    <w:p>
+      <w:pPr>
+        <w:tabs>
+          <w:tab w:val="left" w:pos="916"/>
+          <w:tab w:val="left" w:pos="1832"/>
+          <w:tab w:val="left" w:pos="2748"/>
+          <w:tab w:val="left" w:pos="3664"/>
+          <w:tab w:val="left" w:pos="4580"/>
+          <w:tab w:val="left" w:pos="5496"/>
+          <w:tab w:val="left" w:pos="6412"/>
+          <w:tab w:val="left" w:pos="7328"/>
+          <w:tab w:val="left" w:pos="8244"/>
+          <w:tab w:val="left" w:pos="9160"/>
+          <w:tab w:val="left" w:pos="10076"/>
+          <w:tab w:val="left" w:pos="10992"/>
+          <w:tab w:val="left" w:pos="11908"/>
+          <w:tab w:val="left" w:pos="12824"/>
+          <w:tab w:val="left" w:pos="13740"/>
+          <w:tab w:val="left" w:pos="14656"/>
+        </w:tabs>
+        <w:spacing w:after="0" w:line="240" w:lineRule="auto"/>
+        <w:rPr>
+          <w:rFonts w:ascii="Courier New" w:eastAsia="Times New Roman" w:hAnsi="Courier New" w:cs="Courier New"/>
+          <w:kern w:val="0"/>
+          <w:sz w:val="20"/>
+          <w:szCs w:val="20"/>
+          <w:lang w:eastAsia="en-GB"/>
+          <w14:ligatures w14:val="none"/>
+        </w:rPr>
+      </w:pPr>
+      <w:proofErr w:type="spellStart"/>
+      <w:r>
+        <w:rPr>
+          <w:rFonts w:ascii="Courier New" w:eastAsia="Times New Roman" w:hAnsi="Courier New" w:cs="Courier New"/>
+          <w:kern w:val="0"/>
+          <w:sz w:val="20"/>
+          <w:szCs w:val="20"/>
+          <w:lang w:eastAsia="en-GB"/>
+          <w14:ligatures w14:val="none"/>
+        </w:rPr>
+        <w:t>PhoneNumber</w:t>
+      </w:r>
+      <w:proofErr w:type="spellEnd"/>
+      <w:r>
+        <w:rPr>
+          <w:rFonts w:ascii="Courier New" w:eastAsia="Times New Roman" w:hAnsi="Courier New" w:cs="Courier New"/>
+          <w:kern w:val="0"/>
+          <w:sz w:val="20"/>
+          <w:szCs w:val="20"/>
+          <w:lang w:eastAsia="en-GB"/>
+          <w14:ligatures w14:val="none"/>
+        </w:rPr>
+        <w:t xml:space="preserve"> </w:t>
+      </w:r>
+      <w:proofErr w:type="gramStart"/>
+      <w:r>
+        <w:rPr>
+          <w:rFonts w:ascii="Courier New" w:eastAsia="Times New Roman" w:hAnsi="Courier New" w:cs="Courier New"/>
+          <w:kern w:val="0"/>
+          <w:sz w:val="20"/>
+          <w:szCs w:val="20"/>
+          <w:lang w:eastAsia="en-GB"/>
+          <w14:ligatures w14:val="none"/>
+        </w:rPr>
+        <w:t>VARCHAR(</w:t>
+      </w:r>
+      <w:proofErr w:type="gramEnd"/>
+      <w:r>
+        <w:rPr>
+          <w:rFonts w:ascii="Courier New" w:eastAsia="Times New Roman" w:hAnsi="Courier New" w:cs="Courier New"/>
+          <w:kern w:val="0"/>
+          <w:sz w:val="20"/>
+          <w:szCs w:val="20"/>
+          <w:lang w:eastAsia="en-GB"/>
+          <w14:ligatures w14:val="none"/>
+        </w:rPr>
+        <w:t xml:space="preserve">20), </w:t>
+      </w:r>
+    </w:p>
+    <w:p>
+      <w:pPr>
+        <w:tabs>
+          <w:tab w:val="left" w:pos="916"/>
+          <w:tab w:val="left" w:pos="1832"/>
+          <w:tab w:val="left" w:pos="2748"/>
+          <w:tab w:val="left" w:pos="3664"/>
+          <w:tab w:val="left" w:pos="4580"/>
+          <w:tab w:val="left" w:pos="5496"/>
+          <w:tab w:val="left" w:pos="6412"/>
+          <w:tab w:val="left" w:pos="7328"/>
+          <w:tab w:val="left" w:pos="8244"/>
+          <w:tab w:val="left" w:pos="9160"/>
+          <w:tab w:val="left" w:pos="10076"/>
+          <w:tab w:val="left" w:pos="10992"/>
+          <w:tab w:val="left" w:pos="11908"/>
+          <w:tab w:val="left" w:pos="12824"/>
+          <w:tab w:val="left" w:pos="13740"/>
+          <w:tab w:val="left" w:pos="14656"/>
+        </w:tabs>
+        <w:spacing w:after="0" w:line="240" w:lineRule="auto"/>
+        <w:rPr>
+          <w:rFonts w:ascii="Courier New" w:eastAsia="Times New Roman" w:hAnsi="Courier New" w:cs="Courier New"/>
+          <w:kern w:val="0"/>
+          <w:sz w:val="20"/>
+          <w:szCs w:val="20"/>
+          <w:lang w:eastAsia="en-GB"/>
+          <w14:ligatures w14:val="none"/>
+        </w:rPr>
+      </w:pPr>
+      <w:proofErr w:type="spellStart"/>
+      <w:r>
+        <w:rPr>
+          <w:rFonts w:ascii="Courier New" w:eastAsia="Times New Roman" w:hAnsi="Courier New" w:cs="Courier New"/>
+          <w:kern w:val="0"/>
+          <w:sz w:val="20"/>
+          <w:szCs w:val="20"/>
+          <w:lang w:eastAsia="en-GB"/>
+          <w14:ligatures w14:val="none"/>
+        </w:rPr>
+        <w:t>created_at</w:t>
+      </w:r>
+      <w:proofErr w:type="spellEnd"/>
+      <w:r>
+        <w:rPr>
+          <w:rFonts w:ascii="Courier New" w:eastAsia="Times New Roman" w:hAnsi="Courier New" w:cs="Courier New"/>
+          <w:kern w:val="0"/>
+          <w:sz w:val="20"/>
+          <w:szCs w:val="20"/>
+          <w:lang w:eastAsia="en-GB"/>
+          <w14:ligatures w14:val="none"/>
+        </w:rPr>
+        <w:t xml:space="preserve"> TIMESTAMP DEFAULT CURRENT_TIMESTAMP </w:t>
+      </w:r>
+    </w:p>
+    <w:p>
+      <w:pPr>
+        <w:tabs>
+          <w:tab w:val="left" w:pos="916"/>
+          <w:tab w:val="left" w:pos="1832"/>
+          <w:tab w:val="left" w:pos="2748"/>
+          <w:tab w:val="left" w:pos="3664"/>
+          <w:tab w:val="left" w:pos="4580"/>
+          <w:tab w:val="left" w:pos="5496"/>
+          <w:tab w:val="left" w:pos="6412"/>
+          <w:tab w:val="left" w:pos="7328"/>
+          <w:tab w:val="left" w:pos="8244"/>
+          <w:tab w:val="left" w:pos="9160"/>
+          <w:tab w:val="left" w:pos="10076"/>
+          <w:tab w:val="left" w:pos="10992"/>
+          <w:tab w:val="left" w:pos="11908"/>
+          <w:tab w:val="left" w:pos="12824"/>
+          <w:tab w:val="left" w:pos="13740"/>
+          <w:tab w:val="left" w:pos="14656"/>
+        </w:tabs>
+        <w:spacing w:after="0" w:line="240" w:lineRule="auto"/>
+        <w:rPr>
+          <w:rFonts w:ascii="Courier New" w:eastAsia="Times New Roman" w:hAnsi="Courier New" w:cs="Courier New"/>
+          <w:kern w:val="0"/>
+          <w:sz w:val="20"/>
+          <w:szCs w:val="20"/>
+          <w:lang w:eastAsia="en-GB"/>
+          <w14:ligatures w14:val="none"/>
+        </w:rPr>
+      </w:pPr>
+      <w:r>
+        <w:rPr>
+          <w:rFonts w:ascii="Courier New" w:eastAsia="Times New Roman" w:hAnsi="Courier New" w:cs="Courier New"/>
+          <w:kern w:val="0"/>
+          <w:sz w:val="20"/>
+          <w:szCs w:val="20"/>
+          <w:lang w:eastAsia="en-GB"/>
+          <w14:ligatures w14:val="none"/>
+        </w:rPr>
+        <w:t>);</w:t>
+      </w:r>
+    </w:p>
+    <w:p>
+      <w:pPr>
+        <w:tabs>
+          <w:tab w:val="left" w:pos="916"/>
+          <w:tab w:val="left" w:pos="1832"/>
+          <w:tab w:val="left" w:pos="2748"/>
+          <w:tab w:val="left" w:pos="3664"/>
+          <w:tab w:val="left" w:pos="4580"/>
+          <w:tab w:val="left" w:pos="5496"/>
+          <w:tab w:val="left" w:pos="6412"/>
+          <w:tab w:val="left" w:pos="7328"/>
+          <w:tab w:val="left" w:pos="8244"/>
+          <w:tab w:val="left" w:pos="9160"/>
+          <w:tab w:val="left" w:pos="10076"/>
+          <w:tab w:val="left" w:pos="10992"/>
+          <w:tab w:val="left" w:pos="11908"/>
+          <w:tab w:val="left" w:pos="12824"/>
+          <w:tab w:val="left" w:pos="13740"/>
+          <w:tab w:val="left" w:pos="14656"/>
+        </w:tabs>
+        <w:spacing w:after="0" w:line="240" w:lineRule="auto"/>
+        <w:rPr>
+          <w:rFonts w:ascii="Courier New" w:eastAsia="Times New Roman" w:hAnsi="Courier New" w:cs="Courier New"/>
+          <w:kern w:val="0"/>
+          <w:sz w:val="20"/>
+          <w:szCs w:val="20"/>
+          <w:lang w:eastAsia="en-GB"/>
+          <w14:ligatures w14:val="none"/>
+        </w:rPr>
+      </w:pPr>
+    </w:p>
+    <w:p>
+      <w:pPr>
+        <w:tabs>
+          <w:tab w:val="left" w:pos="916"/>
+          <w:tab w:val="left" w:pos="1832"/>
+          <w:tab w:val="left" w:pos="2748"/>
+          <w:tab w:val="left" w:pos="3664"/>
+          <w:tab w:val="left" w:pos="4580"/>
+          <w:tab w:val="left" w:pos="5496"/>
+          <w:tab w:val="left" w:pos="6412"/>
+          <w:tab w:val="left" w:pos="7328"/>
+          <w:tab w:val="left" w:pos="8244"/>
+          <w:tab w:val="left" w:pos="9160"/>
+          <w:tab w:val="left" w:pos="10076"/>
+          <w:tab w:val="left" w:pos="10992"/>
+          <w:tab w:val="left" w:pos="11908"/>
+          <w:tab w:val="left" w:pos="12824"/>
+          <w:tab w:val="left" w:pos="13740"/>
+          <w:tab w:val="left" w:pos="14656"/>
+        </w:tabs>
+        <w:spacing w:after="0" w:line="240" w:lineRule="auto"/>
+        <w:rPr>
+          <w:rFonts w:ascii="Courier New" w:eastAsia="Times New Roman" w:hAnsi="Courier New" w:cs="Courier New"/>
+          <w:kern w:val="0"/>
+          <w:sz w:val="20"/>
+          <w:szCs w:val="20"/>
+          <w:lang w:eastAsia="en-GB"/>
+          <w14:ligatures w14:val="none"/>
+        </w:rPr>
+      </w:pPr>
+      <w:r>
+        <w:rPr>
+          <w:rFonts w:ascii="Courier New" w:eastAsia="Times New Roman" w:hAnsi="Courier New" w:cs="Courier New"/>
+          <w:kern w:val="0"/>
+          <w:sz w:val="20"/>
+          <w:szCs w:val="20"/>
+          <w:lang w:eastAsia="en-GB"/>
+          <w14:ligatures w14:val="none"/>
+        </w:rPr>
+        <w:t xml:space="preserve">ALTER TABLE </w:t>
+      </w:r>
+      <w:proofErr w:type="spellStart"/>
+      <w:r>
+        <w:rPr>
+          <w:rFonts w:ascii="Courier New" w:eastAsia="Times New Roman" w:hAnsi="Courier New" w:cs="Courier New"/>
+          <w:kern w:val="0"/>
+          <w:sz w:val="20"/>
+          <w:szCs w:val="20"/>
+          <w:lang w:eastAsia="en-GB"/>
+          <w14:ligatures w14:val="none"/>
+        </w:rPr>
+        <w:t>directmpesapayments</w:t>
+      </w:r>
+      <w:proofErr w:type="spellEnd"/>
+    </w:p>
+    <w:p>
+      <w:pPr>
+        <w:tabs>
+          <w:tab w:val="left" w:pos="916"/>
+          <w:tab w:val="left" w:pos="1832"/>
+          <w:tab w:val="left" w:pos="2748"/>
+          <w:tab w:val="left" w:pos="3664"/>
+          <w:tab w:val="left" w:pos="4580"/>
+          <w:tab w:val="left" w:pos="5496"/>
+          <w:tab w:val="left" w:pos="6412"/>
+          <w:tab w:val="left" w:pos="7328"/>
+          <w:tab w:val="left" w:pos="8244"/>
+          <w:tab w:val="left" w:pos="9160"/>
+          <w:tab w:val="left" w:pos="10076"/>
+          <w:tab w:val="left" w:pos="10992"/>
+          <w:tab w:val="left" w:pos="11908"/>
+          <w:tab w:val="left" w:pos="12824"/>
+          <w:tab w:val="left" w:pos="13740"/>
+          <w:tab w:val="left" w:pos="14656"/>
+        </w:tabs>
+        <w:spacing w:after="0" w:line="240" w:lineRule="auto"/>
+        <w:rPr>
+          <w:rFonts w:ascii="Courier New" w:eastAsia="Times New Roman" w:hAnsi="Courier New" w:cs="Courier New"/>
+          <w:kern w:val="0"/>
+          <w:sz w:val="20"/>
+          <w:szCs w:val="20"/>
+          <w:lang w:eastAsia="en-GB"/>
+          <w14:ligatures w14:val="none"/>
+        </w:rPr>
+      </w:pPr>
+      <w:r>
+        <w:rPr>
+          <w:rFonts w:ascii="Courier New" w:eastAsia="Times New Roman" w:hAnsi="Courier New" w:cs="Courier New"/>
+          <w:kern w:val="0"/>
+          <w:sz w:val="20"/>
+          <w:szCs w:val="20"/>
+          <w:lang w:eastAsia="en-GB"/>
+          <w14:ligatures w14:val="none"/>
+        </w:rPr>
+        <w:t xml:space="preserve">ADD COLUMN account </w:t>
+      </w:r>
+      <w:proofErr w:type="gramStart"/>
+      <w:r>
+        <w:rPr>
+          <w:rFonts w:ascii="Courier New" w:eastAsia="Times New Roman" w:hAnsi="Courier New" w:cs="Courier New"/>
+          <w:kern w:val="0"/>
+          <w:sz w:val="20"/>
+          <w:szCs w:val="20"/>
+          <w:lang w:eastAsia="en-GB"/>
+          <w14:ligatures w14:val="none"/>
+        </w:rPr>
+        <w:t>VARCHAR(</w:t>
+      </w:r>
+      <w:proofErr w:type="gramEnd"/>
+      <w:r>
+        <w:rPr>
+          <w:rFonts w:ascii="Courier New" w:eastAsia="Times New Roman" w:hAnsi="Courier New" w:cs="Courier New"/>
+          <w:kern w:val="0"/>
+          <w:sz w:val="20"/>
+          <w:szCs w:val="20"/>
+          <w:lang w:eastAsia="en-GB"/>
+          <w14:ligatures w14:val="none"/>
+        </w:rPr>
+        <w:t>100) NULL,</w:t>
+      </w:r>
+    </w:p>
+    <w:p>
+      <w:pPr>
+        <w:tabs>
+          <w:tab w:val="left" w:pos="916"/>
+          <w:tab w:val="left" w:pos="1832"/>
+          <w:tab w:val="left" w:pos="2748"/>
+          <w:tab w:val="left" w:pos="3664"/>
+          <w:tab w:val="left" w:pos="4580"/>
+          <w:tab w:val="left" w:pos="5496"/>
+          <w:tab w:val="left" w:pos="6412"/>
+          <w:tab w:val="left" w:pos="7328"/>
+          <w:tab w:val="left" w:pos="8244"/>
+          <w:tab w:val="left" w:pos="9160"/>
+          <w:tab w:val="left" w:pos="10076"/>
+          <w:tab w:val="left" w:pos="10992"/>
+          <w:tab w:val="left" w:pos="11908"/>
+          <w:tab w:val="left" w:pos="12824"/>
+          <w:tab w:val="left" w:pos="13740"/>
+          <w:tab w:val="left" w:pos="14656"/>
+        </w:tabs>
+        <w:spacing w:after="0" w:line="240" w:lineRule="auto"/>
+        <w:rPr>
+          <w:rFonts w:ascii="Courier New" w:eastAsia="Times New Roman" w:hAnsi="Courier New" w:cs="Courier New"/>
+          <w:kern w:val="0"/>
+          <w:sz w:val="20"/>
+          <w:szCs w:val="20"/>
+          <w:lang w:eastAsia="en-GB"/>
+          <w14:ligatures w14:val="none"/>
+        </w:rPr>
+      </w:pPr>
+      <w:r>
+        <w:rPr>
+          <w:rFonts w:ascii="Courier New" w:eastAsia="Times New Roman" w:hAnsi="Courier New" w:cs="Courier New"/>
+          <w:kern w:val="0"/>
+          <w:sz w:val="20"/>
+          <w:szCs w:val="20"/>
+          <w:lang w:eastAsia="en-GB"/>
+          <w14:ligatures w14:val="none"/>
+        </w:rPr>
+        <w:t xml:space="preserve">ADD COLUMN </w:t>
+      </w:r>
+      <w:proofErr w:type="spellStart"/>
+      <w:r>
+        <w:rPr>
+          <w:rFonts w:ascii="Courier New" w:eastAsia="Times New Roman" w:hAnsi="Courier New" w:cs="Courier New"/>
+          <w:kern w:val="0"/>
+          <w:sz w:val="20"/>
+          <w:szCs w:val="20"/>
+          <w:lang w:eastAsia="en-GB"/>
+          <w14:ligatures w14:val="none"/>
+        </w:rPr>
+        <w:t>transactionCommited</w:t>
+      </w:r>
+      <w:proofErr w:type="spellEnd"/>
+      <w:r>
+        <w:rPr>
+          <w:rFonts w:ascii="Courier New" w:eastAsia="Times New Roman" w:hAnsi="Courier New" w:cs="Courier New"/>
+          <w:kern w:val="0"/>
+          <w:sz w:val="20"/>
+          <w:szCs w:val="20"/>
+          <w:lang w:eastAsia="en-GB"/>
+          <w14:ligatures w14:val="none"/>
+        </w:rPr>
+        <w:t xml:space="preserve"> </w:t>
+      </w:r>
+      <w:proofErr w:type="gramStart"/>
+      <w:r>
+        <w:rPr>
+          <w:rFonts w:ascii="Courier New" w:eastAsia="Times New Roman" w:hAnsi="Courier New" w:cs="Courier New"/>
+          <w:kern w:val="0"/>
+          <w:sz w:val="20"/>
+          <w:szCs w:val="20"/>
+          <w:lang w:eastAsia="en-GB"/>
+          <w14:ligatures w14:val="none"/>
+        </w:rPr>
+        <w:t>VARCHAR(</w:t>
+      </w:r>
+      <w:proofErr w:type="gramEnd"/>
+      <w:r>
+        <w:rPr>
+          <w:rFonts w:ascii="Courier New" w:eastAsia="Times New Roman" w:hAnsi="Courier New" w:cs="Courier New"/>
+          <w:kern w:val="0"/>
+          <w:sz w:val="20"/>
+          <w:szCs w:val="20"/>
+          <w:lang w:eastAsia="en-GB"/>
+          <w14:ligatures w14:val="none"/>
+        </w:rPr>
+        <w:t>20) NOT NULL DEFAULT '</w:t>
+      </w:r>
+      <w:proofErr w:type="spellStart"/>
+      <w:r>
+        <w:rPr>
+          <w:rFonts w:ascii="Courier New" w:eastAsia="Times New Roman" w:hAnsi="Courier New" w:cs="Courier New"/>
+          <w:kern w:val="0"/>
+          <w:sz w:val="20"/>
+          <w:szCs w:val="20"/>
+          <w:lang w:eastAsia="en-GB"/>
+          <w14:ligatures w14:val="none"/>
+        </w:rPr>
+        <w:t>notcommited</w:t>
+      </w:r>
+      <w:proofErr w:type="spellEnd"/>
+      <w:r>
+        <w:rPr>
+          <w:rFonts w:ascii="Courier New" w:eastAsia="Times New Roman" w:hAnsi="Courier New" w:cs="Courier New"/>
+          <w:kern w:val="0"/>
+          <w:sz w:val="20"/>
+          <w:szCs w:val="20"/>
+          <w:lang w:eastAsia="en-GB"/>
+          <w14:ligatures w14:val="none"/>
+        </w:rPr>
+        <w:t>';</w:t>
+      </w:r>
+    </w:p>
+    <w:p>
+      <w:pPr>
+        <w:tabs>
+          <w:tab w:val="left" w:pos="916"/>
+          <w:tab w:val="left" w:pos="1832"/>
+          <w:tab w:val="left" w:pos="2748"/>
+          <w:tab w:val="left" w:pos="3664"/>
+          <w:tab w:val="left" w:pos="4580"/>
+          <w:tab w:val="left" w:pos="5496"/>
+          <w:tab w:val="left" w:pos="6412"/>
+          <w:tab w:val="left" w:pos="7328"/>
+          <w:tab w:val="left" w:pos="8244"/>
+          <w:tab w:val="left" w:pos="9160"/>
+          <w:tab w:val="left" w:pos="10076"/>
+          <w:tab w:val="left" w:pos="10992"/>
+          <w:tab w:val="left" w:pos="11908"/>
+          <w:tab w:val="left" w:pos="12824"/>
+          <w:tab w:val="left" w:pos="13740"/>
+          <w:tab w:val="left" w:pos="14656"/>
+        </w:tabs>
+        <w:spacing w:after="0" w:line="240" w:lineRule="auto"/>
+        <w:rPr>
+          <w:rFonts w:ascii="Courier New" w:eastAsia="Times New Roman" w:hAnsi="Courier New" w:cs="Courier New"/>
+          <w:kern w:val="0"/>
+          <w:sz w:val="20"/>
+          <w:szCs w:val="20"/>
+          <w:lang w:eastAsia="en-GB"/>
+          <w14:ligatures w14:val="none"/>
+        </w:rPr>
+      </w:pPr>
+    </w:p>
+    <w:p>
+      <w:pPr>
+        <w:tabs>
+          <w:tab w:val="left" w:pos="916"/>
+          <w:tab w:val="left" w:pos="1832"/>
+          <w:tab w:val="left" w:pos="2748"/>
+          <w:tab w:val="left" w:pos="3664"/>
+          <w:tab w:val="left" w:pos="4580"/>
+          <w:tab w:val="left" w:pos="5496"/>
+          <w:tab w:val="left" w:pos="6412"/>
+          <w:tab w:val="left" w:pos="7328"/>
+          <w:tab w:val="left" w:pos="8244"/>
+          <w:tab w:val="left" w:pos="9160"/>
+          <w:tab w:val="left" w:pos="10076"/>
+          <w:tab w:val="left" w:pos="10992"/>
+          <w:tab w:val="left" w:pos="11908"/>
+          <w:tab w:val="left" w:pos="12824"/>
+          <w:tab w:val="left" w:pos="13740"/>
+          <w:tab w:val="left" w:pos="14656"/>
+        </w:tabs>
+        <w:spacing w:after="0" w:line="240" w:lineRule="auto"/>
+        <w:rPr>
+          <w:rFonts w:ascii="Courier New" w:eastAsia="Times New Roman" w:hAnsi="Courier New" w:cs="Courier New"/>
+          <w:kern w:val="0"/>
+          <w:sz w:val="20"/>
+          <w:szCs w:val="20"/>
+          <w:lang w:eastAsia="en-GB"/>
+          <w14:ligatures w14:val="none"/>
+        </w:rPr>
+      </w:pPr>
+    </w:p>
+    <w:p>
+      <w:pPr>
+        <w:tabs>
+          <w:tab w:val="left" w:pos="916"/>
+          <w:tab w:val="left" w:pos="1832"/>
+          <w:tab w:val="left" w:pos="2748"/>
+          <w:tab w:val="left" w:pos="3664"/>
+          <w:tab w:val="left" w:pos="4580"/>
+          <w:tab w:val="left" w:pos="5496"/>
+          <w:tab w:val="left" w:pos="6412"/>
+          <w:tab w:val="left" w:pos="7328"/>
+          <w:tab w:val="left" w:pos="8244"/>
+          <w:tab w:val="left" w:pos="9160"/>
+          <w:tab w:val="left" w:pos="10076"/>
+          <w:tab w:val="left" w:pos="10992"/>
+          <w:tab w:val="left" w:pos="11908"/>
+          <w:tab w:val="left" w:pos="12824"/>
+          <w:tab w:val="left" w:pos="13740"/>
+          <w:tab w:val="left" w:pos="14656"/>
+        </w:tabs>
         <w:spacing w:after="0" w:line="240" w:lineRule="auto"/>
         <w:rPr>
           <w:rFonts w:ascii="Courier New" w:eastAsia="Times New Roman" w:hAnsi="Courier New" w:cs="Courier New"/>
@@ -628,105 +1819,6 @@
         </w:rPr>
         <w:t>.</w:t>
       </w:r>
-    </w:p>
-    <w:p>
-      <w:pPr>
-        <w:tabs>
-          <w:tab w:val="left" w:pos="916"/>
-          <w:tab w:val="left" w:pos="1832"/>
-          <w:tab w:val="left" w:pos="2748"/>
-          <w:tab w:val="left" w:pos="3664"/>
-          <w:tab w:val="left" w:pos="4580"/>
-          <w:tab w:val="left" w:pos="5496"/>
-          <w:tab w:val="left" w:pos="6412"/>
-          <w:tab w:val="left" w:pos="7328"/>
-          <w:tab w:val="left" w:pos="8244"/>
-          <w:tab w:val="left" w:pos="9160"/>
-          <w:tab w:val="left" w:pos="10076"/>
-          <w:tab w:val="left" w:pos="10992"/>
-          <w:tab w:val="left" w:pos="11908"/>
-          <w:tab w:val="left" w:pos="12824"/>
-          <w:tab w:val="left" w:pos="13740"/>
-          <w:tab w:val="left" w:pos="14656"/>
-        </w:tabs>
-        <w:spacing w:line="240" w:lineRule="auto"/>
-        <w:rPr>
-          <w:rFonts w:ascii="Courier New" w:eastAsia="Times New Roman" w:hAnsi="Courier New" w:cs="Courier New"/>
-          <w:b/>
-          <w:bCs/>
-          <w:kern w:val="0"/>
-          <w:sz w:val="20"/>
-          <w:szCs w:val="20"/>
-          <w:lang w:eastAsia="en-GB"/>
-          <w14:ligatures w14:val="none"/>
-        </w:rPr>
-      </w:pPr>
-    </w:p>
-    <w:p>
-      <w:pPr>
-        <w:tabs>
-          <w:tab w:val="left" w:pos="916"/>
-          <w:tab w:val="left" w:pos="1832"/>
-          <w:tab w:val="left" w:pos="2748"/>
-          <w:tab w:val="left" w:pos="3664"/>
-          <w:tab w:val="left" w:pos="4580"/>
-          <w:tab w:val="left" w:pos="5496"/>
-          <w:tab w:val="left" w:pos="6412"/>
-          <w:tab w:val="left" w:pos="7328"/>
-          <w:tab w:val="left" w:pos="8244"/>
-          <w:tab w:val="left" w:pos="9160"/>
-          <w:tab w:val="left" w:pos="10076"/>
-          <w:tab w:val="left" w:pos="10992"/>
-          <w:tab w:val="left" w:pos="11908"/>
-          <w:tab w:val="left" w:pos="12824"/>
-          <w:tab w:val="left" w:pos="13740"/>
-          <w:tab w:val="left" w:pos="14656"/>
-        </w:tabs>
-        <w:spacing w:line="240" w:lineRule="auto"/>
-        <w:rPr>
-          <w:rFonts w:ascii="Courier New" w:eastAsia="Times New Roman" w:hAnsi="Courier New" w:cs="Courier New"/>
-          <w:b/>
-          <w:bCs/>
-          <w:kern w:val="0"/>
-          <w:sz w:val="20"/>
-          <w:szCs w:val="20"/>
-          <w:lang w:eastAsia="en-GB"/>
-          <w14:ligatures w14:val="none"/>
-        </w:rPr>
-      </w:pPr>
-    </w:p>
-    <w:p>
-      <w:pPr>
-        <w:tabs>
-          <w:tab w:val="left" w:pos="916"/>
-          <w:tab w:val="left" w:pos="1832"/>
-          <w:tab w:val="left" w:pos="2748"/>
-          <w:tab w:val="left" w:pos="3664"/>
-          <w:tab w:val="left" w:pos="4580"/>
-          <w:tab w:val="left" w:pos="5496"/>
-          <w:tab w:val="left" w:pos="6412"/>
-          <w:tab w:val="left" w:pos="7328"/>
-          <w:tab w:val="left" w:pos="8244"/>
-          <w:tab w:val="left" w:pos="9160"/>
-          <w:tab w:val="left" w:pos="10076"/>
-          <w:tab w:val="left" w:pos="10992"/>
-          <w:tab w:val="left" w:pos="11908"/>
-          <w:tab w:val="left" w:pos="12824"/>
-          <w:tab w:val="left" w:pos="13740"/>
-          <w:tab w:val="left" w:pos="14656"/>
-        </w:tabs>
-        <w:spacing w:line="240" w:lineRule="auto"/>
-        <w:rPr>
-          <w:rFonts w:ascii="Courier New" w:eastAsia="Times New Roman" w:hAnsi="Courier New" w:cs="Courier New"/>
-          <w:b/>
-          <w:bCs/>
-          <w:kern w:val="0"/>
-          <w:sz w:val="20"/>
-          <w:szCs w:val="20"/>
-          <w:lang w:eastAsia="en-GB"/>
-          <w14:ligatures w14:val="none"/>
-        </w:rPr>
-      </w:pPr>
     </w:p>
     <w:p>
       <w:pPr>

--- a/app notes.docx
+++ b/app notes.docx
@@ -356,7 +356,29 @@
           <w:lang w:eastAsia="en-GB"/>
           <w14:ligatures w14:val="none"/>
         </w:rPr>
-        <w:t>on production, create this table:</w:t>
+        <w:t>on production, create this table</w:t>
+      </w:r>
+      <w:r>
+        <w:rPr>
+          <w:rFonts w:ascii="Courier New" w:eastAsia="Times New Roman" w:hAnsi="Courier New" w:cs="Courier New"/>
+          <w:kern w:val="0"/>
+          <w:sz w:val="20"/>
+          <w:szCs w:val="20"/>
+          <w:lang w:eastAsia="en-GB"/>
+          <w14:ligatures w14:val="none"/>
+        </w:rPr>
+        <w:t>s</w:t>
+      </w:r>
+      <w:r>
+        <w:rPr>
+          <w:rFonts w:ascii="Courier New" w:eastAsia="Times New Roman" w:hAnsi="Courier New" w:cs="Courier New"/>
+          <w:kern w:val="0"/>
+          <w:sz w:val="20"/>
+          <w:szCs w:val="20"/>
+          <w:lang w:eastAsia="en-GB"/>
+          <w14:ligatures w14:val="none"/>
+        </w:rPr>
+        <w:t>:</w:t>
       </w:r>
       <w:r>
         <w:rPr>
@@ -386,7 +408,7 @@
           <w:sz w:val="20"/>
           <w:szCs w:val="20"/>
         </w:rPr>
-        <w:t xml:space="preserve">CREATE TABLE </w:t>
+        <w:t>CREATE TABLE `</w:t>
       </w:r>
       <w:proofErr w:type="spellStart"/>
       <w:r>
@@ -395,7 +417,7 @@
           <w:sz w:val="20"/>
           <w:szCs w:val="20"/>
         </w:rPr>
-        <w:t>directMpesaPayments</w:t>
+        <w:t>directmpesapayments</w:t>
       </w:r>
       <w:proofErr w:type="spellEnd"/>
       <w:r>
@@ -404,7 +426,7 @@
           <w:sz w:val="20"/>
           <w:szCs w:val="20"/>
         </w:rPr>
-        <w:t xml:space="preserve"> ( </w:t>
+        <w:t>` (</w:t>
       </w:r>
     </w:p>
     <w:p>
@@ -427,26 +449,38 @@
           <w:tab w:val="left" w:pos="13740"/>
           <w:tab w:val="left" w:pos="14656"/>
         </w:tabs>
-        <w:spacing w:after="0" w:line="240" w:lineRule="auto"/>
-        <w:rPr>
-          <w:rFonts w:ascii="Courier New" w:eastAsia="Times New Roman" w:hAnsi="Courier New" w:cs="Courier New"/>
-          <w:kern w:val="0"/>
-          <w:sz w:val="20"/>
-          <w:szCs w:val="20"/>
-          <w:lang w:eastAsia="en-GB"/>
-          <w14:ligatures w14:val="none"/>
-        </w:rPr>
-      </w:pPr>
-      <w:r>
-        <w:rPr>
-          <w:rFonts w:ascii="Courier New" w:eastAsia="Times New Roman" w:hAnsi="Courier New" w:cs="Courier New"/>
-          <w:kern w:val="0"/>
-          <w:sz w:val="20"/>
-          <w:szCs w:val="20"/>
-          <w:lang w:eastAsia="en-GB"/>
-          <w14:ligatures w14:val="none"/>
-        </w:rPr>
-        <w:t xml:space="preserve">id INT AUTO_INCREMENT PRIMARY KEY, </w:t>
+        <w:spacing w:after="0"/>
+        <w:rPr>
+          <w:rFonts w:ascii="Courier New" w:hAnsi="Courier New" w:cs="Courier New"/>
+          <w:sz w:val="20"/>
+          <w:szCs w:val="20"/>
+        </w:rPr>
+      </w:pPr>
+      <w:r>
+        <w:rPr>
+          <w:rFonts w:ascii="Courier New" w:hAnsi="Courier New" w:cs="Courier New"/>
+          <w:sz w:val="20"/>
+          <w:szCs w:val="20"/>
+        </w:rPr>
+        <w:t xml:space="preserve">  `id` </w:t>
+      </w:r>
+      <w:proofErr w:type="gramStart"/>
+      <w:r>
+        <w:rPr>
+          <w:rFonts w:ascii="Courier New" w:hAnsi="Courier New" w:cs="Courier New"/>
+          <w:sz w:val="20"/>
+          <w:szCs w:val="20"/>
+        </w:rPr>
+        <w:t>int(</w:t>
+      </w:r>
+      <w:proofErr w:type="gramEnd"/>
+      <w:r>
+        <w:rPr>
+          <w:rFonts w:ascii="Courier New" w:hAnsi="Courier New" w:cs="Courier New"/>
+          <w:sz w:val="20"/>
+          <w:szCs w:val="20"/>
+        </w:rPr>
+        <w:t>11) NOT NULL,</w:t>
       </w:r>
     </w:p>
     <w:p>
@@ -469,63 +503,56 @@
           <w:tab w:val="left" w:pos="13740"/>
           <w:tab w:val="left" w:pos="14656"/>
         </w:tabs>
-        <w:spacing w:after="0" w:line="240" w:lineRule="auto"/>
-        <w:rPr>
-          <w:rFonts w:ascii="Courier New" w:eastAsia="Times New Roman" w:hAnsi="Courier New" w:cs="Courier New"/>
-          <w:kern w:val="0"/>
-          <w:sz w:val="20"/>
-          <w:szCs w:val="20"/>
-          <w:lang w:eastAsia="en-GB"/>
-          <w14:ligatures w14:val="none"/>
-        </w:rPr>
-      </w:pPr>
+        <w:spacing w:after="0"/>
+        <w:rPr>
+          <w:rFonts w:ascii="Courier New" w:hAnsi="Courier New" w:cs="Courier New"/>
+          <w:sz w:val="20"/>
+          <w:szCs w:val="20"/>
+        </w:rPr>
+      </w:pPr>
+      <w:r>
+        <w:rPr>
+          <w:rFonts w:ascii="Courier New" w:hAnsi="Courier New" w:cs="Courier New"/>
+          <w:sz w:val="20"/>
+          <w:szCs w:val="20"/>
+        </w:rPr>
+        <w:t>  `</w:t>
+      </w:r>
       <w:proofErr w:type="spellStart"/>
       <w:r>
         <w:rPr>
-          <w:rFonts w:ascii="Courier New" w:eastAsia="Times New Roman" w:hAnsi="Courier New" w:cs="Courier New"/>
-          <w:kern w:val="0"/>
-          <w:sz w:val="20"/>
-          <w:szCs w:val="20"/>
-          <w:lang w:eastAsia="en-GB"/>
-          <w14:ligatures w14:val="none"/>
+          <w:rFonts w:ascii="Courier New" w:hAnsi="Courier New" w:cs="Courier New"/>
+          <w:sz w:val="20"/>
+          <w:szCs w:val="20"/>
         </w:rPr>
         <w:t>MerchantRequestID</w:t>
       </w:r>
       <w:proofErr w:type="spellEnd"/>
       <w:r>
         <w:rPr>
-          <w:rFonts w:ascii="Courier New" w:eastAsia="Times New Roman" w:hAnsi="Courier New" w:cs="Courier New"/>
-          <w:kern w:val="0"/>
-          <w:sz w:val="20"/>
-          <w:szCs w:val="20"/>
-          <w:lang w:eastAsia="en-GB"/>
-          <w14:ligatures w14:val="none"/>
-        </w:rPr>
-        <w:t xml:space="preserve"> </w:t>
+          <w:rFonts w:ascii="Courier New" w:hAnsi="Courier New" w:cs="Courier New"/>
+          <w:sz w:val="20"/>
+          <w:szCs w:val="20"/>
+        </w:rPr>
+        <w:t xml:space="preserve">` </w:t>
       </w:r>
       <w:proofErr w:type="gramStart"/>
       <w:r>
         <w:rPr>
-          <w:rFonts w:ascii="Courier New" w:eastAsia="Times New Roman" w:hAnsi="Courier New" w:cs="Courier New"/>
-          <w:kern w:val="0"/>
-          <w:sz w:val="20"/>
-          <w:szCs w:val="20"/>
-          <w:lang w:eastAsia="en-GB"/>
-          <w14:ligatures w14:val="none"/>
-        </w:rPr>
-        <w:t>VARCHAR(</w:t>
+          <w:rFonts w:ascii="Courier New" w:hAnsi="Courier New" w:cs="Courier New"/>
+          <w:sz w:val="20"/>
+          <w:szCs w:val="20"/>
+        </w:rPr>
+        <w:t>varchar(</w:t>
       </w:r>
       <w:proofErr w:type="gramEnd"/>
       <w:r>
         <w:rPr>
-          <w:rFonts w:ascii="Courier New" w:eastAsia="Times New Roman" w:hAnsi="Courier New" w:cs="Courier New"/>
-          <w:kern w:val="0"/>
-          <w:sz w:val="20"/>
-          <w:szCs w:val="20"/>
-          <w:lang w:eastAsia="en-GB"/>
-          <w14:ligatures w14:val="none"/>
-        </w:rPr>
-        <w:t xml:space="preserve">100) NOT NULL, </w:t>
+          <w:rFonts w:ascii="Courier New" w:hAnsi="Courier New" w:cs="Courier New"/>
+          <w:sz w:val="20"/>
+          <w:szCs w:val="20"/>
+        </w:rPr>
+        <w:t>100) NOT NULL,</w:t>
       </w:r>
     </w:p>
     <w:p>
@@ -548,63 +575,56 @@
           <w:tab w:val="left" w:pos="13740"/>
           <w:tab w:val="left" w:pos="14656"/>
         </w:tabs>
-        <w:spacing w:after="0" w:line="240" w:lineRule="auto"/>
-        <w:rPr>
-          <w:rFonts w:ascii="Courier New" w:eastAsia="Times New Roman" w:hAnsi="Courier New" w:cs="Courier New"/>
-          <w:kern w:val="0"/>
-          <w:sz w:val="20"/>
-          <w:szCs w:val="20"/>
-          <w:lang w:eastAsia="en-GB"/>
-          <w14:ligatures w14:val="none"/>
-        </w:rPr>
-      </w:pPr>
+        <w:spacing w:after="0"/>
+        <w:rPr>
+          <w:rFonts w:ascii="Courier New" w:hAnsi="Courier New" w:cs="Courier New"/>
+          <w:sz w:val="20"/>
+          <w:szCs w:val="20"/>
+        </w:rPr>
+      </w:pPr>
+      <w:r>
+        <w:rPr>
+          <w:rFonts w:ascii="Courier New" w:hAnsi="Courier New" w:cs="Courier New"/>
+          <w:sz w:val="20"/>
+          <w:szCs w:val="20"/>
+        </w:rPr>
+        <w:t>  `</w:t>
+      </w:r>
       <w:proofErr w:type="spellStart"/>
       <w:r>
         <w:rPr>
-          <w:rFonts w:ascii="Courier New" w:eastAsia="Times New Roman" w:hAnsi="Courier New" w:cs="Courier New"/>
-          <w:kern w:val="0"/>
-          <w:sz w:val="20"/>
-          <w:szCs w:val="20"/>
-          <w:lang w:eastAsia="en-GB"/>
-          <w14:ligatures w14:val="none"/>
+          <w:rFonts w:ascii="Courier New" w:hAnsi="Courier New" w:cs="Courier New"/>
+          <w:sz w:val="20"/>
+          <w:szCs w:val="20"/>
         </w:rPr>
         <w:t>CheckoutRequestID</w:t>
       </w:r>
       <w:proofErr w:type="spellEnd"/>
       <w:r>
         <w:rPr>
-          <w:rFonts w:ascii="Courier New" w:eastAsia="Times New Roman" w:hAnsi="Courier New" w:cs="Courier New"/>
-          <w:kern w:val="0"/>
-          <w:sz w:val="20"/>
-          <w:szCs w:val="20"/>
-          <w:lang w:eastAsia="en-GB"/>
-          <w14:ligatures w14:val="none"/>
-        </w:rPr>
-        <w:t xml:space="preserve"> </w:t>
+          <w:rFonts w:ascii="Courier New" w:hAnsi="Courier New" w:cs="Courier New"/>
+          <w:sz w:val="20"/>
+          <w:szCs w:val="20"/>
+        </w:rPr>
+        <w:t xml:space="preserve">` </w:t>
       </w:r>
       <w:proofErr w:type="gramStart"/>
       <w:r>
         <w:rPr>
-          <w:rFonts w:ascii="Courier New" w:eastAsia="Times New Roman" w:hAnsi="Courier New" w:cs="Courier New"/>
-          <w:kern w:val="0"/>
-          <w:sz w:val="20"/>
-          <w:szCs w:val="20"/>
-          <w:lang w:eastAsia="en-GB"/>
-          <w14:ligatures w14:val="none"/>
-        </w:rPr>
-        <w:t>VARCHAR(</w:t>
+          <w:rFonts w:ascii="Courier New" w:hAnsi="Courier New" w:cs="Courier New"/>
+          <w:sz w:val="20"/>
+          <w:szCs w:val="20"/>
+        </w:rPr>
+        <w:t>varchar(</w:t>
       </w:r>
       <w:proofErr w:type="gramEnd"/>
       <w:r>
         <w:rPr>
-          <w:rFonts w:ascii="Courier New" w:eastAsia="Times New Roman" w:hAnsi="Courier New" w:cs="Courier New"/>
-          <w:kern w:val="0"/>
-          <w:sz w:val="20"/>
-          <w:szCs w:val="20"/>
-          <w:lang w:eastAsia="en-GB"/>
-          <w14:ligatures w14:val="none"/>
-        </w:rPr>
-        <w:t xml:space="preserve">100) NOT NULL, </w:t>
+          <w:rFonts w:ascii="Courier New" w:hAnsi="Courier New" w:cs="Courier New"/>
+          <w:sz w:val="20"/>
+          <w:szCs w:val="20"/>
+        </w:rPr>
+        <w:t>100) NOT NULL,</w:t>
       </w:r>
     </w:p>
     <w:p>
@@ -627,39 +647,56 @@
           <w:tab w:val="left" w:pos="13740"/>
           <w:tab w:val="left" w:pos="14656"/>
         </w:tabs>
-        <w:spacing w:after="0" w:line="240" w:lineRule="auto"/>
-        <w:rPr>
-          <w:rFonts w:ascii="Courier New" w:eastAsia="Times New Roman" w:hAnsi="Courier New" w:cs="Courier New"/>
-          <w:kern w:val="0"/>
-          <w:sz w:val="20"/>
-          <w:szCs w:val="20"/>
-          <w:lang w:eastAsia="en-GB"/>
-          <w14:ligatures w14:val="none"/>
-        </w:rPr>
-      </w:pPr>
+        <w:spacing w:after="0"/>
+        <w:rPr>
+          <w:rFonts w:ascii="Courier New" w:hAnsi="Courier New" w:cs="Courier New"/>
+          <w:sz w:val="20"/>
+          <w:szCs w:val="20"/>
+        </w:rPr>
+      </w:pPr>
+      <w:r>
+        <w:rPr>
+          <w:rFonts w:ascii="Courier New" w:hAnsi="Courier New" w:cs="Courier New"/>
+          <w:sz w:val="20"/>
+          <w:szCs w:val="20"/>
+        </w:rPr>
+        <w:t>  `</w:t>
+      </w:r>
       <w:proofErr w:type="spellStart"/>
       <w:r>
         <w:rPr>
-          <w:rFonts w:ascii="Courier New" w:eastAsia="Times New Roman" w:hAnsi="Courier New" w:cs="Courier New"/>
-          <w:kern w:val="0"/>
-          <w:sz w:val="20"/>
-          <w:szCs w:val="20"/>
-          <w:lang w:eastAsia="en-GB"/>
-          <w14:ligatures w14:val="none"/>
+          <w:rFonts w:ascii="Courier New" w:hAnsi="Courier New" w:cs="Courier New"/>
+          <w:sz w:val="20"/>
+          <w:szCs w:val="20"/>
         </w:rPr>
         <w:t>ResultCode</w:t>
       </w:r>
       <w:proofErr w:type="spellEnd"/>
       <w:r>
         <w:rPr>
-          <w:rFonts w:ascii="Courier New" w:eastAsia="Times New Roman" w:hAnsi="Courier New" w:cs="Courier New"/>
-          <w:kern w:val="0"/>
-          <w:sz w:val="20"/>
-          <w:szCs w:val="20"/>
-          <w:lang w:eastAsia="en-GB"/>
-          <w14:ligatures w14:val="none"/>
-        </w:rPr>
-        <w:t xml:space="preserve"> INT NOT NULL, </w:t>
+          <w:rFonts w:ascii="Courier New" w:hAnsi="Courier New" w:cs="Courier New"/>
+          <w:sz w:val="20"/>
+          <w:szCs w:val="20"/>
+        </w:rPr>
+        <w:t xml:space="preserve">` </w:t>
+      </w:r>
+      <w:proofErr w:type="gramStart"/>
+      <w:r>
+        <w:rPr>
+          <w:rFonts w:ascii="Courier New" w:hAnsi="Courier New" w:cs="Courier New"/>
+          <w:sz w:val="20"/>
+          <w:szCs w:val="20"/>
+        </w:rPr>
+        <w:t>int(</w:t>
+      </w:r>
+      <w:proofErr w:type="gramEnd"/>
+      <w:r>
+        <w:rPr>
+          <w:rFonts w:ascii="Courier New" w:hAnsi="Courier New" w:cs="Courier New"/>
+          <w:sz w:val="20"/>
+          <w:szCs w:val="20"/>
+        </w:rPr>
+        <w:t>11) NOT NULL,</w:t>
       </w:r>
     </w:p>
     <w:p>
@@ -682,63 +719,56 @@
           <w:tab w:val="left" w:pos="13740"/>
           <w:tab w:val="left" w:pos="14656"/>
         </w:tabs>
-        <w:spacing w:after="0" w:line="240" w:lineRule="auto"/>
-        <w:rPr>
-          <w:rFonts w:ascii="Courier New" w:eastAsia="Times New Roman" w:hAnsi="Courier New" w:cs="Courier New"/>
-          <w:kern w:val="0"/>
-          <w:sz w:val="20"/>
-          <w:szCs w:val="20"/>
-          <w:lang w:eastAsia="en-GB"/>
-          <w14:ligatures w14:val="none"/>
-        </w:rPr>
-      </w:pPr>
+        <w:spacing w:after="0"/>
+        <w:rPr>
+          <w:rFonts w:ascii="Courier New" w:hAnsi="Courier New" w:cs="Courier New"/>
+          <w:sz w:val="20"/>
+          <w:szCs w:val="20"/>
+        </w:rPr>
+      </w:pPr>
+      <w:r>
+        <w:rPr>
+          <w:rFonts w:ascii="Courier New" w:hAnsi="Courier New" w:cs="Courier New"/>
+          <w:sz w:val="20"/>
+          <w:szCs w:val="20"/>
+        </w:rPr>
+        <w:t>  `</w:t>
+      </w:r>
       <w:proofErr w:type="spellStart"/>
       <w:r>
         <w:rPr>
-          <w:rFonts w:ascii="Courier New" w:eastAsia="Times New Roman" w:hAnsi="Courier New" w:cs="Courier New"/>
-          <w:kern w:val="0"/>
-          <w:sz w:val="20"/>
-          <w:szCs w:val="20"/>
-          <w:lang w:eastAsia="en-GB"/>
-          <w14:ligatures w14:val="none"/>
+          <w:rFonts w:ascii="Courier New" w:hAnsi="Courier New" w:cs="Courier New"/>
+          <w:sz w:val="20"/>
+          <w:szCs w:val="20"/>
         </w:rPr>
         <w:t>ResultDesc</w:t>
       </w:r>
       <w:proofErr w:type="spellEnd"/>
       <w:r>
         <w:rPr>
-          <w:rFonts w:ascii="Courier New" w:eastAsia="Times New Roman" w:hAnsi="Courier New" w:cs="Courier New"/>
-          <w:kern w:val="0"/>
-          <w:sz w:val="20"/>
-          <w:szCs w:val="20"/>
-          <w:lang w:eastAsia="en-GB"/>
-          <w14:ligatures w14:val="none"/>
-        </w:rPr>
-        <w:t xml:space="preserve"> </w:t>
+          <w:rFonts w:ascii="Courier New" w:hAnsi="Courier New" w:cs="Courier New"/>
+          <w:sz w:val="20"/>
+          <w:szCs w:val="20"/>
+        </w:rPr>
+        <w:t xml:space="preserve">` </w:t>
       </w:r>
       <w:proofErr w:type="gramStart"/>
       <w:r>
         <w:rPr>
-          <w:rFonts w:ascii="Courier New" w:eastAsia="Times New Roman" w:hAnsi="Courier New" w:cs="Courier New"/>
-          <w:kern w:val="0"/>
-          <w:sz w:val="20"/>
-          <w:szCs w:val="20"/>
-          <w:lang w:eastAsia="en-GB"/>
-          <w14:ligatures w14:val="none"/>
-        </w:rPr>
-        <w:t>VARCHAR(</w:t>
+          <w:rFonts w:ascii="Courier New" w:hAnsi="Courier New" w:cs="Courier New"/>
+          <w:sz w:val="20"/>
+          <w:szCs w:val="20"/>
+        </w:rPr>
+        <w:t>varchar(</w:t>
       </w:r>
       <w:proofErr w:type="gramEnd"/>
       <w:r>
         <w:rPr>
-          <w:rFonts w:ascii="Courier New" w:eastAsia="Times New Roman" w:hAnsi="Courier New" w:cs="Courier New"/>
-          <w:kern w:val="0"/>
-          <w:sz w:val="20"/>
-          <w:szCs w:val="20"/>
-          <w:lang w:eastAsia="en-GB"/>
-          <w14:ligatures w14:val="none"/>
-        </w:rPr>
-        <w:t xml:space="preserve">255) NOT NULL, </w:t>
+          <w:rFonts w:ascii="Courier New" w:hAnsi="Courier New" w:cs="Courier New"/>
+          <w:sz w:val="20"/>
+          <w:szCs w:val="20"/>
+        </w:rPr>
+        <w:t>255) NOT NULL,</w:t>
       </w:r>
     </w:p>
     <w:p>
@@ -761,50 +791,38 @@
           <w:tab w:val="left" w:pos="13740"/>
           <w:tab w:val="left" w:pos="14656"/>
         </w:tabs>
-        <w:spacing w:after="0" w:line="240" w:lineRule="auto"/>
-        <w:rPr>
-          <w:rFonts w:ascii="Courier New" w:eastAsia="Times New Roman" w:hAnsi="Courier New" w:cs="Courier New"/>
-          <w:kern w:val="0"/>
-          <w:sz w:val="20"/>
-          <w:szCs w:val="20"/>
-          <w:lang w:eastAsia="en-GB"/>
-          <w14:ligatures w14:val="none"/>
-        </w:rPr>
-      </w:pPr>
-      <w:r>
-        <w:rPr>
-          <w:rFonts w:ascii="Courier New" w:eastAsia="Times New Roman" w:hAnsi="Courier New" w:cs="Courier New"/>
-          <w:kern w:val="0"/>
-          <w:sz w:val="20"/>
-          <w:szCs w:val="20"/>
-          <w:lang w:eastAsia="en-GB"/>
-          <w14:ligatures w14:val="none"/>
-        </w:rPr>
-        <w:t xml:space="preserve">Amount </w:t>
+        <w:spacing w:after="0"/>
+        <w:rPr>
+          <w:rFonts w:ascii="Courier New" w:hAnsi="Courier New" w:cs="Courier New"/>
+          <w:sz w:val="20"/>
+          <w:szCs w:val="20"/>
+        </w:rPr>
+      </w:pPr>
+      <w:r>
+        <w:rPr>
+          <w:rFonts w:ascii="Courier New" w:hAnsi="Courier New" w:cs="Courier New"/>
+          <w:sz w:val="20"/>
+          <w:szCs w:val="20"/>
+        </w:rPr>
+        <w:t xml:space="preserve">  `Amount` </w:t>
       </w:r>
       <w:proofErr w:type="gramStart"/>
       <w:r>
         <w:rPr>
-          <w:rFonts w:ascii="Courier New" w:eastAsia="Times New Roman" w:hAnsi="Courier New" w:cs="Courier New"/>
-          <w:kern w:val="0"/>
-          <w:sz w:val="20"/>
-          <w:szCs w:val="20"/>
-          <w:lang w:eastAsia="en-GB"/>
-          <w14:ligatures w14:val="none"/>
-        </w:rPr>
-        <w:t>DECIMAL(</w:t>
+          <w:rFonts w:ascii="Courier New" w:hAnsi="Courier New" w:cs="Courier New"/>
+          <w:sz w:val="20"/>
+          <w:szCs w:val="20"/>
+        </w:rPr>
+        <w:t>decimal(</w:t>
       </w:r>
       <w:proofErr w:type="gramEnd"/>
       <w:r>
         <w:rPr>
-          <w:rFonts w:ascii="Courier New" w:eastAsia="Times New Roman" w:hAnsi="Courier New" w:cs="Courier New"/>
-          <w:kern w:val="0"/>
-          <w:sz w:val="20"/>
-          <w:szCs w:val="20"/>
-          <w:lang w:eastAsia="en-GB"/>
-          <w14:ligatures w14:val="none"/>
-        </w:rPr>
-        <w:t xml:space="preserve">10,2), </w:t>
+          <w:rFonts w:ascii="Courier New" w:hAnsi="Courier New" w:cs="Courier New"/>
+          <w:sz w:val="20"/>
+          <w:szCs w:val="20"/>
+        </w:rPr>
+        <w:t>10,2) DEFAULT NULL,</w:t>
       </w:r>
     </w:p>
     <w:p>
@@ -827,63 +845,56 @@
           <w:tab w:val="left" w:pos="13740"/>
           <w:tab w:val="left" w:pos="14656"/>
         </w:tabs>
-        <w:spacing w:after="0" w:line="240" w:lineRule="auto"/>
-        <w:rPr>
-          <w:rFonts w:ascii="Courier New" w:eastAsia="Times New Roman" w:hAnsi="Courier New" w:cs="Courier New"/>
-          <w:kern w:val="0"/>
-          <w:sz w:val="20"/>
-          <w:szCs w:val="20"/>
-          <w:lang w:eastAsia="en-GB"/>
-          <w14:ligatures w14:val="none"/>
-        </w:rPr>
-      </w:pPr>
+        <w:spacing w:after="0"/>
+        <w:rPr>
+          <w:rFonts w:ascii="Courier New" w:hAnsi="Courier New" w:cs="Courier New"/>
+          <w:sz w:val="20"/>
+          <w:szCs w:val="20"/>
+        </w:rPr>
+      </w:pPr>
+      <w:r>
+        <w:rPr>
+          <w:rFonts w:ascii="Courier New" w:hAnsi="Courier New" w:cs="Courier New"/>
+          <w:sz w:val="20"/>
+          <w:szCs w:val="20"/>
+        </w:rPr>
+        <w:t>  `</w:t>
+      </w:r>
       <w:proofErr w:type="spellStart"/>
       <w:r>
         <w:rPr>
-          <w:rFonts w:ascii="Courier New" w:eastAsia="Times New Roman" w:hAnsi="Courier New" w:cs="Courier New"/>
-          <w:kern w:val="0"/>
-          <w:sz w:val="20"/>
-          <w:szCs w:val="20"/>
-          <w:lang w:eastAsia="en-GB"/>
-          <w14:ligatures w14:val="none"/>
+          <w:rFonts w:ascii="Courier New" w:hAnsi="Courier New" w:cs="Courier New"/>
+          <w:sz w:val="20"/>
+          <w:szCs w:val="20"/>
         </w:rPr>
         <w:t>MpesaReceiptNumber</w:t>
       </w:r>
       <w:proofErr w:type="spellEnd"/>
       <w:r>
         <w:rPr>
-          <w:rFonts w:ascii="Courier New" w:eastAsia="Times New Roman" w:hAnsi="Courier New" w:cs="Courier New"/>
-          <w:kern w:val="0"/>
-          <w:sz w:val="20"/>
-          <w:szCs w:val="20"/>
-          <w:lang w:eastAsia="en-GB"/>
-          <w14:ligatures w14:val="none"/>
-        </w:rPr>
-        <w:t xml:space="preserve"> </w:t>
+          <w:rFonts w:ascii="Courier New" w:hAnsi="Courier New" w:cs="Courier New"/>
+          <w:sz w:val="20"/>
+          <w:szCs w:val="20"/>
+        </w:rPr>
+        <w:t xml:space="preserve">` </w:t>
       </w:r>
       <w:proofErr w:type="gramStart"/>
       <w:r>
         <w:rPr>
-          <w:rFonts w:ascii="Courier New" w:eastAsia="Times New Roman" w:hAnsi="Courier New" w:cs="Courier New"/>
-          <w:kern w:val="0"/>
-          <w:sz w:val="20"/>
-          <w:szCs w:val="20"/>
-          <w:lang w:eastAsia="en-GB"/>
-          <w14:ligatures w14:val="none"/>
-        </w:rPr>
-        <w:t>VARCHAR(</w:t>
+          <w:rFonts w:ascii="Courier New" w:hAnsi="Courier New" w:cs="Courier New"/>
+          <w:sz w:val="20"/>
+          <w:szCs w:val="20"/>
+        </w:rPr>
+        <w:t>varchar(</w:t>
       </w:r>
       <w:proofErr w:type="gramEnd"/>
       <w:r>
         <w:rPr>
-          <w:rFonts w:ascii="Courier New" w:eastAsia="Times New Roman" w:hAnsi="Courier New" w:cs="Courier New"/>
-          <w:kern w:val="0"/>
-          <w:sz w:val="20"/>
-          <w:szCs w:val="20"/>
-          <w:lang w:eastAsia="en-GB"/>
-          <w14:ligatures w14:val="none"/>
-        </w:rPr>
-        <w:t xml:space="preserve">50) UNIQUE, </w:t>
+          <w:rFonts w:ascii="Courier New" w:hAnsi="Courier New" w:cs="Courier New"/>
+          <w:sz w:val="20"/>
+          <w:szCs w:val="20"/>
+        </w:rPr>
+        <w:t>50) DEFAULT NULL,</w:t>
       </w:r>
     </w:p>
     <w:p>
@@ -906,50 +917,38 @@
           <w:tab w:val="left" w:pos="13740"/>
           <w:tab w:val="left" w:pos="14656"/>
         </w:tabs>
-        <w:spacing w:after="0" w:line="240" w:lineRule="auto"/>
-        <w:rPr>
-          <w:rFonts w:ascii="Courier New" w:eastAsia="Times New Roman" w:hAnsi="Courier New" w:cs="Courier New"/>
-          <w:kern w:val="0"/>
-          <w:sz w:val="20"/>
-          <w:szCs w:val="20"/>
-          <w:lang w:eastAsia="en-GB"/>
-          <w14:ligatures w14:val="none"/>
-        </w:rPr>
-      </w:pPr>
-      <w:r>
-        <w:rPr>
-          <w:rFonts w:ascii="Courier New" w:eastAsia="Times New Roman" w:hAnsi="Courier New" w:cs="Courier New"/>
-          <w:kern w:val="0"/>
-          <w:sz w:val="20"/>
-          <w:szCs w:val="20"/>
-          <w:lang w:eastAsia="en-GB"/>
-          <w14:ligatures w14:val="none"/>
-        </w:rPr>
-        <w:t xml:space="preserve">Balance </w:t>
+        <w:spacing w:after="0"/>
+        <w:rPr>
+          <w:rFonts w:ascii="Courier New" w:hAnsi="Courier New" w:cs="Courier New"/>
+          <w:sz w:val="20"/>
+          <w:szCs w:val="20"/>
+        </w:rPr>
+      </w:pPr>
+      <w:r>
+        <w:rPr>
+          <w:rFonts w:ascii="Courier New" w:hAnsi="Courier New" w:cs="Courier New"/>
+          <w:sz w:val="20"/>
+          <w:szCs w:val="20"/>
+        </w:rPr>
+        <w:t xml:space="preserve">  `Balance` </w:t>
       </w:r>
       <w:proofErr w:type="gramStart"/>
       <w:r>
         <w:rPr>
-          <w:rFonts w:ascii="Courier New" w:eastAsia="Times New Roman" w:hAnsi="Courier New" w:cs="Courier New"/>
-          <w:kern w:val="0"/>
-          <w:sz w:val="20"/>
-          <w:szCs w:val="20"/>
-          <w:lang w:eastAsia="en-GB"/>
-          <w14:ligatures w14:val="none"/>
-        </w:rPr>
-        <w:t>VARCHAR(</w:t>
+          <w:rFonts w:ascii="Courier New" w:hAnsi="Courier New" w:cs="Courier New"/>
+          <w:sz w:val="20"/>
+          <w:szCs w:val="20"/>
+        </w:rPr>
+        <w:t>varchar(</w:t>
       </w:r>
       <w:proofErr w:type="gramEnd"/>
       <w:r>
         <w:rPr>
-          <w:rFonts w:ascii="Courier New" w:eastAsia="Times New Roman" w:hAnsi="Courier New" w:cs="Courier New"/>
-          <w:kern w:val="0"/>
-          <w:sz w:val="20"/>
-          <w:szCs w:val="20"/>
-          <w:lang w:eastAsia="en-GB"/>
-          <w14:ligatures w14:val="none"/>
-        </w:rPr>
-        <w:t xml:space="preserve">100) NULL, </w:t>
+          <w:rFonts w:ascii="Courier New" w:hAnsi="Courier New" w:cs="Courier New"/>
+          <w:sz w:val="20"/>
+          <w:szCs w:val="20"/>
+        </w:rPr>
+        <w:t>100) DEFAULT NULL,</w:t>
       </w:r>
     </w:p>
     <w:p>
@@ -972,39 +971,66 @@
           <w:tab w:val="left" w:pos="13740"/>
           <w:tab w:val="left" w:pos="14656"/>
         </w:tabs>
-        <w:spacing w:after="0" w:line="240" w:lineRule="auto"/>
-        <w:rPr>
-          <w:rFonts w:ascii="Courier New" w:eastAsia="Times New Roman" w:hAnsi="Courier New" w:cs="Courier New"/>
-          <w:kern w:val="0"/>
-          <w:sz w:val="20"/>
-          <w:szCs w:val="20"/>
-          <w:lang w:eastAsia="en-GB"/>
-          <w14:ligatures w14:val="none"/>
-        </w:rPr>
-      </w:pPr>
+        <w:spacing w:after="0"/>
+        <w:rPr>
+          <w:rFonts w:ascii="Courier New" w:hAnsi="Courier New" w:cs="Courier New"/>
+          <w:sz w:val="20"/>
+          <w:szCs w:val="20"/>
+        </w:rPr>
+      </w:pPr>
+      <w:r>
+        <w:rPr>
+          <w:rFonts w:ascii="Courier New" w:hAnsi="Courier New" w:cs="Courier New"/>
+          <w:sz w:val="20"/>
+          <w:szCs w:val="20"/>
+        </w:rPr>
+        <w:t>  `</w:t>
+      </w:r>
       <w:proofErr w:type="spellStart"/>
       <w:r>
         <w:rPr>
-          <w:rFonts w:ascii="Courier New" w:eastAsia="Times New Roman" w:hAnsi="Courier New" w:cs="Courier New"/>
-          <w:kern w:val="0"/>
-          <w:sz w:val="20"/>
-          <w:szCs w:val="20"/>
-          <w:lang w:eastAsia="en-GB"/>
-          <w14:ligatures w14:val="none"/>
+          <w:rFonts w:ascii="Courier New" w:hAnsi="Courier New" w:cs="Courier New"/>
+          <w:sz w:val="20"/>
+          <w:szCs w:val="20"/>
         </w:rPr>
         <w:t>TransactionDate</w:t>
       </w:r>
       <w:proofErr w:type="spellEnd"/>
       <w:r>
         <w:rPr>
-          <w:rFonts w:ascii="Courier New" w:eastAsia="Times New Roman" w:hAnsi="Courier New" w:cs="Courier New"/>
-          <w:kern w:val="0"/>
-          <w:sz w:val="20"/>
-          <w:szCs w:val="20"/>
-          <w:lang w:eastAsia="en-GB"/>
-          <w14:ligatures w14:val="none"/>
-        </w:rPr>
-        <w:t xml:space="preserve"> BIGINT, </w:t>
+          <w:rFonts w:ascii="Courier New" w:hAnsi="Courier New" w:cs="Courier New"/>
+          <w:sz w:val="20"/>
+          <w:szCs w:val="20"/>
+        </w:rPr>
+        <w:t xml:space="preserve">` </w:t>
+      </w:r>
+      <w:proofErr w:type="spellStart"/>
+      <w:proofErr w:type="gramStart"/>
+      <w:r>
+        <w:rPr>
+          <w:rFonts w:ascii="Courier New" w:hAnsi="Courier New" w:cs="Courier New"/>
+          <w:sz w:val="20"/>
+          <w:szCs w:val="20"/>
+        </w:rPr>
+        <w:t>bigint</w:t>
+      </w:r>
+      <w:proofErr w:type="spellEnd"/>
+      <w:r>
+        <w:rPr>
+          <w:rFonts w:ascii="Courier New" w:hAnsi="Courier New" w:cs="Courier New"/>
+          <w:sz w:val="20"/>
+          <w:szCs w:val="20"/>
+        </w:rPr>
+        <w:t>(</w:t>
+      </w:r>
+      <w:proofErr w:type="gramEnd"/>
+      <w:r>
+        <w:rPr>
+          <w:rFonts w:ascii="Courier New" w:hAnsi="Courier New" w:cs="Courier New"/>
+          <w:sz w:val="20"/>
+          <w:szCs w:val="20"/>
+        </w:rPr>
+        <w:t>20) DEFAULT NULL,</w:t>
       </w:r>
     </w:p>
     <w:p>
@@ -1027,63 +1053,56 @@
           <w:tab w:val="left" w:pos="13740"/>
           <w:tab w:val="left" w:pos="14656"/>
         </w:tabs>
-        <w:spacing w:after="0" w:line="240" w:lineRule="auto"/>
-        <w:rPr>
-          <w:rFonts w:ascii="Courier New" w:eastAsia="Times New Roman" w:hAnsi="Courier New" w:cs="Courier New"/>
-          <w:kern w:val="0"/>
-          <w:sz w:val="20"/>
-          <w:szCs w:val="20"/>
-          <w:lang w:eastAsia="en-GB"/>
-          <w14:ligatures w14:val="none"/>
-        </w:rPr>
-      </w:pPr>
+        <w:spacing w:after="0"/>
+        <w:rPr>
+          <w:rFonts w:ascii="Courier New" w:hAnsi="Courier New" w:cs="Courier New"/>
+          <w:sz w:val="20"/>
+          <w:szCs w:val="20"/>
+        </w:rPr>
+      </w:pPr>
+      <w:r>
+        <w:rPr>
+          <w:rFonts w:ascii="Courier New" w:hAnsi="Courier New" w:cs="Courier New"/>
+          <w:sz w:val="20"/>
+          <w:szCs w:val="20"/>
+        </w:rPr>
+        <w:t>  `</w:t>
+      </w:r>
       <w:proofErr w:type="spellStart"/>
       <w:r>
         <w:rPr>
-          <w:rFonts w:ascii="Courier New" w:eastAsia="Times New Roman" w:hAnsi="Courier New" w:cs="Courier New"/>
-          <w:kern w:val="0"/>
-          <w:sz w:val="20"/>
-          <w:szCs w:val="20"/>
-          <w:lang w:eastAsia="en-GB"/>
-          <w14:ligatures w14:val="none"/>
+          <w:rFonts w:ascii="Courier New" w:hAnsi="Courier New" w:cs="Courier New"/>
+          <w:sz w:val="20"/>
+          <w:szCs w:val="20"/>
         </w:rPr>
         <w:t>PhoneNumber</w:t>
       </w:r>
       <w:proofErr w:type="spellEnd"/>
       <w:r>
         <w:rPr>
-          <w:rFonts w:ascii="Courier New" w:eastAsia="Times New Roman" w:hAnsi="Courier New" w:cs="Courier New"/>
-          <w:kern w:val="0"/>
-          <w:sz w:val="20"/>
-          <w:szCs w:val="20"/>
-          <w:lang w:eastAsia="en-GB"/>
-          <w14:ligatures w14:val="none"/>
-        </w:rPr>
-        <w:t xml:space="preserve"> </w:t>
+          <w:rFonts w:ascii="Courier New" w:hAnsi="Courier New" w:cs="Courier New"/>
+          <w:sz w:val="20"/>
+          <w:szCs w:val="20"/>
+        </w:rPr>
+        <w:t xml:space="preserve">` </w:t>
       </w:r>
       <w:proofErr w:type="gramStart"/>
       <w:r>
         <w:rPr>
-          <w:rFonts w:ascii="Courier New" w:eastAsia="Times New Roman" w:hAnsi="Courier New" w:cs="Courier New"/>
-          <w:kern w:val="0"/>
-          <w:sz w:val="20"/>
-          <w:szCs w:val="20"/>
-          <w:lang w:eastAsia="en-GB"/>
-          <w14:ligatures w14:val="none"/>
-        </w:rPr>
-        <w:t>VARCHAR(</w:t>
+          <w:rFonts w:ascii="Courier New" w:hAnsi="Courier New" w:cs="Courier New"/>
+          <w:sz w:val="20"/>
+          <w:szCs w:val="20"/>
+        </w:rPr>
+        <w:t>varchar(</w:t>
       </w:r>
       <w:proofErr w:type="gramEnd"/>
       <w:r>
         <w:rPr>
-          <w:rFonts w:ascii="Courier New" w:eastAsia="Times New Roman" w:hAnsi="Courier New" w:cs="Courier New"/>
-          <w:kern w:val="0"/>
-          <w:sz w:val="20"/>
-          <w:szCs w:val="20"/>
-          <w:lang w:eastAsia="en-GB"/>
-          <w14:ligatures w14:val="none"/>
-        </w:rPr>
-        <w:t xml:space="preserve">20), </w:t>
+          <w:rFonts w:ascii="Courier New" w:hAnsi="Courier New" w:cs="Courier New"/>
+          <w:sz w:val="20"/>
+          <w:szCs w:val="20"/>
+        </w:rPr>
+        <w:t>20) DEFAULT NULL,</w:t>
       </w:r>
     </w:p>
     <w:p>
@@ -1106,39 +1125,74 @@
           <w:tab w:val="left" w:pos="13740"/>
           <w:tab w:val="left" w:pos="14656"/>
         </w:tabs>
-        <w:spacing w:after="0" w:line="240" w:lineRule="auto"/>
-        <w:rPr>
-          <w:rFonts w:ascii="Courier New" w:eastAsia="Times New Roman" w:hAnsi="Courier New" w:cs="Courier New"/>
-          <w:kern w:val="0"/>
-          <w:sz w:val="20"/>
-          <w:szCs w:val="20"/>
-          <w:lang w:eastAsia="en-GB"/>
-          <w14:ligatures w14:val="none"/>
-        </w:rPr>
-      </w:pPr>
+        <w:spacing w:after="0"/>
+        <w:rPr>
+          <w:rFonts w:ascii="Courier New" w:hAnsi="Courier New" w:cs="Courier New"/>
+          <w:sz w:val="20"/>
+          <w:szCs w:val="20"/>
+        </w:rPr>
+      </w:pPr>
+      <w:r>
+        <w:rPr>
+          <w:rFonts w:ascii="Courier New" w:hAnsi="Courier New" w:cs="Courier New"/>
+          <w:sz w:val="20"/>
+          <w:szCs w:val="20"/>
+        </w:rPr>
+        <w:t>  `</w:t>
+      </w:r>
       <w:proofErr w:type="spellStart"/>
       <w:r>
         <w:rPr>
-          <w:rFonts w:ascii="Courier New" w:eastAsia="Times New Roman" w:hAnsi="Courier New" w:cs="Courier New"/>
-          <w:kern w:val="0"/>
-          <w:sz w:val="20"/>
-          <w:szCs w:val="20"/>
-          <w:lang w:eastAsia="en-GB"/>
-          <w14:ligatures w14:val="none"/>
+          <w:rFonts w:ascii="Courier New" w:hAnsi="Courier New" w:cs="Courier New"/>
+          <w:sz w:val="20"/>
+          <w:szCs w:val="20"/>
         </w:rPr>
         <w:t>created_at</w:t>
       </w:r>
       <w:proofErr w:type="spellEnd"/>
       <w:r>
         <w:rPr>
-          <w:rFonts w:ascii="Courier New" w:eastAsia="Times New Roman" w:hAnsi="Courier New" w:cs="Courier New"/>
-          <w:kern w:val="0"/>
-          <w:sz w:val="20"/>
-          <w:szCs w:val="20"/>
-          <w:lang w:eastAsia="en-GB"/>
-          <w14:ligatures w14:val="none"/>
-        </w:rPr>
-        <w:t xml:space="preserve"> TIMESTAMP DEFAULT CURRENT_TIMESTAMP </w:t>
+          <w:rFonts w:ascii="Courier New" w:hAnsi="Courier New" w:cs="Courier New"/>
+          <w:sz w:val="20"/>
+          <w:szCs w:val="20"/>
+        </w:rPr>
+        <w:t xml:space="preserve">` timestamp NOT NULL DEFAULT </w:t>
+      </w:r>
+      <w:proofErr w:type="spellStart"/>
+      <w:r>
+        <w:rPr>
+          <w:rFonts w:ascii="Courier New" w:hAnsi="Courier New" w:cs="Courier New"/>
+          <w:sz w:val="20"/>
+          <w:szCs w:val="20"/>
+        </w:rPr>
+        <w:t>current_</w:t>
+      </w:r>
+      <w:proofErr w:type="gramStart"/>
+      <w:r>
+        <w:rPr>
+          <w:rFonts w:ascii="Courier New" w:hAnsi="Courier New" w:cs="Courier New"/>
+          <w:sz w:val="20"/>
+          <w:szCs w:val="20"/>
+        </w:rPr>
+        <w:t>timestamp</w:t>
+      </w:r>
+      <w:proofErr w:type="spellEnd"/>
+      <w:r>
+        <w:rPr>
+          <w:rFonts w:ascii="Courier New" w:hAnsi="Courier New" w:cs="Courier New"/>
+          <w:sz w:val="20"/>
+          <w:szCs w:val="20"/>
+        </w:rPr>
+        <w:t>(</w:t>
+      </w:r>
+      <w:proofErr w:type="gramEnd"/>
+      <w:r>
+        <w:rPr>
+          <w:rFonts w:ascii="Courier New" w:hAnsi="Courier New" w:cs="Courier New"/>
+          <w:sz w:val="20"/>
+          <w:szCs w:val="20"/>
+        </w:rPr>
+        <w:t>),</w:t>
       </w:r>
     </w:p>
     <w:p>
@@ -1161,26 +1215,38 @@
           <w:tab w:val="left" w:pos="13740"/>
           <w:tab w:val="left" w:pos="14656"/>
         </w:tabs>
-        <w:spacing w:after="0" w:line="240" w:lineRule="auto"/>
-        <w:rPr>
-          <w:rFonts w:ascii="Courier New" w:eastAsia="Times New Roman" w:hAnsi="Courier New" w:cs="Courier New"/>
-          <w:kern w:val="0"/>
-          <w:sz w:val="20"/>
-          <w:szCs w:val="20"/>
-          <w:lang w:eastAsia="en-GB"/>
-          <w14:ligatures w14:val="none"/>
-        </w:rPr>
-      </w:pPr>
-      <w:r>
-        <w:rPr>
-          <w:rFonts w:ascii="Courier New" w:eastAsia="Times New Roman" w:hAnsi="Courier New" w:cs="Courier New"/>
-          <w:kern w:val="0"/>
-          <w:sz w:val="20"/>
-          <w:szCs w:val="20"/>
-          <w:lang w:eastAsia="en-GB"/>
-          <w14:ligatures w14:val="none"/>
-        </w:rPr>
-        <w:t>);</w:t>
+        <w:spacing w:after="0"/>
+        <w:rPr>
+          <w:rFonts w:ascii="Courier New" w:hAnsi="Courier New" w:cs="Courier New"/>
+          <w:sz w:val="20"/>
+          <w:szCs w:val="20"/>
+        </w:rPr>
+      </w:pPr>
+      <w:r>
+        <w:rPr>
+          <w:rFonts w:ascii="Courier New" w:hAnsi="Courier New" w:cs="Courier New"/>
+          <w:sz w:val="20"/>
+          <w:szCs w:val="20"/>
+        </w:rPr>
+        <w:t xml:space="preserve">  `account` </w:t>
+      </w:r>
+      <w:proofErr w:type="gramStart"/>
+      <w:r>
+        <w:rPr>
+          <w:rFonts w:ascii="Courier New" w:hAnsi="Courier New" w:cs="Courier New"/>
+          <w:sz w:val="20"/>
+          <w:szCs w:val="20"/>
+        </w:rPr>
+        <w:t>varchar(</w:t>
+      </w:r>
+      <w:proofErr w:type="gramEnd"/>
+      <w:r>
+        <w:rPr>
+          <w:rFonts w:ascii="Courier New" w:hAnsi="Courier New" w:cs="Courier New"/>
+          <w:sz w:val="20"/>
+          <w:szCs w:val="20"/>
+        </w:rPr>
+        <w:t>100) DEFAULT NULL,</w:t>
       </w:r>
     </w:p>
     <w:p>
@@ -1203,16 +1269,75 @@
           <w:tab w:val="left" w:pos="13740"/>
           <w:tab w:val="left" w:pos="14656"/>
         </w:tabs>
-        <w:spacing w:after="0" w:line="240" w:lineRule="auto"/>
-        <w:rPr>
-          <w:rFonts w:ascii="Courier New" w:eastAsia="Times New Roman" w:hAnsi="Courier New" w:cs="Courier New"/>
-          <w:kern w:val="0"/>
-          <w:sz w:val="20"/>
-          <w:szCs w:val="20"/>
-          <w:lang w:eastAsia="en-GB"/>
-          <w14:ligatures w14:val="none"/>
-        </w:rPr>
-      </w:pPr>
+        <w:spacing w:after="0"/>
+        <w:rPr>
+          <w:rFonts w:ascii="Courier New" w:hAnsi="Courier New" w:cs="Courier New"/>
+          <w:sz w:val="20"/>
+          <w:szCs w:val="20"/>
+        </w:rPr>
+      </w:pPr>
+      <w:r>
+        <w:rPr>
+          <w:rFonts w:ascii="Courier New" w:hAnsi="Courier New" w:cs="Courier New"/>
+          <w:sz w:val="20"/>
+          <w:szCs w:val="20"/>
+        </w:rPr>
+        <w:t>  `</w:t>
+      </w:r>
+      <w:proofErr w:type="spellStart"/>
+      <w:r>
+        <w:rPr>
+          <w:rFonts w:ascii="Courier New" w:hAnsi="Courier New" w:cs="Courier New"/>
+          <w:sz w:val="20"/>
+          <w:szCs w:val="20"/>
+        </w:rPr>
+        <w:t>transactionCommited</w:t>
+      </w:r>
+      <w:proofErr w:type="spellEnd"/>
+      <w:r>
+        <w:rPr>
+          <w:rFonts w:ascii="Courier New" w:hAnsi="Courier New" w:cs="Courier New"/>
+          <w:sz w:val="20"/>
+          <w:szCs w:val="20"/>
+        </w:rPr>
+        <w:t xml:space="preserve">` </w:t>
+      </w:r>
+      <w:proofErr w:type="gramStart"/>
+      <w:r>
+        <w:rPr>
+          <w:rFonts w:ascii="Courier New" w:hAnsi="Courier New" w:cs="Courier New"/>
+          <w:sz w:val="20"/>
+          <w:szCs w:val="20"/>
+        </w:rPr>
+        <w:t>varchar(</w:t>
+      </w:r>
+      <w:proofErr w:type="gramEnd"/>
+      <w:r>
+        <w:rPr>
+          <w:rFonts w:ascii="Courier New" w:hAnsi="Courier New" w:cs="Courier New"/>
+          <w:sz w:val="20"/>
+          <w:szCs w:val="20"/>
+        </w:rPr>
+        <w:t>20) NOT NULL DEFAULT '</w:t>
+      </w:r>
+      <w:proofErr w:type="spellStart"/>
+      <w:r>
+        <w:rPr>
+          <w:rFonts w:ascii="Courier New" w:hAnsi="Courier New" w:cs="Courier New"/>
+          <w:sz w:val="20"/>
+          <w:szCs w:val="20"/>
+        </w:rPr>
+        <w:t>notcommited</w:t>
+      </w:r>
+      <w:proofErr w:type="spellEnd"/>
+      <w:r>
+        <w:rPr>
+          <w:rFonts w:ascii="Courier New" w:hAnsi="Courier New" w:cs="Courier New"/>
+          <w:sz w:val="20"/>
+          <w:szCs w:val="20"/>
+        </w:rPr>
+        <w:t>'</w:t>
+      </w:r>
     </w:p>
     <w:p>
       <w:pPr>
@@ -1234,40 +1359,39 @@
           <w:tab w:val="left" w:pos="13740"/>
           <w:tab w:val="left" w:pos="14656"/>
         </w:tabs>
-        <w:spacing w:after="0" w:line="240" w:lineRule="auto"/>
-        <w:rPr>
-          <w:rFonts w:ascii="Courier New" w:eastAsia="Times New Roman" w:hAnsi="Courier New" w:cs="Courier New"/>
-          <w:kern w:val="0"/>
-          <w:sz w:val="20"/>
-          <w:szCs w:val="20"/>
-          <w:lang w:eastAsia="en-GB"/>
-          <w14:ligatures w14:val="none"/>
-        </w:rPr>
-      </w:pPr>
-      <w:r>
-        <w:rPr>
-          <w:rFonts w:ascii="Courier New" w:eastAsia="Times New Roman" w:hAnsi="Courier New" w:cs="Courier New"/>
-          <w:kern w:val="0"/>
-          <w:sz w:val="20"/>
-          <w:szCs w:val="20"/>
-          <w:lang w:eastAsia="en-GB"/>
-          <w14:ligatures w14:val="none"/>
-        </w:rPr>
-        <w:t xml:space="preserve">ALTER TABLE </w:t>
+        <w:spacing w:after="0"/>
+        <w:rPr>
+          <w:rFonts w:ascii="Courier New" w:hAnsi="Courier New" w:cs="Courier New"/>
+          <w:sz w:val="20"/>
+          <w:szCs w:val="20"/>
+        </w:rPr>
+      </w:pPr>
+      <w:r>
+        <w:rPr>
+          <w:rFonts w:ascii="Courier New" w:hAnsi="Courier New" w:cs="Courier New"/>
+          <w:sz w:val="20"/>
+          <w:szCs w:val="20"/>
+        </w:rPr>
+        <w:t>) ENGINE=</w:t>
       </w:r>
       <w:proofErr w:type="spellStart"/>
       <w:r>
         <w:rPr>
-          <w:rFonts w:ascii="Courier New" w:eastAsia="Times New Roman" w:hAnsi="Courier New" w:cs="Courier New"/>
-          <w:kern w:val="0"/>
-          <w:sz w:val="20"/>
-          <w:szCs w:val="20"/>
-          <w:lang w:eastAsia="en-GB"/>
-          <w14:ligatures w14:val="none"/>
-        </w:rPr>
-        <w:t>directmpesapayments</w:t>
+          <w:rFonts w:ascii="Courier New" w:hAnsi="Courier New" w:cs="Courier New"/>
+          <w:sz w:val="20"/>
+          <w:szCs w:val="20"/>
+        </w:rPr>
+        <w:t>InnoDB</w:t>
       </w:r>
       <w:proofErr w:type="spellEnd"/>
+      <w:r>
+        <w:rPr>
+          <w:rFonts w:ascii="Courier New" w:hAnsi="Courier New" w:cs="Courier New"/>
+          <w:sz w:val="20"/>
+          <w:szCs w:val="20"/>
+        </w:rPr>
+        <w:t xml:space="preserve"> DEFAULT CHARSET=utf8mb4 COLLATE=utf8mb4_general_ci;</w:t>
+      </w:r>
     </w:p>
     <w:p>
       <w:pPr>
@@ -1289,51 +1413,13 @@
           <w:tab w:val="left" w:pos="13740"/>
           <w:tab w:val="left" w:pos="14656"/>
         </w:tabs>
-        <w:spacing w:after="0" w:line="240" w:lineRule="auto"/>
-        <w:rPr>
-          <w:rFonts w:ascii="Courier New" w:eastAsia="Times New Roman" w:hAnsi="Courier New" w:cs="Courier New"/>
-          <w:kern w:val="0"/>
-          <w:sz w:val="20"/>
-          <w:szCs w:val="20"/>
-          <w:lang w:eastAsia="en-GB"/>
-          <w14:ligatures w14:val="none"/>
-        </w:rPr>
-      </w:pPr>
-      <w:r>
-        <w:rPr>
-          <w:rFonts w:ascii="Courier New" w:eastAsia="Times New Roman" w:hAnsi="Courier New" w:cs="Courier New"/>
-          <w:kern w:val="0"/>
-          <w:sz w:val="20"/>
-          <w:szCs w:val="20"/>
-          <w:lang w:eastAsia="en-GB"/>
-          <w14:ligatures w14:val="none"/>
-        </w:rPr>
-        <w:t xml:space="preserve">ADD COLUMN account </w:t>
-      </w:r>
-      <w:proofErr w:type="gramStart"/>
-      <w:r>
-        <w:rPr>
-          <w:rFonts w:ascii="Courier New" w:eastAsia="Times New Roman" w:hAnsi="Courier New" w:cs="Courier New"/>
-          <w:kern w:val="0"/>
-          <w:sz w:val="20"/>
-          <w:szCs w:val="20"/>
-          <w:lang w:eastAsia="en-GB"/>
-          <w14:ligatures w14:val="none"/>
-        </w:rPr>
-        <w:t>VARCHAR(</w:t>
-      </w:r>
-      <w:proofErr w:type="gramEnd"/>
-      <w:r>
-        <w:rPr>
-          <w:rFonts w:ascii="Courier New" w:eastAsia="Times New Roman" w:hAnsi="Courier New" w:cs="Courier New"/>
-          <w:kern w:val="0"/>
-          <w:sz w:val="20"/>
-          <w:szCs w:val="20"/>
-          <w:lang w:eastAsia="en-GB"/>
-          <w14:ligatures w14:val="none"/>
-        </w:rPr>
-        <w:t>100) NULL,</w:t>
-      </w:r>
+        <w:spacing w:after="0"/>
+        <w:rPr>
+          <w:rFonts w:ascii="Courier New" w:hAnsi="Courier New" w:cs="Courier New"/>
+          <w:sz w:val="20"/>
+          <w:szCs w:val="20"/>
+        </w:rPr>
+      </w:pPr>
     </w:p>
     <w:p>
       <w:pPr>
@@ -1355,98 +1441,38 @@
           <w:tab w:val="left" w:pos="13740"/>
           <w:tab w:val="left" w:pos="14656"/>
         </w:tabs>
-        <w:spacing w:after="0" w:line="240" w:lineRule="auto"/>
-        <w:rPr>
-          <w:rFonts w:ascii="Courier New" w:eastAsia="Times New Roman" w:hAnsi="Courier New" w:cs="Courier New"/>
-          <w:kern w:val="0"/>
-          <w:sz w:val="20"/>
-          <w:szCs w:val="20"/>
-          <w:lang w:eastAsia="en-GB"/>
-          <w14:ligatures w14:val="none"/>
-        </w:rPr>
-      </w:pPr>
-      <w:r>
-        <w:rPr>
-          <w:rFonts w:ascii="Courier New" w:eastAsia="Times New Roman" w:hAnsi="Courier New" w:cs="Courier New"/>
-          <w:kern w:val="0"/>
-          <w:sz w:val="20"/>
-          <w:szCs w:val="20"/>
-          <w:lang w:eastAsia="en-GB"/>
-          <w14:ligatures w14:val="none"/>
-        </w:rPr>
-        <w:t xml:space="preserve">ADD COLUMN </w:t>
+        <w:spacing w:after="0"/>
+        <w:rPr>
+          <w:rFonts w:ascii="Courier New" w:hAnsi="Courier New" w:cs="Courier New"/>
+          <w:sz w:val="20"/>
+          <w:szCs w:val="20"/>
+        </w:rPr>
+      </w:pPr>
+      <w:r>
+        <w:rPr>
+          <w:rFonts w:ascii="Courier New" w:hAnsi="Courier New" w:cs="Courier New"/>
+          <w:sz w:val="20"/>
+          <w:szCs w:val="20"/>
+        </w:rPr>
+        <w:t>CREATE TABLE `</w:t>
       </w:r>
       <w:proofErr w:type="spellStart"/>
       <w:r>
         <w:rPr>
-          <w:rFonts w:ascii="Courier New" w:eastAsia="Times New Roman" w:hAnsi="Courier New" w:cs="Courier New"/>
-          <w:kern w:val="0"/>
-          <w:sz w:val="20"/>
-          <w:szCs w:val="20"/>
-          <w:lang w:eastAsia="en-GB"/>
-          <w14:ligatures w14:val="none"/>
-        </w:rPr>
-        <w:t>transactionCommited</w:t>
+          <w:rFonts w:ascii="Courier New" w:hAnsi="Courier New" w:cs="Courier New"/>
+          <w:sz w:val="20"/>
+          <w:szCs w:val="20"/>
+        </w:rPr>
+        <w:t>organisationinnermembers</w:t>
       </w:r>
       <w:proofErr w:type="spellEnd"/>
       <w:r>
         <w:rPr>
-          <w:rFonts w:ascii="Courier New" w:eastAsia="Times New Roman" w:hAnsi="Courier New" w:cs="Courier New"/>
-          <w:kern w:val="0"/>
-          <w:sz w:val="20"/>
-          <w:szCs w:val="20"/>
-          <w:lang w:eastAsia="en-GB"/>
-          <w14:ligatures w14:val="none"/>
-        </w:rPr>
-        <w:t xml:space="preserve"> </w:t>
-      </w:r>
-      <w:proofErr w:type="gramStart"/>
-      <w:r>
-        <w:rPr>
-          <w:rFonts w:ascii="Courier New" w:eastAsia="Times New Roman" w:hAnsi="Courier New" w:cs="Courier New"/>
-          <w:kern w:val="0"/>
-          <w:sz w:val="20"/>
-          <w:szCs w:val="20"/>
-          <w:lang w:eastAsia="en-GB"/>
-          <w14:ligatures w14:val="none"/>
-        </w:rPr>
-        <w:t>VARCHAR(</w:t>
-      </w:r>
-      <w:proofErr w:type="gramEnd"/>
-      <w:r>
-        <w:rPr>
-          <w:rFonts w:ascii="Courier New" w:eastAsia="Times New Roman" w:hAnsi="Courier New" w:cs="Courier New"/>
-          <w:kern w:val="0"/>
-          <w:sz w:val="20"/>
-          <w:szCs w:val="20"/>
-          <w:lang w:eastAsia="en-GB"/>
-          <w14:ligatures w14:val="none"/>
-        </w:rPr>
-        <w:t>20) NOT NULL DEFAULT '</w:t>
-      </w:r>
-      <w:proofErr w:type="spellStart"/>
-      <w:r>
-        <w:rPr>
-          <w:rFonts w:ascii="Courier New" w:eastAsia="Times New Roman" w:hAnsi="Courier New" w:cs="Courier New"/>
-          <w:kern w:val="0"/>
-          <w:sz w:val="20"/>
-          <w:szCs w:val="20"/>
-          <w:lang w:eastAsia="en-GB"/>
-          <w14:ligatures w14:val="none"/>
-        </w:rPr>
-        <w:t>notcommited</w:t>
-      </w:r>
-      <w:proofErr w:type="spellEnd"/>
-      <w:r>
-        <w:rPr>
-          <w:rFonts w:ascii="Courier New" w:eastAsia="Times New Roman" w:hAnsi="Courier New" w:cs="Courier New"/>
-          <w:kern w:val="0"/>
-          <w:sz w:val="20"/>
-          <w:szCs w:val="20"/>
-          <w:lang w:eastAsia="en-GB"/>
-          <w14:ligatures w14:val="none"/>
-        </w:rPr>
-        <w:t>';</w:t>
+          <w:rFonts w:ascii="Courier New" w:hAnsi="Courier New" w:cs="Courier New"/>
+          <w:sz w:val="20"/>
+          <w:szCs w:val="20"/>
+        </w:rPr>
+        <w:t>` (</w:t>
       </w:r>
     </w:p>
     <w:p>
@@ -1469,16 +1495,39 @@
           <w:tab w:val="left" w:pos="13740"/>
           <w:tab w:val="left" w:pos="14656"/>
         </w:tabs>
-        <w:spacing w:after="0" w:line="240" w:lineRule="auto"/>
-        <w:rPr>
-          <w:rFonts w:ascii="Courier New" w:eastAsia="Times New Roman" w:hAnsi="Courier New" w:cs="Courier New"/>
-          <w:kern w:val="0"/>
-          <w:sz w:val="20"/>
-          <w:szCs w:val="20"/>
-          <w:lang w:eastAsia="en-GB"/>
-          <w14:ligatures w14:val="none"/>
-        </w:rPr>
-      </w:pPr>
+        <w:spacing w:after="0"/>
+        <w:rPr>
+          <w:rFonts w:ascii="Courier New" w:hAnsi="Courier New" w:cs="Courier New"/>
+          <w:sz w:val="20"/>
+          <w:szCs w:val="20"/>
+        </w:rPr>
+      </w:pPr>
+      <w:r>
+        <w:rPr>
+          <w:rFonts w:ascii="Courier New" w:hAnsi="Courier New" w:cs="Courier New"/>
+          <w:sz w:val="20"/>
+          <w:szCs w:val="20"/>
+        </w:rPr>
+        <w:t xml:space="preserve">  `id` </w:t>
+      </w:r>
+      <w:proofErr w:type="gramStart"/>
+      <w:r>
+        <w:rPr>
+          <w:rFonts w:ascii="Courier New" w:hAnsi="Courier New" w:cs="Courier New"/>
+          <w:sz w:val="20"/>
+          <w:szCs w:val="20"/>
+        </w:rPr>
+        <w:t>int(</w:t>
+      </w:r>
+      <w:proofErr w:type="gramEnd"/>
+      <w:r>
+        <w:rPr>
+          <w:rFonts w:ascii="Courier New" w:hAnsi="Courier New" w:cs="Courier New"/>
+          <w:sz w:val="20"/>
+          <w:szCs w:val="20"/>
+        </w:rPr>
+        <w:t>11) NOT NULL,</w:t>
+      </w:r>
     </w:p>
     <w:p>
       <w:pPr>
@@ -1500,16 +1549,39 @@
           <w:tab w:val="left" w:pos="13740"/>
           <w:tab w:val="left" w:pos="14656"/>
         </w:tabs>
-        <w:spacing w:after="0" w:line="240" w:lineRule="auto"/>
-        <w:rPr>
-          <w:rFonts w:ascii="Courier New" w:eastAsia="Times New Roman" w:hAnsi="Courier New" w:cs="Courier New"/>
-          <w:kern w:val="0"/>
-          <w:sz w:val="20"/>
-          <w:szCs w:val="20"/>
-          <w:lang w:eastAsia="en-GB"/>
-          <w14:ligatures w14:val="none"/>
-        </w:rPr>
-      </w:pPr>
+        <w:spacing w:after="0"/>
+        <w:rPr>
+          <w:rFonts w:ascii="Courier New" w:hAnsi="Courier New" w:cs="Courier New"/>
+          <w:sz w:val="20"/>
+          <w:szCs w:val="20"/>
+        </w:rPr>
+      </w:pPr>
+      <w:r>
+        <w:rPr>
+          <w:rFonts w:ascii="Courier New" w:hAnsi="Courier New" w:cs="Courier New"/>
+          <w:sz w:val="20"/>
+          <w:szCs w:val="20"/>
+        </w:rPr>
+        <w:t xml:space="preserve">  `name` </w:t>
+      </w:r>
+      <w:proofErr w:type="gramStart"/>
+      <w:r>
+        <w:rPr>
+          <w:rFonts w:ascii="Courier New" w:hAnsi="Courier New" w:cs="Courier New"/>
+          <w:sz w:val="20"/>
+          <w:szCs w:val="20"/>
+        </w:rPr>
+        <w:t>varchar(</w:t>
+      </w:r>
+      <w:proofErr w:type="gramEnd"/>
+      <w:r>
+        <w:rPr>
+          <w:rFonts w:ascii="Courier New" w:hAnsi="Courier New" w:cs="Courier New"/>
+          <w:sz w:val="20"/>
+          <w:szCs w:val="20"/>
+        </w:rPr>
+        <w:t>150) NOT NULL,</w:t>
+      </w:r>
     </w:p>
     <w:p>
       <w:pPr>
@@ -1531,16 +1603,39 @@
           <w:tab w:val="left" w:pos="13740"/>
           <w:tab w:val="left" w:pos="14656"/>
         </w:tabs>
-        <w:spacing w:after="0" w:line="240" w:lineRule="auto"/>
-        <w:rPr>
-          <w:rFonts w:ascii="Courier New" w:eastAsia="Times New Roman" w:hAnsi="Courier New" w:cs="Courier New"/>
-          <w:kern w:val="0"/>
-          <w:sz w:val="20"/>
-          <w:szCs w:val="20"/>
-          <w:lang w:eastAsia="en-GB"/>
-          <w14:ligatures w14:val="none"/>
-        </w:rPr>
-      </w:pPr>
+        <w:spacing w:after="0"/>
+        <w:rPr>
+          <w:rFonts w:ascii="Courier New" w:hAnsi="Courier New" w:cs="Courier New"/>
+          <w:sz w:val="20"/>
+          <w:szCs w:val="20"/>
+        </w:rPr>
+      </w:pPr>
+      <w:r>
+        <w:rPr>
+          <w:rFonts w:ascii="Courier New" w:hAnsi="Courier New" w:cs="Courier New"/>
+          <w:sz w:val="20"/>
+          <w:szCs w:val="20"/>
+        </w:rPr>
+        <w:t xml:space="preserve">  `email` </w:t>
+      </w:r>
+      <w:proofErr w:type="gramStart"/>
+      <w:r>
+        <w:rPr>
+          <w:rFonts w:ascii="Courier New" w:hAnsi="Courier New" w:cs="Courier New"/>
+          <w:sz w:val="20"/>
+          <w:szCs w:val="20"/>
+        </w:rPr>
+        <w:t>varchar(</w:t>
+      </w:r>
+      <w:proofErr w:type="gramEnd"/>
+      <w:r>
+        <w:rPr>
+          <w:rFonts w:ascii="Courier New" w:hAnsi="Courier New" w:cs="Courier New"/>
+          <w:sz w:val="20"/>
+          <w:szCs w:val="20"/>
+        </w:rPr>
+        <w:t>150) NOT NULL,</w:t>
+      </w:r>
     </w:p>
     <w:p>
       <w:pPr>
@@ -1562,6 +1657,582 @@
           <w:tab w:val="left" w:pos="13740"/>
           <w:tab w:val="left" w:pos="14656"/>
         </w:tabs>
+        <w:spacing w:after="0"/>
+        <w:rPr>
+          <w:rFonts w:ascii="Courier New" w:hAnsi="Courier New" w:cs="Courier New"/>
+          <w:sz w:val="20"/>
+          <w:szCs w:val="20"/>
+        </w:rPr>
+      </w:pPr>
+      <w:r>
+        <w:rPr>
+          <w:rFonts w:ascii="Courier New" w:hAnsi="Courier New" w:cs="Courier New"/>
+          <w:sz w:val="20"/>
+          <w:szCs w:val="20"/>
+        </w:rPr>
+        <w:t>  `</w:t>
+      </w:r>
+      <w:proofErr w:type="spellStart"/>
+      <w:r>
+        <w:rPr>
+          <w:rFonts w:ascii="Courier New" w:hAnsi="Courier New" w:cs="Courier New"/>
+          <w:sz w:val="20"/>
+          <w:szCs w:val="20"/>
+        </w:rPr>
+        <w:t>phone_number</w:t>
+      </w:r>
+      <w:proofErr w:type="spellEnd"/>
+      <w:r>
+        <w:rPr>
+          <w:rFonts w:ascii="Courier New" w:hAnsi="Courier New" w:cs="Courier New"/>
+          <w:sz w:val="20"/>
+          <w:szCs w:val="20"/>
+        </w:rPr>
+        <w:t xml:space="preserve">` </w:t>
+      </w:r>
+      <w:proofErr w:type="gramStart"/>
+      <w:r>
+        <w:rPr>
+          <w:rFonts w:ascii="Courier New" w:hAnsi="Courier New" w:cs="Courier New"/>
+          <w:sz w:val="20"/>
+          <w:szCs w:val="20"/>
+        </w:rPr>
+        <w:t>varchar(</w:t>
+      </w:r>
+      <w:proofErr w:type="gramEnd"/>
+      <w:r>
+        <w:rPr>
+          <w:rFonts w:ascii="Courier New" w:hAnsi="Courier New" w:cs="Courier New"/>
+          <w:sz w:val="20"/>
+          <w:szCs w:val="20"/>
+        </w:rPr>
+        <w:t>20) NOT NULL,</w:t>
+      </w:r>
+    </w:p>
+    <w:p>
+      <w:pPr>
+        <w:tabs>
+          <w:tab w:val="left" w:pos="916"/>
+          <w:tab w:val="left" w:pos="1832"/>
+          <w:tab w:val="left" w:pos="2748"/>
+          <w:tab w:val="left" w:pos="3664"/>
+          <w:tab w:val="left" w:pos="4580"/>
+          <w:tab w:val="left" w:pos="5496"/>
+          <w:tab w:val="left" w:pos="6412"/>
+          <w:tab w:val="left" w:pos="7328"/>
+          <w:tab w:val="left" w:pos="8244"/>
+          <w:tab w:val="left" w:pos="9160"/>
+          <w:tab w:val="left" w:pos="10076"/>
+          <w:tab w:val="left" w:pos="10992"/>
+          <w:tab w:val="left" w:pos="11908"/>
+          <w:tab w:val="left" w:pos="12824"/>
+          <w:tab w:val="left" w:pos="13740"/>
+          <w:tab w:val="left" w:pos="14656"/>
+        </w:tabs>
+        <w:spacing w:after="0"/>
+        <w:rPr>
+          <w:rFonts w:ascii="Courier New" w:hAnsi="Courier New" w:cs="Courier New"/>
+          <w:sz w:val="20"/>
+          <w:szCs w:val="20"/>
+        </w:rPr>
+      </w:pPr>
+      <w:r>
+        <w:rPr>
+          <w:rFonts w:ascii="Courier New" w:hAnsi="Courier New" w:cs="Courier New"/>
+          <w:sz w:val="20"/>
+          <w:szCs w:val="20"/>
+        </w:rPr>
+        <w:t>  `</w:t>
+      </w:r>
+      <w:proofErr w:type="spellStart"/>
+      <w:r>
+        <w:rPr>
+          <w:rFonts w:ascii="Courier New" w:hAnsi="Courier New" w:cs="Courier New"/>
+          <w:sz w:val="20"/>
+          <w:szCs w:val="20"/>
+        </w:rPr>
+        <w:t>created_at</w:t>
+      </w:r>
+      <w:proofErr w:type="spellEnd"/>
+      <w:r>
+        <w:rPr>
+          <w:rFonts w:ascii="Courier New" w:hAnsi="Courier New" w:cs="Courier New"/>
+          <w:sz w:val="20"/>
+          <w:szCs w:val="20"/>
+        </w:rPr>
+        <w:t xml:space="preserve">` timestamp NOT NULL DEFAULT </w:t>
+      </w:r>
+      <w:proofErr w:type="spellStart"/>
+      <w:r>
+        <w:rPr>
+          <w:rFonts w:ascii="Courier New" w:hAnsi="Courier New" w:cs="Courier New"/>
+          <w:sz w:val="20"/>
+          <w:szCs w:val="20"/>
+        </w:rPr>
+        <w:t>current_</w:t>
+      </w:r>
+      <w:proofErr w:type="gramStart"/>
+      <w:r>
+        <w:rPr>
+          <w:rFonts w:ascii="Courier New" w:hAnsi="Courier New" w:cs="Courier New"/>
+          <w:sz w:val="20"/>
+          <w:szCs w:val="20"/>
+        </w:rPr>
+        <w:t>timestamp</w:t>
+      </w:r>
+      <w:proofErr w:type="spellEnd"/>
+      <w:r>
+        <w:rPr>
+          <w:rFonts w:ascii="Courier New" w:hAnsi="Courier New" w:cs="Courier New"/>
+          <w:sz w:val="20"/>
+          <w:szCs w:val="20"/>
+        </w:rPr>
+        <w:t>(</w:t>
+      </w:r>
+      <w:proofErr w:type="gramEnd"/>
+      <w:r>
+        <w:rPr>
+          <w:rFonts w:ascii="Courier New" w:hAnsi="Courier New" w:cs="Courier New"/>
+          <w:sz w:val="20"/>
+          <w:szCs w:val="20"/>
+        </w:rPr>
+        <w:t>),</w:t>
+      </w:r>
+    </w:p>
+    <w:p>
+      <w:pPr>
+        <w:tabs>
+          <w:tab w:val="left" w:pos="916"/>
+          <w:tab w:val="left" w:pos="1832"/>
+          <w:tab w:val="left" w:pos="2748"/>
+          <w:tab w:val="left" w:pos="3664"/>
+          <w:tab w:val="left" w:pos="4580"/>
+          <w:tab w:val="left" w:pos="5496"/>
+          <w:tab w:val="left" w:pos="6412"/>
+          <w:tab w:val="left" w:pos="7328"/>
+          <w:tab w:val="left" w:pos="8244"/>
+          <w:tab w:val="left" w:pos="9160"/>
+          <w:tab w:val="left" w:pos="10076"/>
+          <w:tab w:val="left" w:pos="10992"/>
+          <w:tab w:val="left" w:pos="11908"/>
+          <w:tab w:val="left" w:pos="12824"/>
+          <w:tab w:val="left" w:pos="13740"/>
+          <w:tab w:val="left" w:pos="14656"/>
+        </w:tabs>
+        <w:spacing w:after="0"/>
+        <w:rPr>
+          <w:rFonts w:ascii="Courier New" w:hAnsi="Courier New" w:cs="Courier New"/>
+          <w:sz w:val="20"/>
+          <w:szCs w:val="20"/>
+        </w:rPr>
+      </w:pPr>
+      <w:r>
+        <w:rPr>
+          <w:rFonts w:ascii="Courier New" w:hAnsi="Courier New" w:cs="Courier New"/>
+          <w:sz w:val="20"/>
+          <w:szCs w:val="20"/>
+        </w:rPr>
+        <w:t>  `</w:t>
+      </w:r>
+      <w:proofErr w:type="spellStart"/>
+      <w:r>
+        <w:rPr>
+          <w:rFonts w:ascii="Courier New" w:hAnsi="Courier New" w:cs="Courier New"/>
+          <w:sz w:val="20"/>
+          <w:szCs w:val="20"/>
+        </w:rPr>
+        <w:t>updated_at</w:t>
+      </w:r>
+      <w:proofErr w:type="spellEnd"/>
+      <w:r>
+        <w:rPr>
+          <w:rFonts w:ascii="Courier New" w:hAnsi="Courier New" w:cs="Courier New"/>
+          <w:sz w:val="20"/>
+          <w:szCs w:val="20"/>
+        </w:rPr>
+        <w:t xml:space="preserve">` timestamp NOT NULL DEFAULT </w:t>
+      </w:r>
+      <w:proofErr w:type="spellStart"/>
+      <w:r>
+        <w:rPr>
+          <w:rFonts w:ascii="Courier New" w:hAnsi="Courier New" w:cs="Courier New"/>
+          <w:sz w:val="20"/>
+          <w:szCs w:val="20"/>
+        </w:rPr>
+        <w:t>current_</w:t>
+      </w:r>
+      <w:proofErr w:type="gramStart"/>
+      <w:r>
+        <w:rPr>
+          <w:rFonts w:ascii="Courier New" w:hAnsi="Courier New" w:cs="Courier New"/>
+          <w:sz w:val="20"/>
+          <w:szCs w:val="20"/>
+        </w:rPr>
+        <w:t>timestamp</w:t>
+      </w:r>
+      <w:proofErr w:type="spellEnd"/>
+      <w:r>
+        <w:rPr>
+          <w:rFonts w:ascii="Courier New" w:hAnsi="Courier New" w:cs="Courier New"/>
+          <w:sz w:val="20"/>
+          <w:szCs w:val="20"/>
+        </w:rPr>
+        <w:t>(</w:t>
+      </w:r>
+      <w:proofErr w:type="gramEnd"/>
+      <w:r>
+        <w:rPr>
+          <w:rFonts w:ascii="Courier New" w:hAnsi="Courier New" w:cs="Courier New"/>
+          <w:sz w:val="20"/>
+          <w:szCs w:val="20"/>
+        </w:rPr>
+        <w:t xml:space="preserve">) ON UPDATE </w:t>
+      </w:r>
+      <w:proofErr w:type="spellStart"/>
+      <w:r>
+        <w:rPr>
+          <w:rFonts w:ascii="Courier New" w:hAnsi="Courier New" w:cs="Courier New"/>
+          <w:sz w:val="20"/>
+          <w:szCs w:val="20"/>
+        </w:rPr>
+        <w:t>current_</w:t>
+      </w:r>
+      <w:proofErr w:type="gramStart"/>
+      <w:r>
+        <w:rPr>
+          <w:rFonts w:ascii="Courier New" w:hAnsi="Courier New" w:cs="Courier New"/>
+          <w:sz w:val="20"/>
+          <w:szCs w:val="20"/>
+        </w:rPr>
+        <w:t>timestamp</w:t>
+      </w:r>
+      <w:proofErr w:type="spellEnd"/>
+      <w:r>
+        <w:rPr>
+          <w:rFonts w:ascii="Courier New" w:hAnsi="Courier New" w:cs="Courier New"/>
+          <w:sz w:val="20"/>
+          <w:szCs w:val="20"/>
+        </w:rPr>
+        <w:t>(</w:t>
+      </w:r>
+      <w:proofErr w:type="gramEnd"/>
+      <w:r>
+        <w:rPr>
+          <w:rFonts w:ascii="Courier New" w:hAnsi="Courier New" w:cs="Courier New"/>
+          <w:sz w:val="20"/>
+          <w:szCs w:val="20"/>
+        </w:rPr>
+        <w:t>),</w:t>
+      </w:r>
+    </w:p>
+    <w:p>
+      <w:pPr>
+        <w:tabs>
+          <w:tab w:val="left" w:pos="916"/>
+          <w:tab w:val="left" w:pos="1832"/>
+          <w:tab w:val="left" w:pos="2748"/>
+          <w:tab w:val="left" w:pos="3664"/>
+          <w:tab w:val="left" w:pos="4580"/>
+          <w:tab w:val="left" w:pos="5496"/>
+          <w:tab w:val="left" w:pos="6412"/>
+          <w:tab w:val="left" w:pos="7328"/>
+          <w:tab w:val="left" w:pos="8244"/>
+          <w:tab w:val="left" w:pos="9160"/>
+          <w:tab w:val="left" w:pos="10076"/>
+          <w:tab w:val="left" w:pos="10992"/>
+          <w:tab w:val="left" w:pos="11908"/>
+          <w:tab w:val="left" w:pos="12824"/>
+          <w:tab w:val="left" w:pos="13740"/>
+          <w:tab w:val="left" w:pos="14656"/>
+        </w:tabs>
+        <w:spacing w:after="0"/>
+        <w:rPr>
+          <w:rFonts w:ascii="Courier New" w:hAnsi="Courier New" w:cs="Courier New"/>
+          <w:sz w:val="20"/>
+          <w:szCs w:val="20"/>
+        </w:rPr>
+      </w:pPr>
+      <w:r>
+        <w:rPr>
+          <w:rFonts w:ascii="Courier New" w:hAnsi="Courier New" w:cs="Courier New"/>
+          <w:sz w:val="20"/>
+          <w:szCs w:val="20"/>
+        </w:rPr>
+        <w:t>  `</w:t>
+      </w:r>
+      <w:proofErr w:type="spellStart"/>
+      <w:r>
+        <w:rPr>
+          <w:rFonts w:ascii="Courier New" w:hAnsi="Courier New" w:cs="Courier New"/>
+          <w:sz w:val="20"/>
+          <w:szCs w:val="20"/>
+        </w:rPr>
+        <w:t>motherOrganisationID</w:t>
+      </w:r>
+      <w:proofErr w:type="spellEnd"/>
+      <w:r>
+        <w:rPr>
+          <w:rFonts w:ascii="Courier New" w:hAnsi="Courier New" w:cs="Courier New"/>
+          <w:sz w:val="20"/>
+          <w:szCs w:val="20"/>
+        </w:rPr>
+        <w:t xml:space="preserve">` </w:t>
+      </w:r>
+      <w:proofErr w:type="gramStart"/>
+      <w:r>
+        <w:rPr>
+          <w:rFonts w:ascii="Courier New" w:hAnsi="Courier New" w:cs="Courier New"/>
+          <w:sz w:val="20"/>
+          <w:szCs w:val="20"/>
+        </w:rPr>
+        <w:t>int(</w:t>
+      </w:r>
+      <w:proofErr w:type="gramEnd"/>
+      <w:r>
+        <w:rPr>
+          <w:rFonts w:ascii="Courier New" w:hAnsi="Courier New" w:cs="Courier New"/>
+          <w:sz w:val="20"/>
+          <w:szCs w:val="20"/>
+        </w:rPr>
+        <w:t>11) DEFAULT NULL,</w:t>
+      </w:r>
+    </w:p>
+    <w:p>
+      <w:pPr>
+        <w:tabs>
+          <w:tab w:val="left" w:pos="916"/>
+          <w:tab w:val="left" w:pos="1832"/>
+          <w:tab w:val="left" w:pos="2748"/>
+          <w:tab w:val="left" w:pos="3664"/>
+          <w:tab w:val="left" w:pos="4580"/>
+          <w:tab w:val="left" w:pos="5496"/>
+          <w:tab w:val="left" w:pos="6412"/>
+          <w:tab w:val="left" w:pos="7328"/>
+          <w:tab w:val="left" w:pos="8244"/>
+          <w:tab w:val="left" w:pos="9160"/>
+          <w:tab w:val="left" w:pos="10076"/>
+          <w:tab w:val="left" w:pos="10992"/>
+          <w:tab w:val="left" w:pos="11908"/>
+          <w:tab w:val="left" w:pos="12824"/>
+          <w:tab w:val="left" w:pos="13740"/>
+          <w:tab w:val="left" w:pos="14656"/>
+        </w:tabs>
+        <w:spacing w:after="0"/>
+        <w:rPr>
+          <w:rFonts w:ascii="Courier New" w:hAnsi="Courier New" w:cs="Courier New"/>
+          <w:sz w:val="20"/>
+          <w:szCs w:val="20"/>
+        </w:rPr>
+      </w:pPr>
+      <w:r>
+        <w:rPr>
+          <w:rFonts w:ascii="Courier New" w:hAnsi="Courier New" w:cs="Courier New"/>
+          <w:sz w:val="20"/>
+          <w:szCs w:val="20"/>
+        </w:rPr>
+        <w:t>  `</w:t>
+      </w:r>
+      <w:proofErr w:type="spellStart"/>
+      <w:r>
+        <w:rPr>
+          <w:rFonts w:ascii="Courier New" w:hAnsi="Courier New" w:cs="Courier New"/>
+          <w:sz w:val="20"/>
+          <w:szCs w:val="20"/>
+        </w:rPr>
+        <w:t>motherOrganisationEmail</w:t>
+      </w:r>
+      <w:proofErr w:type="spellEnd"/>
+      <w:r>
+        <w:rPr>
+          <w:rFonts w:ascii="Courier New" w:hAnsi="Courier New" w:cs="Courier New"/>
+          <w:sz w:val="20"/>
+          <w:szCs w:val="20"/>
+        </w:rPr>
+        <w:t xml:space="preserve">` </w:t>
+      </w:r>
+      <w:proofErr w:type="gramStart"/>
+      <w:r>
+        <w:rPr>
+          <w:rFonts w:ascii="Courier New" w:hAnsi="Courier New" w:cs="Courier New"/>
+          <w:sz w:val="20"/>
+          <w:szCs w:val="20"/>
+        </w:rPr>
+        <w:t>varchar(</w:t>
+      </w:r>
+      <w:proofErr w:type="gramEnd"/>
+      <w:r>
+        <w:rPr>
+          <w:rFonts w:ascii="Courier New" w:hAnsi="Courier New" w:cs="Courier New"/>
+          <w:sz w:val="20"/>
+          <w:szCs w:val="20"/>
+        </w:rPr>
+        <w:t>150) DEFAULT NULL</w:t>
+      </w:r>
+    </w:p>
+    <w:p>
+      <w:pPr>
+        <w:tabs>
+          <w:tab w:val="left" w:pos="916"/>
+          <w:tab w:val="left" w:pos="1832"/>
+          <w:tab w:val="left" w:pos="2748"/>
+          <w:tab w:val="left" w:pos="3664"/>
+          <w:tab w:val="left" w:pos="4580"/>
+          <w:tab w:val="left" w:pos="5496"/>
+          <w:tab w:val="left" w:pos="6412"/>
+          <w:tab w:val="left" w:pos="7328"/>
+          <w:tab w:val="left" w:pos="8244"/>
+          <w:tab w:val="left" w:pos="9160"/>
+          <w:tab w:val="left" w:pos="10076"/>
+          <w:tab w:val="left" w:pos="10992"/>
+          <w:tab w:val="left" w:pos="11908"/>
+          <w:tab w:val="left" w:pos="12824"/>
+          <w:tab w:val="left" w:pos="13740"/>
+          <w:tab w:val="left" w:pos="14656"/>
+        </w:tabs>
+        <w:spacing w:after="0"/>
+        <w:rPr>
+          <w:rFonts w:ascii="Courier New" w:hAnsi="Courier New" w:cs="Courier New"/>
+          <w:sz w:val="20"/>
+          <w:szCs w:val="20"/>
+        </w:rPr>
+      </w:pPr>
+      <w:r>
+        <w:rPr>
+          <w:rFonts w:ascii="Courier New" w:hAnsi="Courier New" w:cs="Courier New"/>
+          <w:sz w:val="20"/>
+          <w:szCs w:val="20"/>
+        </w:rPr>
+        <w:t>) ENGINE=</w:t>
+      </w:r>
+      <w:proofErr w:type="spellStart"/>
+      <w:r>
+        <w:rPr>
+          <w:rFonts w:ascii="Courier New" w:hAnsi="Courier New" w:cs="Courier New"/>
+          <w:sz w:val="20"/>
+          <w:szCs w:val="20"/>
+        </w:rPr>
+        <w:t>InnoDB</w:t>
+      </w:r>
+      <w:proofErr w:type="spellEnd"/>
+      <w:r>
+        <w:rPr>
+          <w:rFonts w:ascii="Courier New" w:hAnsi="Courier New" w:cs="Courier New"/>
+          <w:sz w:val="20"/>
+          <w:szCs w:val="20"/>
+        </w:rPr>
+        <w:t xml:space="preserve"> DEFAULT CHARSET=utf8mb4 COLLATE=utf8mb4_general_ci;</w:t>
+      </w:r>
+    </w:p>
+    <w:p>
+      <w:pPr>
+        <w:tabs>
+          <w:tab w:val="left" w:pos="916"/>
+          <w:tab w:val="left" w:pos="1832"/>
+          <w:tab w:val="left" w:pos="2748"/>
+          <w:tab w:val="left" w:pos="3664"/>
+          <w:tab w:val="left" w:pos="4580"/>
+          <w:tab w:val="left" w:pos="5496"/>
+          <w:tab w:val="left" w:pos="6412"/>
+          <w:tab w:val="left" w:pos="7328"/>
+          <w:tab w:val="left" w:pos="8244"/>
+          <w:tab w:val="left" w:pos="9160"/>
+          <w:tab w:val="left" w:pos="10076"/>
+          <w:tab w:val="left" w:pos="10992"/>
+          <w:tab w:val="left" w:pos="11908"/>
+          <w:tab w:val="left" w:pos="12824"/>
+          <w:tab w:val="left" w:pos="13740"/>
+          <w:tab w:val="left" w:pos="14656"/>
+        </w:tabs>
+        <w:spacing w:after="0"/>
+        <w:rPr>
+          <w:rFonts w:ascii="Courier New" w:hAnsi="Courier New" w:cs="Courier New"/>
+          <w:sz w:val="20"/>
+          <w:szCs w:val="20"/>
+        </w:rPr>
+      </w:pPr>
+    </w:p>
+    <w:p>
+      <w:pPr>
+        <w:tabs>
+          <w:tab w:val="left" w:pos="916"/>
+          <w:tab w:val="left" w:pos="1832"/>
+          <w:tab w:val="left" w:pos="2748"/>
+          <w:tab w:val="left" w:pos="3664"/>
+          <w:tab w:val="left" w:pos="4580"/>
+          <w:tab w:val="left" w:pos="5496"/>
+          <w:tab w:val="left" w:pos="6412"/>
+          <w:tab w:val="left" w:pos="7328"/>
+          <w:tab w:val="left" w:pos="8244"/>
+          <w:tab w:val="left" w:pos="9160"/>
+          <w:tab w:val="left" w:pos="10076"/>
+          <w:tab w:val="left" w:pos="10992"/>
+          <w:tab w:val="left" w:pos="11908"/>
+          <w:tab w:val="left" w:pos="12824"/>
+          <w:tab w:val="left" w:pos="13740"/>
+          <w:tab w:val="left" w:pos="14656"/>
+        </w:tabs>
+        <w:spacing w:after="0"/>
+        <w:rPr>
+          <w:rFonts w:ascii="Courier New" w:eastAsia="Times New Roman" w:hAnsi="Courier New" w:cs="Courier New"/>
+          <w:kern w:val="0"/>
+          <w:sz w:val="20"/>
+          <w:szCs w:val="20"/>
+          <w:lang w:eastAsia="en-GB"/>
+          <w14:ligatures w14:val="none"/>
+        </w:rPr>
+      </w:pPr>
+    </w:p>
+    <w:p>
+      <w:pPr>
+        <w:tabs>
+          <w:tab w:val="left" w:pos="916"/>
+          <w:tab w:val="left" w:pos="1832"/>
+          <w:tab w:val="left" w:pos="2748"/>
+          <w:tab w:val="left" w:pos="3664"/>
+          <w:tab w:val="left" w:pos="4580"/>
+          <w:tab w:val="left" w:pos="5496"/>
+          <w:tab w:val="left" w:pos="6412"/>
+          <w:tab w:val="left" w:pos="7328"/>
+          <w:tab w:val="left" w:pos="8244"/>
+          <w:tab w:val="left" w:pos="9160"/>
+          <w:tab w:val="left" w:pos="10076"/>
+          <w:tab w:val="left" w:pos="10992"/>
+          <w:tab w:val="left" w:pos="11908"/>
+          <w:tab w:val="left" w:pos="12824"/>
+          <w:tab w:val="left" w:pos="13740"/>
+          <w:tab w:val="left" w:pos="14656"/>
+        </w:tabs>
+        <w:spacing w:after="0" w:line="240" w:lineRule="auto"/>
+        <w:rPr>
+          <w:rFonts w:ascii="Courier New" w:eastAsia="Times New Roman" w:hAnsi="Courier New" w:cs="Courier New"/>
+          <w:kern w:val="0"/>
+          <w:sz w:val="20"/>
+          <w:szCs w:val="20"/>
+          <w:lang w:eastAsia="en-GB"/>
+          <w14:ligatures w14:val="none"/>
+        </w:rPr>
+      </w:pPr>
+    </w:p>
+    <w:p>
+      <w:pPr>
+        <w:tabs>
+          <w:tab w:val="left" w:pos="916"/>
+          <w:tab w:val="left" w:pos="1832"/>
+          <w:tab w:val="left" w:pos="2748"/>
+          <w:tab w:val="left" w:pos="3664"/>
+          <w:tab w:val="left" w:pos="4580"/>
+          <w:tab w:val="left" w:pos="5496"/>
+          <w:tab w:val="left" w:pos="6412"/>
+          <w:tab w:val="left" w:pos="7328"/>
+          <w:tab w:val="left" w:pos="8244"/>
+          <w:tab w:val="left" w:pos="9160"/>
+          <w:tab w:val="left" w:pos="10076"/>
+          <w:tab w:val="left" w:pos="10992"/>
+          <w:tab w:val="left" w:pos="11908"/>
+          <w:tab w:val="left" w:pos="12824"/>
+          <w:tab w:val="left" w:pos="13740"/>
+          <w:tab w:val="left" w:pos="14656"/>
+        </w:tabs>
         <w:spacing w:line="240" w:lineRule="auto"/>
         <w:rPr>
           <w:rFonts w:ascii="Courier New" w:eastAsia="Times New Roman" w:hAnsi="Courier New" w:cs="Courier New"/>
@@ -1583,6 +2254,7 @@
           <w:lang w:eastAsia="en-GB"/>
           <w14:ligatures w14:val="none"/>
         </w:rPr>
+        <w:lastRenderedPageBreak/>
         <w:t xml:space="preserve">on </w:t>
       </w:r>
       <w:proofErr w:type="spellStart"/>
@@ -1818,6 +2490,256 @@
           <w14:ligatures w14:val="none"/>
         </w:rPr>
         <w:t>.</w:t>
+      </w:r>
+    </w:p>
+    <w:p>
+      <w:pPr>
+        <w:tabs>
+          <w:tab w:val="left" w:pos="916"/>
+          <w:tab w:val="left" w:pos="1832"/>
+          <w:tab w:val="left" w:pos="2748"/>
+          <w:tab w:val="left" w:pos="3664"/>
+          <w:tab w:val="left" w:pos="4580"/>
+          <w:tab w:val="left" w:pos="5496"/>
+          <w:tab w:val="left" w:pos="6412"/>
+          <w:tab w:val="left" w:pos="7328"/>
+          <w:tab w:val="left" w:pos="8244"/>
+          <w:tab w:val="left" w:pos="9160"/>
+          <w:tab w:val="left" w:pos="10076"/>
+          <w:tab w:val="left" w:pos="10992"/>
+          <w:tab w:val="left" w:pos="11908"/>
+          <w:tab w:val="left" w:pos="12824"/>
+          <w:tab w:val="left" w:pos="13740"/>
+          <w:tab w:val="left" w:pos="14656"/>
+        </w:tabs>
+        <w:spacing w:line="240" w:lineRule="auto"/>
+        <w:rPr>
+          <w:rFonts w:ascii="Courier New" w:eastAsia="Times New Roman" w:hAnsi="Courier New" w:cs="Courier New"/>
+          <w:b/>
+          <w:bCs/>
+          <w:kern w:val="0"/>
+          <w:sz w:val="20"/>
+          <w:szCs w:val="20"/>
+          <w:lang w:eastAsia="en-GB"/>
+          <w14:ligatures w14:val="none"/>
+        </w:rPr>
+      </w:pPr>
+    </w:p>
+    <w:p>
+      <w:pPr>
+        <w:tabs>
+          <w:tab w:val="left" w:pos="916"/>
+          <w:tab w:val="left" w:pos="1832"/>
+          <w:tab w:val="left" w:pos="2748"/>
+          <w:tab w:val="left" w:pos="3664"/>
+          <w:tab w:val="left" w:pos="4580"/>
+          <w:tab w:val="left" w:pos="5496"/>
+          <w:tab w:val="left" w:pos="6412"/>
+          <w:tab w:val="left" w:pos="7328"/>
+          <w:tab w:val="left" w:pos="8244"/>
+          <w:tab w:val="left" w:pos="9160"/>
+          <w:tab w:val="left" w:pos="10076"/>
+          <w:tab w:val="left" w:pos="10992"/>
+          <w:tab w:val="left" w:pos="11908"/>
+          <w:tab w:val="left" w:pos="12824"/>
+          <w:tab w:val="left" w:pos="13740"/>
+          <w:tab w:val="left" w:pos="14656"/>
+        </w:tabs>
+        <w:spacing w:line="240" w:lineRule="auto"/>
+        <w:rPr>
+          <w:rFonts w:ascii="Courier New" w:eastAsia="Times New Roman" w:hAnsi="Courier New" w:cs="Courier New"/>
+          <w:b/>
+          <w:bCs/>
+          <w:kern w:val="0"/>
+          <w:sz w:val="20"/>
+          <w:szCs w:val="20"/>
+          <w:lang w:eastAsia="en-GB"/>
+          <w14:ligatures w14:val="none"/>
+        </w:rPr>
+      </w:pPr>
+      <w:r>
+        <w:rPr>
+          <w:rFonts w:ascii="Courier New" w:eastAsia="Times New Roman" w:hAnsi="Courier New" w:cs="Courier New"/>
+          <w:b/>
+          <w:bCs/>
+          <w:kern w:val="0"/>
+          <w:sz w:val="20"/>
+          <w:szCs w:val="20"/>
+          <w:lang w:eastAsia="en-GB"/>
+          <w14:ligatures w14:val="none"/>
+        </w:rPr>
+        <w:t xml:space="preserve">In the </w:t>
+      </w:r>
+      <w:r>
+        <w:rPr>
+          <w:rFonts w:ascii="Courier New" w:eastAsia="Times New Roman" w:hAnsi="Courier New" w:cs="Courier New"/>
+          <w:b/>
+          <w:bCs/>
+          <w:kern w:val="0"/>
+          <w:sz w:val="20"/>
+          <w:szCs w:val="20"/>
+          <w:lang w:eastAsia="en-GB"/>
+          <w14:ligatures w14:val="none"/>
+        </w:rPr>
+        <w:t>logged-in session</w:t>
+      </w:r>
+      <w:r>
+        <w:rPr>
+          <w:rFonts w:ascii="Courier New" w:eastAsia="Times New Roman" w:hAnsi="Courier New" w:cs="Courier New"/>
+          <w:b/>
+          <w:bCs/>
+          <w:kern w:val="0"/>
+          <w:sz w:val="20"/>
+          <w:szCs w:val="20"/>
+          <w:lang w:eastAsia="en-GB"/>
+          <w14:ligatures w14:val="none"/>
+        </w:rPr>
+        <w:t xml:space="preserve"> if the </w:t>
+      </w:r>
+      <w:r>
+        <w:rPr>
+          <w:rFonts w:ascii="Courier New" w:eastAsia="Times New Roman" w:hAnsi="Courier New" w:cs="Courier New"/>
+          <w:b/>
+          <w:bCs/>
+          <w:kern w:val="0"/>
+          <w:sz w:val="20"/>
+          <w:szCs w:val="20"/>
+          <w:lang w:eastAsia="en-GB"/>
+          <w14:ligatures w14:val="none"/>
+        </w:rPr>
+        <w:t>logged-in</w:t>
+      </w:r>
+      <w:r>
+        <w:rPr>
+          <w:rFonts w:ascii="Courier New" w:eastAsia="Times New Roman" w:hAnsi="Courier New" w:cs="Courier New"/>
+          <w:b/>
+          <w:bCs/>
+          <w:kern w:val="0"/>
+          <w:sz w:val="20"/>
+          <w:szCs w:val="20"/>
+          <w:lang w:eastAsia="en-GB"/>
+          <w14:ligatures w14:val="none"/>
+        </w:rPr>
+        <w:t xml:space="preserve"> user is an organisation</w:t>
+      </w:r>
+      <w:r>
+        <w:rPr>
+          <w:rFonts w:ascii="Courier New" w:eastAsia="Times New Roman" w:hAnsi="Courier New" w:cs="Courier New"/>
+          <w:b/>
+          <w:bCs/>
+          <w:kern w:val="0"/>
+          <w:sz w:val="20"/>
+          <w:szCs w:val="20"/>
+          <w:lang w:eastAsia="en-GB"/>
+          <w14:ligatures w14:val="none"/>
+        </w:rPr>
+        <w:t>,</w:t>
+      </w:r>
+      <w:r>
+        <w:rPr>
+          <w:rFonts w:ascii="Courier New" w:eastAsia="Times New Roman" w:hAnsi="Courier New" w:cs="Courier New"/>
+          <w:b/>
+          <w:bCs/>
+          <w:kern w:val="0"/>
+          <w:sz w:val="20"/>
+          <w:szCs w:val="20"/>
+          <w:lang w:eastAsia="en-GB"/>
+          <w14:ligatures w14:val="none"/>
+        </w:rPr>
+        <w:t xml:space="preserve"> change the amount to be paid in </w:t>
+      </w:r>
+      <w:r>
+        <w:rPr>
+          <w:rFonts w:ascii="Courier New" w:eastAsia="Times New Roman" w:hAnsi="Courier New" w:cs="Courier New"/>
+          <w:b/>
+          <w:bCs/>
+          <w:kern w:val="0"/>
+          <w:sz w:val="20"/>
+          <w:szCs w:val="20"/>
+          <w:lang w:eastAsia="en-GB"/>
+          <w14:ligatures w14:val="none"/>
+        </w:rPr>
+        <w:t>Premium Payment</w:t>
+      </w:r>
+      <w:r>
+        <w:rPr>
+          <w:rFonts w:ascii="Courier New" w:eastAsia="Times New Roman" w:hAnsi="Courier New" w:cs="Courier New"/>
+          <w:b/>
+          <w:bCs/>
+          <w:kern w:val="0"/>
+          <w:sz w:val="20"/>
+          <w:szCs w:val="20"/>
+          <w:lang w:eastAsia="en-GB"/>
+          <w14:ligatures w14:val="none"/>
+        </w:rPr>
+        <w:t xml:space="preserve"> in (</w:t>
+      </w:r>
+      <w:proofErr w:type="spellStart"/>
+      <w:r>
+        <w:rPr>
+          <w:rFonts w:ascii="Courier New" w:eastAsia="Times New Roman" w:hAnsi="Courier New" w:cs="Courier New"/>
+          <w:b/>
+          <w:bCs/>
+          <w:kern w:val="0"/>
+          <w:sz w:val="20"/>
+          <w:szCs w:val="20"/>
+          <w:lang w:eastAsia="en-GB"/>
+          <w14:ligatures w14:val="none"/>
+        </w:rPr>
+        <w:t>OnlinePayments.tsx</w:t>
+      </w:r>
+      <w:proofErr w:type="spellEnd"/>
+      <w:r>
+        <w:rPr>
+          <w:rFonts w:ascii="Courier New" w:eastAsia="Times New Roman" w:hAnsi="Courier New" w:cs="Courier New"/>
+          <w:b/>
+          <w:bCs/>
+          <w:kern w:val="0"/>
+          <w:sz w:val="20"/>
+          <w:szCs w:val="20"/>
+          <w:lang w:eastAsia="en-GB"/>
+          <w14:ligatures w14:val="none"/>
+        </w:rPr>
+        <w:t xml:space="preserve">); </w:t>
+      </w:r>
+      <w:r>
+        <w:rPr>
+          <w:rFonts w:ascii="Courier New" w:eastAsia="Times New Roman" w:hAnsi="Courier New" w:cs="Courier New"/>
+          <w:b/>
+          <w:bCs/>
+          <w:kern w:val="0"/>
+          <w:sz w:val="20"/>
+          <w:szCs w:val="20"/>
+          <w:lang w:eastAsia="en-GB"/>
+          <w14:ligatures w14:val="none"/>
+        </w:rPr>
+        <w:t xml:space="preserve">For </w:t>
+      </w:r>
+      <w:r>
+        <w:rPr>
+          <w:rFonts w:ascii="Courier New" w:eastAsia="Times New Roman" w:hAnsi="Courier New" w:cs="Courier New"/>
+          <w:b/>
+          <w:bCs/>
+          <w:kern w:val="0"/>
+          <w:sz w:val="20"/>
+          <w:szCs w:val="20"/>
+          <w:lang w:eastAsia="en-GB"/>
+          <w14:ligatures w14:val="none"/>
+        </w:rPr>
+        <w:t>organisation</w:t>
+      </w:r>
+      <w:r>
+        <w:rPr>
+          <w:rFonts w:ascii="Courier New" w:eastAsia="Times New Roman" w:hAnsi="Courier New" w:cs="Courier New"/>
+          <w:b/>
+          <w:bCs/>
+          <w:kern w:val="0"/>
+          <w:sz w:val="20"/>
+          <w:szCs w:val="20"/>
+          <w:lang w:eastAsia="en-GB"/>
+          <w14:ligatures w14:val="none"/>
+        </w:rPr>
+        <w:t xml:space="preserve"> should be 15000.</w:t>
       </w:r>
     </w:p>
     <w:p>

--- a/app notes.docx
+++ b/app notes.docx
@@ -71,7 +71,21 @@
             <w:rStyle w:val="Hyperlink"/>
             <w:lang w:val="en-US"/>
           </w:rPr>
-          <w:t>http://localhost/phpmyadmin</w:t>
+          <w:t>http://localhost/phpmya</w:t>
+        </w:r>
+        <w:r>
+          <w:rPr>
+            <w:rStyle w:val="Hyperlink"/>
+            <w:lang w:val="en-US"/>
+          </w:rPr>
+          <w:t>d</w:t>
+        </w:r>
+        <w:r>
+          <w:rPr>
+            <w:rStyle w:val="Hyperlink"/>
+            <w:lang w:val="en-US"/>
+          </w:rPr>
+          <w:t>min</w:t>
         </w:r>
       </w:hyperlink>
     </w:p>
@@ -2255,525 +2269,8 @@
           <w14:ligatures w14:val="none"/>
         </w:rPr>
         <w:lastRenderedPageBreak/>
-        <w:t xml:space="preserve">on </w:t>
-      </w:r>
-      <w:proofErr w:type="spellStart"/>
-      <w:r>
-        <w:rPr>
-          <w:rFonts w:ascii="Courier New" w:eastAsia="Times New Roman" w:hAnsi="Courier New" w:cs="Courier New"/>
-          <w:kern w:val="0"/>
-          <w:sz w:val="20"/>
-          <w:szCs w:val="20"/>
-          <w:lang w:eastAsia="en-GB"/>
-          <w14:ligatures w14:val="none"/>
-        </w:rPr>
-        <w:t>MemberPremiumsPayments.tsx</w:t>
-      </w:r>
-      <w:proofErr w:type="spellEnd"/>
-      <w:r>
-        <w:rPr>
-          <w:rFonts w:ascii="Courier New" w:eastAsia="Times New Roman" w:hAnsi="Courier New" w:cs="Courier New"/>
-          <w:kern w:val="0"/>
-          <w:sz w:val="20"/>
-          <w:szCs w:val="20"/>
-          <w:lang w:eastAsia="en-GB"/>
-          <w14:ligatures w14:val="none"/>
-        </w:rPr>
-        <w:t xml:space="preserve">, I want to list the data now pulled from the </w:t>
-      </w:r>
-      <w:r>
-        <w:rPr>
-          <w:rFonts w:ascii="Courier New" w:eastAsia="Times New Roman" w:hAnsi="Courier New" w:cs="Courier New"/>
-          <w:kern w:val="0"/>
-          <w:sz w:val="20"/>
-          <w:szCs w:val="20"/>
-          <w:lang w:eastAsia="en-GB"/>
-          <w14:ligatures w14:val="none"/>
-        </w:rPr>
-        <w:t xml:space="preserve">database; check </w:t>
-      </w:r>
-      <w:proofErr w:type="spellStart"/>
-      <w:r>
-        <w:rPr>
-          <w:rFonts w:ascii="Courier New" w:eastAsia="Times New Roman" w:hAnsi="Courier New" w:cs="Courier New"/>
-          <w:kern w:val="0"/>
-          <w:sz w:val="20"/>
-          <w:szCs w:val="20"/>
-          <w:lang w:eastAsia="en-GB"/>
-          <w14:ligatures w14:val="none"/>
-        </w:rPr>
-        <w:t>DBstructure.sql</w:t>
-      </w:r>
-      <w:proofErr w:type="spellEnd"/>
-      <w:r>
-        <w:rPr>
-          <w:rFonts w:ascii="Courier New" w:eastAsia="Times New Roman" w:hAnsi="Courier New" w:cs="Courier New"/>
-          <w:kern w:val="0"/>
-          <w:sz w:val="20"/>
-          <w:szCs w:val="20"/>
-          <w:lang w:eastAsia="en-GB"/>
-          <w14:ligatures w14:val="none"/>
-        </w:rPr>
-        <w:t xml:space="preserve"> for the database</w:t>
-      </w:r>
-      <w:r>
-        <w:rPr>
-          <w:rFonts w:ascii="Courier New" w:eastAsia="Times New Roman" w:hAnsi="Courier New" w:cs="Courier New"/>
-          <w:kern w:val="0"/>
-          <w:sz w:val="20"/>
-          <w:szCs w:val="20"/>
-          <w:lang w:eastAsia="en-GB"/>
-          <w14:ligatures w14:val="none"/>
-        </w:rPr>
-        <w:t xml:space="preserve"> structure. Take the table </w:t>
-      </w:r>
-      <w:proofErr w:type="spellStart"/>
-      <w:r>
-        <w:rPr>
-          <w:rFonts w:ascii="Courier New" w:eastAsia="Times New Roman" w:hAnsi="Courier New" w:cs="Courier New"/>
-          <w:kern w:val="0"/>
-          <w:sz w:val="20"/>
-          <w:szCs w:val="20"/>
-          <w:lang w:eastAsia="en-GB"/>
-          <w14:ligatures w14:val="none"/>
-        </w:rPr>
-        <w:t>member_premium_payments</w:t>
-      </w:r>
-      <w:proofErr w:type="spellEnd"/>
-      <w:r>
-        <w:rPr>
-          <w:rFonts w:ascii="Courier New" w:eastAsia="Times New Roman" w:hAnsi="Courier New" w:cs="Courier New"/>
-          <w:kern w:val="0"/>
-          <w:sz w:val="20"/>
-          <w:szCs w:val="20"/>
-          <w:lang w:eastAsia="en-GB"/>
-          <w14:ligatures w14:val="none"/>
-        </w:rPr>
-        <w:t xml:space="preserve"> and pull all user data</w:t>
-      </w:r>
-      <w:r>
-        <w:rPr>
-          <w:rFonts w:ascii="Courier New" w:eastAsia="Times New Roman" w:hAnsi="Courier New" w:cs="Courier New"/>
-          <w:kern w:val="0"/>
-          <w:sz w:val="20"/>
-          <w:szCs w:val="20"/>
-          <w:lang w:eastAsia="en-GB"/>
-          <w14:ligatures w14:val="none"/>
-        </w:rPr>
-        <w:t xml:space="preserve">. Then use the email to get the same data of the email in </w:t>
-      </w:r>
-      <w:proofErr w:type="spellStart"/>
-      <w:r>
-        <w:rPr>
-          <w:rFonts w:ascii="Courier New" w:eastAsia="Times New Roman" w:hAnsi="Courier New" w:cs="Courier New"/>
-          <w:kern w:val="0"/>
-          <w:sz w:val="20"/>
-          <w:szCs w:val="20"/>
-          <w:lang w:eastAsia="en-GB"/>
-          <w14:ligatures w14:val="none"/>
-        </w:rPr>
-        <w:t>member_registration_payments</w:t>
-      </w:r>
-      <w:proofErr w:type="spellEnd"/>
-      <w:r>
-        <w:rPr>
-          <w:rFonts w:ascii="Courier New" w:eastAsia="Times New Roman" w:hAnsi="Courier New" w:cs="Courier New"/>
-          <w:kern w:val="0"/>
-          <w:sz w:val="20"/>
-          <w:szCs w:val="20"/>
-          <w:lang w:eastAsia="en-GB"/>
-          <w14:ligatures w14:val="none"/>
-        </w:rPr>
-        <w:t xml:space="preserve"> table to get registration fee</w:t>
-      </w:r>
-      <w:r>
-        <w:rPr>
-          <w:rFonts w:ascii="Courier New" w:eastAsia="Times New Roman" w:hAnsi="Courier New" w:cs="Courier New"/>
-          <w:kern w:val="0"/>
-          <w:sz w:val="20"/>
-          <w:szCs w:val="20"/>
-          <w:lang w:eastAsia="en-GB"/>
-          <w14:ligatures w14:val="none"/>
-        </w:rPr>
-        <w:t xml:space="preserve"> payment</w:t>
-      </w:r>
-      <w:r>
-        <w:rPr>
-          <w:rFonts w:ascii="Courier New" w:eastAsia="Times New Roman" w:hAnsi="Courier New" w:cs="Courier New"/>
-          <w:kern w:val="0"/>
-          <w:sz w:val="20"/>
-          <w:szCs w:val="20"/>
-          <w:lang w:eastAsia="en-GB"/>
-          <w14:ligatures w14:val="none"/>
-        </w:rPr>
-        <w:t xml:space="preserve">. Then use the same email to get the user information from </w:t>
-      </w:r>
-      <w:r>
-        <w:rPr>
-          <w:rFonts w:ascii="Courier New" w:eastAsia="Times New Roman" w:hAnsi="Courier New" w:cs="Courier New"/>
-          <w:kern w:val="0"/>
-          <w:sz w:val="20"/>
-          <w:szCs w:val="20"/>
-          <w:lang w:eastAsia="en-GB"/>
-          <w14:ligatures w14:val="none"/>
-        </w:rPr>
-        <w:t xml:space="preserve">the </w:t>
-      </w:r>
-      <w:proofErr w:type="spellStart"/>
-      <w:r>
-        <w:rPr>
-          <w:rFonts w:ascii="Courier New" w:eastAsia="Times New Roman" w:hAnsi="Courier New" w:cs="Courier New"/>
-          <w:kern w:val="0"/>
-          <w:sz w:val="20"/>
-          <w:szCs w:val="20"/>
-          <w:lang w:eastAsia="en-GB"/>
-          <w14:ligatures w14:val="none"/>
-        </w:rPr>
-        <w:t>organizationmembership</w:t>
-      </w:r>
-      <w:proofErr w:type="spellEnd"/>
-      <w:r>
-        <w:rPr>
-          <w:rFonts w:ascii="Courier New" w:eastAsia="Times New Roman" w:hAnsi="Courier New" w:cs="Courier New"/>
-          <w:kern w:val="0"/>
-          <w:sz w:val="20"/>
-          <w:szCs w:val="20"/>
-          <w:lang w:eastAsia="en-GB"/>
-          <w14:ligatures w14:val="none"/>
-        </w:rPr>
-        <w:t xml:space="preserve"> table and </w:t>
-      </w:r>
-      <w:r>
-        <w:rPr>
-          <w:rFonts w:ascii="Courier New" w:eastAsia="Times New Roman" w:hAnsi="Courier New" w:cs="Courier New"/>
-          <w:kern w:val="0"/>
-          <w:sz w:val="20"/>
-          <w:szCs w:val="20"/>
-          <w:lang w:eastAsia="en-GB"/>
-          <w14:ligatures w14:val="none"/>
-        </w:rPr>
-        <w:t>personal membership</w:t>
-      </w:r>
-      <w:r>
-        <w:rPr>
-          <w:rFonts w:ascii="Courier New" w:eastAsia="Times New Roman" w:hAnsi="Courier New" w:cs="Courier New"/>
-          <w:kern w:val="0"/>
-          <w:sz w:val="20"/>
-          <w:szCs w:val="20"/>
-          <w:lang w:eastAsia="en-GB"/>
-          <w14:ligatures w14:val="none"/>
-        </w:rPr>
-        <w:t xml:space="preserve">. Then combine the data and show it on the table for </w:t>
-      </w:r>
-      <w:r>
-        <w:rPr>
-          <w:rFonts w:ascii="Courier New" w:eastAsia="Times New Roman" w:hAnsi="Courier New" w:cs="Courier New"/>
-          <w:b/>
-          <w:bCs/>
-          <w:kern w:val="0"/>
-          <w:sz w:val="20"/>
-          <w:szCs w:val="20"/>
-          <w:lang w:eastAsia="en-GB"/>
-          <w14:ligatures w14:val="none"/>
-        </w:rPr>
-        <w:t>Member Premiums Payments</w:t>
-      </w:r>
-      <w:r>
-        <w:rPr>
-          <w:rFonts w:ascii="Courier New" w:eastAsia="Times New Roman" w:hAnsi="Courier New" w:cs="Courier New"/>
-          <w:b/>
-          <w:bCs/>
-          <w:kern w:val="0"/>
-          <w:sz w:val="20"/>
-          <w:szCs w:val="20"/>
-          <w:lang w:eastAsia="en-GB"/>
-          <w14:ligatures w14:val="none"/>
-        </w:rPr>
-        <w:t>.</w:t>
-      </w:r>
-    </w:p>
-    <w:p>
-      <w:pPr>
-        <w:tabs>
-          <w:tab w:val="left" w:pos="916"/>
-          <w:tab w:val="left" w:pos="1832"/>
-          <w:tab w:val="left" w:pos="2748"/>
-          <w:tab w:val="left" w:pos="3664"/>
-          <w:tab w:val="left" w:pos="4580"/>
-          <w:tab w:val="left" w:pos="5496"/>
-          <w:tab w:val="left" w:pos="6412"/>
-          <w:tab w:val="left" w:pos="7328"/>
-          <w:tab w:val="left" w:pos="8244"/>
-          <w:tab w:val="left" w:pos="9160"/>
-          <w:tab w:val="left" w:pos="10076"/>
-          <w:tab w:val="left" w:pos="10992"/>
-          <w:tab w:val="left" w:pos="11908"/>
-          <w:tab w:val="left" w:pos="12824"/>
-          <w:tab w:val="left" w:pos="13740"/>
-          <w:tab w:val="left" w:pos="14656"/>
-        </w:tabs>
-        <w:spacing w:line="240" w:lineRule="auto"/>
-        <w:rPr>
-          <w:rFonts w:ascii="Courier New" w:eastAsia="Times New Roman" w:hAnsi="Courier New" w:cs="Courier New"/>
-          <w:b/>
-          <w:bCs/>
-          <w:kern w:val="0"/>
-          <w:sz w:val="20"/>
-          <w:szCs w:val="20"/>
-          <w:lang w:eastAsia="en-GB"/>
-          <w14:ligatures w14:val="none"/>
-        </w:rPr>
-      </w:pPr>
-    </w:p>
-    <w:p>
-      <w:pPr>
-        <w:tabs>
-          <w:tab w:val="left" w:pos="916"/>
-          <w:tab w:val="left" w:pos="1832"/>
-          <w:tab w:val="left" w:pos="2748"/>
-          <w:tab w:val="left" w:pos="3664"/>
-          <w:tab w:val="left" w:pos="4580"/>
-          <w:tab w:val="left" w:pos="5496"/>
-          <w:tab w:val="left" w:pos="6412"/>
-          <w:tab w:val="left" w:pos="7328"/>
-          <w:tab w:val="left" w:pos="8244"/>
-          <w:tab w:val="left" w:pos="9160"/>
-          <w:tab w:val="left" w:pos="10076"/>
-          <w:tab w:val="left" w:pos="10992"/>
-          <w:tab w:val="left" w:pos="11908"/>
-          <w:tab w:val="left" w:pos="12824"/>
-          <w:tab w:val="left" w:pos="13740"/>
-          <w:tab w:val="left" w:pos="14656"/>
-        </w:tabs>
-        <w:spacing w:line="240" w:lineRule="auto"/>
-        <w:rPr>
-          <w:rFonts w:ascii="Courier New" w:eastAsia="Times New Roman" w:hAnsi="Courier New" w:cs="Courier New"/>
-          <w:b/>
-          <w:bCs/>
-          <w:kern w:val="0"/>
-          <w:sz w:val="20"/>
-          <w:szCs w:val="20"/>
-          <w:lang w:eastAsia="en-GB"/>
-          <w14:ligatures w14:val="none"/>
-        </w:rPr>
-      </w:pPr>
-      <w:r>
-        <w:rPr>
-          <w:rFonts w:ascii="Courier New" w:eastAsia="Times New Roman" w:hAnsi="Courier New" w:cs="Courier New"/>
-          <w:b/>
-          <w:bCs/>
-          <w:kern w:val="0"/>
-          <w:sz w:val="20"/>
-          <w:szCs w:val="20"/>
-          <w:lang w:eastAsia="en-GB"/>
-          <w14:ligatures w14:val="none"/>
-        </w:rPr>
-        <w:t xml:space="preserve">In the </w:t>
-      </w:r>
-      <w:r>
-        <w:rPr>
-          <w:rFonts w:ascii="Courier New" w:eastAsia="Times New Roman" w:hAnsi="Courier New" w:cs="Courier New"/>
-          <w:b/>
-          <w:bCs/>
-          <w:kern w:val="0"/>
-          <w:sz w:val="20"/>
-          <w:szCs w:val="20"/>
-          <w:lang w:eastAsia="en-GB"/>
-          <w14:ligatures w14:val="none"/>
-        </w:rPr>
-        <w:t>logged-in session</w:t>
-      </w:r>
-      <w:r>
-        <w:rPr>
-          <w:rFonts w:ascii="Courier New" w:eastAsia="Times New Roman" w:hAnsi="Courier New" w:cs="Courier New"/>
-          <w:b/>
-          <w:bCs/>
-          <w:kern w:val="0"/>
-          <w:sz w:val="20"/>
-          <w:szCs w:val="20"/>
-          <w:lang w:eastAsia="en-GB"/>
-          <w14:ligatures w14:val="none"/>
-        </w:rPr>
-        <w:t xml:space="preserve"> if the </w:t>
-      </w:r>
-      <w:r>
-        <w:rPr>
-          <w:rFonts w:ascii="Courier New" w:eastAsia="Times New Roman" w:hAnsi="Courier New" w:cs="Courier New"/>
-          <w:b/>
-          <w:bCs/>
-          <w:kern w:val="0"/>
-          <w:sz w:val="20"/>
-          <w:szCs w:val="20"/>
-          <w:lang w:eastAsia="en-GB"/>
-          <w14:ligatures w14:val="none"/>
-        </w:rPr>
-        <w:t>logged-in</w:t>
-      </w:r>
-      <w:r>
-        <w:rPr>
-          <w:rFonts w:ascii="Courier New" w:eastAsia="Times New Roman" w:hAnsi="Courier New" w:cs="Courier New"/>
-          <w:b/>
-          <w:bCs/>
-          <w:kern w:val="0"/>
-          <w:sz w:val="20"/>
-          <w:szCs w:val="20"/>
-          <w:lang w:eastAsia="en-GB"/>
-          <w14:ligatures w14:val="none"/>
-        </w:rPr>
-        <w:t xml:space="preserve"> user is an organisation</w:t>
-      </w:r>
-      <w:r>
-        <w:rPr>
-          <w:rFonts w:ascii="Courier New" w:eastAsia="Times New Roman" w:hAnsi="Courier New" w:cs="Courier New"/>
-          <w:b/>
-          <w:bCs/>
-          <w:kern w:val="0"/>
-          <w:sz w:val="20"/>
-          <w:szCs w:val="20"/>
-          <w:lang w:eastAsia="en-GB"/>
-          <w14:ligatures w14:val="none"/>
-        </w:rPr>
-        <w:t>,</w:t>
-      </w:r>
-      <w:r>
-        <w:rPr>
-          <w:rFonts w:ascii="Courier New" w:eastAsia="Times New Roman" w:hAnsi="Courier New" w:cs="Courier New"/>
-          <w:b/>
-          <w:bCs/>
-          <w:kern w:val="0"/>
-          <w:sz w:val="20"/>
-          <w:szCs w:val="20"/>
-          <w:lang w:eastAsia="en-GB"/>
-          <w14:ligatures w14:val="none"/>
-        </w:rPr>
-        <w:t xml:space="preserve"> change the amount to be paid in </w:t>
-      </w:r>
-      <w:r>
-        <w:rPr>
-          <w:rFonts w:ascii="Courier New" w:eastAsia="Times New Roman" w:hAnsi="Courier New" w:cs="Courier New"/>
-          <w:b/>
-          <w:bCs/>
-          <w:kern w:val="0"/>
-          <w:sz w:val="20"/>
-          <w:szCs w:val="20"/>
-          <w:lang w:eastAsia="en-GB"/>
-          <w14:ligatures w14:val="none"/>
-        </w:rPr>
-        <w:t>Premium Payment</w:t>
-      </w:r>
-      <w:r>
-        <w:rPr>
-          <w:rFonts w:ascii="Courier New" w:eastAsia="Times New Roman" w:hAnsi="Courier New" w:cs="Courier New"/>
-          <w:b/>
-          <w:bCs/>
-          <w:kern w:val="0"/>
-          <w:sz w:val="20"/>
-          <w:szCs w:val="20"/>
-          <w:lang w:eastAsia="en-GB"/>
-          <w14:ligatures w14:val="none"/>
-        </w:rPr>
-        <w:t xml:space="preserve"> in (</w:t>
-      </w:r>
-      <w:proofErr w:type="spellStart"/>
-      <w:r>
-        <w:rPr>
-          <w:rFonts w:ascii="Courier New" w:eastAsia="Times New Roman" w:hAnsi="Courier New" w:cs="Courier New"/>
-          <w:b/>
-          <w:bCs/>
-          <w:kern w:val="0"/>
-          <w:sz w:val="20"/>
-          <w:szCs w:val="20"/>
-          <w:lang w:eastAsia="en-GB"/>
-          <w14:ligatures w14:val="none"/>
-        </w:rPr>
-        <w:t>OnlinePayments.tsx</w:t>
-      </w:r>
-      <w:proofErr w:type="spellEnd"/>
-      <w:r>
-        <w:rPr>
-          <w:rFonts w:ascii="Courier New" w:eastAsia="Times New Roman" w:hAnsi="Courier New" w:cs="Courier New"/>
-          <w:b/>
-          <w:bCs/>
-          <w:kern w:val="0"/>
-          <w:sz w:val="20"/>
-          <w:szCs w:val="20"/>
-          <w:lang w:eastAsia="en-GB"/>
-          <w14:ligatures w14:val="none"/>
-        </w:rPr>
-        <w:t xml:space="preserve">); </w:t>
-      </w:r>
-      <w:r>
-        <w:rPr>
-          <w:rFonts w:ascii="Courier New" w:eastAsia="Times New Roman" w:hAnsi="Courier New" w:cs="Courier New"/>
-          <w:b/>
-          <w:bCs/>
-          <w:kern w:val="0"/>
-          <w:sz w:val="20"/>
-          <w:szCs w:val="20"/>
-          <w:lang w:eastAsia="en-GB"/>
-          <w14:ligatures w14:val="none"/>
-        </w:rPr>
-        <w:t xml:space="preserve">For </w:t>
-      </w:r>
-      <w:r>
-        <w:rPr>
-          <w:rFonts w:ascii="Courier New" w:eastAsia="Times New Roman" w:hAnsi="Courier New" w:cs="Courier New"/>
-          <w:b/>
-          <w:bCs/>
-          <w:kern w:val="0"/>
-          <w:sz w:val="20"/>
-          <w:szCs w:val="20"/>
-          <w:lang w:eastAsia="en-GB"/>
-          <w14:ligatures w14:val="none"/>
-        </w:rPr>
-        <w:t>organisation</w:t>
-      </w:r>
-      <w:r>
-        <w:rPr>
-          <w:rFonts w:ascii="Courier New" w:eastAsia="Times New Roman" w:hAnsi="Courier New" w:cs="Courier New"/>
-          <w:b/>
-          <w:bCs/>
-          <w:kern w:val="0"/>
-          <w:sz w:val="20"/>
-          <w:szCs w:val="20"/>
-          <w:lang w:eastAsia="en-GB"/>
-          <w14:ligatures w14:val="none"/>
-        </w:rPr>
-        <w:t xml:space="preserve"> should be 15000.</w:t>
-      </w:r>
-    </w:p>
-    <w:p>
-      <w:pPr>
-        <w:tabs>
-          <w:tab w:val="left" w:pos="916"/>
-          <w:tab w:val="left" w:pos="1832"/>
-          <w:tab w:val="left" w:pos="2748"/>
-          <w:tab w:val="left" w:pos="3664"/>
-          <w:tab w:val="left" w:pos="4580"/>
-          <w:tab w:val="left" w:pos="5496"/>
-          <w:tab w:val="left" w:pos="6412"/>
-          <w:tab w:val="left" w:pos="7328"/>
-          <w:tab w:val="left" w:pos="8244"/>
-          <w:tab w:val="left" w:pos="9160"/>
-          <w:tab w:val="left" w:pos="10076"/>
-          <w:tab w:val="left" w:pos="10992"/>
-          <w:tab w:val="left" w:pos="11908"/>
-          <w:tab w:val="left" w:pos="12824"/>
-          <w:tab w:val="left" w:pos="13740"/>
-          <w:tab w:val="left" w:pos="14656"/>
-        </w:tabs>
-        <w:spacing w:line="240" w:lineRule="auto"/>
-        <w:rPr>
-          <w:rFonts w:ascii="Courier New" w:eastAsia="Times New Roman" w:hAnsi="Courier New" w:cs="Courier New"/>
-          <w:b/>
-          <w:bCs/>
-          <w:kern w:val="0"/>
-          <w:sz w:val="20"/>
-          <w:szCs w:val="20"/>
-          <w:lang w:eastAsia="en-GB"/>
-          <w14:ligatures w14:val="none"/>
-        </w:rPr>
-      </w:pPr>
+        <w:t>ON LOGIN NOW CREATE A LOGIC TO LOGOUT THE USER OUTOMTICALLY IF THE PAGE IS IN ACTIVE FOR 15 MINUTES, ALSO CLEAR THE LOGES AND REDIRECT TO LOGIN PAGE. ALSO MAKE THE BACK BUTTON ON THE BROWER TO INACTIVE IN GOUG BACK TO THE PORTAL IN CASE OF EXPIRED SEASON OR LOGED OUT</w:t>
+      </w:r>
     </w:p>
     <w:sectPr>
       <w:pgSz w:w="11906" w:h="16838"/>

--- a/app notes.docx
+++ b/app notes.docx
@@ -33,6 +33,12 @@
         </w:rPr>
         <w:t xml:space="preserve">Starting virtual environment: </w:t>
       </w:r>
+      <w:r>
+        <w:rPr>
+          <w:lang w:val="en-US"/>
+        </w:rPr>
+        <w:tab/>
+      </w:r>
       <w:proofErr w:type="spellStart"/>
       <w:r>
         <w:rPr>
@@ -46,6 +52,126 @@
           <w:lang w:val="en-US"/>
         </w:rPr>
         <w:t>\Scripts\activate</w:t>
+      </w:r>
+    </w:p>
+    <w:p>
+      <w:pPr>
+        <w:ind w:left="2160" w:firstLine="720"/>
+        <w:rPr>
+          <w:lang w:val="en-US"/>
+        </w:rPr>
+      </w:pPr>
+      <w:r>
+        <w:rPr>
+          <w:lang w:val="en-US"/>
+        </w:rPr>
+        <w:t xml:space="preserve">source </w:t>
+      </w:r>
+      <w:proofErr w:type="spellStart"/>
+      <w:r>
+        <w:rPr>
+          <w:lang w:val="en-US"/>
+        </w:rPr>
+        <w:t>venv</w:t>
+      </w:r>
+      <w:proofErr w:type="spellEnd"/>
+      <w:r>
+        <w:rPr>
+          <w:lang w:val="en-US"/>
+        </w:rPr>
+        <w:t>/bin/activate</w:t>
+      </w:r>
+    </w:p>
+    <w:p>
+      <w:pPr>
+        <w:rPr>
+          <w:lang w:val="en-US"/>
+        </w:rPr>
+      </w:pPr>
+      <w:r>
+        <w:rPr>
+          <w:lang w:val="en-US"/>
+        </w:rPr>
+        <w:t xml:space="preserve">access </w:t>
+      </w:r>
+      <w:proofErr w:type="spellStart"/>
+      <w:r>
+        <w:rPr>
+          <w:lang w:val="en-US"/>
+        </w:rPr>
+        <w:t>db</w:t>
+      </w:r>
+      <w:proofErr w:type="spellEnd"/>
+      <w:r>
+        <w:rPr>
+          <w:lang w:val="en-US"/>
+        </w:rPr>
+        <w:t xml:space="preserve">: </w:t>
+      </w:r>
+      <w:r>
+        <w:rPr>
+          <w:lang w:val="en-US"/>
+        </w:rPr>
+        <w:tab/>
+      </w:r>
+      <w:proofErr w:type="spellStart"/>
+      <w:r>
+        <w:rPr>
+          <w:lang w:val="en-US"/>
+        </w:rPr>
+        <w:t>mysql</w:t>
+      </w:r>
+      <w:proofErr w:type="spellEnd"/>
+      <w:r>
+        <w:rPr>
+          <w:lang w:val="en-US"/>
+        </w:rPr>
+        <w:t xml:space="preserve"> -u root</w:t>
+      </w:r>
+    </w:p>
+    <w:p>
+      <w:pPr>
+        <w:rPr>
+          <w:lang w:val="en-US"/>
+        </w:rPr>
+      </w:pPr>
+      <w:r>
+        <w:rPr>
+          <w:lang w:val="en-US"/>
+        </w:rPr>
+        <w:t xml:space="preserve">   </w:t>
+      </w:r>
+      <w:r>
+        <w:rPr>
+          <w:lang w:val="en-US"/>
+        </w:rPr>
+        <w:tab/>
+      </w:r>
+      <w:r>
+        <w:rPr>
+          <w:lang w:val="en-US"/>
+        </w:rPr>
+        <w:tab/>
+      </w:r>
+      <w:r>
+        <w:rPr>
+          <w:lang w:val="en-US"/>
+        </w:rPr>
+        <w:t xml:space="preserve">USE </w:t>
+      </w:r>
+      <w:proofErr w:type="spellStart"/>
+      <w:r>
+        <w:rPr>
+          <w:lang w:val="en-US"/>
+        </w:rPr>
+        <w:t>locagldatabase</w:t>
+      </w:r>
+      <w:proofErr w:type="spellEnd"/>
+      <w:r>
+        <w:rPr>
+          <w:lang w:val="en-US"/>
+        </w:rPr>
+        <w:t>;</w:t>
       </w:r>
     </w:p>
     <w:p>
@@ -71,21 +197,21 @@
             <w:rStyle w:val="Hyperlink"/>
             <w:lang w:val="en-US"/>
           </w:rPr>
-          <w:t>http://localhost/phpmya</w:t>
+          <w:t>http://localhost/ph</w:t>
         </w:r>
         <w:r>
           <w:rPr>
             <w:rStyle w:val="Hyperlink"/>
             <w:lang w:val="en-US"/>
           </w:rPr>
-          <w:t>d</w:t>
+          <w:t>p</w:t>
         </w:r>
         <w:r>
           <w:rPr>
             <w:rStyle w:val="Hyperlink"/>
             <w:lang w:val="en-US"/>
           </w:rPr>
-          <w:t>min</w:t>
+          <w:t>myadmin</w:t>
         </w:r>
       </w:hyperlink>
     </w:p>
@@ -1972,6 +2098,7 @@
           <w:sz w:val="20"/>
           <w:szCs w:val="20"/>
         </w:rPr>
+        <w:lastRenderedPageBreak/>
         <w:t>  `</w:t>
       </w:r>
       <w:proofErr w:type="spellStart"/>
@@ -2135,6 +2262,280 @@
           <w:szCs w:val="20"/>
         </w:rPr>
         <w:t xml:space="preserve"> DEFAULT CHARSET=utf8mb4 COLLATE=utf8mb4_general_ci;</w:t>
+      </w:r>
+    </w:p>
+    <w:p>
+      <w:pPr>
+        <w:tabs>
+          <w:tab w:val="left" w:pos="916"/>
+          <w:tab w:val="left" w:pos="1832"/>
+          <w:tab w:val="left" w:pos="2748"/>
+          <w:tab w:val="left" w:pos="3664"/>
+          <w:tab w:val="left" w:pos="4580"/>
+          <w:tab w:val="left" w:pos="5496"/>
+          <w:tab w:val="left" w:pos="6412"/>
+          <w:tab w:val="left" w:pos="7328"/>
+          <w:tab w:val="left" w:pos="8244"/>
+          <w:tab w:val="left" w:pos="9160"/>
+          <w:tab w:val="left" w:pos="10076"/>
+          <w:tab w:val="left" w:pos="10992"/>
+          <w:tab w:val="left" w:pos="11908"/>
+          <w:tab w:val="left" w:pos="12824"/>
+          <w:tab w:val="left" w:pos="13740"/>
+          <w:tab w:val="left" w:pos="14656"/>
+        </w:tabs>
+        <w:spacing w:after="0"/>
+        <w:rPr>
+          <w:rFonts w:ascii="Courier New" w:hAnsi="Courier New" w:cs="Courier New"/>
+          <w:sz w:val="20"/>
+          <w:szCs w:val="20"/>
+        </w:rPr>
+      </w:pPr>
+    </w:p>
+    <w:p>
+      <w:pPr>
+        <w:tabs>
+          <w:tab w:val="left" w:pos="916"/>
+          <w:tab w:val="left" w:pos="1832"/>
+          <w:tab w:val="left" w:pos="2748"/>
+          <w:tab w:val="left" w:pos="3664"/>
+          <w:tab w:val="left" w:pos="4580"/>
+          <w:tab w:val="left" w:pos="5496"/>
+          <w:tab w:val="left" w:pos="6412"/>
+          <w:tab w:val="left" w:pos="7328"/>
+          <w:tab w:val="left" w:pos="8244"/>
+          <w:tab w:val="left" w:pos="9160"/>
+          <w:tab w:val="left" w:pos="10076"/>
+          <w:tab w:val="left" w:pos="10992"/>
+          <w:tab w:val="left" w:pos="11908"/>
+          <w:tab w:val="left" w:pos="12824"/>
+          <w:tab w:val="left" w:pos="13740"/>
+          <w:tab w:val="left" w:pos="14656"/>
+        </w:tabs>
+        <w:spacing w:after="0"/>
+        <w:rPr>
+          <w:rFonts w:ascii="Courier New" w:hAnsi="Courier New" w:cs="Courier New"/>
+          <w:sz w:val="20"/>
+          <w:szCs w:val="20"/>
+        </w:rPr>
+      </w:pPr>
+      <w:r>
+        <w:rPr>
+          <w:rFonts w:ascii="Courier New" w:hAnsi="Courier New" w:cs="Courier New"/>
+          <w:sz w:val="20"/>
+          <w:szCs w:val="20"/>
+        </w:rPr>
+        <w:t xml:space="preserve">Rin this: </w:t>
+      </w:r>
+    </w:p>
+    <w:p>
+      <w:pPr>
+        <w:tabs>
+          <w:tab w:val="left" w:pos="916"/>
+          <w:tab w:val="left" w:pos="1832"/>
+          <w:tab w:val="left" w:pos="2748"/>
+          <w:tab w:val="left" w:pos="3664"/>
+          <w:tab w:val="left" w:pos="4580"/>
+          <w:tab w:val="left" w:pos="5496"/>
+          <w:tab w:val="left" w:pos="6412"/>
+          <w:tab w:val="left" w:pos="7328"/>
+          <w:tab w:val="left" w:pos="8244"/>
+          <w:tab w:val="left" w:pos="9160"/>
+          <w:tab w:val="left" w:pos="10076"/>
+          <w:tab w:val="left" w:pos="10992"/>
+          <w:tab w:val="left" w:pos="11908"/>
+          <w:tab w:val="left" w:pos="12824"/>
+          <w:tab w:val="left" w:pos="13740"/>
+          <w:tab w:val="left" w:pos="14656"/>
+        </w:tabs>
+        <w:spacing w:after="0"/>
+        <w:rPr>
+          <w:rFonts w:ascii="Courier New" w:hAnsi="Courier New" w:cs="Courier New"/>
+          <w:sz w:val="20"/>
+          <w:szCs w:val="20"/>
+        </w:rPr>
+      </w:pPr>
+    </w:p>
+    <w:p>
+      <w:pPr>
+        <w:tabs>
+          <w:tab w:val="left" w:pos="916"/>
+          <w:tab w:val="left" w:pos="1832"/>
+          <w:tab w:val="left" w:pos="2748"/>
+          <w:tab w:val="left" w:pos="3664"/>
+          <w:tab w:val="left" w:pos="4580"/>
+          <w:tab w:val="left" w:pos="5496"/>
+          <w:tab w:val="left" w:pos="6412"/>
+          <w:tab w:val="left" w:pos="7328"/>
+          <w:tab w:val="left" w:pos="8244"/>
+          <w:tab w:val="left" w:pos="9160"/>
+          <w:tab w:val="left" w:pos="10076"/>
+          <w:tab w:val="left" w:pos="10992"/>
+          <w:tab w:val="left" w:pos="11908"/>
+          <w:tab w:val="left" w:pos="12824"/>
+          <w:tab w:val="left" w:pos="13740"/>
+          <w:tab w:val="left" w:pos="14656"/>
+        </w:tabs>
+        <w:spacing w:after="0"/>
+        <w:rPr>
+          <w:rFonts w:ascii="Courier New" w:hAnsi="Courier New" w:cs="Courier New"/>
+          <w:sz w:val="20"/>
+          <w:szCs w:val="20"/>
+        </w:rPr>
+      </w:pPr>
+      <w:r>
+        <w:rPr>
+          <w:rFonts w:ascii="Courier New" w:hAnsi="Courier New" w:cs="Courier New"/>
+          <w:sz w:val="20"/>
+          <w:szCs w:val="20"/>
+        </w:rPr>
+        <w:t xml:space="preserve">ALTER TABLE </w:t>
+      </w:r>
+      <w:proofErr w:type="spellStart"/>
+      <w:r>
+        <w:rPr>
+          <w:rFonts w:ascii="Courier New" w:hAnsi="Courier New" w:cs="Courier New"/>
+          <w:sz w:val="20"/>
+          <w:szCs w:val="20"/>
+        </w:rPr>
+        <w:t>member_registration_payments</w:t>
+      </w:r>
+      <w:proofErr w:type="spellEnd"/>
+    </w:p>
+    <w:p>
+      <w:pPr>
+        <w:tabs>
+          <w:tab w:val="left" w:pos="916"/>
+          <w:tab w:val="left" w:pos="1832"/>
+          <w:tab w:val="left" w:pos="2748"/>
+          <w:tab w:val="left" w:pos="3664"/>
+          <w:tab w:val="left" w:pos="4580"/>
+          <w:tab w:val="left" w:pos="5496"/>
+          <w:tab w:val="left" w:pos="6412"/>
+          <w:tab w:val="left" w:pos="7328"/>
+          <w:tab w:val="left" w:pos="8244"/>
+          <w:tab w:val="left" w:pos="9160"/>
+          <w:tab w:val="left" w:pos="10076"/>
+          <w:tab w:val="left" w:pos="10992"/>
+          <w:tab w:val="left" w:pos="11908"/>
+          <w:tab w:val="left" w:pos="12824"/>
+          <w:tab w:val="left" w:pos="13740"/>
+          <w:tab w:val="left" w:pos="14656"/>
+        </w:tabs>
+        <w:spacing w:after="0"/>
+        <w:rPr>
+          <w:rFonts w:ascii="Courier New" w:hAnsi="Courier New" w:cs="Courier New"/>
+          <w:sz w:val="20"/>
+          <w:szCs w:val="20"/>
+        </w:rPr>
+      </w:pPr>
+      <w:r>
+        <w:rPr>
+          <w:rFonts w:ascii="Courier New" w:hAnsi="Courier New" w:cs="Courier New"/>
+          <w:sz w:val="20"/>
+          <w:szCs w:val="20"/>
+        </w:rPr>
+        <w:t>MODIFY id INT NOT NULL AUTO_INCREMENT,</w:t>
+      </w:r>
+    </w:p>
+    <w:p>
+      <w:pPr>
+        <w:tabs>
+          <w:tab w:val="left" w:pos="916"/>
+          <w:tab w:val="left" w:pos="1832"/>
+          <w:tab w:val="left" w:pos="2748"/>
+          <w:tab w:val="left" w:pos="3664"/>
+          <w:tab w:val="left" w:pos="4580"/>
+          <w:tab w:val="left" w:pos="5496"/>
+          <w:tab w:val="left" w:pos="6412"/>
+          <w:tab w:val="left" w:pos="7328"/>
+          <w:tab w:val="left" w:pos="8244"/>
+          <w:tab w:val="left" w:pos="9160"/>
+          <w:tab w:val="left" w:pos="10076"/>
+          <w:tab w:val="left" w:pos="10992"/>
+          <w:tab w:val="left" w:pos="11908"/>
+          <w:tab w:val="left" w:pos="12824"/>
+          <w:tab w:val="left" w:pos="13740"/>
+          <w:tab w:val="left" w:pos="14656"/>
+        </w:tabs>
+        <w:spacing w:after="0"/>
+        <w:rPr>
+          <w:rFonts w:ascii="Courier New" w:hAnsi="Courier New" w:cs="Courier New"/>
+          <w:sz w:val="20"/>
+          <w:szCs w:val="20"/>
+        </w:rPr>
+      </w:pPr>
+      <w:r>
+        <w:rPr>
+          <w:rFonts w:ascii="Courier New" w:hAnsi="Courier New" w:cs="Courier New"/>
+          <w:sz w:val="20"/>
+          <w:szCs w:val="20"/>
+        </w:rPr>
+        <w:t>ADD PRIMARY KEY (id);</w:t>
+      </w:r>
+    </w:p>
+    <w:p>
+      <w:pPr>
+        <w:tabs>
+          <w:tab w:val="left" w:pos="916"/>
+          <w:tab w:val="left" w:pos="1832"/>
+          <w:tab w:val="left" w:pos="2748"/>
+          <w:tab w:val="left" w:pos="3664"/>
+          <w:tab w:val="left" w:pos="4580"/>
+          <w:tab w:val="left" w:pos="5496"/>
+          <w:tab w:val="left" w:pos="6412"/>
+          <w:tab w:val="left" w:pos="7328"/>
+          <w:tab w:val="left" w:pos="8244"/>
+          <w:tab w:val="left" w:pos="9160"/>
+          <w:tab w:val="left" w:pos="10076"/>
+          <w:tab w:val="left" w:pos="10992"/>
+          <w:tab w:val="left" w:pos="11908"/>
+          <w:tab w:val="left" w:pos="12824"/>
+          <w:tab w:val="left" w:pos="13740"/>
+          <w:tab w:val="left" w:pos="14656"/>
+        </w:tabs>
+        <w:spacing w:after="0"/>
+        <w:rPr>
+          <w:rFonts w:ascii="Courier New" w:hAnsi="Courier New" w:cs="Courier New"/>
+          <w:sz w:val="20"/>
+          <w:szCs w:val="20"/>
+        </w:rPr>
+      </w:pPr>
+    </w:p>
+    <w:p>
+      <w:pPr>
+        <w:tabs>
+          <w:tab w:val="left" w:pos="916"/>
+          <w:tab w:val="left" w:pos="1832"/>
+          <w:tab w:val="left" w:pos="2748"/>
+          <w:tab w:val="left" w:pos="3664"/>
+          <w:tab w:val="left" w:pos="4580"/>
+          <w:tab w:val="left" w:pos="5496"/>
+          <w:tab w:val="left" w:pos="6412"/>
+          <w:tab w:val="left" w:pos="7328"/>
+          <w:tab w:val="left" w:pos="8244"/>
+          <w:tab w:val="left" w:pos="9160"/>
+          <w:tab w:val="left" w:pos="10076"/>
+          <w:tab w:val="left" w:pos="10992"/>
+          <w:tab w:val="left" w:pos="11908"/>
+          <w:tab w:val="left" w:pos="12824"/>
+          <w:tab w:val="left" w:pos="13740"/>
+          <w:tab w:val="left" w:pos="14656"/>
+        </w:tabs>
+        <w:spacing w:after="0"/>
+        <w:rPr>
+          <w:rFonts w:ascii="Courier New" w:hAnsi="Courier New" w:cs="Courier New"/>
+          <w:sz w:val="20"/>
+          <w:szCs w:val="20"/>
+        </w:rPr>
+      </w:pPr>
+      <w:r>
+        <w:rPr>
+          <w:rFonts w:ascii="Courier New" w:hAnsi="Courier New" w:cs="Courier New"/>
+          <w:sz w:val="20"/>
+          <w:szCs w:val="20"/>
+        </w:rPr>
+        <w:t>Make ID to auto increment for officials</w:t>
       </w:r>
     </w:p>
     <w:p>
@@ -2217,6 +2618,79 @@
           <w:tab w:val="left" w:pos="14656"/>
         </w:tabs>
         <w:spacing w:after="0" w:line="240" w:lineRule="auto"/>
+        <w:rPr>
+          <w:rFonts w:ascii="Courier New" w:eastAsia="Times New Roman" w:hAnsi="Courier New" w:cs="Courier New"/>
+          <w:kern w:val="0"/>
+          <w:sz w:val="20"/>
+          <w:szCs w:val="20"/>
+          <w:lang w:eastAsia="en-GB"/>
+          <w14:ligatures w14:val="none"/>
+        </w:rPr>
+      </w:pPr>
+    </w:p>
+    <w:p>
+      <w:pPr>
+        <w:tabs>
+          <w:tab w:val="left" w:pos="916"/>
+          <w:tab w:val="left" w:pos="1832"/>
+          <w:tab w:val="left" w:pos="2748"/>
+          <w:tab w:val="left" w:pos="3664"/>
+          <w:tab w:val="left" w:pos="4580"/>
+          <w:tab w:val="left" w:pos="5496"/>
+          <w:tab w:val="left" w:pos="6412"/>
+          <w:tab w:val="left" w:pos="7328"/>
+          <w:tab w:val="left" w:pos="8244"/>
+          <w:tab w:val="left" w:pos="9160"/>
+          <w:tab w:val="left" w:pos="10076"/>
+          <w:tab w:val="left" w:pos="10992"/>
+          <w:tab w:val="left" w:pos="11908"/>
+          <w:tab w:val="left" w:pos="12824"/>
+          <w:tab w:val="left" w:pos="13740"/>
+          <w:tab w:val="left" w:pos="14656"/>
+        </w:tabs>
+        <w:spacing w:line="240" w:lineRule="auto"/>
+        <w:rPr>
+          <w:rFonts w:ascii="Courier New" w:eastAsia="Times New Roman" w:hAnsi="Courier New" w:cs="Courier New"/>
+          <w:kern w:val="0"/>
+          <w:sz w:val="20"/>
+          <w:szCs w:val="20"/>
+          <w:lang w:eastAsia="en-GB"/>
+          <w14:ligatures w14:val="none"/>
+        </w:rPr>
+      </w:pPr>
+      <w:r>
+        <w:rPr>
+          <w:rFonts w:ascii="Courier New" w:eastAsia="Times New Roman" w:hAnsi="Courier New" w:cs="Courier New"/>
+          <w:kern w:val="0"/>
+          <w:sz w:val="20"/>
+          <w:szCs w:val="20"/>
+          <w:lang w:eastAsia="en-GB"/>
+          <w14:ligatures w14:val="none"/>
+        </w:rPr>
+        <w:t>ON LOGIN NOW CREATE A LOGIC TO LOGOUT THE USER OUTOMTICALLY IF THE PAGE IS IN ACTIVE FOR 15 MINUTES, ALSO CLEAR THE LOGES AND REDIRECT TO LOGIN PAGE. ALSO MAKE THE BACK BUTTON ON THE BROWER TO INACTIVE IN GOUG BACK TO THE PORTAL IN CASE OF EXPIRED SEASON OR LOGED OUT</w:t>
+      </w:r>
+    </w:p>
+    <w:p>
+      <w:pPr>
+        <w:tabs>
+          <w:tab w:val="left" w:pos="916"/>
+          <w:tab w:val="left" w:pos="1832"/>
+          <w:tab w:val="left" w:pos="2748"/>
+          <w:tab w:val="left" w:pos="3664"/>
+          <w:tab w:val="left" w:pos="4580"/>
+          <w:tab w:val="left" w:pos="5496"/>
+          <w:tab w:val="left" w:pos="6412"/>
+          <w:tab w:val="left" w:pos="7328"/>
+          <w:tab w:val="left" w:pos="8244"/>
+          <w:tab w:val="left" w:pos="9160"/>
+          <w:tab w:val="left" w:pos="10076"/>
+          <w:tab w:val="left" w:pos="10992"/>
+          <w:tab w:val="left" w:pos="11908"/>
+          <w:tab w:val="left" w:pos="12824"/>
+          <w:tab w:val="left" w:pos="13740"/>
+          <w:tab w:val="left" w:pos="14656"/>
+        </w:tabs>
+        <w:spacing w:line="240" w:lineRule="auto"/>
         <w:rPr>
           <w:rFonts w:ascii="Courier New" w:eastAsia="Times New Roman" w:hAnsi="Courier New" w:cs="Courier New"/>
           <w:kern w:val="0"/>
@@ -2262,15 +2736,504 @@
       <w:r>
         <w:rPr>
           <w:rFonts w:ascii="Courier New" w:eastAsia="Times New Roman" w:hAnsi="Courier New" w:cs="Courier New"/>
+          <w:b/>
+          <w:bCs/>
           <w:kern w:val="0"/>
           <w:sz w:val="20"/>
           <w:szCs w:val="20"/>
           <w:lang w:eastAsia="en-GB"/>
           <w14:ligatures w14:val="none"/>
         </w:rPr>
-        <w:lastRenderedPageBreak/>
-        <w:t>ON LOGIN NOW CREATE A LOGIC TO LOGOUT THE USER OUTOMTICALLY IF THE PAGE IS IN ACTIVE FOR 15 MINUTES, ALSO CLEAR THE LOGES AND REDIRECT TO LOGIN PAGE. ALSO MAKE THE BACK BUTTON ON THE BROWER TO INACTIVE IN GOUG BACK TO THE PORTAL IN CASE OF EXPIRED SEASON OR LOGED OUT</w:t>
-      </w:r>
+        <w:t>Dear Official,</w:t>
+      </w:r>
+    </w:p>
+    <w:p>
+      <w:pPr>
+        <w:tabs>
+          <w:tab w:val="left" w:pos="916"/>
+          <w:tab w:val="left" w:pos="1832"/>
+          <w:tab w:val="left" w:pos="2748"/>
+          <w:tab w:val="left" w:pos="3664"/>
+          <w:tab w:val="left" w:pos="4580"/>
+          <w:tab w:val="left" w:pos="5496"/>
+          <w:tab w:val="left" w:pos="6412"/>
+          <w:tab w:val="left" w:pos="7328"/>
+          <w:tab w:val="left" w:pos="8244"/>
+          <w:tab w:val="left" w:pos="9160"/>
+          <w:tab w:val="left" w:pos="10076"/>
+          <w:tab w:val="left" w:pos="10992"/>
+          <w:tab w:val="left" w:pos="11908"/>
+          <w:tab w:val="left" w:pos="12824"/>
+          <w:tab w:val="left" w:pos="13740"/>
+          <w:tab w:val="left" w:pos="14656"/>
+        </w:tabs>
+        <w:spacing w:line="240" w:lineRule="auto"/>
+        <w:rPr>
+          <w:rFonts w:ascii="Courier New" w:eastAsia="Times New Roman" w:hAnsi="Courier New" w:cs="Courier New"/>
+          <w:b/>
+          <w:bCs/>
+          <w:kern w:val="0"/>
+          <w:sz w:val="20"/>
+          <w:szCs w:val="20"/>
+          <w:lang w:eastAsia="en-GB"/>
+          <w14:ligatures w14:val="none"/>
+        </w:rPr>
+      </w:pPr>
+      <w:r>
+        <w:rPr>
+          <w:rFonts w:ascii="Courier New" w:eastAsia="Times New Roman" w:hAnsi="Courier New" w:cs="Courier New"/>
+          <w:b/>
+          <w:bCs/>
+          <w:kern w:val="0"/>
+          <w:sz w:val="20"/>
+          <w:szCs w:val="20"/>
+          <w:lang w:eastAsia="en-GB"/>
+          <w14:ligatures w14:val="none"/>
+        </w:rPr>
+        <w:t>This is to notify you that a new payment has been successfully processed in the system.</w:t>
+      </w:r>
+    </w:p>
+    <w:p>
+      <w:pPr>
+        <w:tabs>
+          <w:tab w:val="left" w:pos="916"/>
+          <w:tab w:val="left" w:pos="1832"/>
+          <w:tab w:val="left" w:pos="2748"/>
+          <w:tab w:val="left" w:pos="3664"/>
+          <w:tab w:val="left" w:pos="4580"/>
+          <w:tab w:val="left" w:pos="5496"/>
+          <w:tab w:val="left" w:pos="6412"/>
+          <w:tab w:val="left" w:pos="7328"/>
+          <w:tab w:val="left" w:pos="8244"/>
+          <w:tab w:val="left" w:pos="9160"/>
+          <w:tab w:val="left" w:pos="10076"/>
+          <w:tab w:val="left" w:pos="10992"/>
+          <w:tab w:val="left" w:pos="11908"/>
+          <w:tab w:val="left" w:pos="12824"/>
+          <w:tab w:val="left" w:pos="13740"/>
+          <w:tab w:val="left" w:pos="14656"/>
+        </w:tabs>
+        <w:spacing w:line="240" w:lineRule="auto"/>
+        <w:rPr>
+          <w:rFonts w:ascii="Courier New" w:eastAsia="Times New Roman" w:hAnsi="Courier New" w:cs="Courier New"/>
+          <w:b/>
+          <w:bCs/>
+          <w:kern w:val="0"/>
+          <w:sz w:val="20"/>
+          <w:szCs w:val="20"/>
+          <w:lang w:eastAsia="en-GB"/>
+          <w14:ligatures w14:val="none"/>
+        </w:rPr>
+      </w:pPr>
+      <w:r>
+        <w:rPr>
+          <w:rFonts w:ascii="Courier New" w:eastAsia="Times New Roman" w:hAnsi="Courier New" w:cs="Courier New"/>
+          <w:b/>
+          <w:bCs/>
+          <w:kern w:val="0"/>
+          <w:sz w:val="20"/>
+          <w:szCs w:val="20"/>
+          <w:lang w:eastAsia="en-GB"/>
+          <w14:ligatures w14:val="none"/>
+        </w:rPr>
+        <w:t>Payment Details:</w:t>
+      </w:r>
+    </w:p>
+    <w:p>
+      <w:pPr>
+        <w:tabs>
+          <w:tab w:val="left" w:pos="916"/>
+          <w:tab w:val="left" w:pos="1832"/>
+          <w:tab w:val="left" w:pos="2748"/>
+          <w:tab w:val="left" w:pos="3664"/>
+          <w:tab w:val="left" w:pos="4580"/>
+          <w:tab w:val="left" w:pos="5496"/>
+          <w:tab w:val="left" w:pos="6412"/>
+          <w:tab w:val="left" w:pos="7328"/>
+          <w:tab w:val="left" w:pos="8244"/>
+          <w:tab w:val="left" w:pos="9160"/>
+          <w:tab w:val="left" w:pos="10076"/>
+          <w:tab w:val="left" w:pos="10992"/>
+          <w:tab w:val="left" w:pos="11908"/>
+          <w:tab w:val="left" w:pos="12824"/>
+          <w:tab w:val="left" w:pos="13740"/>
+          <w:tab w:val="left" w:pos="14656"/>
+        </w:tabs>
+        <w:spacing w:line="240" w:lineRule="auto"/>
+        <w:rPr>
+          <w:rFonts w:ascii="Courier New" w:eastAsia="Times New Roman" w:hAnsi="Courier New" w:cs="Courier New"/>
+          <w:b/>
+          <w:bCs/>
+          <w:kern w:val="0"/>
+          <w:sz w:val="20"/>
+          <w:szCs w:val="20"/>
+          <w:lang w:eastAsia="en-GB"/>
+          <w14:ligatures w14:val="none"/>
+        </w:rPr>
+      </w:pPr>
+      <w:r>
+        <w:rPr>
+          <w:rFonts w:ascii="Courier New" w:eastAsia="Times New Roman" w:hAnsi="Courier New" w:cs="Courier New"/>
+          <w:b/>
+          <w:bCs/>
+          <w:kern w:val="0"/>
+          <w:sz w:val="20"/>
+          <w:szCs w:val="20"/>
+          <w:lang w:eastAsia="en-GB"/>
+          <w14:ligatures w14:val="none"/>
+        </w:rPr>
+        <w:t>Member Name: [Member Name]</w:t>
+      </w:r>
+      <w:r>
+        <w:rPr>
+          <w:rFonts w:ascii="Courier New" w:eastAsia="Times New Roman" w:hAnsi="Courier New" w:cs="Courier New"/>
+          <w:b/>
+          <w:bCs/>
+          <w:kern w:val="0"/>
+          <w:sz w:val="20"/>
+          <w:szCs w:val="20"/>
+          <w:lang w:eastAsia="en-GB"/>
+          <w14:ligatures w14:val="none"/>
+        </w:rPr>
+        <w:br/>
+        <w:t>Reason for Payment: [Payment Reason]</w:t>
+      </w:r>
+      <w:r>
+        <w:rPr>
+          <w:rFonts w:ascii="Courier New" w:eastAsia="Times New Roman" w:hAnsi="Courier New" w:cs="Courier New"/>
+          <w:b/>
+          <w:bCs/>
+          <w:kern w:val="0"/>
+          <w:sz w:val="20"/>
+          <w:szCs w:val="20"/>
+          <w:lang w:eastAsia="en-GB"/>
+          <w14:ligatures w14:val="none"/>
+        </w:rPr>
+        <w:br/>
+        <w:t>Amount Paid: KES [Amount]</w:t>
+      </w:r>
+      <w:r>
+        <w:rPr>
+          <w:rFonts w:ascii="Courier New" w:eastAsia="Times New Roman" w:hAnsi="Courier New" w:cs="Courier New"/>
+          <w:b/>
+          <w:bCs/>
+          <w:kern w:val="0"/>
+          <w:sz w:val="20"/>
+          <w:szCs w:val="20"/>
+          <w:lang w:eastAsia="en-GB"/>
+          <w14:ligatures w14:val="none"/>
+        </w:rPr>
+        <w:br/>
+        <w:t>Transaction Date: [Date]</w:t>
+      </w:r>
+      <w:r>
+        <w:rPr>
+          <w:rFonts w:ascii="Courier New" w:eastAsia="Times New Roman" w:hAnsi="Courier New" w:cs="Courier New"/>
+          <w:b/>
+          <w:bCs/>
+          <w:kern w:val="0"/>
+          <w:sz w:val="20"/>
+          <w:szCs w:val="20"/>
+          <w:lang w:eastAsia="en-GB"/>
+          <w14:ligatures w14:val="none"/>
+        </w:rPr>
+        <w:br/>
+        <w:t>Transaction Time: [Time]</w:t>
+      </w:r>
+    </w:p>
+    <w:p>
+      <w:pPr>
+        <w:tabs>
+          <w:tab w:val="left" w:pos="916"/>
+          <w:tab w:val="left" w:pos="1832"/>
+          <w:tab w:val="left" w:pos="2748"/>
+          <w:tab w:val="left" w:pos="3664"/>
+          <w:tab w:val="left" w:pos="4580"/>
+          <w:tab w:val="left" w:pos="5496"/>
+          <w:tab w:val="left" w:pos="6412"/>
+          <w:tab w:val="left" w:pos="7328"/>
+          <w:tab w:val="left" w:pos="8244"/>
+          <w:tab w:val="left" w:pos="9160"/>
+          <w:tab w:val="left" w:pos="10076"/>
+          <w:tab w:val="left" w:pos="10992"/>
+          <w:tab w:val="left" w:pos="11908"/>
+          <w:tab w:val="left" w:pos="12824"/>
+          <w:tab w:val="left" w:pos="13740"/>
+          <w:tab w:val="left" w:pos="14656"/>
+        </w:tabs>
+        <w:spacing w:line="240" w:lineRule="auto"/>
+        <w:rPr>
+          <w:rFonts w:ascii="Courier New" w:eastAsia="Times New Roman" w:hAnsi="Courier New" w:cs="Courier New"/>
+          <w:b/>
+          <w:bCs/>
+          <w:kern w:val="0"/>
+          <w:sz w:val="20"/>
+          <w:szCs w:val="20"/>
+          <w:lang w:eastAsia="en-GB"/>
+          <w14:ligatures w14:val="none"/>
+        </w:rPr>
+      </w:pPr>
+      <w:r>
+        <w:rPr>
+          <w:rFonts w:ascii="Courier New" w:eastAsia="Times New Roman" w:hAnsi="Courier New" w:cs="Courier New"/>
+          <w:b/>
+          <w:bCs/>
+          <w:kern w:val="0"/>
+          <w:sz w:val="20"/>
+          <w:szCs w:val="20"/>
+          <w:lang w:eastAsia="en-GB"/>
+          <w14:ligatures w14:val="none"/>
+        </w:rPr>
+        <w:t>Please log into the system for more details if necessary.</w:t>
+      </w:r>
+    </w:p>
+    <w:p>
+      <w:pPr>
+        <w:tabs>
+          <w:tab w:val="left" w:pos="916"/>
+          <w:tab w:val="left" w:pos="1832"/>
+          <w:tab w:val="left" w:pos="2748"/>
+          <w:tab w:val="left" w:pos="3664"/>
+          <w:tab w:val="left" w:pos="4580"/>
+          <w:tab w:val="left" w:pos="5496"/>
+          <w:tab w:val="left" w:pos="6412"/>
+          <w:tab w:val="left" w:pos="7328"/>
+          <w:tab w:val="left" w:pos="8244"/>
+          <w:tab w:val="left" w:pos="9160"/>
+          <w:tab w:val="left" w:pos="10076"/>
+          <w:tab w:val="left" w:pos="10992"/>
+          <w:tab w:val="left" w:pos="11908"/>
+          <w:tab w:val="left" w:pos="12824"/>
+          <w:tab w:val="left" w:pos="13740"/>
+          <w:tab w:val="left" w:pos="14656"/>
+        </w:tabs>
+        <w:spacing w:line="240" w:lineRule="auto"/>
+        <w:rPr>
+          <w:rFonts w:ascii="Courier New" w:eastAsia="Times New Roman" w:hAnsi="Courier New" w:cs="Courier New"/>
+          <w:b/>
+          <w:bCs/>
+          <w:kern w:val="0"/>
+          <w:sz w:val="20"/>
+          <w:szCs w:val="20"/>
+          <w:lang w:eastAsia="en-GB"/>
+          <w14:ligatures w14:val="none"/>
+        </w:rPr>
+      </w:pPr>
+      <w:r>
+        <w:rPr>
+          <w:rFonts w:ascii="Courier New" w:eastAsia="Times New Roman" w:hAnsi="Courier New" w:cs="Courier New"/>
+          <w:b/>
+          <w:bCs/>
+          <w:kern w:val="0"/>
+          <w:sz w:val="20"/>
+          <w:szCs w:val="20"/>
+          <w:lang w:eastAsia="en-GB"/>
+          <w14:ligatures w14:val="none"/>
+        </w:rPr>
+        <w:t>Thank you.</w:t>
+      </w:r>
+    </w:p>
+    <w:p>
+      <w:pPr>
+        <w:tabs>
+          <w:tab w:val="left" w:pos="916"/>
+          <w:tab w:val="left" w:pos="1832"/>
+          <w:tab w:val="left" w:pos="2748"/>
+          <w:tab w:val="left" w:pos="3664"/>
+          <w:tab w:val="left" w:pos="4580"/>
+          <w:tab w:val="left" w:pos="5496"/>
+          <w:tab w:val="left" w:pos="6412"/>
+          <w:tab w:val="left" w:pos="7328"/>
+          <w:tab w:val="left" w:pos="8244"/>
+          <w:tab w:val="left" w:pos="9160"/>
+          <w:tab w:val="left" w:pos="10076"/>
+          <w:tab w:val="left" w:pos="10992"/>
+          <w:tab w:val="left" w:pos="11908"/>
+          <w:tab w:val="left" w:pos="12824"/>
+          <w:tab w:val="left" w:pos="13740"/>
+          <w:tab w:val="left" w:pos="14656"/>
+        </w:tabs>
+        <w:spacing w:line="240" w:lineRule="auto"/>
+        <w:rPr>
+          <w:rFonts w:ascii="Courier New" w:eastAsia="Times New Roman" w:hAnsi="Courier New" w:cs="Courier New"/>
+          <w:b/>
+          <w:bCs/>
+          <w:kern w:val="0"/>
+          <w:sz w:val="20"/>
+          <w:szCs w:val="20"/>
+          <w:lang w:eastAsia="en-GB"/>
+          <w14:ligatures w14:val="none"/>
+        </w:rPr>
+      </w:pPr>
+      <w:r>
+        <w:rPr>
+          <w:rFonts w:ascii="Courier New" w:eastAsia="Times New Roman" w:hAnsi="Courier New" w:cs="Courier New"/>
+          <w:b/>
+          <w:bCs/>
+          <w:kern w:val="0"/>
+          <w:sz w:val="20"/>
+          <w:szCs w:val="20"/>
+          <w:lang w:eastAsia="en-GB"/>
+          <w14:ligatures w14:val="none"/>
+        </w:rPr>
+        <w:t>Kind regards,</w:t>
+      </w:r>
+      <w:r>
+        <w:rPr>
+          <w:rFonts w:ascii="Courier New" w:eastAsia="Times New Roman" w:hAnsi="Courier New" w:cs="Courier New"/>
+          <w:b/>
+          <w:bCs/>
+          <w:kern w:val="0"/>
+          <w:sz w:val="20"/>
+          <w:szCs w:val="20"/>
+          <w:lang w:eastAsia="en-GB"/>
+          <w14:ligatures w14:val="none"/>
+        </w:rPr>
+        <w:br/>
+        <w:t>[Organization Name] System</w:t>
+      </w:r>
+      <w:r>
+        <w:rPr>
+          <w:rFonts w:ascii="Courier New" w:eastAsia="Times New Roman" w:hAnsi="Courier New" w:cs="Courier New"/>
+          <w:b/>
+          <w:bCs/>
+          <w:kern w:val="0"/>
+          <w:sz w:val="20"/>
+          <w:szCs w:val="20"/>
+          <w:lang w:eastAsia="en-GB"/>
+          <w14:ligatures w14:val="none"/>
+        </w:rPr>
+        <w:br/>
+        <w:t>Automated Notification Service</w:t>
+      </w:r>
+    </w:p>
+    <w:p>
+      <w:pPr>
+        <w:tabs>
+          <w:tab w:val="left" w:pos="916"/>
+          <w:tab w:val="left" w:pos="1832"/>
+          <w:tab w:val="left" w:pos="2748"/>
+          <w:tab w:val="left" w:pos="3664"/>
+          <w:tab w:val="left" w:pos="4580"/>
+          <w:tab w:val="left" w:pos="5496"/>
+          <w:tab w:val="left" w:pos="6412"/>
+          <w:tab w:val="left" w:pos="7328"/>
+          <w:tab w:val="left" w:pos="8244"/>
+          <w:tab w:val="left" w:pos="9160"/>
+          <w:tab w:val="left" w:pos="10076"/>
+          <w:tab w:val="left" w:pos="10992"/>
+          <w:tab w:val="left" w:pos="11908"/>
+          <w:tab w:val="left" w:pos="12824"/>
+          <w:tab w:val="left" w:pos="13740"/>
+          <w:tab w:val="left" w:pos="14656"/>
+        </w:tabs>
+        <w:spacing w:line="240" w:lineRule="auto"/>
+        <w:rPr>
+          <w:rFonts w:ascii="Courier New" w:eastAsia="Times New Roman" w:hAnsi="Courier New" w:cs="Courier New"/>
+          <w:b/>
+          <w:bCs/>
+          <w:kern w:val="0"/>
+          <w:sz w:val="20"/>
+          <w:szCs w:val="20"/>
+          <w:lang w:eastAsia="en-GB"/>
+          <w14:ligatures w14:val="none"/>
+        </w:rPr>
+      </w:pPr>
+    </w:p>
+    <w:p>
+      <w:pPr>
+        <w:tabs>
+          <w:tab w:val="left" w:pos="916"/>
+          <w:tab w:val="left" w:pos="1832"/>
+          <w:tab w:val="left" w:pos="2748"/>
+          <w:tab w:val="left" w:pos="3664"/>
+          <w:tab w:val="left" w:pos="4580"/>
+          <w:tab w:val="left" w:pos="5496"/>
+          <w:tab w:val="left" w:pos="6412"/>
+          <w:tab w:val="left" w:pos="7328"/>
+          <w:tab w:val="left" w:pos="8244"/>
+          <w:tab w:val="left" w:pos="9160"/>
+          <w:tab w:val="left" w:pos="10076"/>
+          <w:tab w:val="left" w:pos="10992"/>
+          <w:tab w:val="left" w:pos="11908"/>
+          <w:tab w:val="left" w:pos="12824"/>
+          <w:tab w:val="left" w:pos="13740"/>
+          <w:tab w:val="left" w:pos="14656"/>
+        </w:tabs>
+        <w:spacing w:line="240" w:lineRule="auto"/>
+        <w:rPr>
+          <w:rFonts w:ascii="Courier New" w:eastAsia="Times New Roman" w:hAnsi="Courier New" w:cs="Courier New"/>
+          <w:kern w:val="0"/>
+          <w:sz w:val="20"/>
+          <w:szCs w:val="20"/>
+          <w:lang w:eastAsia="en-GB"/>
+          <w14:ligatures w14:val="none"/>
+        </w:rPr>
+      </w:pPr>
+    </w:p>
+    <w:p>
+      <w:pPr>
+        <w:tabs>
+          <w:tab w:val="left" w:pos="916"/>
+          <w:tab w:val="left" w:pos="1832"/>
+          <w:tab w:val="left" w:pos="2748"/>
+          <w:tab w:val="left" w:pos="3664"/>
+          <w:tab w:val="left" w:pos="4580"/>
+          <w:tab w:val="left" w:pos="5496"/>
+          <w:tab w:val="left" w:pos="6412"/>
+          <w:tab w:val="left" w:pos="7328"/>
+          <w:tab w:val="left" w:pos="8244"/>
+          <w:tab w:val="left" w:pos="9160"/>
+          <w:tab w:val="left" w:pos="10076"/>
+          <w:tab w:val="left" w:pos="10992"/>
+          <w:tab w:val="left" w:pos="11908"/>
+          <w:tab w:val="left" w:pos="12824"/>
+          <w:tab w:val="left" w:pos="13740"/>
+          <w:tab w:val="left" w:pos="14656"/>
+        </w:tabs>
+        <w:spacing w:line="240" w:lineRule="auto"/>
+        <w:rPr>
+          <w:rFonts w:ascii="Courier New" w:eastAsia="Times New Roman" w:hAnsi="Courier New" w:cs="Courier New"/>
+          <w:kern w:val="0"/>
+          <w:sz w:val="20"/>
+          <w:szCs w:val="20"/>
+          <w:lang w:eastAsia="en-GB"/>
+          <w14:ligatures w14:val="none"/>
+        </w:rPr>
+      </w:pPr>
+    </w:p>
+    <w:p>
+      <w:pPr>
+        <w:tabs>
+          <w:tab w:val="left" w:pos="916"/>
+          <w:tab w:val="left" w:pos="1832"/>
+          <w:tab w:val="left" w:pos="2748"/>
+          <w:tab w:val="left" w:pos="3664"/>
+          <w:tab w:val="left" w:pos="4580"/>
+          <w:tab w:val="left" w:pos="5496"/>
+          <w:tab w:val="left" w:pos="6412"/>
+          <w:tab w:val="left" w:pos="7328"/>
+          <w:tab w:val="left" w:pos="8244"/>
+          <w:tab w:val="left" w:pos="9160"/>
+          <w:tab w:val="left" w:pos="10076"/>
+          <w:tab w:val="left" w:pos="10992"/>
+          <w:tab w:val="left" w:pos="11908"/>
+          <w:tab w:val="left" w:pos="12824"/>
+          <w:tab w:val="left" w:pos="13740"/>
+          <w:tab w:val="left" w:pos="14656"/>
+        </w:tabs>
+        <w:spacing w:line="240" w:lineRule="auto"/>
+        <w:rPr>
+          <w:rFonts w:ascii="Courier New" w:eastAsia="Times New Roman" w:hAnsi="Courier New" w:cs="Courier New"/>
+          <w:b/>
+          <w:bCs/>
+          <w:kern w:val="0"/>
+          <w:sz w:val="20"/>
+          <w:szCs w:val="20"/>
+          <w:lang w:eastAsia="en-GB"/>
+          <w14:ligatures w14:val="none"/>
+        </w:rPr>
+      </w:pPr>
     </w:p>
     <w:sectPr>
       <w:pgSz w:w="11906" w:h="16838"/>

--- a/app notes.docx
+++ b/app notes.docx
@@ -39,74 +39,69 @@
         </w:rPr>
         <w:tab/>
       </w:r>
-      <w:proofErr w:type="spellStart"/>
       <w:r>
         <w:rPr>
           <w:lang w:val="en-US"/>
         </w:rPr>
-        <w:t>venv</w:t>
-      </w:r>
-      <w:proofErr w:type="spellEnd"/>
-      <w:r>
+        <w:t>venv\Scripts\activate</w:t>
+      </w:r>
+    </w:p>
+    <w:p>
+      <w:pPr>
+        <w:ind w:left="2160" w:firstLine="720"/>
         <w:rPr>
           <w:lang w:val="en-US"/>
         </w:rPr>
-        <w:t>\Scripts\activate</w:t>
-      </w:r>
-    </w:p>
-    <w:p>
-      <w:pPr>
-        <w:ind w:left="2160" w:firstLine="720"/>
+      </w:pPr>
+      <w:r>
         <w:rPr>
           <w:lang w:val="en-US"/>
         </w:rPr>
-      </w:pPr>
-      <w:r>
+        <w:t>source venv/bin/activate</w:t>
+      </w:r>
+    </w:p>
+    <w:p>
+      <w:pPr>
         <w:rPr>
           <w:lang w:val="en-US"/>
         </w:rPr>
-        <w:t xml:space="preserve">source </w:t>
-      </w:r>
-      <w:proofErr w:type="spellStart"/>
+      </w:pPr>
       <w:r>
         <w:rPr>
           <w:lang w:val="en-US"/>
         </w:rPr>
-        <w:t>venv</w:t>
-      </w:r>
-      <w:proofErr w:type="spellEnd"/>
+        <w:t xml:space="preserve">access db: </w:t>
+      </w:r>
       <w:r>
         <w:rPr>
           <w:lang w:val="en-US"/>
         </w:rPr>
-        <w:t>/bin/activate</w:t>
-      </w:r>
-    </w:p>
-    <w:p>
-      <w:pPr>
+        <w:tab/>
+      </w:r>
+      <w:r>
         <w:rPr>
           <w:lang w:val="en-US"/>
         </w:rPr>
-      </w:pPr>
-      <w:r>
+        <w:t>mysql -u root</w:t>
+      </w:r>
+    </w:p>
+    <w:p>
+      <w:pPr>
         <w:rPr>
           <w:lang w:val="en-US"/>
         </w:rPr>
-        <w:t xml:space="preserve">access </w:t>
-      </w:r>
-      <w:proofErr w:type="spellStart"/>
+      </w:pPr>
       <w:r>
         <w:rPr>
           <w:lang w:val="en-US"/>
         </w:rPr>
-        <w:t>db</w:t>
-      </w:r>
-      <w:proofErr w:type="spellEnd"/>
+        <w:t xml:space="preserve">   </w:t>
+      </w:r>
       <w:r>
         <w:rPr>
           <w:lang w:val="en-US"/>
         </w:rPr>
-        <w:t xml:space="preserve">: </w:t>
+        <w:tab/>
       </w:r>
       <w:r>
         <w:rPr>
@@ -114,64 +109,11 @@
         </w:rPr>
         <w:tab/>
       </w:r>
-      <w:proofErr w:type="spellStart"/>
       <w:r>
         <w:rPr>
           <w:lang w:val="en-US"/>
         </w:rPr>
-        <w:t>mysql</w:t>
-      </w:r>
-      <w:proofErr w:type="spellEnd"/>
-      <w:r>
-        <w:rPr>
-          <w:lang w:val="en-US"/>
-        </w:rPr>
-        <w:t xml:space="preserve"> -u root</w:t>
-      </w:r>
-    </w:p>
-    <w:p>
-      <w:pPr>
-        <w:rPr>
-          <w:lang w:val="en-US"/>
-        </w:rPr>
-      </w:pPr>
-      <w:r>
-        <w:rPr>
-          <w:lang w:val="en-US"/>
-        </w:rPr>
-        <w:t xml:space="preserve">   </w:t>
-      </w:r>
-      <w:r>
-        <w:rPr>
-          <w:lang w:val="en-US"/>
-        </w:rPr>
-        <w:tab/>
-      </w:r>
-      <w:r>
-        <w:rPr>
-          <w:lang w:val="en-US"/>
-        </w:rPr>
-        <w:tab/>
-      </w:r>
-      <w:r>
-        <w:rPr>
-          <w:lang w:val="en-US"/>
-        </w:rPr>
-        <w:t xml:space="preserve">USE </w:t>
-      </w:r>
-      <w:proofErr w:type="spellStart"/>
-      <w:r>
-        <w:rPr>
-          <w:lang w:val="en-US"/>
-        </w:rPr>
-        <w:t>locagldatabase</w:t>
-      </w:r>
-      <w:proofErr w:type="spellEnd"/>
-      <w:r>
-        <w:rPr>
-          <w:lang w:val="en-US"/>
-        </w:rPr>
-        <w:t>;</w:t>
+        <w:t>USE locagldatabase;</w:t>
       </w:r>
     </w:p>
     <w:p>
@@ -289,7 +231,6 @@
           <w:numId w:val="1"/>
         </w:numPr>
       </w:pPr>
-      <w:proofErr w:type="spellStart"/>
       <w:r>
         <w:rPr>
           <w:b/>
@@ -297,7 +238,6 @@
         </w:rPr>
         <w:t>Gunicorn</w:t>
       </w:r>
-      <w:proofErr w:type="spellEnd"/>
     </w:p>
     <w:p>
       <w:pPr>
@@ -306,7 +246,6 @@
           <w:numId w:val="1"/>
         </w:numPr>
       </w:pPr>
-      <w:proofErr w:type="spellStart"/>
       <w:r>
         <w:rPr>
           <w:b/>
@@ -314,7 +253,6 @@
         </w:rPr>
         <w:t>uWSGI</w:t>
       </w:r>
-      <w:proofErr w:type="spellEnd"/>
     </w:p>
     <w:p>
       <w:pPr>
@@ -391,43 +329,17 @@
           <w14:ligatures w14:val="none"/>
         </w:rPr>
       </w:pPr>
-      <w:proofErr w:type="spellStart"/>
-      <w:r>
-        <w:rPr>
-          <w:rFonts w:ascii="Courier New" w:eastAsia="Times New Roman" w:hAnsi="Courier New" w:cs="Courier New"/>
-          <w:kern w:val="0"/>
-          <w:sz w:val="20"/>
-          <w:szCs w:val="20"/>
-          <w:lang w:eastAsia="en-GB"/>
-          <w14:ligatures w14:val="none"/>
-        </w:rPr>
-        <w:t>gunicorn</w:t>
-      </w:r>
-      <w:proofErr w:type="spellEnd"/>
-      <w:r>
-        <w:rPr>
-          <w:rFonts w:ascii="Courier New" w:eastAsia="Times New Roman" w:hAnsi="Courier New" w:cs="Courier New"/>
-          <w:kern w:val="0"/>
-          <w:sz w:val="20"/>
-          <w:szCs w:val="20"/>
-          <w:lang w:eastAsia="en-GB"/>
-          <w14:ligatures w14:val="none"/>
-        </w:rPr>
-        <w:t xml:space="preserve"> </w:t>
-      </w:r>
-      <w:proofErr w:type="spellStart"/>
-      <w:r>
-        <w:rPr>
-          <w:rFonts w:ascii="Courier New" w:eastAsia="Times New Roman" w:hAnsi="Courier New" w:cs="Courier New"/>
-          <w:kern w:val="0"/>
-          <w:sz w:val="20"/>
-          <w:szCs w:val="20"/>
-          <w:lang w:eastAsia="en-GB"/>
-          <w14:ligatures w14:val="none"/>
-        </w:rPr>
-        <w:t>app:app</w:t>
-      </w:r>
-      <w:proofErr w:type="spellEnd"/>
+      <w:r>
+        <w:rPr>
+          <w:rFonts w:ascii="Courier New" w:eastAsia="Times New Roman" w:hAnsi="Courier New" w:cs="Courier New"/>
+          <w:kern w:val="0"/>
+          <w:sz w:val="20"/>
+          <w:szCs w:val="20"/>
+          <w:lang w:eastAsia="en-GB"/>
+          <w14:ligatures w14:val="none"/>
+        </w:rPr>
+        <w:t>gunicorn app:app</w:t>
+      </w:r>
     </w:p>
     <w:p>
       <w:pPr>
@@ -548,1521 +460,791 @@
           <w:sz w:val="20"/>
           <w:szCs w:val="20"/>
         </w:rPr>
-        <w:t>CREATE TABLE `</w:t>
-      </w:r>
-      <w:proofErr w:type="spellStart"/>
-      <w:r>
-        <w:rPr>
-          <w:rFonts w:ascii="Courier New" w:hAnsi="Courier New" w:cs="Courier New"/>
-          <w:sz w:val="20"/>
-          <w:szCs w:val="20"/>
-        </w:rPr>
-        <w:t>directmpesapayments</w:t>
-      </w:r>
-      <w:proofErr w:type="spellEnd"/>
-      <w:r>
-        <w:rPr>
-          <w:rFonts w:ascii="Courier New" w:hAnsi="Courier New" w:cs="Courier New"/>
-          <w:sz w:val="20"/>
-          <w:szCs w:val="20"/>
-        </w:rPr>
-        <w:t>` (</w:t>
-      </w:r>
-    </w:p>
-    <w:p>
-      <w:pPr>
-        <w:tabs>
-          <w:tab w:val="left" w:pos="916"/>
-          <w:tab w:val="left" w:pos="1832"/>
-          <w:tab w:val="left" w:pos="2748"/>
-          <w:tab w:val="left" w:pos="3664"/>
-          <w:tab w:val="left" w:pos="4580"/>
-          <w:tab w:val="left" w:pos="5496"/>
-          <w:tab w:val="left" w:pos="6412"/>
-          <w:tab w:val="left" w:pos="7328"/>
-          <w:tab w:val="left" w:pos="8244"/>
-          <w:tab w:val="left" w:pos="9160"/>
-          <w:tab w:val="left" w:pos="10076"/>
-          <w:tab w:val="left" w:pos="10992"/>
-          <w:tab w:val="left" w:pos="11908"/>
-          <w:tab w:val="left" w:pos="12824"/>
-          <w:tab w:val="left" w:pos="13740"/>
-          <w:tab w:val="left" w:pos="14656"/>
-        </w:tabs>
-        <w:spacing w:after="0"/>
-        <w:rPr>
-          <w:rFonts w:ascii="Courier New" w:hAnsi="Courier New" w:cs="Courier New"/>
-          <w:sz w:val="20"/>
-          <w:szCs w:val="20"/>
-        </w:rPr>
-      </w:pPr>
-      <w:r>
-        <w:rPr>
-          <w:rFonts w:ascii="Courier New" w:hAnsi="Courier New" w:cs="Courier New"/>
-          <w:sz w:val="20"/>
-          <w:szCs w:val="20"/>
-        </w:rPr>
-        <w:t xml:space="preserve">  `id` </w:t>
-      </w:r>
-      <w:proofErr w:type="gramStart"/>
-      <w:r>
-        <w:rPr>
-          <w:rFonts w:ascii="Courier New" w:hAnsi="Courier New" w:cs="Courier New"/>
-          <w:sz w:val="20"/>
-          <w:szCs w:val="20"/>
-        </w:rPr>
-        <w:t>int(</w:t>
-      </w:r>
-      <w:proofErr w:type="gramEnd"/>
-      <w:r>
-        <w:rPr>
-          <w:rFonts w:ascii="Courier New" w:hAnsi="Courier New" w:cs="Courier New"/>
-          <w:sz w:val="20"/>
-          <w:szCs w:val="20"/>
-        </w:rPr>
-        <w:t>11) NOT NULL,</w:t>
-      </w:r>
-    </w:p>
-    <w:p>
-      <w:pPr>
-        <w:tabs>
-          <w:tab w:val="left" w:pos="916"/>
-          <w:tab w:val="left" w:pos="1832"/>
-          <w:tab w:val="left" w:pos="2748"/>
-          <w:tab w:val="left" w:pos="3664"/>
-          <w:tab w:val="left" w:pos="4580"/>
-          <w:tab w:val="left" w:pos="5496"/>
-          <w:tab w:val="left" w:pos="6412"/>
-          <w:tab w:val="left" w:pos="7328"/>
-          <w:tab w:val="left" w:pos="8244"/>
-          <w:tab w:val="left" w:pos="9160"/>
-          <w:tab w:val="left" w:pos="10076"/>
-          <w:tab w:val="left" w:pos="10992"/>
-          <w:tab w:val="left" w:pos="11908"/>
-          <w:tab w:val="left" w:pos="12824"/>
-          <w:tab w:val="left" w:pos="13740"/>
-          <w:tab w:val="left" w:pos="14656"/>
-        </w:tabs>
-        <w:spacing w:after="0"/>
-        <w:rPr>
-          <w:rFonts w:ascii="Courier New" w:hAnsi="Courier New" w:cs="Courier New"/>
-          <w:sz w:val="20"/>
-          <w:szCs w:val="20"/>
-        </w:rPr>
-      </w:pPr>
-      <w:r>
-        <w:rPr>
-          <w:rFonts w:ascii="Courier New" w:hAnsi="Courier New" w:cs="Courier New"/>
-          <w:sz w:val="20"/>
-          <w:szCs w:val="20"/>
-        </w:rPr>
-        <w:t>  `</w:t>
-      </w:r>
-      <w:proofErr w:type="spellStart"/>
-      <w:r>
-        <w:rPr>
-          <w:rFonts w:ascii="Courier New" w:hAnsi="Courier New" w:cs="Courier New"/>
-          <w:sz w:val="20"/>
-          <w:szCs w:val="20"/>
-        </w:rPr>
-        <w:t>MerchantRequestID</w:t>
-      </w:r>
-      <w:proofErr w:type="spellEnd"/>
-      <w:r>
-        <w:rPr>
-          <w:rFonts w:ascii="Courier New" w:hAnsi="Courier New" w:cs="Courier New"/>
-          <w:sz w:val="20"/>
-          <w:szCs w:val="20"/>
-        </w:rPr>
-        <w:t xml:space="preserve">` </w:t>
-      </w:r>
-      <w:proofErr w:type="gramStart"/>
-      <w:r>
-        <w:rPr>
-          <w:rFonts w:ascii="Courier New" w:hAnsi="Courier New" w:cs="Courier New"/>
-          <w:sz w:val="20"/>
-          <w:szCs w:val="20"/>
-        </w:rPr>
-        <w:t>varchar(</w:t>
-      </w:r>
-      <w:proofErr w:type="gramEnd"/>
-      <w:r>
-        <w:rPr>
-          <w:rFonts w:ascii="Courier New" w:hAnsi="Courier New" w:cs="Courier New"/>
-          <w:sz w:val="20"/>
-          <w:szCs w:val="20"/>
-        </w:rPr>
-        <w:t>100) NOT NULL,</w:t>
-      </w:r>
-    </w:p>
-    <w:p>
-      <w:pPr>
-        <w:tabs>
-          <w:tab w:val="left" w:pos="916"/>
-          <w:tab w:val="left" w:pos="1832"/>
-          <w:tab w:val="left" w:pos="2748"/>
-          <w:tab w:val="left" w:pos="3664"/>
-          <w:tab w:val="left" w:pos="4580"/>
-          <w:tab w:val="left" w:pos="5496"/>
-          <w:tab w:val="left" w:pos="6412"/>
-          <w:tab w:val="left" w:pos="7328"/>
-          <w:tab w:val="left" w:pos="8244"/>
-          <w:tab w:val="left" w:pos="9160"/>
-          <w:tab w:val="left" w:pos="10076"/>
-          <w:tab w:val="left" w:pos="10992"/>
-          <w:tab w:val="left" w:pos="11908"/>
-          <w:tab w:val="left" w:pos="12824"/>
-          <w:tab w:val="left" w:pos="13740"/>
-          <w:tab w:val="left" w:pos="14656"/>
-        </w:tabs>
-        <w:spacing w:after="0"/>
-        <w:rPr>
-          <w:rFonts w:ascii="Courier New" w:hAnsi="Courier New" w:cs="Courier New"/>
-          <w:sz w:val="20"/>
-          <w:szCs w:val="20"/>
-        </w:rPr>
-      </w:pPr>
-      <w:r>
-        <w:rPr>
-          <w:rFonts w:ascii="Courier New" w:hAnsi="Courier New" w:cs="Courier New"/>
-          <w:sz w:val="20"/>
-          <w:szCs w:val="20"/>
-        </w:rPr>
-        <w:t>  `</w:t>
-      </w:r>
-      <w:proofErr w:type="spellStart"/>
-      <w:r>
-        <w:rPr>
-          <w:rFonts w:ascii="Courier New" w:hAnsi="Courier New" w:cs="Courier New"/>
-          <w:sz w:val="20"/>
-          <w:szCs w:val="20"/>
-        </w:rPr>
-        <w:t>CheckoutRequestID</w:t>
-      </w:r>
-      <w:proofErr w:type="spellEnd"/>
-      <w:r>
-        <w:rPr>
-          <w:rFonts w:ascii="Courier New" w:hAnsi="Courier New" w:cs="Courier New"/>
-          <w:sz w:val="20"/>
-          <w:szCs w:val="20"/>
-        </w:rPr>
-        <w:t xml:space="preserve">` </w:t>
-      </w:r>
-      <w:proofErr w:type="gramStart"/>
-      <w:r>
-        <w:rPr>
-          <w:rFonts w:ascii="Courier New" w:hAnsi="Courier New" w:cs="Courier New"/>
-          <w:sz w:val="20"/>
-          <w:szCs w:val="20"/>
-        </w:rPr>
-        <w:t>varchar(</w:t>
-      </w:r>
-      <w:proofErr w:type="gramEnd"/>
-      <w:r>
-        <w:rPr>
-          <w:rFonts w:ascii="Courier New" w:hAnsi="Courier New" w:cs="Courier New"/>
-          <w:sz w:val="20"/>
-          <w:szCs w:val="20"/>
-        </w:rPr>
-        <w:t>100) NOT NULL,</w:t>
-      </w:r>
-    </w:p>
-    <w:p>
-      <w:pPr>
-        <w:tabs>
-          <w:tab w:val="left" w:pos="916"/>
-          <w:tab w:val="left" w:pos="1832"/>
-          <w:tab w:val="left" w:pos="2748"/>
-          <w:tab w:val="left" w:pos="3664"/>
-          <w:tab w:val="left" w:pos="4580"/>
-          <w:tab w:val="left" w:pos="5496"/>
-          <w:tab w:val="left" w:pos="6412"/>
-          <w:tab w:val="left" w:pos="7328"/>
-          <w:tab w:val="left" w:pos="8244"/>
-          <w:tab w:val="left" w:pos="9160"/>
-          <w:tab w:val="left" w:pos="10076"/>
-          <w:tab w:val="left" w:pos="10992"/>
-          <w:tab w:val="left" w:pos="11908"/>
-          <w:tab w:val="left" w:pos="12824"/>
-          <w:tab w:val="left" w:pos="13740"/>
-          <w:tab w:val="left" w:pos="14656"/>
-        </w:tabs>
-        <w:spacing w:after="0"/>
-        <w:rPr>
-          <w:rFonts w:ascii="Courier New" w:hAnsi="Courier New" w:cs="Courier New"/>
-          <w:sz w:val="20"/>
-          <w:szCs w:val="20"/>
-        </w:rPr>
-      </w:pPr>
-      <w:r>
-        <w:rPr>
-          <w:rFonts w:ascii="Courier New" w:hAnsi="Courier New" w:cs="Courier New"/>
-          <w:sz w:val="20"/>
-          <w:szCs w:val="20"/>
-        </w:rPr>
-        <w:t>  `</w:t>
-      </w:r>
-      <w:proofErr w:type="spellStart"/>
-      <w:r>
-        <w:rPr>
-          <w:rFonts w:ascii="Courier New" w:hAnsi="Courier New" w:cs="Courier New"/>
-          <w:sz w:val="20"/>
-          <w:szCs w:val="20"/>
-        </w:rPr>
-        <w:t>ResultCode</w:t>
-      </w:r>
-      <w:proofErr w:type="spellEnd"/>
-      <w:r>
-        <w:rPr>
-          <w:rFonts w:ascii="Courier New" w:hAnsi="Courier New" w:cs="Courier New"/>
-          <w:sz w:val="20"/>
-          <w:szCs w:val="20"/>
-        </w:rPr>
-        <w:t xml:space="preserve">` </w:t>
-      </w:r>
-      <w:proofErr w:type="gramStart"/>
-      <w:r>
-        <w:rPr>
-          <w:rFonts w:ascii="Courier New" w:hAnsi="Courier New" w:cs="Courier New"/>
-          <w:sz w:val="20"/>
-          <w:szCs w:val="20"/>
-        </w:rPr>
-        <w:t>int(</w:t>
-      </w:r>
-      <w:proofErr w:type="gramEnd"/>
-      <w:r>
-        <w:rPr>
-          <w:rFonts w:ascii="Courier New" w:hAnsi="Courier New" w:cs="Courier New"/>
-          <w:sz w:val="20"/>
-          <w:szCs w:val="20"/>
-        </w:rPr>
-        <w:t>11) NOT NULL,</w:t>
-      </w:r>
-    </w:p>
-    <w:p>
-      <w:pPr>
-        <w:tabs>
-          <w:tab w:val="left" w:pos="916"/>
-          <w:tab w:val="left" w:pos="1832"/>
-          <w:tab w:val="left" w:pos="2748"/>
-          <w:tab w:val="left" w:pos="3664"/>
-          <w:tab w:val="left" w:pos="4580"/>
-          <w:tab w:val="left" w:pos="5496"/>
-          <w:tab w:val="left" w:pos="6412"/>
-          <w:tab w:val="left" w:pos="7328"/>
-          <w:tab w:val="left" w:pos="8244"/>
-          <w:tab w:val="left" w:pos="9160"/>
-          <w:tab w:val="left" w:pos="10076"/>
-          <w:tab w:val="left" w:pos="10992"/>
-          <w:tab w:val="left" w:pos="11908"/>
-          <w:tab w:val="left" w:pos="12824"/>
-          <w:tab w:val="left" w:pos="13740"/>
-          <w:tab w:val="left" w:pos="14656"/>
-        </w:tabs>
-        <w:spacing w:after="0"/>
-        <w:rPr>
-          <w:rFonts w:ascii="Courier New" w:hAnsi="Courier New" w:cs="Courier New"/>
-          <w:sz w:val="20"/>
-          <w:szCs w:val="20"/>
-        </w:rPr>
-      </w:pPr>
-      <w:r>
-        <w:rPr>
-          <w:rFonts w:ascii="Courier New" w:hAnsi="Courier New" w:cs="Courier New"/>
-          <w:sz w:val="20"/>
-          <w:szCs w:val="20"/>
-        </w:rPr>
-        <w:t>  `</w:t>
-      </w:r>
-      <w:proofErr w:type="spellStart"/>
-      <w:r>
-        <w:rPr>
-          <w:rFonts w:ascii="Courier New" w:hAnsi="Courier New" w:cs="Courier New"/>
-          <w:sz w:val="20"/>
-          <w:szCs w:val="20"/>
-        </w:rPr>
-        <w:t>ResultDesc</w:t>
-      </w:r>
-      <w:proofErr w:type="spellEnd"/>
-      <w:r>
-        <w:rPr>
-          <w:rFonts w:ascii="Courier New" w:hAnsi="Courier New" w:cs="Courier New"/>
-          <w:sz w:val="20"/>
-          <w:szCs w:val="20"/>
-        </w:rPr>
-        <w:t xml:space="preserve">` </w:t>
-      </w:r>
-      <w:proofErr w:type="gramStart"/>
-      <w:r>
-        <w:rPr>
-          <w:rFonts w:ascii="Courier New" w:hAnsi="Courier New" w:cs="Courier New"/>
-          <w:sz w:val="20"/>
-          <w:szCs w:val="20"/>
-        </w:rPr>
-        <w:t>varchar(</w:t>
-      </w:r>
-      <w:proofErr w:type="gramEnd"/>
-      <w:r>
-        <w:rPr>
-          <w:rFonts w:ascii="Courier New" w:hAnsi="Courier New" w:cs="Courier New"/>
-          <w:sz w:val="20"/>
-          <w:szCs w:val="20"/>
-        </w:rPr>
-        <w:t>255) NOT NULL,</w:t>
-      </w:r>
-    </w:p>
-    <w:p>
-      <w:pPr>
-        <w:tabs>
-          <w:tab w:val="left" w:pos="916"/>
-          <w:tab w:val="left" w:pos="1832"/>
-          <w:tab w:val="left" w:pos="2748"/>
-          <w:tab w:val="left" w:pos="3664"/>
-          <w:tab w:val="left" w:pos="4580"/>
-          <w:tab w:val="left" w:pos="5496"/>
-          <w:tab w:val="left" w:pos="6412"/>
-          <w:tab w:val="left" w:pos="7328"/>
-          <w:tab w:val="left" w:pos="8244"/>
-          <w:tab w:val="left" w:pos="9160"/>
-          <w:tab w:val="left" w:pos="10076"/>
-          <w:tab w:val="left" w:pos="10992"/>
-          <w:tab w:val="left" w:pos="11908"/>
-          <w:tab w:val="left" w:pos="12824"/>
-          <w:tab w:val="left" w:pos="13740"/>
-          <w:tab w:val="left" w:pos="14656"/>
-        </w:tabs>
-        <w:spacing w:after="0"/>
-        <w:rPr>
-          <w:rFonts w:ascii="Courier New" w:hAnsi="Courier New" w:cs="Courier New"/>
-          <w:sz w:val="20"/>
-          <w:szCs w:val="20"/>
-        </w:rPr>
-      </w:pPr>
-      <w:r>
-        <w:rPr>
-          <w:rFonts w:ascii="Courier New" w:hAnsi="Courier New" w:cs="Courier New"/>
-          <w:sz w:val="20"/>
-          <w:szCs w:val="20"/>
-        </w:rPr>
-        <w:t xml:space="preserve">  `Amount` </w:t>
-      </w:r>
-      <w:proofErr w:type="gramStart"/>
-      <w:r>
-        <w:rPr>
-          <w:rFonts w:ascii="Courier New" w:hAnsi="Courier New" w:cs="Courier New"/>
-          <w:sz w:val="20"/>
-          <w:szCs w:val="20"/>
-        </w:rPr>
-        <w:t>decimal(</w:t>
-      </w:r>
-      <w:proofErr w:type="gramEnd"/>
-      <w:r>
-        <w:rPr>
-          <w:rFonts w:ascii="Courier New" w:hAnsi="Courier New" w:cs="Courier New"/>
-          <w:sz w:val="20"/>
-          <w:szCs w:val="20"/>
-        </w:rPr>
-        <w:t>10,2) DEFAULT NULL,</w:t>
-      </w:r>
-    </w:p>
-    <w:p>
-      <w:pPr>
-        <w:tabs>
-          <w:tab w:val="left" w:pos="916"/>
-          <w:tab w:val="left" w:pos="1832"/>
-          <w:tab w:val="left" w:pos="2748"/>
-          <w:tab w:val="left" w:pos="3664"/>
-          <w:tab w:val="left" w:pos="4580"/>
-          <w:tab w:val="left" w:pos="5496"/>
-          <w:tab w:val="left" w:pos="6412"/>
-          <w:tab w:val="left" w:pos="7328"/>
-          <w:tab w:val="left" w:pos="8244"/>
-          <w:tab w:val="left" w:pos="9160"/>
-          <w:tab w:val="left" w:pos="10076"/>
-          <w:tab w:val="left" w:pos="10992"/>
-          <w:tab w:val="left" w:pos="11908"/>
-          <w:tab w:val="left" w:pos="12824"/>
-          <w:tab w:val="left" w:pos="13740"/>
-          <w:tab w:val="left" w:pos="14656"/>
-        </w:tabs>
-        <w:spacing w:after="0"/>
-        <w:rPr>
-          <w:rFonts w:ascii="Courier New" w:hAnsi="Courier New" w:cs="Courier New"/>
-          <w:sz w:val="20"/>
-          <w:szCs w:val="20"/>
-        </w:rPr>
-      </w:pPr>
-      <w:r>
-        <w:rPr>
-          <w:rFonts w:ascii="Courier New" w:hAnsi="Courier New" w:cs="Courier New"/>
-          <w:sz w:val="20"/>
-          <w:szCs w:val="20"/>
-        </w:rPr>
-        <w:t>  `</w:t>
-      </w:r>
-      <w:proofErr w:type="spellStart"/>
-      <w:r>
-        <w:rPr>
-          <w:rFonts w:ascii="Courier New" w:hAnsi="Courier New" w:cs="Courier New"/>
-          <w:sz w:val="20"/>
-          <w:szCs w:val="20"/>
-        </w:rPr>
-        <w:t>MpesaReceiptNumber</w:t>
-      </w:r>
-      <w:proofErr w:type="spellEnd"/>
-      <w:r>
-        <w:rPr>
-          <w:rFonts w:ascii="Courier New" w:hAnsi="Courier New" w:cs="Courier New"/>
-          <w:sz w:val="20"/>
-          <w:szCs w:val="20"/>
-        </w:rPr>
-        <w:t xml:space="preserve">` </w:t>
-      </w:r>
-      <w:proofErr w:type="gramStart"/>
-      <w:r>
-        <w:rPr>
-          <w:rFonts w:ascii="Courier New" w:hAnsi="Courier New" w:cs="Courier New"/>
-          <w:sz w:val="20"/>
-          <w:szCs w:val="20"/>
-        </w:rPr>
-        <w:t>varchar(</w:t>
-      </w:r>
-      <w:proofErr w:type="gramEnd"/>
-      <w:r>
-        <w:rPr>
-          <w:rFonts w:ascii="Courier New" w:hAnsi="Courier New" w:cs="Courier New"/>
-          <w:sz w:val="20"/>
-          <w:szCs w:val="20"/>
-        </w:rPr>
-        <w:t>50) DEFAULT NULL,</w:t>
-      </w:r>
-    </w:p>
-    <w:p>
-      <w:pPr>
-        <w:tabs>
-          <w:tab w:val="left" w:pos="916"/>
-          <w:tab w:val="left" w:pos="1832"/>
-          <w:tab w:val="left" w:pos="2748"/>
-          <w:tab w:val="left" w:pos="3664"/>
-          <w:tab w:val="left" w:pos="4580"/>
-          <w:tab w:val="left" w:pos="5496"/>
-          <w:tab w:val="left" w:pos="6412"/>
-          <w:tab w:val="left" w:pos="7328"/>
-          <w:tab w:val="left" w:pos="8244"/>
-          <w:tab w:val="left" w:pos="9160"/>
-          <w:tab w:val="left" w:pos="10076"/>
-          <w:tab w:val="left" w:pos="10992"/>
-          <w:tab w:val="left" w:pos="11908"/>
-          <w:tab w:val="left" w:pos="12824"/>
-          <w:tab w:val="left" w:pos="13740"/>
-          <w:tab w:val="left" w:pos="14656"/>
-        </w:tabs>
-        <w:spacing w:after="0"/>
-        <w:rPr>
-          <w:rFonts w:ascii="Courier New" w:hAnsi="Courier New" w:cs="Courier New"/>
-          <w:sz w:val="20"/>
-          <w:szCs w:val="20"/>
-        </w:rPr>
-      </w:pPr>
-      <w:r>
-        <w:rPr>
-          <w:rFonts w:ascii="Courier New" w:hAnsi="Courier New" w:cs="Courier New"/>
-          <w:sz w:val="20"/>
-          <w:szCs w:val="20"/>
-        </w:rPr>
-        <w:t xml:space="preserve">  `Balance` </w:t>
-      </w:r>
-      <w:proofErr w:type="gramStart"/>
-      <w:r>
-        <w:rPr>
-          <w:rFonts w:ascii="Courier New" w:hAnsi="Courier New" w:cs="Courier New"/>
-          <w:sz w:val="20"/>
-          <w:szCs w:val="20"/>
-        </w:rPr>
-        <w:t>varchar(</w:t>
-      </w:r>
-      <w:proofErr w:type="gramEnd"/>
-      <w:r>
-        <w:rPr>
-          <w:rFonts w:ascii="Courier New" w:hAnsi="Courier New" w:cs="Courier New"/>
-          <w:sz w:val="20"/>
-          <w:szCs w:val="20"/>
-        </w:rPr>
-        <w:t>100) DEFAULT NULL,</w:t>
-      </w:r>
-    </w:p>
-    <w:p>
-      <w:pPr>
-        <w:tabs>
-          <w:tab w:val="left" w:pos="916"/>
-          <w:tab w:val="left" w:pos="1832"/>
-          <w:tab w:val="left" w:pos="2748"/>
-          <w:tab w:val="left" w:pos="3664"/>
-          <w:tab w:val="left" w:pos="4580"/>
-          <w:tab w:val="left" w:pos="5496"/>
-          <w:tab w:val="left" w:pos="6412"/>
-          <w:tab w:val="left" w:pos="7328"/>
-          <w:tab w:val="left" w:pos="8244"/>
-          <w:tab w:val="left" w:pos="9160"/>
-          <w:tab w:val="left" w:pos="10076"/>
-          <w:tab w:val="left" w:pos="10992"/>
-          <w:tab w:val="left" w:pos="11908"/>
-          <w:tab w:val="left" w:pos="12824"/>
-          <w:tab w:val="left" w:pos="13740"/>
-          <w:tab w:val="left" w:pos="14656"/>
-        </w:tabs>
-        <w:spacing w:after="0"/>
-        <w:rPr>
-          <w:rFonts w:ascii="Courier New" w:hAnsi="Courier New" w:cs="Courier New"/>
-          <w:sz w:val="20"/>
-          <w:szCs w:val="20"/>
-        </w:rPr>
-      </w:pPr>
-      <w:r>
-        <w:rPr>
-          <w:rFonts w:ascii="Courier New" w:hAnsi="Courier New" w:cs="Courier New"/>
-          <w:sz w:val="20"/>
-          <w:szCs w:val="20"/>
-        </w:rPr>
-        <w:t>  `</w:t>
-      </w:r>
-      <w:proofErr w:type="spellStart"/>
-      <w:r>
-        <w:rPr>
-          <w:rFonts w:ascii="Courier New" w:hAnsi="Courier New" w:cs="Courier New"/>
-          <w:sz w:val="20"/>
-          <w:szCs w:val="20"/>
-        </w:rPr>
-        <w:t>TransactionDate</w:t>
-      </w:r>
-      <w:proofErr w:type="spellEnd"/>
-      <w:r>
-        <w:rPr>
-          <w:rFonts w:ascii="Courier New" w:hAnsi="Courier New" w:cs="Courier New"/>
-          <w:sz w:val="20"/>
-          <w:szCs w:val="20"/>
-        </w:rPr>
-        <w:t xml:space="preserve">` </w:t>
-      </w:r>
-      <w:proofErr w:type="spellStart"/>
-      <w:proofErr w:type="gramStart"/>
-      <w:r>
-        <w:rPr>
-          <w:rFonts w:ascii="Courier New" w:hAnsi="Courier New" w:cs="Courier New"/>
-          <w:sz w:val="20"/>
-          <w:szCs w:val="20"/>
-        </w:rPr>
-        <w:t>bigint</w:t>
-      </w:r>
-      <w:proofErr w:type="spellEnd"/>
-      <w:r>
-        <w:rPr>
-          <w:rFonts w:ascii="Courier New" w:hAnsi="Courier New" w:cs="Courier New"/>
-          <w:sz w:val="20"/>
-          <w:szCs w:val="20"/>
-        </w:rPr>
-        <w:t>(</w:t>
-      </w:r>
-      <w:proofErr w:type="gramEnd"/>
-      <w:r>
-        <w:rPr>
-          <w:rFonts w:ascii="Courier New" w:hAnsi="Courier New" w:cs="Courier New"/>
-          <w:sz w:val="20"/>
-          <w:szCs w:val="20"/>
-        </w:rPr>
-        <w:t>20) DEFAULT NULL,</w:t>
-      </w:r>
-    </w:p>
-    <w:p>
-      <w:pPr>
-        <w:tabs>
-          <w:tab w:val="left" w:pos="916"/>
-          <w:tab w:val="left" w:pos="1832"/>
-          <w:tab w:val="left" w:pos="2748"/>
-          <w:tab w:val="left" w:pos="3664"/>
-          <w:tab w:val="left" w:pos="4580"/>
-          <w:tab w:val="left" w:pos="5496"/>
-          <w:tab w:val="left" w:pos="6412"/>
-          <w:tab w:val="left" w:pos="7328"/>
-          <w:tab w:val="left" w:pos="8244"/>
-          <w:tab w:val="left" w:pos="9160"/>
-          <w:tab w:val="left" w:pos="10076"/>
-          <w:tab w:val="left" w:pos="10992"/>
-          <w:tab w:val="left" w:pos="11908"/>
-          <w:tab w:val="left" w:pos="12824"/>
-          <w:tab w:val="left" w:pos="13740"/>
-          <w:tab w:val="left" w:pos="14656"/>
-        </w:tabs>
-        <w:spacing w:after="0"/>
-        <w:rPr>
-          <w:rFonts w:ascii="Courier New" w:hAnsi="Courier New" w:cs="Courier New"/>
-          <w:sz w:val="20"/>
-          <w:szCs w:val="20"/>
-        </w:rPr>
-      </w:pPr>
-      <w:r>
-        <w:rPr>
-          <w:rFonts w:ascii="Courier New" w:hAnsi="Courier New" w:cs="Courier New"/>
-          <w:sz w:val="20"/>
-          <w:szCs w:val="20"/>
-        </w:rPr>
-        <w:t>  `</w:t>
-      </w:r>
-      <w:proofErr w:type="spellStart"/>
-      <w:r>
-        <w:rPr>
-          <w:rFonts w:ascii="Courier New" w:hAnsi="Courier New" w:cs="Courier New"/>
-          <w:sz w:val="20"/>
-          <w:szCs w:val="20"/>
-        </w:rPr>
-        <w:t>PhoneNumber</w:t>
-      </w:r>
-      <w:proofErr w:type="spellEnd"/>
-      <w:r>
-        <w:rPr>
-          <w:rFonts w:ascii="Courier New" w:hAnsi="Courier New" w:cs="Courier New"/>
-          <w:sz w:val="20"/>
-          <w:szCs w:val="20"/>
-        </w:rPr>
-        <w:t xml:space="preserve">` </w:t>
-      </w:r>
-      <w:proofErr w:type="gramStart"/>
-      <w:r>
-        <w:rPr>
-          <w:rFonts w:ascii="Courier New" w:hAnsi="Courier New" w:cs="Courier New"/>
-          <w:sz w:val="20"/>
-          <w:szCs w:val="20"/>
-        </w:rPr>
-        <w:t>varchar(</w:t>
-      </w:r>
-      <w:proofErr w:type="gramEnd"/>
-      <w:r>
-        <w:rPr>
-          <w:rFonts w:ascii="Courier New" w:hAnsi="Courier New" w:cs="Courier New"/>
-          <w:sz w:val="20"/>
-          <w:szCs w:val="20"/>
-        </w:rPr>
-        <w:t>20) DEFAULT NULL,</w:t>
-      </w:r>
-    </w:p>
-    <w:p>
-      <w:pPr>
-        <w:tabs>
-          <w:tab w:val="left" w:pos="916"/>
-          <w:tab w:val="left" w:pos="1832"/>
-          <w:tab w:val="left" w:pos="2748"/>
-          <w:tab w:val="left" w:pos="3664"/>
-          <w:tab w:val="left" w:pos="4580"/>
-          <w:tab w:val="left" w:pos="5496"/>
-          <w:tab w:val="left" w:pos="6412"/>
-          <w:tab w:val="left" w:pos="7328"/>
-          <w:tab w:val="left" w:pos="8244"/>
-          <w:tab w:val="left" w:pos="9160"/>
-          <w:tab w:val="left" w:pos="10076"/>
-          <w:tab w:val="left" w:pos="10992"/>
-          <w:tab w:val="left" w:pos="11908"/>
-          <w:tab w:val="left" w:pos="12824"/>
-          <w:tab w:val="left" w:pos="13740"/>
-          <w:tab w:val="left" w:pos="14656"/>
-        </w:tabs>
-        <w:spacing w:after="0"/>
-        <w:rPr>
-          <w:rFonts w:ascii="Courier New" w:hAnsi="Courier New" w:cs="Courier New"/>
-          <w:sz w:val="20"/>
-          <w:szCs w:val="20"/>
-        </w:rPr>
-      </w:pPr>
-      <w:r>
-        <w:rPr>
-          <w:rFonts w:ascii="Courier New" w:hAnsi="Courier New" w:cs="Courier New"/>
-          <w:sz w:val="20"/>
-          <w:szCs w:val="20"/>
-        </w:rPr>
-        <w:t>  `</w:t>
-      </w:r>
-      <w:proofErr w:type="spellStart"/>
-      <w:r>
-        <w:rPr>
-          <w:rFonts w:ascii="Courier New" w:hAnsi="Courier New" w:cs="Courier New"/>
-          <w:sz w:val="20"/>
-          <w:szCs w:val="20"/>
-        </w:rPr>
-        <w:t>created_at</w:t>
-      </w:r>
-      <w:proofErr w:type="spellEnd"/>
-      <w:r>
-        <w:rPr>
-          <w:rFonts w:ascii="Courier New" w:hAnsi="Courier New" w:cs="Courier New"/>
-          <w:sz w:val="20"/>
-          <w:szCs w:val="20"/>
-        </w:rPr>
-        <w:t xml:space="preserve">` timestamp NOT NULL DEFAULT </w:t>
-      </w:r>
-      <w:proofErr w:type="spellStart"/>
-      <w:r>
-        <w:rPr>
-          <w:rFonts w:ascii="Courier New" w:hAnsi="Courier New" w:cs="Courier New"/>
-          <w:sz w:val="20"/>
-          <w:szCs w:val="20"/>
-        </w:rPr>
-        <w:t>current_</w:t>
-      </w:r>
-      <w:proofErr w:type="gramStart"/>
-      <w:r>
-        <w:rPr>
-          <w:rFonts w:ascii="Courier New" w:hAnsi="Courier New" w:cs="Courier New"/>
-          <w:sz w:val="20"/>
-          <w:szCs w:val="20"/>
-        </w:rPr>
-        <w:t>timestamp</w:t>
-      </w:r>
-      <w:proofErr w:type="spellEnd"/>
-      <w:r>
-        <w:rPr>
-          <w:rFonts w:ascii="Courier New" w:hAnsi="Courier New" w:cs="Courier New"/>
-          <w:sz w:val="20"/>
-          <w:szCs w:val="20"/>
-        </w:rPr>
-        <w:t>(</w:t>
-      </w:r>
-      <w:proofErr w:type="gramEnd"/>
-      <w:r>
-        <w:rPr>
-          <w:rFonts w:ascii="Courier New" w:hAnsi="Courier New" w:cs="Courier New"/>
-          <w:sz w:val="20"/>
-          <w:szCs w:val="20"/>
-        </w:rPr>
-        <w:t>),</w:t>
-      </w:r>
-    </w:p>
-    <w:p>
-      <w:pPr>
-        <w:tabs>
-          <w:tab w:val="left" w:pos="916"/>
-          <w:tab w:val="left" w:pos="1832"/>
-          <w:tab w:val="left" w:pos="2748"/>
-          <w:tab w:val="left" w:pos="3664"/>
-          <w:tab w:val="left" w:pos="4580"/>
-          <w:tab w:val="left" w:pos="5496"/>
-          <w:tab w:val="left" w:pos="6412"/>
-          <w:tab w:val="left" w:pos="7328"/>
-          <w:tab w:val="left" w:pos="8244"/>
-          <w:tab w:val="left" w:pos="9160"/>
-          <w:tab w:val="left" w:pos="10076"/>
-          <w:tab w:val="left" w:pos="10992"/>
-          <w:tab w:val="left" w:pos="11908"/>
-          <w:tab w:val="left" w:pos="12824"/>
-          <w:tab w:val="left" w:pos="13740"/>
-          <w:tab w:val="left" w:pos="14656"/>
-        </w:tabs>
-        <w:spacing w:after="0"/>
-        <w:rPr>
-          <w:rFonts w:ascii="Courier New" w:hAnsi="Courier New" w:cs="Courier New"/>
-          <w:sz w:val="20"/>
-          <w:szCs w:val="20"/>
-        </w:rPr>
-      </w:pPr>
-      <w:r>
-        <w:rPr>
-          <w:rFonts w:ascii="Courier New" w:hAnsi="Courier New" w:cs="Courier New"/>
-          <w:sz w:val="20"/>
-          <w:szCs w:val="20"/>
-        </w:rPr>
-        <w:t xml:space="preserve">  `account` </w:t>
-      </w:r>
-      <w:proofErr w:type="gramStart"/>
-      <w:r>
-        <w:rPr>
-          <w:rFonts w:ascii="Courier New" w:hAnsi="Courier New" w:cs="Courier New"/>
-          <w:sz w:val="20"/>
-          <w:szCs w:val="20"/>
-        </w:rPr>
-        <w:t>varchar(</w:t>
-      </w:r>
-      <w:proofErr w:type="gramEnd"/>
-      <w:r>
-        <w:rPr>
-          <w:rFonts w:ascii="Courier New" w:hAnsi="Courier New" w:cs="Courier New"/>
-          <w:sz w:val="20"/>
-          <w:szCs w:val="20"/>
-        </w:rPr>
-        <w:t>100) DEFAULT NULL,</w:t>
-      </w:r>
-    </w:p>
-    <w:p>
-      <w:pPr>
-        <w:tabs>
-          <w:tab w:val="left" w:pos="916"/>
-          <w:tab w:val="left" w:pos="1832"/>
-          <w:tab w:val="left" w:pos="2748"/>
-          <w:tab w:val="left" w:pos="3664"/>
-          <w:tab w:val="left" w:pos="4580"/>
-          <w:tab w:val="left" w:pos="5496"/>
-          <w:tab w:val="left" w:pos="6412"/>
-          <w:tab w:val="left" w:pos="7328"/>
-          <w:tab w:val="left" w:pos="8244"/>
-          <w:tab w:val="left" w:pos="9160"/>
-          <w:tab w:val="left" w:pos="10076"/>
-          <w:tab w:val="left" w:pos="10992"/>
-          <w:tab w:val="left" w:pos="11908"/>
-          <w:tab w:val="left" w:pos="12824"/>
-          <w:tab w:val="left" w:pos="13740"/>
-          <w:tab w:val="left" w:pos="14656"/>
-        </w:tabs>
-        <w:spacing w:after="0"/>
-        <w:rPr>
-          <w:rFonts w:ascii="Courier New" w:hAnsi="Courier New" w:cs="Courier New"/>
-          <w:sz w:val="20"/>
-          <w:szCs w:val="20"/>
-        </w:rPr>
-      </w:pPr>
-      <w:r>
-        <w:rPr>
-          <w:rFonts w:ascii="Courier New" w:hAnsi="Courier New" w:cs="Courier New"/>
-          <w:sz w:val="20"/>
-          <w:szCs w:val="20"/>
-        </w:rPr>
-        <w:t>  `</w:t>
-      </w:r>
-      <w:proofErr w:type="spellStart"/>
-      <w:r>
-        <w:rPr>
-          <w:rFonts w:ascii="Courier New" w:hAnsi="Courier New" w:cs="Courier New"/>
-          <w:sz w:val="20"/>
-          <w:szCs w:val="20"/>
-        </w:rPr>
-        <w:t>transactionCommited</w:t>
-      </w:r>
-      <w:proofErr w:type="spellEnd"/>
-      <w:r>
-        <w:rPr>
-          <w:rFonts w:ascii="Courier New" w:hAnsi="Courier New" w:cs="Courier New"/>
-          <w:sz w:val="20"/>
-          <w:szCs w:val="20"/>
-        </w:rPr>
-        <w:t xml:space="preserve">` </w:t>
-      </w:r>
-      <w:proofErr w:type="gramStart"/>
-      <w:r>
-        <w:rPr>
-          <w:rFonts w:ascii="Courier New" w:hAnsi="Courier New" w:cs="Courier New"/>
-          <w:sz w:val="20"/>
-          <w:szCs w:val="20"/>
-        </w:rPr>
-        <w:t>varchar(</w:t>
-      </w:r>
-      <w:proofErr w:type="gramEnd"/>
-      <w:r>
-        <w:rPr>
-          <w:rFonts w:ascii="Courier New" w:hAnsi="Courier New" w:cs="Courier New"/>
-          <w:sz w:val="20"/>
-          <w:szCs w:val="20"/>
-        </w:rPr>
-        <w:t>20) NOT NULL DEFAULT '</w:t>
-      </w:r>
-      <w:proofErr w:type="spellStart"/>
-      <w:r>
-        <w:rPr>
-          <w:rFonts w:ascii="Courier New" w:hAnsi="Courier New" w:cs="Courier New"/>
-          <w:sz w:val="20"/>
-          <w:szCs w:val="20"/>
-        </w:rPr>
-        <w:t>notcommited</w:t>
-      </w:r>
-      <w:proofErr w:type="spellEnd"/>
-      <w:r>
-        <w:rPr>
-          <w:rFonts w:ascii="Courier New" w:hAnsi="Courier New" w:cs="Courier New"/>
-          <w:sz w:val="20"/>
-          <w:szCs w:val="20"/>
-        </w:rPr>
-        <w:t>'</w:t>
-      </w:r>
-    </w:p>
-    <w:p>
-      <w:pPr>
-        <w:tabs>
-          <w:tab w:val="left" w:pos="916"/>
-          <w:tab w:val="left" w:pos="1832"/>
-          <w:tab w:val="left" w:pos="2748"/>
-          <w:tab w:val="left" w:pos="3664"/>
-          <w:tab w:val="left" w:pos="4580"/>
-          <w:tab w:val="left" w:pos="5496"/>
-          <w:tab w:val="left" w:pos="6412"/>
-          <w:tab w:val="left" w:pos="7328"/>
-          <w:tab w:val="left" w:pos="8244"/>
-          <w:tab w:val="left" w:pos="9160"/>
-          <w:tab w:val="left" w:pos="10076"/>
-          <w:tab w:val="left" w:pos="10992"/>
-          <w:tab w:val="left" w:pos="11908"/>
-          <w:tab w:val="left" w:pos="12824"/>
-          <w:tab w:val="left" w:pos="13740"/>
-          <w:tab w:val="left" w:pos="14656"/>
-        </w:tabs>
-        <w:spacing w:after="0"/>
-        <w:rPr>
-          <w:rFonts w:ascii="Courier New" w:hAnsi="Courier New" w:cs="Courier New"/>
-          <w:sz w:val="20"/>
-          <w:szCs w:val="20"/>
-        </w:rPr>
-      </w:pPr>
-      <w:r>
-        <w:rPr>
-          <w:rFonts w:ascii="Courier New" w:hAnsi="Courier New" w:cs="Courier New"/>
-          <w:sz w:val="20"/>
-          <w:szCs w:val="20"/>
-        </w:rPr>
-        <w:t>) ENGINE=</w:t>
-      </w:r>
-      <w:proofErr w:type="spellStart"/>
-      <w:r>
-        <w:rPr>
-          <w:rFonts w:ascii="Courier New" w:hAnsi="Courier New" w:cs="Courier New"/>
-          <w:sz w:val="20"/>
-          <w:szCs w:val="20"/>
-        </w:rPr>
-        <w:t>InnoDB</w:t>
-      </w:r>
-      <w:proofErr w:type="spellEnd"/>
-      <w:r>
-        <w:rPr>
-          <w:rFonts w:ascii="Courier New" w:hAnsi="Courier New" w:cs="Courier New"/>
-          <w:sz w:val="20"/>
-          <w:szCs w:val="20"/>
-        </w:rPr>
-        <w:t xml:space="preserve"> DEFAULT CHARSET=utf8mb4 COLLATE=utf8mb4_general_ci;</w:t>
-      </w:r>
-    </w:p>
-    <w:p>
-      <w:pPr>
-        <w:tabs>
-          <w:tab w:val="left" w:pos="916"/>
-          <w:tab w:val="left" w:pos="1832"/>
-          <w:tab w:val="left" w:pos="2748"/>
-          <w:tab w:val="left" w:pos="3664"/>
-          <w:tab w:val="left" w:pos="4580"/>
-          <w:tab w:val="left" w:pos="5496"/>
-          <w:tab w:val="left" w:pos="6412"/>
-          <w:tab w:val="left" w:pos="7328"/>
-          <w:tab w:val="left" w:pos="8244"/>
-          <w:tab w:val="left" w:pos="9160"/>
-          <w:tab w:val="left" w:pos="10076"/>
-          <w:tab w:val="left" w:pos="10992"/>
-          <w:tab w:val="left" w:pos="11908"/>
-          <w:tab w:val="left" w:pos="12824"/>
-          <w:tab w:val="left" w:pos="13740"/>
-          <w:tab w:val="left" w:pos="14656"/>
-        </w:tabs>
-        <w:spacing w:after="0"/>
-        <w:rPr>
-          <w:rFonts w:ascii="Courier New" w:hAnsi="Courier New" w:cs="Courier New"/>
-          <w:sz w:val="20"/>
-          <w:szCs w:val="20"/>
-        </w:rPr>
-      </w:pPr>
-    </w:p>
-    <w:p>
-      <w:pPr>
-        <w:tabs>
-          <w:tab w:val="left" w:pos="916"/>
-          <w:tab w:val="left" w:pos="1832"/>
-          <w:tab w:val="left" w:pos="2748"/>
-          <w:tab w:val="left" w:pos="3664"/>
-          <w:tab w:val="left" w:pos="4580"/>
-          <w:tab w:val="left" w:pos="5496"/>
-          <w:tab w:val="left" w:pos="6412"/>
-          <w:tab w:val="left" w:pos="7328"/>
-          <w:tab w:val="left" w:pos="8244"/>
-          <w:tab w:val="left" w:pos="9160"/>
-          <w:tab w:val="left" w:pos="10076"/>
-          <w:tab w:val="left" w:pos="10992"/>
-          <w:tab w:val="left" w:pos="11908"/>
-          <w:tab w:val="left" w:pos="12824"/>
-          <w:tab w:val="left" w:pos="13740"/>
-          <w:tab w:val="left" w:pos="14656"/>
-        </w:tabs>
-        <w:spacing w:after="0"/>
-        <w:rPr>
-          <w:rFonts w:ascii="Courier New" w:hAnsi="Courier New" w:cs="Courier New"/>
-          <w:sz w:val="20"/>
-          <w:szCs w:val="20"/>
-        </w:rPr>
-      </w:pPr>
-      <w:r>
-        <w:rPr>
-          <w:rFonts w:ascii="Courier New" w:hAnsi="Courier New" w:cs="Courier New"/>
-          <w:sz w:val="20"/>
-          <w:szCs w:val="20"/>
-        </w:rPr>
-        <w:t>CREATE TABLE `</w:t>
-      </w:r>
-      <w:proofErr w:type="spellStart"/>
-      <w:r>
-        <w:rPr>
-          <w:rFonts w:ascii="Courier New" w:hAnsi="Courier New" w:cs="Courier New"/>
-          <w:sz w:val="20"/>
-          <w:szCs w:val="20"/>
-        </w:rPr>
-        <w:t>organisationinnermembers</w:t>
-      </w:r>
-      <w:proofErr w:type="spellEnd"/>
-      <w:r>
-        <w:rPr>
-          <w:rFonts w:ascii="Courier New" w:hAnsi="Courier New" w:cs="Courier New"/>
-          <w:sz w:val="20"/>
-          <w:szCs w:val="20"/>
-        </w:rPr>
-        <w:t>` (</w:t>
-      </w:r>
-    </w:p>
-    <w:p>
-      <w:pPr>
-        <w:tabs>
-          <w:tab w:val="left" w:pos="916"/>
-          <w:tab w:val="left" w:pos="1832"/>
-          <w:tab w:val="left" w:pos="2748"/>
-          <w:tab w:val="left" w:pos="3664"/>
-          <w:tab w:val="left" w:pos="4580"/>
-          <w:tab w:val="left" w:pos="5496"/>
-          <w:tab w:val="left" w:pos="6412"/>
-          <w:tab w:val="left" w:pos="7328"/>
-          <w:tab w:val="left" w:pos="8244"/>
-          <w:tab w:val="left" w:pos="9160"/>
-          <w:tab w:val="left" w:pos="10076"/>
-          <w:tab w:val="left" w:pos="10992"/>
-          <w:tab w:val="left" w:pos="11908"/>
-          <w:tab w:val="left" w:pos="12824"/>
-          <w:tab w:val="left" w:pos="13740"/>
-          <w:tab w:val="left" w:pos="14656"/>
-        </w:tabs>
-        <w:spacing w:after="0"/>
-        <w:rPr>
-          <w:rFonts w:ascii="Courier New" w:hAnsi="Courier New" w:cs="Courier New"/>
-          <w:sz w:val="20"/>
-          <w:szCs w:val="20"/>
-        </w:rPr>
-      </w:pPr>
-      <w:r>
-        <w:rPr>
-          <w:rFonts w:ascii="Courier New" w:hAnsi="Courier New" w:cs="Courier New"/>
-          <w:sz w:val="20"/>
-          <w:szCs w:val="20"/>
-        </w:rPr>
-        <w:t xml:space="preserve">  `id` </w:t>
-      </w:r>
-      <w:proofErr w:type="gramStart"/>
-      <w:r>
-        <w:rPr>
-          <w:rFonts w:ascii="Courier New" w:hAnsi="Courier New" w:cs="Courier New"/>
-          <w:sz w:val="20"/>
-          <w:szCs w:val="20"/>
-        </w:rPr>
-        <w:t>int(</w:t>
-      </w:r>
-      <w:proofErr w:type="gramEnd"/>
-      <w:r>
-        <w:rPr>
-          <w:rFonts w:ascii="Courier New" w:hAnsi="Courier New" w:cs="Courier New"/>
-          <w:sz w:val="20"/>
-          <w:szCs w:val="20"/>
-        </w:rPr>
-        <w:t>11) NOT NULL,</w:t>
-      </w:r>
-    </w:p>
-    <w:p>
-      <w:pPr>
-        <w:tabs>
-          <w:tab w:val="left" w:pos="916"/>
-          <w:tab w:val="left" w:pos="1832"/>
-          <w:tab w:val="left" w:pos="2748"/>
-          <w:tab w:val="left" w:pos="3664"/>
-          <w:tab w:val="left" w:pos="4580"/>
-          <w:tab w:val="left" w:pos="5496"/>
-          <w:tab w:val="left" w:pos="6412"/>
-          <w:tab w:val="left" w:pos="7328"/>
-          <w:tab w:val="left" w:pos="8244"/>
-          <w:tab w:val="left" w:pos="9160"/>
-          <w:tab w:val="left" w:pos="10076"/>
-          <w:tab w:val="left" w:pos="10992"/>
-          <w:tab w:val="left" w:pos="11908"/>
-          <w:tab w:val="left" w:pos="12824"/>
-          <w:tab w:val="left" w:pos="13740"/>
-          <w:tab w:val="left" w:pos="14656"/>
-        </w:tabs>
-        <w:spacing w:after="0"/>
-        <w:rPr>
-          <w:rFonts w:ascii="Courier New" w:hAnsi="Courier New" w:cs="Courier New"/>
-          <w:sz w:val="20"/>
-          <w:szCs w:val="20"/>
-        </w:rPr>
-      </w:pPr>
-      <w:r>
-        <w:rPr>
-          <w:rFonts w:ascii="Courier New" w:hAnsi="Courier New" w:cs="Courier New"/>
-          <w:sz w:val="20"/>
-          <w:szCs w:val="20"/>
-        </w:rPr>
-        <w:t xml:space="preserve">  `name` </w:t>
-      </w:r>
-      <w:proofErr w:type="gramStart"/>
-      <w:r>
-        <w:rPr>
-          <w:rFonts w:ascii="Courier New" w:hAnsi="Courier New" w:cs="Courier New"/>
-          <w:sz w:val="20"/>
-          <w:szCs w:val="20"/>
-        </w:rPr>
-        <w:t>varchar(</w:t>
-      </w:r>
-      <w:proofErr w:type="gramEnd"/>
-      <w:r>
-        <w:rPr>
-          <w:rFonts w:ascii="Courier New" w:hAnsi="Courier New" w:cs="Courier New"/>
-          <w:sz w:val="20"/>
-          <w:szCs w:val="20"/>
-        </w:rPr>
-        <w:t>150) NOT NULL,</w:t>
-      </w:r>
-    </w:p>
-    <w:p>
-      <w:pPr>
-        <w:tabs>
-          <w:tab w:val="left" w:pos="916"/>
-          <w:tab w:val="left" w:pos="1832"/>
-          <w:tab w:val="left" w:pos="2748"/>
-          <w:tab w:val="left" w:pos="3664"/>
-          <w:tab w:val="left" w:pos="4580"/>
-          <w:tab w:val="left" w:pos="5496"/>
-          <w:tab w:val="left" w:pos="6412"/>
-          <w:tab w:val="left" w:pos="7328"/>
-          <w:tab w:val="left" w:pos="8244"/>
-          <w:tab w:val="left" w:pos="9160"/>
-          <w:tab w:val="left" w:pos="10076"/>
-          <w:tab w:val="left" w:pos="10992"/>
-          <w:tab w:val="left" w:pos="11908"/>
-          <w:tab w:val="left" w:pos="12824"/>
-          <w:tab w:val="left" w:pos="13740"/>
-          <w:tab w:val="left" w:pos="14656"/>
-        </w:tabs>
-        <w:spacing w:after="0"/>
-        <w:rPr>
-          <w:rFonts w:ascii="Courier New" w:hAnsi="Courier New" w:cs="Courier New"/>
-          <w:sz w:val="20"/>
-          <w:szCs w:val="20"/>
-        </w:rPr>
-      </w:pPr>
-      <w:r>
-        <w:rPr>
-          <w:rFonts w:ascii="Courier New" w:hAnsi="Courier New" w:cs="Courier New"/>
-          <w:sz w:val="20"/>
-          <w:szCs w:val="20"/>
-        </w:rPr>
-        <w:t xml:space="preserve">  `email` </w:t>
-      </w:r>
-      <w:proofErr w:type="gramStart"/>
-      <w:r>
-        <w:rPr>
-          <w:rFonts w:ascii="Courier New" w:hAnsi="Courier New" w:cs="Courier New"/>
-          <w:sz w:val="20"/>
-          <w:szCs w:val="20"/>
-        </w:rPr>
-        <w:t>varchar(</w:t>
-      </w:r>
-      <w:proofErr w:type="gramEnd"/>
-      <w:r>
-        <w:rPr>
-          <w:rFonts w:ascii="Courier New" w:hAnsi="Courier New" w:cs="Courier New"/>
-          <w:sz w:val="20"/>
-          <w:szCs w:val="20"/>
-        </w:rPr>
-        <w:t>150) NOT NULL,</w:t>
-      </w:r>
-    </w:p>
-    <w:p>
-      <w:pPr>
-        <w:tabs>
-          <w:tab w:val="left" w:pos="916"/>
-          <w:tab w:val="left" w:pos="1832"/>
-          <w:tab w:val="left" w:pos="2748"/>
-          <w:tab w:val="left" w:pos="3664"/>
-          <w:tab w:val="left" w:pos="4580"/>
-          <w:tab w:val="left" w:pos="5496"/>
-          <w:tab w:val="left" w:pos="6412"/>
-          <w:tab w:val="left" w:pos="7328"/>
-          <w:tab w:val="left" w:pos="8244"/>
-          <w:tab w:val="left" w:pos="9160"/>
-          <w:tab w:val="left" w:pos="10076"/>
-          <w:tab w:val="left" w:pos="10992"/>
-          <w:tab w:val="left" w:pos="11908"/>
-          <w:tab w:val="left" w:pos="12824"/>
-          <w:tab w:val="left" w:pos="13740"/>
-          <w:tab w:val="left" w:pos="14656"/>
-        </w:tabs>
-        <w:spacing w:after="0"/>
-        <w:rPr>
-          <w:rFonts w:ascii="Courier New" w:hAnsi="Courier New" w:cs="Courier New"/>
-          <w:sz w:val="20"/>
-          <w:szCs w:val="20"/>
-        </w:rPr>
-      </w:pPr>
-      <w:r>
-        <w:rPr>
-          <w:rFonts w:ascii="Courier New" w:hAnsi="Courier New" w:cs="Courier New"/>
-          <w:sz w:val="20"/>
-          <w:szCs w:val="20"/>
-        </w:rPr>
-        <w:t>  `</w:t>
-      </w:r>
-      <w:proofErr w:type="spellStart"/>
-      <w:r>
-        <w:rPr>
-          <w:rFonts w:ascii="Courier New" w:hAnsi="Courier New" w:cs="Courier New"/>
-          <w:sz w:val="20"/>
-          <w:szCs w:val="20"/>
-        </w:rPr>
-        <w:t>phone_number</w:t>
-      </w:r>
-      <w:proofErr w:type="spellEnd"/>
-      <w:r>
-        <w:rPr>
-          <w:rFonts w:ascii="Courier New" w:hAnsi="Courier New" w:cs="Courier New"/>
-          <w:sz w:val="20"/>
-          <w:szCs w:val="20"/>
-        </w:rPr>
-        <w:t xml:space="preserve">` </w:t>
-      </w:r>
-      <w:proofErr w:type="gramStart"/>
-      <w:r>
-        <w:rPr>
-          <w:rFonts w:ascii="Courier New" w:hAnsi="Courier New" w:cs="Courier New"/>
-          <w:sz w:val="20"/>
-          <w:szCs w:val="20"/>
-        </w:rPr>
-        <w:t>varchar(</w:t>
-      </w:r>
-      <w:proofErr w:type="gramEnd"/>
-      <w:r>
-        <w:rPr>
-          <w:rFonts w:ascii="Courier New" w:hAnsi="Courier New" w:cs="Courier New"/>
-          <w:sz w:val="20"/>
-          <w:szCs w:val="20"/>
-        </w:rPr>
-        <w:t>20) NOT NULL,</w:t>
-      </w:r>
-    </w:p>
-    <w:p>
-      <w:pPr>
-        <w:tabs>
-          <w:tab w:val="left" w:pos="916"/>
-          <w:tab w:val="left" w:pos="1832"/>
-          <w:tab w:val="left" w:pos="2748"/>
-          <w:tab w:val="left" w:pos="3664"/>
-          <w:tab w:val="left" w:pos="4580"/>
-          <w:tab w:val="left" w:pos="5496"/>
-          <w:tab w:val="left" w:pos="6412"/>
-          <w:tab w:val="left" w:pos="7328"/>
-          <w:tab w:val="left" w:pos="8244"/>
-          <w:tab w:val="left" w:pos="9160"/>
-          <w:tab w:val="left" w:pos="10076"/>
-          <w:tab w:val="left" w:pos="10992"/>
-          <w:tab w:val="left" w:pos="11908"/>
-          <w:tab w:val="left" w:pos="12824"/>
-          <w:tab w:val="left" w:pos="13740"/>
-          <w:tab w:val="left" w:pos="14656"/>
-        </w:tabs>
-        <w:spacing w:after="0"/>
-        <w:rPr>
-          <w:rFonts w:ascii="Courier New" w:hAnsi="Courier New" w:cs="Courier New"/>
-          <w:sz w:val="20"/>
-          <w:szCs w:val="20"/>
-        </w:rPr>
-      </w:pPr>
-      <w:r>
-        <w:rPr>
-          <w:rFonts w:ascii="Courier New" w:hAnsi="Courier New" w:cs="Courier New"/>
-          <w:sz w:val="20"/>
-          <w:szCs w:val="20"/>
-        </w:rPr>
-        <w:t>  `</w:t>
-      </w:r>
-      <w:proofErr w:type="spellStart"/>
-      <w:r>
-        <w:rPr>
-          <w:rFonts w:ascii="Courier New" w:hAnsi="Courier New" w:cs="Courier New"/>
-          <w:sz w:val="20"/>
-          <w:szCs w:val="20"/>
-        </w:rPr>
-        <w:t>created_at</w:t>
-      </w:r>
-      <w:proofErr w:type="spellEnd"/>
-      <w:r>
-        <w:rPr>
-          <w:rFonts w:ascii="Courier New" w:hAnsi="Courier New" w:cs="Courier New"/>
-          <w:sz w:val="20"/>
-          <w:szCs w:val="20"/>
-        </w:rPr>
-        <w:t xml:space="preserve">` timestamp NOT NULL DEFAULT </w:t>
-      </w:r>
-      <w:proofErr w:type="spellStart"/>
-      <w:r>
-        <w:rPr>
-          <w:rFonts w:ascii="Courier New" w:hAnsi="Courier New" w:cs="Courier New"/>
-          <w:sz w:val="20"/>
-          <w:szCs w:val="20"/>
-        </w:rPr>
-        <w:t>current_</w:t>
-      </w:r>
-      <w:proofErr w:type="gramStart"/>
-      <w:r>
-        <w:rPr>
-          <w:rFonts w:ascii="Courier New" w:hAnsi="Courier New" w:cs="Courier New"/>
-          <w:sz w:val="20"/>
-          <w:szCs w:val="20"/>
-        </w:rPr>
-        <w:t>timestamp</w:t>
-      </w:r>
-      <w:proofErr w:type="spellEnd"/>
-      <w:r>
-        <w:rPr>
-          <w:rFonts w:ascii="Courier New" w:hAnsi="Courier New" w:cs="Courier New"/>
-          <w:sz w:val="20"/>
-          <w:szCs w:val="20"/>
-        </w:rPr>
-        <w:t>(</w:t>
-      </w:r>
-      <w:proofErr w:type="gramEnd"/>
-      <w:r>
-        <w:rPr>
-          <w:rFonts w:ascii="Courier New" w:hAnsi="Courier New" w:cs="Courier New"/>
-          <w:sz w:val="20"/>
-          <w:szCs w:val="20"/>
-        </w:rPr>
-        <w:t>),</w:t>
-      </w:r>
-    </w:p>
-    <w:p>
-      <w:pPr>
-        <w:tabs>
-          <w:tab w:val="left" w:pos="916"/>
-          <w:tab w:val="left" w:pos="1832"/>
-          <w:tab w:val="left" w:pos="2748"/>
-          <w:tab w:val="left" w:pos="3664"/>
-          <w:tab w:val="left" w:pos="4580"/>
-          <w:tab w:val="left" w:pos="5496"/>
-          <w:tab w:val="left" w:pos="6412"/>
-          <w:tab w:val="left" w:pos="7328"/>
-          <w:tab w:val="left" w:pos="8244"/>
-          <w:tab w:val="left" w:pos="9160"/>
-          <w:tab w:val="left" w:pos="10076"/>
-          <w:tab w:val="left" w:pos="10992"/>
-          <w:tab w:val="left" w:pos="11908"/>
-          <w:tab w:val="left" w:pos="12824"/>
-          <w:tab w:val="left" w:pos="13740"/>
-          <w:tab w:val="left" w:pos="14656"/>
-        </w:tabs>
-        <w:spacing w:after="0"/>
-        <w:rPr>
-          <w:rFonts w:ascii="Courier New" w:hAnsi="Courier New" w:cs="Courier New"/>
-          <w:sz w:val="20"/>
-          <w:szCs w:val="20"/>
-        </w:rPr>
-      </w:pPr>
-      <w:r>
-        <w:rPr>
-          <w:rFonts w:ascii="Courier New" w:hAnsi="Courier New" w:cs="Courier New"/>
-          <w:sz w:val="20"/>
-          <w:szCs w:val="20"/>
-        </w:rPr>
-        <w:t>  `</w:t>
-      </w:r>
-      <w:proofErr w:type="spellStart"/>
-      <w:r>
-        <w:rPr>
-          <w:rFonts w:ascii="Courier New" w:hAnsi="Courier New" w:cs="Courier New"/>
-          <w:sz w:val="20"/>
-          <w:szCs w:val="20"/>
-        </w:rPr>
-        <w:t>updated_at</w:t>
-      </w:r>
-      <w:proofErr w:type="spellEnd"/>
-      <w:r>
-        <w:rPr>
-          <w:rFonts w:ascii="Courier New" w:hAnsi="Courier New" w:cs="Courier New"/>
-          <w:sz w:val="20"/>
-          <w:szCs w:val="20"/>
-        </w:rPr>
-        <w:t xml:space="preserve">` timestamp NOT NULL DEFAULT </w:t>
-      </w:r>
-      <w:proofErr w:type="spellStart"/>
-      <w:r>
-        <w:rPr>
-          <w:rFonts w:ascii="Courier New" w:hAnsi="Courier New" w:cs="Courier New"/>
-          <w:sz w:val="20"/>
-          <w:szCs w:val="20"/>
-        </w:rPr>
-        <w:t>current_</w:t>
-      </w:r>
-      <w:proofErr w:type="gramStart"/>
-      <w:r>
-        <w:rPr>
-          <w:rFonts w:ascii="Courier New" w:hAnsi="Courier New" w:cs="Courier New"/>
-          <w:sz w:val="20"/>
-          <w:szCs w:val="20"/>
-        </w:rPr>
-        <w:t>timestamp</w:t>
-      </w:r>
-      <w:proofErr w:type="spellEnd"/>
-      <w:r>
-        <w:rPr>
-          <w:rFonts w:ascii="Courier New" w:hAnsi="Courier New" w:cs="Courier New"/>
-          <w:sz w:val="20"/>
-          <w:szCs w:val="20"/>
-        </w:rPr>
-        <w:t>(</w:t>
-      </w:r>
-      <w:proofErr w:type="gramEnd"/>
-      <w:r>
-        <w:rPr>
-          <w:rFonts w:ascii="Courier New" w:hAnsi="Courier New" w:cs="Courier New"/>
-          <w:sz w:val="20"/>
-          <w:szCs w:val="20"/>
-        </w:rPr>
-        <w:t xml:space="preserve">) ON UPDATE </w:t>
-      </w:r>
-      <w:proofErr w:type="spellStart"/>
-      <w:r>
-        <w:rPr>
-          <w:rFonts w:ascii="Courier New" w:hAnsi="Courier New" w:cs="Courier New"/>
-          <w:sz w:val="20"/>
-          <w:szCs w:val="20"/>
-        </w:rPr>
-        <w:t>current_</w:t>
-      </w:r>
-      <w:proofErr w:type="gramStart"/>
-      <w:r>
-        <w:rPr>
-          <w:rFonts w:ascii="Courier New" w:hAnsi="Courier New" w:cs="Courier New"/>
-          <w:sz w:val="20"/>
-          <w:szCs w:val="20"/>
-        </w:rPr>
-        <w:t>timestamp</w:t>
-      </w:r>
-      <w:proofErr w:type="spellEnd"/>
-      <w:r>
-        <w:rPr>
-          <w:rFonts w:ascii="Courier New" w:hAnsi="Courier New" w:cs="Courier New"/>
-          <w:sz w:val="20"/>
-          <w:szCs w:val="20"/>
-        </w:rPr>
-        <w:t>(</w:t>
-      </w:r>
-      <w:proofErr w:type="gramEnd"/>
-      <w:r>
-        <w:rPr>
-          <w:rFonts w:ascii="Courier New" w:hAnsi="Courier New" w:cs="Courier New"/>
-          <w:sz w:val="20"/>
-          <w:szCs w:val="20"/>
-        </w:rPr>
-        <w:t>),</w:t>
+        <w:t>CREATE TABLE `directmpesapayments` (</w:t>
+      </w:r>
+    </w:p>
+    <w:p>
+      <w:pPr>
+        <w:tabs>
+          <w:tab w:val="left" w:pos="916"/>
+          <w:tab w:val="left" w:pos="1832"/>
+          <w:tab w:val="left" w:pos="2748"/>
+          <w:tab w:val="left" w:pos="3664"/>
+          <w:tab w:val="left" w:pos="4580"/>
+          <w:tab w:val="left" w:pos="5496"/>
+          <w:tab w:val="left" w:pos="6412"/>
+          <w:tab w:val="left" w:pos="7328"/>
+          <w:tab w:val="left" w:pos="8244"/>
+          <w:tab w:val="left" w:pos="9160"/>
+          <w:tab w:val="left" w:pos="10076"/>
+          <w:tab w:val="left" w:pos="10992"/>
+          <w:tab w:val="left" w:pos="11908"/>
+          <w:tab w:val="left" w:pos="12824"/>
+          <w:tab w:val="left" w:pos="13740"/>
+          <w:tab w:val="left" w:pos="14656"/>
+        </w:tabs>
+        <w:spacing w:after="0"/>
+        <w:rPr>
+          <w:rFonts w:ascii="Courier New" w:hAnsi="Courier New" w:cs="Courier New"/>
+          <w:sz w:val="20"/>
+          <w:szCs w:val="20"/>
+        </w:rPr>
+      </w:pPr>
+      <w:r>
+        <w:rPr>
+          <w:rFonts w:ascii="Courier New" w:hAnsi="Courier New" w:cs="Courier New"/>
+          <w:sz w:val="20"/>
+          <w:szCs w:val="20"/>
+        </w:rPr>
+        <w:t>  `id` int(11) NOT NULL,</w:t>
+      </w:r>
+    </w:p>
+    <w:p>
+      <w:pPr>
+        <w:tabs>
+          <w:tab w:val="left" w:pos="916"/>
+          <w:tab w:val="left" w:pos="1832"/>
+          <w:tab w:val="left" w:pos="2748"/>
+          <w:tab w:val="left" w:pos="3664"/>
+          <w:tab w:val="left" w:pos="4580"/>
+          <w:tab w:val="left" w:pos="5496"/>
+          <w:tab w:val="left" w:pos="6412"/>
+          <w:tab w:val="left" w:pos="7328"/>
+          <w:tab w:val="left" w:pos="8244"/>
+          <w:tab w:val="left" w:pos="9160"/>
+          <w:tab w:val="left" w:pos="10076"/>
+          <w:tab w:val="left" w:pos="10992"/>
+          <w:tab w:val="left" w:pos="11908"/>
+          <w:tab w:val="left" w:pos="12824"/>
+          <w:tab w:val="left" w:pos="13740"/>
+          <w:tab w:val="left" w:pos="14656"/>
+        </w:tabs>
+        <w:spacing w:after="0"/>
+        <w:rPr>
+          <w:rFonts w:ascii="Courier New" w:hAnsi="Courier New" w:cs="Courier New"/>
+          <w:sz w:val="20"/>
+          <w:szCs w:val="20"/>
+        </w:rPr>
+      </w:pPr>
+      <w:r>
+        <w:rPr>
+          <w:rFonts w:ascii="Courier New" w:hAnsi="Courier New" w:cs="Courier New"/>
+          <w:sz w:val="20"/>
+          <w:szCs w:val="20"/>
+        </w:rPr>
+        <w:t>  `MerchantRequestID` varchar(100) NOT NULL,</w:t>
+      </w:r>
+    </w:p>
+    <w:p>
+      <w:pPr>
+        <w:tabs>
+          <w:tab w:val="left" w:pos="916"/>
+          <w:tab w:val="left" w:pos="1832"/>
+          <w:tab w:val="left" w:pos="2748"/>
+          <w:tab w:val="left" w:pos="3664"/>
+          <w:tab w:val="left" w:pos="4580"/>
+          <w:tab w:val="left" w:pos="5496"/>
+          <w:tab w:val="left" w:pos="6412"/>
+          <w:tab w:val="left" w:pos="7328"/>
+          <w:tab w:val="left" w:pos="8244"/>
+          <w:tab w:val="left" w:pos="9160"/>
+          <w:tab w:val="left" w:pos="10076"/>
+          <w:tab w:val="left" w:pos="10992"/>
+          <w:tab w:val="left" w:pos="11908"/>
+          <w:tab w:val="left" w:pos="12824"/>
+          <w:tab w:val="left" w:pos="13740"/>
+          <w:tab w:val="left" w:pos="14656"/>
+        </w:tabs>
+        <w:spacing w:after="0"/>
+        <w:rPr>
+          <w:rFonts w:ascii="Courier New" w:hAnsi="Courier New" w:cs="Courier New"/>
+          <w:sz w:val="20"/>
+          <w:szCs w:val="20"/>
+        </w:rPr>
+      </w:pPr>
+      <w:r>
+        <w:rPr>
+          <w:rFonts w:ascii="Courier New" w:hAnsi="Courier New" w:cs="Courier New"/>
+          <w:sz w:val="20"/>
+          <w:szCs w:val="20"/>
+        </w:rPr>
+        <w:t>  `CheckoutRequestID` varchar(100) NOT NULL,</w:t>
+      </w:r>
+    </w:p>
+    <w:p>
+      <w:pPr>
+        <w:tabs>
+          <w:tab w:val="left" w:pos="916"/>
+          <w:tab w:val="left" w:pos="1832"/>
+          <w:tab w:val="left" w:pos="2748"/>
+          <w:tab w:val="left" w:pos="3664"/>
+          <w:tab w:val="left" w:pos="4580"/>
+          <w:tab w:val="left" w:pos="5496"/>
+          <w:tab w:val="left" w:pos="6412"/>
+          <w:tab w:val="left" w:pos="7328"/>
+          <w:tab w:val="left" w:pos="8244"/>
+          <w:tab w:val="left" w:pos="9160"/>
+          <w:tab w:val="left" w:pos="10076"/>
+          <w:tab w:val="left" w:pos="10992"/>
+          <w:tab w:val="left" w:pos="11908"/>
+          <w:tab w:val="left" w:pos="12824"/>
+          <w:tab w:val="left" w:pos="13740"/>
+          <w:tab w:val="left" w:pos="14656"/>
+        </w:tabs>
+        <w:spacing w:after="0"/>
+        <w:rPr>
+          <w:rFonts w:ascii="Courier New" w:hAnsi="Courier New" w:cs="Courier New"/>
+          <w:sz w:val="20"/>
+          <w:szCs w:val="20"/>
+        </w:rPr>
+      </w:pPr>
+      <w:r>
+        <w:rPr>
+          <w:rFonts w:ascii="Courier New" w:hAnsi="Courier New" w:cs="Courier New"/>
+          <w:sz w:val="20"/>
+          <w:szCs w:val="20"/>
+        </w:rPr>
+        <w:t>  `ResultCode` int(11) NOT NULL,</w:t>
+      </w:r>
+    </w:p>
+    <w:p>
+      <w:pPr>
+        <w:tabs>
+          <w:tab w:val="left" w:pos="916"/>
+          <w:tab w:val="left" w:pos="1832"/>
+          <w:tab w:val="left" w:pos="2748"/>
+          <w:tab w:val="left" w:pos="3664"/>
+          <w:tab w:val="left" w:pos="4580"/>
+          <w:tab w:val="left" w:pos="5496"/>
+          <w:tab w:val="left" w:pos="6412"/>
+          <w:tab w:val="left" w:pos="7328"/>
+          <w:tab w:val="left" w:pos="8244"/>
+          <w:tab w:val="left" w:pos="9160"/>
+          <w:tab w:val="left" w:pos="10076"/>
+          <w:tab w:val="left" w:pos="10992"/>
+          <w:tab w:val="left" w:pos="11908"/>
+          <w:tab w:val="left" w:pos="12824"/>
+          <w:tab w:val="left" w:pos="13740"/>
+          <w:tab w:val="left" w:pos="14656"/>
+        </w:tabs>
+        <w:spacing w:after="0"/>
+        <w:rPr>
+          <w:rFonts w:ascii="Courier New" w:hAnsi="Courier New" w:cs="Courier New"/>
+          <w:sz w:val="20"/>
+          <w:szCs w:val="20"/>
+        </w:rPr>
+      </w:pPr>
+      <w:r>
+        <w:rPr>
+          <w:rFonts w:ascii="Courier New" w:hAnsi="Courier New" w:cs="Courier New"/>
+          <w:sz w:val="20"/>
+          <w:szCs w:val="20"/>
+        </w:rPr>
+        <w:t>  `ResultDesc` varchar(255) NOT NULL,</w:t>
+      </w:r>
+    </w:p>
+    <w:p>
+      <w:pPr>
+        <w:tabs>
+          <w:tab w:val="left" w:pos="916"/>
+          <w:tab w:val="left" w:pos="1832"/>
+          <w:tab w:val="left" w:pos="2748"/>
+          <w:tab w:val="left" w:pos="3664"/>
+          <w:tab w:val="left" w:pos="4580"/>
+          <w:tab w:val="left" w:pos="5496"/>
+          <w:tab w:val="left" w:pos="6412"/>
+          <w:tab w:val="left" w:pos="7328"/>
+          <w:tab w:val="left" w:pos="8244"/>
+          <w:tab w:val="left" w:pos="9160"/>
+          <w:tab w:val="left" w:pos="10076"/>
+          <w:tab w:val="left" w:pos="10992"/>
+          <w:tab w:val="left" w:pos="11908"/>
+          <w:tab w:val="left" w:pos="12824"/>
+          <w:tab w:val="left" w:pos="13740"/>
+          <w:tab w:val="left" w:pos="14656"/>
+        </w:tabs>
+        <w:spacing w:after="0"/>
+        <w:rPr>
+          <w:rFonts w:ascii="Courier New" w:hAnsi="Courier New" w:cs="Courier New"/>
+          <w:sz w:val="20"/>
+          <w:szCs w:val="20"/>
+        </w:rPr>
+      </w:pPr>
+      <w:r>
+        <w:rPr>
+          <w:rFonts w:ascii="Courier New" w:hAnsi="Courier New" w:cs="Courier New"/>
+          <w:sz w:val="20"/>
+          <w:szCs w:val="20"/>
+        </w:rPr>
+        <w:t>  `Amount` decimal(10,2) DEFAULT NULL,</w:t>
+      </w:r>
+    </w:p>
+    <w:p>
+      <w:pPr>
+        <w:tabs>
+          <w:tab w:val="left" w:pos="916"/>
+          <w:tab w:val="left" w:pos="1832"/>
+          <w:tab w:val="left" w:pos="2748"/>
+          <w:tab w:val="left" w:pos="3664"/>
+          <w:tab w:val="left" w:pos="4580"/>
+          <w:tab w:val="left" w:pos="5496"/>
+          <w:tab w:val="left" w:pos="6412"/>
+          <w:tab w:val="left" w:pos="7328"/>
+          <w:tab w:val="left" w:pos="8244"/>
+          <w:tab w:val="left" w:pos="9160"/>
+          <w:tab w:val="left" w:pos="10076"/>
+          <w:tab w:val="left" w:pos="10992"/>
+          <w:tab w:val="left" w:pos="11908"/>
+          <w:tab w:val="left" w:pos="12824"/>
+          <w:tab w:val="left" w:pos="13740"/>
+          <w:tab w:val="left" w:pos="14656"/>
+        </w:tabs>
+        <w:spacing w:after="0"/>
+        <w:rPr>
+          <w:rFonts w:ascii="Courier New" w:hAnsi="Courier New" w:cs="Courier New"/>
+          <w:sz w:val="20"/>
+          <w:szCs w:val="20"/>
+        </w:rPr>
+      </w:pPr>
+      <w:r>
+        <w:rPr>
+          <w:rFonts w:ascii="Courier New" w:hAnsi="Courier New" w:cs="Courier New"/>
+          <w:sz w:val="20"/>
+          <w:szCs w:val="20"/>
+        </w:rPr>
+        <w:t>  `MpesaReceiptNumber` varchar(50) DEFAULT NULL,</w:t>
+      </w:r>
+    </w:p>
+    <w:p>
+      <w:pPr>
+        <w:tabs>
+          <w:tab w:val="left" w:pos="916"/>
+          <w:tab w:val="left" w:pos="1832"/>
+          <w:tab w:val="left" w:pos="2748"/>
+          <w:tab w:val="left" w:pos="3664"/>
+          <w:tab w:val="left" w:pos="4580"/>
+          <w:tab w:val="left" w:pos="5496"/>
+          <w:tab w:val="left" w:pos="6412"/>
+          <w:tab w:val="left" w:pos="7328"/>
+          <w:tab w:val="left" w:pos="8244"/>
+          <w:tab w:val="left" w:pos="9160"/>
+          <w:tab w:val="left" w:pos="10076"/>
+          <w:tab w:val="left" w:pos="10992"/>
+          <w:tab w:val="left" w:pos="11908"/>
+          <w:tab w:val="left" w:pos="12824"/>
+          <w:tab w:val="left" w:pos="13740"/>
+          <w:tab w:val="left" w:pos="14656"/>
+        </w:tabs>
+        <w:spacing w:after="0"/>
+        <w:rPr>
+          <w:rFonts w:ascii="Courier New" w:hAnsi="Courier New" w:cs="Courier New"/>
+          <w:sz w:val="20"/>
+          <w:szCs w:val="20"/>
+        </w:rPr>
+      </w:pPr>
+      <w:r>
+        <w:rPr>
+          <w:rFonts w:ascii="Courier New" w:hAnsi="Courier New" w:cs="Courier New"/>
+          <w:sz w:val="20"/>
+          <w:szCs w:val="20"/>
+        </w:rPr>
+        <w:t>  `Balance` varchar(100) DEFAULT NULL,</w:t>
+      </w:r>
+    </w:p>
+    <w:p>
+      <w:pPr>
+        <w:tabs>
+          <w:tab w:val="left" w:pos="916"/>
+          <w:tab w:val="left" w:pos="1832"/>
+          <w:tab w:val="left" w:pos="2748"/>
+          <w:tab w:val="left" w:pos="3664"/>
+          <w:tab w:val="left" w:pos="4580"/>
+          <w:tab w:val="left" w:pos="5496"/>
+          <w:tab w:val="left" w:pos="6412"/>
+          <w:tab w:val="left" w:pos="7328"/>
+          <w:tab w:val="left" w:pos="8244"/>
+          <w:tab w:val="left" w:pos="9160"/>
+          <w:tab w:val="left" w:pos="10076"/>
+          <w:tab w:val="left" w:pos="10992"/>
+          <w:tab w:val="left" w:pos="11908"/>
+          <w:tab w:val="left" w:pos="12824"/>
+          <w:tab w:val="left" w:pos="13740"/>
+          <w:tab w:val="left" w:pos="14656"/>
+        </w:tabs>
+        <w:spacing w:after="0"/>
+        <w:rPr>
+          <w:rFonts w:ascii="Courier New" w:hAnsi="Courier New" w:cs="Courier New"/>
+          <w:sz w:val="20"/>
+          <w:szCs w:val="20"/>
+        </w:rPr>
+      </w:pPr>
+      <w:r>
+        <w:rPr>
+          <w:rFonts w:ascii="Courier New" w:hAnsi="Courier New" w:cs="Courier New"/>
+          <w:sz w:val="20"/>
+          <w:szCs w:val="20"/>
+        </w:rPr>
+        <w:t>  `TransactionDate` bigint(20) DEFAULT NULL,</w:t>
+      </w:r>
+    </w:p>
+    <w:p>
+      <w:pPr>
+        <w:tabs>
+          <w:tab w:val="left" w:pos="916"/>
+          <w:tab w:val="left" w:pos="1832"/>
+          <w:tab w:val="left" w:pos="2748"/>
+          <w:tab w:val="left" w:pos="3664"/>
+          <w:tab w:val="left" w:pos="4580"/>
+          <w:tab w:val="left" w:pos="5496"/>
+          <w:tab w:val="left" w:pos="6412"/>
+          <w:tab w:val="left" w:pos="7328"/>
+          <w:tab w:val="left" w:pos="8244"/>
+          <w:tab w:val="left" w:pos="9160"/>
+          <w:tab w:val="left" w:pos="10076"/>
+          <w:tab w:val="left" w:pos="10992"/>
+          <w:tab w:val="left" w:pos="11908"/>
+          <w:tab w:val="left" w:pos="12824"/>
+          <w:tab w:val="left" w:pos="13740"/>
+          <w:tab w:val="left" w:pos="14656"/>
+        </w:tabs>
+        <w:spacing w:after="0"/>
+        <w:rPr>
+          <w:rFonts w:ascii="Courier New" w:hAnsi="Courier New" w:cs="Courier New"/>
+          <w:sz w:val="20"/>
+          <w:szCs w:val="20"/>
+        </w:rPr>
+      </w:pPr>
+      <w:r>
+        <w:rPr>
+          <w:rFonts w:ascii="Courier New" w:hAnsi="Courier New" w:cs="Courier New"/>
+          <w:sz w:val="20"/>
+          <w:szCs w:val="20"/>
+        </w:rPr>
+        <w:t>  `PhoneNumber` varchar(20) DEFAULT NULL,</w:t>
+      </w:r>
+    </w:p>
+    <w:p>
+      <w:pPr>
+        <w:tabs>
+          <w:tab w:val="left" w:pos="916"/>
+          <w:tab w:val="left" w:pos="1832"/>
+          <w:tab w:val="left" w:pos="2748"/>
+          <w:tab w:val="left" w:pos="3664"/>
+          <w:tab w:val="left" w:pos="4580"/>
+          <w:tab w:val="left" w:pos="5496"/>
+          <w:tab w:val="left" w:pos="6412"/>
+          <w:tab w:val="left" w:pos="7328"/>
+          <w:tab w:val="left" w:pos="8244"/>
+          <w:tab w:val="left" w:pos="9160"/>
+          <w:tab w:val="left" w:pos="10076"/>
+          <w:tab w:val="left" w:pos="10992"/>
+          <w:tab w:val="left" w:pos="11908"/>
+          <w:tab w:val="left" w:pos="12824"/>
+          <w:tab w:val="left" w:pos="13740"/>
+          <w:tab w:val="left" w:pos="14656"/>
+        </w:tabs>
+        <w:spacing w:after="0"/>
+        <w:rPr>
+          <w:rFonts w:ascii="Courier New" w:hAnsi="Courier New" w:cs="Courier New"/>
+          <w:sz w:val="20"/>
+          <w:szCs w:val="20"/>
+        </w:rPr>
+      </w:pPr>
+      <w:r>
+        <w:rPr>
+          <w:rFonts w:ascii="Courier New" w:hAnsi="Courier New" w:cs="Courier New"/>
+          <w:sz w:val="20"/>
+          <w:szCs w:val="20"/>
+        </w:rPr>
+        <w:t>  `created_at` timestamp NOT NULL DEFAULT current_timestamp(),</w:t>
+      </w:r>
+    </w:p>
+    <w:p>
+      <w:pPr>
+        <w:tabs>
+          <w:tab w:val="left" w:pos="916"/>
+          <w:tab w:val="left" w:pos="1832"/>
+          <w:tab w:val="left" w:pos="2748"/>
+          <w:tab w:val="left" w:pos="3664"/>
+          <w:tab w:val="left" w:pos="4580"/>
+          <w:tab w:val="left" w:pos="5496"/>
+          <w:tab w:val="left" w:pos="6412"/>
+          <w:tab w:val="left" w:pos="7328"/>
+          <w:tab w:val="left" w:pos="8244"/>
+          <w:tab w:val="left" w:pos="9160"/>
+          <w:tab w:val="left" w:pos="10076"/>
+          <w:tab w:val="left" w:pos="10992"/>
+          <w:tab w:val="left" w:pos="11908"/>
+          <w:tab w:val="left" w:pos="12824"/>
+          <w:tab w:val="left" w:pos="13740"/>
+          <w:tab w:val="left" w:pos="14656"/>
+        </w:tabs>
+        <w:spacing w:after="0"/>
+        <w:rPr>
+          <w:rFonts w:ascii="Courier New" w:hAnsi="Courier New" w:cs="Courier New"/>
+          <w:sz w:val="20"/>
+          <w:szCs w:val="20"/>
+        </w:rPr>
+      </w:pPr>
+      <w:r>
+        <w:rPr>
+          <w:rFonts w:ascii="Courier New" w:hAnsi="Courier New" w:cs="Courier New"/>
+          <w:sz w:val="20"/>
+          <w:szCs w:val="20"/>
+        </w:rPr>
+        <w:t>  `account` varchar(100) DEFAULT NULL,</w:t>
+      </w:r>
+    </w:p>
+    <w:p>
+      <w:pPr>
+        <w:tabs>
+          <w:tab w:val="left" w:pos="916"/>
+          <w:tab w:val="left" w:pos="1832"/>
+          <w:tab w:val="left" w:pos="2748"/>
+          <w:tab w:val="left" w:pos="3664"/>
+          <w:tab w:val="left" w:pos="4580"/>
+          <w:tab w:val="left" w:pos="5496"/>
+          <w:tab w:val="left" w:pos="6412"/>
+          <w:tab w:val="left" w:pos="7328"/>
+          <w:tab w:val="left" w:pos="8244"/>
+          <w:tab w:val="left" w:pos="9160"/>
+          <w:tab w:val="left" w:pos="10076"/>
+          <w:tab w:val="left" w:pos="10992"/>
+          <w:tab w:val="left" w:pos="11908"/>
+          <w:tab w:val="left" w:pos="12824"/>
+          <w:tab w:val="left" w:pos="13740"/>
+          <w:tab w:val="left" w:pos="14656"/>
+        </w:tabs>
+        <w:spacing w:after="0"/>
+        <w:rPr>
+          <w:rFonts w:ascii="Courier New" w:hAnsi="Courier New" w:cs="Courier New"/>
+          <w:sz w:val="20"/>
+          <w:szCs w:val="20"/>
+        </w:rPr>
+      </w:pPr>
+      <w:r>
+        <w:rPr>
+          <w:rFonts w:ascii="Courier New" w:hAnsi="Courier New" w:cs="Courier New"/>
+          <w:sz w:val="20"/>
+          <w:szCs w:val="20"/>
+        </w:rPr>
+        <w:t>  `transactionCommited` varchar(20) NOT NULL DEFAULT 'notcommited'</w:t>
+      </w:r>
+    </w:p>
+    <w:p>
+      <w:pPr>
+        <w:tabs>
+          <w:tab w:val="left" w:pos="916"/>
+          <w:tab w:val="left" w:pos="1832"/>
+          <w:tab w:val="left" w:pos="2748"/>
+          <w:tab w:val="left" w:pos="3664"/>
+          <w:tab w:val="left" w:pos="4580"/>
+          <w:tab w:val="left" w:pos="5496"/>
+          <w:tab w:val="left" w:pos="6412"/>
+          <w:tab w:val="left" w:pos="7328"/>
+          <w:tab w:val="left" w:pos="8244"/>
+          <w:tab w:val="left" w:pos="9160"/>
+          <w:tab w:val="left" w:pos="10076"/>
+          <w:tab w:val="left" w:pos="10992"/>
+          <w:tab w:val="left" w:pos="11908"/>
+          <w:tab w:val="left" w:pos="12824"/>
+          <w:tab w:val="left" w:pos="13740"/>
+          <w:tab w:val="left" w:pos="14656"/>
+        </w:tabs>
+        <w:spacing w:after="0"/>
+        <w:rPr>
+          <w:rFonts w:ascii="Courier New" w:hAnsi="Courier New" w:cs="Courier New"/>
+          <w:sz w:val="20"/>
+          <w:szCs w:val="20"/>
+        </w:rPr>
+      </w:pPr>
+      <w:r>
+        <w:rPr>
+          <w:rFonts w:ascii="Courier New" w:hAnsi="Courier New" w:cs="Courier New"/>
+          <w:sz w:val="20"/>
+          <w:szCs w:val="20"/>
+        </w:rPr>
+        <w:t>) ENGINE=InnoDB DEFAULT CHARSET=utf8mb4 COLLATE=utf8mb4_general_ci;</w:t>
+      </w:r>
+    </w:p>
+    <w:p>
+      <w:pPr>
+        <w:tabs>
+          <w:tab w:val="left" w:pos="916"/>
+          <w:tab w:val="left" w:pos="1832"/>
+          <w:tab w:val="left" w:pos="2748"/>
+          <w:tab w:val="left" w:pos="3664"/>
+          <w:tab w:val="left" w:pos="4580"/>
+          <w:tab w:val="left" w:pos="5496"/>
+          <w:tab w:val="left" w:pos="6412"/>
+          <w:tab w:val="left" w:pos="7328"/>
+          <w:tab w:val="left" w:pos="8244"/>
+          <w:tab w:val="left" w:pos="9160"/>
+          <w:tab w:val="left" w:pos="10076"/>
+          <w:tab w:val="left" w:pos="10992"/>
+          <w:tab w:val="left" w:pos="11908"/>
+          <w:tab w:val="left" w:pos="12824"/>
+          <w:tab w:val="left" w:pos="13740"/>
+          <w:tab w:val="left" w:pos="14656"/>
+        </w:tabs>
+        <w:spacing w:after="0"/>
+        <w:rPr>
+          <w:rFonts w:ascii="Courier New" w:hAnsi="Courier New" w:cs="Courier New"/>
+          <w:sz w:val="20"/>
+          <w:szCs w:val="20"/>
+        </w:rPr>
+      </w:pPr>
+    </w:p>
+    <w:p>
+      <w:pPr>
+        <w:tabs>
+          <w:tab w:val="left" w:pos="916"/>
+          <w:tab w:val="left" w:pos="1832"/>
+          <w:tab w:val="left" w:pos="2748"/>
+          <w:tab w:val="left" w:pos="3664"/>
+          <w:tab w:val="left" w:pos="4580"/>
+          <w:tab w:val="left" w:pos="5496"/>
+          <w:tab w:val="left" w:pos="6412"/>
+          <w:tab w:val="left" w:pos="7328"/>
+          <w:tab w:val="left" w:pos="8244"/>
+          <w:tab w:val="left" w:pos="9160"/>
+          <w:tab w:val="left" w:pos="10076"/>
+          <w:tab w:val="left" w:pos="10992"/>
+          <w:tab w:val="left" w:pos="11908"/>
+          <w:tab w:val="left" w:pos="12824"/>
+          <w:tab w:val="left" w:pos="13740"/>
+          <w:tab w:val="left" w:pos="14656"/>
+        </w:tabs>
+        <w:spacing w:after="0"/>
+        <w:rPr>
+          <w:rFonts w:ascii="Courier New" w:hAnsi="Courier New" w:cs="Courier New"/>
+          <w:sz w:val="20"/>
+          <w:szCs w:val="20"/>
+        </w:rPr>
+      </w:pPr>
+      <w:r>
+        <w:rPr>
+          <w:rFonts w:ascii="Courier New" w:hAnsi="Courier New" w:cs="Courier New"/>
+          <w:sz w:val="20"/>
+          <w:szCs w:val="20"/>
+        </w:rPr>
+        <w:t>CREATE TABLE `organisationinnermembers` (</w:t>
+      </w:r>
+    </w:p>
+    <w:p>
+      <w:pPr>
+        <w:tabs>
+          <w:tab w:val="left" w:pos="916"/>
+          <w:tab w:val="left" w:pos="1832"/>
+          <w:tab w:val="left" w:pos="2748"/>
+          <w:tab w:val="left" w:pos="3664"/>
+          <w:tab w:val="left" w:pos="4580"/>
+          <w:tab w:val="left" w:pos="5496"/>
+          <w:tab w:val="left" w:pos="6412"/>
+          <w:tab w:val="left" w:pos="7328"/>
+          <w:tab w:val="left" w:pos="8244"/>
+          <w:tab w:val="left" w:pos="9160"/>
+          <w:tab w:val="left" w:pos="10076"/>
+          <w:tab w:val="left" w:pos="10992"/>
+          <w:tab w:val="left" w:pos="11908"/>
+          <w:tab w:val="left" w:pos="12824"/>
+          <w:tab w:val="left" w:pos="13740"/>
+          <w:tab w:val="left" w:pos="14656"/>
+        </w:tabs>
+        <w:spacing w:after="0"/>
+        <w:rPr>
+          <w:rFonts w:ascii="Courier New" w:hAnsi="Courier New" w:cs="Courier New"/>
+          <w:sz w:val="20"/>
+          <w:szCs w:val="20"/>
+        </w:rPr>
+      </w:pPr>
+      <w:r>
+        <w:rPr>
+          <w:rFonts w:ascii="Courier New" w:hAnsi="Courier New" w:cs="Courier New"/>
+          <w:sz w:val="20"/>
+          <w:szCs w:val="20"/>
+        </w:rPr>
+        <w:t>  `id` int(11) NOT NULL,</w:t>
+      </w:r>
+    </w:p>
+    <w:p>
+      <w:pPr>
+        <w:tabs>
+          <w:tab w:val="left" w:pos="916"/>
+          <w:tab w:val="left" w:pos="1832"/>
+          <w:tab w:val="left" w:pos="2748"/>
+          <w:tab w:val="left" w:pos="3664"/>
+          <w:tab w:val="left" w:pos="4580"/>
+          <w:tab w:val="left" w:pos="5496"/>
+          <w:tab w:val="left" w:pos="6412"/>
+          <w:tab w:val="left" w:pos="7328"/>
+          <w:tab w:val="left" w:pos="8244"/>
+          <w:tab w:val="left" w:pos="9160"/>
+          <w:tab w:val="left" w:pos="10076"/>
+          <w:tab w:val="left" w:pos="10992"/>
+          <w:tab w:val="left" w:pos="11908"/>
+          <w:tab w:val="left" w:pos="12824"/>
+          <w:tab w:val="left" w:pos="13740"/>
+          <w:tab w:val="left" w:pos="14656"/>
+        </w:tabs>
+        <w:spacing w:after="0"/>
+        <w:rPr>
+          <w:rFonts w:ascii="Courier New" w:hAnsi="Courier New" w:cs="Courier New"/>
+          <w:sz w:val="20"/>
+          <w:szCs w:val="20"/>
+        </w:rPr>
+      </w:pPr>
+      <w:r>
+        <w:rPr>
+          <w:rFonts w:ascii="Courier New" w:hAnsi="Courier New" w:cs="Courier New"/>
+          <w:sz w:val="20"/>
+          <w:szCs w:val="20"/>
+        </w:rPr>
+        <w:t>  `name` varchar(150) NOT NULL,</w:t>
+      </w:r>
+    </w:p>
+    <w:p>
+      <w:pPr>
+        <w:tabs>
+          <w:tab w:val="left" w:pos="916"/>
+          <w:tab w:val="left" w:pos="1832"/>
+          <w:tab w:val="left" w:pos="2748"/>
+          <w:tab w:val="left" w:pos="3664"/>
+          <w:tab w:val="left" w:pos="4580"/>
+          <w:tab w:val="left" w:pos="5496"/>
+          <w:tab w:val="left" w:pos="6412"/>
+          <w:tab w:val="left" w:pos="7328"/>
+          <w:tab w:val="left" w:pos="8244"/>
+          <w:tab w:val="left" w:pos="9160"/>
+          <w:tab w:val="left" w:pos="10076"/>
+          <w:tab w:val="left" w:pos="10992"/>
+          <w:tab w:val="left" w:pos="11908"/>
+          <w:tab w:val="left" w:pos="12824"/>
+          <w:tab w:val="left" w:pos="13740"/>
+          <w:tab w:val="left" w:pos="14656"/>
+        </w:tabs>
+        <w:spacing w:after="0"/>
+        <w:rPr>
+          <w:rFonts w:ascii="Courier New" w:hAnsi="Courier New" w:cs="Courier New"/>
+          <w:sz w:val="20"/>
+          <w:szCs w:val="20"/>
+        </w:rPr>
+      </w:pPr>
+      <w:r>
+        <w:rPr>
+          <w:rFonts w:ascii="Courier New" w:hAnsi="Courier New" w:cs="Courier New"/>
+          <w:sz w:val="20"/>
+          <w:szCs w:val="20"/>
+        </w:rPr>
+        <w:t>  `email` varchar(150) NOT NULL,</w:t>
+      </w:r>
+    </w:p>
+    <w:p>
+      <w:pPr>
+        <w:tabs>
+          <w:tab w:val="left" w:pos="916"/>
+          <w:tab w:val="left" w:pos="1832"/>
+          <w:tab w:val="left" w:pos="2748"/>
+          <w:tab w:val="left" w:pos="3664"/>
+          <w:tab w:val="left" w:pos="4580"/>
+          <w:tab w:val="left" w:pos="5496"/>
+          <w:tab w:val="left" w:pos="6412"/>
+          <w:tab w:val="left" w:pos="7328"/>
+          <w:tab w:val="left" w:pos="8244"/>
+          <w:tab w:val="left" w:pos="9160"/>
+          <w:tab w:val="left" w:pos="10076"/>
+          <w:tab w:val="left" w:pos="10992"/>
+          <w:tab w:val="left" w:pos="11908"/>
+          <w:tab w:val="left" w:pos="12824"/>
+          <w:tab w:val="left" w:pos="13740"/>
+          <w:tab w:val="left" w:pos="14656"/>
+        </w:tabs>
+        <w:spacing w:after="0"/>
+        <w:rPr>
+          <w:rFonts w:ascii="Courier New" w:hAnsi="Courier New" w:cs="Courier New"/>
+          <w:sz w:val="20"/>
+          <w:szCs w:val="20"/>
+        </w:rPr>
+      </w:pPr>
+      <w:r>
+        <w:rPr>
+          <w:rFonts w:ascii="Courier New" w:hAnsi="Courier New" w:cs="Courier New"/>
+          <w:sz w:val="20"/>
+          <w:szCs w:val="20"/>
+        </w:rPr>
+        <w:t>  `phone_number` varchar(20) NOT NULL,</w:t>
+      </w:r>
+    </w:p>
+    <w:p>
+      <w:pPr>
+        <w:tabs>
+          <w:tab w:val="left" w:pos="916"/>
+          <w:tab w:val="left" w:pos="1832"/>
+          <w:tab w:val="left" w:pos="2748"/>
+          <w:tab w:val="left" w:pos="3664"/>
+          <w:tab w:val="left" w:pos="4580"/>
+          <w:tab w:val="left" w:pos="5496"/>
+          <w:tab w:val="left" w:pos="6412"/>
+          <w:tab w:val="left" w:pos="7328"/>
+          <w:tab w:val="left" w:pos="8244"/>
+          <w:tab w:val="left" w:pos="9160"/>
+          <w:tab w:val="left" w:pos="10076"/>
+          <w:tab w:val="left" w:pos="10992"/>
+          <w:tab w:val="left" w:pos="11908"/>
+          <w:tab w:val="left" w:pos="12824"/>
+          <w:tab w:val="left" w:pos="13740"/>
+          <w:tab w:val="left" w:pos="14656"/>
+        </w:tabs>
+        <w:spacing w:after="0"/>
+        <w:rPr>
+          <w:rFonts w:ascii="Courier New" w:hAnsi="Courier New" w:cs="Courier New"/>
+          <w:sz w:val="20"/>
+          <w:szCs w:val="20"/>
+        </w:rPr>
+      </w:pPr>
+      <w:r>
+        <w:rPr>
+          <w:rFonts w:ascii="Courier New" w:hAnsi="Courier New" w:cs="Courier New"/>
+          <w:sz w:val="20"/>
+          <w:szCs w:val="20"/>
+        </w:rPr>
+        <w:t>  `created_at` timestamp NOT NULL DEFAULT current_timestamp(),</w:t>
+      </w:r>
+    </w:p>
+    <w:p>
+      <w:pPr>
+        <w:tabs>
+          <w:tab w:val="left" w:pos="916"/>
+          <w:tab w:val="left" w:pos="1832"/>
+          <w:tab w:val="left" w:pos="2748"/>
+          <w:tab w:val="left" w:pos="3664"/>
+          <w:tab w:val="left" w:pos="4580"/>
+          <w:tab w:val="left" w:pos="5496"/>
+          <w:tab w:val="left" w:pos="6412"/>
+          <w:tab w:val="left" w:pos="7328"/>
+          <w:tab w:val="left" w:pos="8244"/>
+          <w:tab w:val="left" w:pos="9160"/>
+          <w:tab w:val="left" w:pos="10076"/>
+          <w:tab w:val="left" w:pos="10992"/>
+          <w:tab w:val="left" w:pos="11908"/>
+          <w:tab w:val="left" w:pos="12824"/>
+          <w:tab w:val="left" w:pos="13740"/>
+          <w:tab w:val="left" w:pos="14656"/>
+        </w:tabs>
+        <w:spacing w:after="0"/>
+        <w:rPr>
+          <w:rFonts w:ascii="Courier New" w:hAnsi="Courier New" w:cs="Courier New"/>
+          <w:sz w:val="20"/>
+          <w:szCs w:val="20"/>
+        </w:rPr>
+      </w:pPr>
+      <w:r>
+        <w:rPr>
+          <w:rFonts w:ascii="Courier New" w:hAnsi="Courier New" w:cs="Courier New"/>
+          <w:sz w:val="20"/>
+          <w:szCs w:val="20"/>
+        </w:rPr>
+        <w:t>  `updated_at` timestamp NOT NULL DEFAULT current_timestamp() ON UPDATE current_timestamp(),</w:t>
       </w:r>
     </w:p>
     <w:p>
@@ -2099,169 +1281,79 @@
           <w:szCs w:val="20"/>
         </w:rPr>
         <w:lastRenderedPageBreak/>
-        <w:t>  `</w:t>
-      </w:r>
-      <w:proofErr w:type="spellStart"/>
-      <w:r>
-        <w:rPr>
-          <w:rFonts w:ascii="Courier New" w:hAnsi="Courier New" w:cs="Courier New"/>
-          <w:sz w:val="20"/>
-          <w:szCs w:val="20"/>
-        </w:rPr>
-        <w:t>motherOrganisationID</w:t>
-      </w:r>
-      <w:proofErr w:type="spellEnd"/>
-      <w:r>
-        <w:rPr>
-          <w:rFonts w:ascii="Courier New" w:hAnsi="Courier New" w:cs="Courier New"/>
-          <w:sz w:val="20"/>
-          <w:szCs w:val="20"/>
-        </w:rPr>
-        <w:t xml:space="preserve">` </w:t>
-      </w:r>
-      <w:proofErr w:type="gramStart"/>
-      <w:r>
-        <w:rPr>
-          <w:rFonts w:ascii="Courier New" w:hAnsi="Courier New" w:cs="Courier New"/>
-          <w:sz w:val="20"/>
-          <w:szCs w:val="20"/>
-        </w:rPr>
-        <w:t>int(</w:t>
-      </w:r>
-      <w:proofErr w:type="gramEnd"/>
-      <w:r>
-        <w:rPr>
-          <w:rFonts w:ascii="Courier New" w:hAnsi="Courier New" w:cs="Courier New"/>
-          <w:sz w:val="20"/>
-          <w:szCs w:val="20"/>
-        </w:rPr>
-        <w:t>11) DEFAULT NULL,</w:t>
-      </w:r>
-    </w:p>
-    <w:p>
-      <w:pPr>
-        <w:tabs>
-          <w:tab w:val="left" w:pos="916"/>
-          <w:tab w:val="left" w:pos="1832"/>
-          <w:tab w:val="left" w:pos="2748"/>
-          <w:tab w:val="left" w:pos="3664"/>
-          <w:tab w:val="left" w:pos="4580"/>
-          <w:tab w:val="left" w:pos="5496"/>
-          <w:tab w:val="left" w:pos="6412"/>
-          <w:tab w:val="left" w:pos="7328"/>
-          <w:tab w:val="left" w:pos="8244"/>
-          <w:tab w:val="left" w:pos="9160"/>
-          <w:tab w:val="left" w:pos="10076"/>
-          <w:tab w:val="left" w:pos="10992"/>
-          <w:tab w:val="left" w:pos="11908"/>
-          <w:tab w:val="left" w:pos="12824"/>
-          <w:tab w:val="left" w:pos="13740"/>
-          <w:tab w:val="left" w:pos="14656"/>
-        </w:tabs>
-        <w:spacing w:after="0"/>
-        <w:rPr>
-          <w:rFonts w:ascii="Courier New" w:hAnsi="Courier New" w:cs="Courier New"/>
-          <w:sz w:val="20"/>
-          <w:szCs w:val="20"/>
-        </w:rPr>
-      </w:pPr>
-      <w:r>
-        <w:rPr>
-          <w:rFonts w:ascii="Courier New" w:hAnsi="Courier New" w:cs="Courier New"/>
-          <w:sz w:val="20"/>
-          <w:szCs w:val="20"/>
-        </w:rPr>
-        <w:t>  `</w:t>
-      </w:r>
-      <w:proofErr w:type="spellStart"/>
-      <w:r>
-        <w:rPr>
-          <w:rFonts w:ascii="Courier New" w:hAnsi="Courier New" w:cs="Courier New"/>
-          <w:sz w:val="20"/>
-          <w:szCs w:val="20"/>
-        </w:rPr>
-        <w:t>motherOrganisationEmail</w:t>
-      </w:r>
-      <w:proofErr w:type="spellEnd"/>
-      <w:r>
-        <w:rPr>
-          <w:rFonts w:ascii="Courier New" w:hAnsi="Courier New" w:cs="Courier New"/>
-          <w:sz w:val="20"/>
-          <w:szCs w:val="20"/>
-        </w:rPr>
-        <w:t xml:space="preserve">` </w:t>
-      </w:r>
-      <w:proofErr w:type="gramStart"/>
-      <w:r>
-        <w:rPr>
-          <w:rFonts w:ascii="Courier New" w:hAnsi="Courier New" w:cs="Courier New"/>
-          <w:sz w:val="20"/>
-          <w:szCs w:val="20"/>
-        </w:rPr>
-        <w:t>varchar(</w:t>
-      </w:r>
-      <w:proofErr w:type="gramEnd"/>
-      <w:r>
-        <w:rPr>
-          <w:rFonts w:ascii="Courier New" w:hAnsi="Courier New" w:cs="Courier New"/>
-          <w:sz w:val="20"/>
-          <w:szCs w:val="20"/>
-        </w:rPr>
-        <w:t>150) DEFAULT NULL</w:t>
-      </w:r>
-    </w:p>
-    <w:p>
-      <w:pPr>
-        <w:tabs>
-          <w:tab w:val="left" w:pos="916"/>
-          <w:tab w:val="left" w:pos="1832"/>
-          <w:tab w:val="left" w:pos="2748"/>
-          <w:tab w:val="left" w:pos="3664"/>
-          <w:tab w:val="left" w:pos="4580"/>
-          <w:tab w:val="left" w:pos="5496"/>
-          <w:tab w:val="left" w:pos="6412"/>
-          <w:tab w:val="left" w:pos="7328"/>
-          <w:tab w:val="left" w:pos="8244"/>
-          <w:tab w:val="left" w:pos="9160"/>
-          <w:tab w:val="left" w:pos="10076"/>
-          <w:tab w:val="left" w:pos="10992"/>
-          <w:tab w:val="left" w:pos="11908"/>
-          <w:tab w:val="left" w:pos="12824"/>
-          <w:tab w:val="left" w:pos="13740"/>
-          <w:tab w:val="left" w:pos="14656"/>
-        </w:tabs>
-        <w:spacing w:after="0"/>
-        <w:rPr>
-          <w:rFonts w:ascii="Courier New" w:hAnsi="Courier New" w:cs="Courier New"/>
-          <w:sz w:val="20"/>
-          <w:szCs w:val="20"/>
-        </w:rPr>
-      </w:pPr>
-      <w:r>
-        <w:rPr>
-          <w:rFonts w:ascii="Courier New" w:hAnsi="Courier New" w:cs="Courier New"/>
-          <w:sz w:val="20"/>
-          <w:szCs w:val="20"/>
-        </w:rPr>
-        <w:t>) ENGINE=</w:t>
-      </w:r>
-      <w:proofErr w:type="spellStart"/>
-      <w:r>
-        <w:rPr>
-          <w:rFonts w:ascii="Courier New" w:hAnsi="Courier New" w:cs="Courier New"/>
-          <w:sz w:val="20"/>
-          <w:szCs w:val="20"/>
-        </w:rPr>
-        <w:t>InnoDB</w:t>
-      </w:r>
-      <w:proofErr w:type="spellEnd"/>
-      <w:r>
-        <w:rPr>
-          <w:rFonts w:ascii="Courier New" w:hAnsi="Courier New" w:cs="Courier New"/>
-          <w:sz w:val="20"/>
-          <w:szCs w:val="20"/>
-        </w:rPr>
-        <w:t xml:space="preserve"> DEFAULT CHARSET=utf8mb4 COLLATE=utf8mb4_general_ci;</w:t>
+        <w:t>  `motherOrganisationID` int(11) DEFAULT NULL,</w:t>
+      </w:r>
+    </w:p>
+    <w:p>
+      <w:pPr>
+        <w:tabs>
+          <w:tab w:val="left" w:pos="916"/>
+          <w:tab w:val="left" w:pos="1832"/>
+          <w:tab w:val="left" w:pos="2748"/>
+          <w:tab w:val="left" w:pos="3664"/>
+          <w:tab w:val="left" w:pos="4580"/>
+          <w:tab w:val="left" w:pos="5496"/>
+          <w:tab w:val="left" w:pos="6412"/>
+          <w:tab w:val="left" w:pos="7328"/>
+          <w:tab w:val="left" w:pos="8244"/>
+          <w:tab w:val="left" w:pos="9160"/>
+          <w:tab w:val="left" w:pos="10076"/>
+          <w:tab w:val="left" w:pos="10992"/>
+          <w:tab w:val="left" w:pos="11908"/>
+          <w:tab w:val="left" w:pos="12824"/>
+          <w:tab w:val="left" w:pos="13740"/>
+          <w:tab w:val="left" w:pos="14656"/>
+        </w:tabs>
+        <w:spacing w:after="0"/>
+        <w:rPr>
+          <w:rFonts w:ascii="Courier New" w:hAnsi="Courier New" w:cs="Courier New"/>
+          <w:sz w:val="20"/>
+          <w:szCs w:val="20"/>
+        </w:rPr>
+      </w:pPr>
+      <w:r>
+        <w:rPr>
+          <w:rFonts w:ascii="Courier New" w:hAnsi="Courier New" w:cs="Courier New"/>
+          <w:sz w:val="20"/>
+          <w:szCs w:val="20"/>
+        </w:rPr>
+        <w:t>  `motherOrganisationEmail` varchar(150) DEFAULT NULL</w:t>
+      </w:r>
+    </w:p>
+    <w:p>
+      <w:pPr>
+        <w:tabs>
+          <w:tab w:val="left" w:pos="916"/>
+          <w:tab w:val="left" w:pos="1832"/>
+          <w:tab w:val="left" w:pos="2748"/>
+          <w:tab w:val="left" w:pos="3664"/>
+          <w:tab w:val="left" w:pos="4580"/>
+          <w:tab w:val="left" w:pos="5496"/>
+          <w:tab w:val="left" w:pos="6412"/>
+          <w:tab w:val="left" w:pos="7328"/>
+          <w:tab w:val="left" w:pos="8244"/>
+          <w:tab w:val="left" w:pos="9160"/>
+          <w:tab w:val="left" w:pos="10076"/>
+          <w:tab w:val="left" w:pos="10992"/>
+          <w:tab w:val="left" w:pos="11908"/>
+          <w:tab w:val="left" w:pos="12824"/>
+          <w:tab w:val="left" w:pos="13740"/>
+          <w:tab w:val="left" w:pos="14656"/>
+        </w:tabs>
+        <w:spacing w:after="0"/>
+        <w:rPr>
+          <w:rFonts w:ascii="Courier New" w:hAnsi="Courier New" w:cs="Courier New"/>
+          <w:sz w:val="20"/>
+          <w:szCs w:val="20"/>
+        </w:rPr>
+      </w:pPr>
+      <w:r>
+        <w:rPr>
+          <w:rFonts w:ascii="Courier New" w:hAnsi="Courier New" w:cs="Courier New"/>
+          <w:sz w:val="20"/>
+          <w:szCs w:val="20"/>
+        </w:rPr>
+        <w:t>) ENGINE=InnoDB DEFAULT CHARSET=utf8mb4 COLLATE=utf8mb4_general_ci;</w:t>
       </w:r>
     </w:p>
     <w:p>
@@ -2389,18 +1481,8 @@
           <w:sz w:val="20"/>
           <w:szCs w:val="20"/>
         </w:rPr>
-        <w:t xml:space="preserve">ALTER TABLE </w:t>
-      </w:r>
-      <w:proofErr w:type="spellStart"/>
-      <w:r>
-        <w:rPr>
-          <w:rFonts w:ascii="Courier New" w:hAnsi="Courier New" w:cs="Courier New"/>
-          <w:sz w:val="20"/>
-          <w:szCs w:val="20"/>
-        </w:rPr>
-        <w:t>member_registration_payments</w:t>
-      </w:r>
-      <w:proofErr w:type="spellEnd"/>
+        <w:t>ALTER TABLE member_registration_payments</w:t>
+      </w:r>
     </w:p>
     <w:p>
       <w:pPr>
@@ -2565,6 +1647,760 @@
           <w:szCs w:val="20"/>
         </w:rPr>
       </w:pPr>
+    </w:p>
+    <w:p>
+      <w:pPr>
+        <w:tabs>
+          <w:tab w:val="left" w:pos="916"/>
+          <w:tab w:val="left" w:pos="1832"/>
+          <w:tab w:val="left" w:pos="2748"/>
+          <w:tab w:val="left" w:pos="3664"/>
+          <w:tab w:val="left" w:pos="4580"/>
+          <w:tab w:val="left" w:pos="5496"/>
+          <w:tab w:val="left" w:pos="6412"/>
+          <w:tab w:val="left" w:pos="7328"/>
+          <w:tab w:val="left" w:pos="8244"/>
+          <w:tab w:val="left" w:pos="9160"/>
+          <w:tab w:val="left" w:pos="10076"/>
+          <w:tab w:val="left" w:pos="10992"/>
+          <w:tab w:val="left" w:pos="11908"/>
+          <w:tab w:val="left" w:pos="12824"/>
+          <w:tab w:val="left" w:pos="13740"/>
+          <w:tab w:val="left" w:pos="14656"/>
+        </w:tabs>
+        <w:spacing w:after="0"/>
+        <w:rPr>
+          <w:rFonts w:ascii="Courier New" w:eastAsia="Times New Roman" w:hAnsi="Courier New" w:cs="Courier New"/>
+          <w:kern w:val="0"/>
+          <w:sz w:val="20"/>
+          <w:szCs w:val="20"/>
+          <w:lang w:eastAsia="en-GB"/>
+          <w14:ligatures w14:val="none"/>
+        </w:rPr>
+      </w:pPr>
+      <w:r>
+        <w:rPr>
+          <w:rFonts w:ascii="Courier New" w:eastAsia="Times New Roman" w:hAnsi="Courier New" w:cs="Courier New"/>
+          <w:kern w:val="0"/>
+          <w:sz w:val="20"/>
+          <w:szCs w:val="20"/>
+          <w:lang w:eastAsia="en-GB"/>
+          <w14:ligatures w14:val="none"/>
+        </w:rPr>
+        <w:t>SET @i = 0;</w:t>
+      </w:r>
+    </w:p>
+    <w:p>
+      <w:pPr>
+        <w:tabs>
+          <w:tab w:val="left" w:pos="916"/>
+          <w:tab w:val="left" w:pos="1832"/>
+          <w:tab w:val="left" w:pos="2748"/>
+          <w:tab w:val="left" w:pos="3664"/>
+          <w:tab w:val="left" w:pos="4580"/>
+          <w:tab w:val="left" w:pos="5496"/>
+          <w:tab w:val="left" w:pos="6412"/>
+          <w:tab w:val="left" w:pos="7328"/>
+          <w:tab w:val="left" w:pos="8244"/>
+          <w:tab w:val="left" w:pos="9160"/>
+          <w:tab w:val="left" w:pos="10076"/>
+          <w:tab w:val="left" w:pos="10992"/>
+          <w:tab w:val="left" w:pos="11908"/>
+          <w:tab w:val="left" w:pos="12824"/>
+          <w:tab w:val="left" w:pos="13740"/>
+          <w:tab w:val="left" w:pos="14656"/>
+        </w:tabs>
+        <w:spacing w:after="0"/>
+        <w:rPr>
+          <w:rFonts w:ascii="Courier New" w:eastAsia="Times New Roman" w:hAnsi="Courier New" w:cs="Courier New"/>
+          <w:kern w:val="0"/>
+          <w:sz w:val="20"/>
+          <w:szCs w:val="20"/>
+          <w:lang w:eastAsia="en-GB"/>
+          <w14:ligatures w14:val="none"/>
+        </w:rPr>
+      </w:pPr>
+    </w:p>
+    <w:p>
+      <w:pPr>
+        <w:tabs>
+          <w:tab w:val="left" w:pos="916"/>
+          <w:tab w:val="left" w:pos="1832"/>
+          <w:tab w:val="left" w:pos="2748"/>
+          <w:tab w:val="left" w:pos="3664"/>
+          <w:tab w:val="left" w:pos="4580"/>
+          <w:tab w:val="left" w:pos="5496"/>
+          <w:tab w:val="left" w:pos="6412"/>
+          <w:tab w:val="left" w:pos="7328"/>
+          <w:tab w:val="left" w:pos="8244"/>
+          <w:tab w:val="left" w:pos="9160"/>
+          <w:tab w:val="left" w:pos="10076"/>
+          <w:tab w:val="left" w:pos="10992"/>
+          <w:tab w:val="left" w:pos="11908"/>
+          <w:tab w:val="left" w:pos="12824"/>
+          <w:tab w:val="left" w:pos="13740"/>
+          <w:tab w:val="left" w:pos="14656"/>
+        </w:tabs>
+        <w:spacing w:after="0"/>
+        <w:rPr>
+          <w:rFonts w:ascii="Courier New" w:eastAsia="Times New Roman" w:hAnsi="Courier New" w:cs="Courier New"/>
+          <w:kern w:val="0"/>
+          <w:sz w:val="20"/>
+          <w:szCs w:val="20"/>
+          <w:lang w:eastAsia="en-GB"/>
+          <w14:ligatures w14:val="none"/>
+        </w:rPr>
+      </w:pPr>
+      <w:r>
+        <w:rPr>
+          <w:rFonts w:ascii="Courier New" w:eastAsia="Times New Roman" w:hAnsi="Courier New" w:cs="Courier New"/>
+          <w:kern w:val="0"/>
+          <w:sz w:val="20"/>
+          <w:szCs w:val="20"/>
+          <w:lang w:eastAsia="en-GB"/>
+          <w14:ligatures w14:val="none"/>
+        </w:rPr>
+        <w:t>UPDATE member_premium_payments</w:t>
+      </w:r>
+    </w:p>
+    <w:p>
+      <w:pPr>
+        <w:tabs>
+          <w:tab w:val="left" w:pos="916"/>
+          <w:tab w:val="left" w:pos="1832"/>
+          <w:tab w:val="left" w:pos="2748"/>
+          <w:tab w:val="left" w:pos="3664"/>
+          <w:tab w:val="left" w:pos="4580"/>
+          <w:tab w:val="left" w:pos="5496"/>
+          <w:tab w:val="left" w:pos="6412"/>
+          <w:tab w:val="left" w:pos="7328"/>
+          <w:tab w:val="left" w:pos="8244"/>
+          <w:tab w:val="left" w:pos="9160"/>
+          <w:tab w:val="left" w:pos="10076"/>
+          <w:tab w:val="left" w:pos="10992"/>
+          <w:tab w:val="left" w:pos="11908"/>
+          <w:tab w:val="left" w:pos="12824"/>
+          <w:tab w:val="left" w:pos="13740"/>
+          <w:tab w:val="left" w:pos="14656"/>
+        </w:tabs>
+        <w:spacing w:after="0"/>
+        <w:rPr>
+          <w:rFonts w:ascii="Courier New" w:eastAsia="Times New Roman" w:hAnsi="Courier New" w:cs="Courier New"/>
+          <w:kern w:val="0"/>
+          <w:sz w:val="20"/>
+          <w:szCs w:val="20"/>
+          <w:lang w:eastAsia="en-GB"/>
+          <w14:ligatures w14:val="none"/>
+        </w:rPr>
+      </w:pPr>
+      <w:r>
+        <w:rPr>
+          <w:rFonts w:ascii="Courier New" w:eastAsia="Times New Roman" w:hAnsi="Courier New" w:cs="Courier New"/>
+          <w:kern w:val="0"/>
+          <w:sz w:val="20"/>
+          <w:szCs w:val="20"/>
+          <w:lang w:eastAsia="en-GB"/>
+          <w14:ligatures w14:val="none"/>
+        </w:rPr>
+        <w:t>SET id = (@i := @i + 1)</w:t>
+      </w:r>
+    </w:p>
+    <w:p>
+      <w:pPr>
+        <w:tabs>
+          <w:tab w:val="left" w:pos="916"/>
+          <w:tab w:val="left" w:pos="1832"/>
+          <w:tab w:val="left" w:pos="2748"/>
+          <w:tab w:val="left" w:pos="3664"/>
+          <w:tab w:val="left" w:pos="4580"/>
+          <w:tab w:val="left" w:pos="5496"/>
+          <w:tab w:val="left" w:pos="6412"/>
+          <w:tab w:val="left" w:pos="7328"/>
+          <w:tab w:val="left" w:pos="8244"/>
+          <w:tab w:val="left" w:pos="9160"/>
+          <w:tab w:val="left" w:pos="10076"/>
+          <w:tab w:val="left" w:pos="10992"/>
+          <w:tab w:val="left" w:pos="11908"/>
+          <w:tab w:val="left" w:pos="12824"/>
+          <w:tab w:val="left" w:pos="13740"/>
+          <w:tab w:val="left" w:pos="14656"/>
+        </w:tabs>
+        <w:spacing w:after="0"/>
+        <w:rPr>
+          <w:rFonts w:ascii="Courier New" w:eastAsia="Times New Roman" w:hAnsi="Courier New" w:cs="Courier New"/>
+          <w:kern w:val="0"/>
+          <w:sz w:val="20"/>
+          <w:szCs w:val="20"/>
+          <w:lang w:eastAsia="en-GB"/>
+          <w14:ligatures w14:val="none"/>
+        </w:rPr>
+      </w:pPr>
+      <w:r>
+        <w:rPr>
+          <w:rFonts w:ascii="Courier New" w:eastAsia="Times New Roman" w:hAnsi="Courier New" w:cs="Courier New"/>
+          <w:kern w:val="0"/>
+          <w:sz w:val="20"/>
+          <w:szCs w:val="20"/>
+          <w:lang w:eastAsia="en-GB"/>
+          <w14:ligatures w14:val="none"/>
+        </w:rPr>
+        <w:t>ORDER BY timestamp;</w:t>
+      </w:r>
+    </w:p>
+    <w:p>
+      <w:pPr>
+        <w:tabs>
+          <w:tab w:val="left" w:pos="916"/>
+          <w:tab w:val="left" w:pos="1832"/>
+          <w:tab w:val="left" w:pos="2748"/>
+          <w:tab w:val="left" w:pos="3664"/>
+          <w:tab w:val="left" w:pos="4580"/>
+          <w:tab w:val="left" w:pos="5496"/>
+          <w:tab w:val="left" w:pos="6412"/>
+          <w:tab w:val="left" w:pos="7328"/>
+          <w:tab w:val="left" w:pos="8244"/>
+          <w:tab w:val="left" w:pos="9160"/>
+          <w:tab w:val="left" w:pos="10076"/>
+          <w:tab w:val="left" w:pos="10992"/>
+          <w:tab w:val="left" w:pos="11908"/>
+          <w:tab w:val="left" w:pos="12824"/>
+          <w:tab w:val="left" w:pos="13740"/>
+          <w:tab w:val="left" w:pos="14656"/>
+        </w:tabs>
+        <w:spacing w:after="0"/>
+        <w:rPr>
+          <w:rFonts w:ascii="Courier New" w:eastAsia="Times New Roman" w:hAnsi="Courier New" w:cs="Courier New"/>
+          <w:kern w:val="0"/>
+          <w:sz w:val="20"/>
+          <w:szCs w:val="20"/>
+          <w:lang w:eastAsia="en-GB"/>
+          <w14:ligatures w14:val="none"/>
+        </w:rPr>
+      </w:pPr>
+    </w:p>
+    <w:p>
+      <w:pPr>
+        <w:tabs>
+          <w:tab w:val="left" w:pos="916"/>
+          <w:tab w:val="left" w:pos="1832"/>
+          <w:tab w:val="left" w:pos="2748"/>
+          <w:tab w:val="left" w:pos="3664"/>
+          <w:tab w:val="left" w:pos="4580"/>
+          <w:tab w:val="left" w:pos="5496"/>
+          <w:tab w:val="left" w:pos="6412"/>
+          <w:tab w:val="left" w:pos="7328"/>
+          <w:tab w:val="left" w:pos="8244"/>
+          <w:tab w:val="left" w:pos="9160"/>
+          <w:tab w:val="left" w:pos="10076"/>
+          <w:tab w:val="left" w:pos="10992"/>
+          <w:tab w:val="left" w:pos="11908"/>
+          <w:tab w:val="left" w:pos="12824"/>
+          <w:tab w:val="left" w:pos="13740"/>
+          <w:tab w:val="left" w:pos="14656"/>
+        </w:tabs>
+        <w:spacing w:after="0"/>
+        <w:rPr>
+          <w:rFonts w:ascii="Courier New" w:eastAsia="Times New Roman" w:hAnsi="Courier New" w:cs="Courier New"/>
+          <w:kern w:val="0"/>
+          <w:sz w:val="20"/>
+          <w:szCs w:val="20"/>
+          <w:lang w:eastAsia="en-GB"/>
+          <w14:ligatures w14:val="none"/>
+        </w:rPr>
+      </w:pPr>
+      <w:r>
+        <w:rPr>
+          <w:rFonts w:ascii="Courier New" w:eastAsia="Times New Roman" w:hAnsi="Courier New" w:cs="Courier New"/>
+          <w:kern w:val="0"/>
+          <w:sz w:val="20"/>
+          <w:szCs w:val="20"/>
+          <w:lang w:eastAsia="en-GB"/>
+          <w14:ligatures w14:val="none"/>
+        </w:rPr>
+        <w:t>ALTER TABLE member_premium_payments</w:t>
+      </w:r>
+    </w:p>
+    <w:p>
+      <w:pPr>
+        <w:tabs>
+          <w:tab w:val="left" w:pos="916"/>
+          <w:tab w:val="left" w:pos="1832"/>
+          <w:tab w:val="left" w:pos="2748"/>
+          <w:tab w:val="left" w:pos="3664"/>
+          <w:tab w:val="left" w:pos="4580"/>
+          <w:tab w:val="left" w:pos="5496"/>
+          <w:tab w:val="left" w:pos="6412"/>
+          <w:tab w:val="left" w:pos="7328"/>
+          <w:tab w:val="left" w:pos="8244"/>
+          <w:tab w:val="left" w:pos="9160"/>
+          <w:tab w:val="left" w:pos="10076"/>
+          <w:tab w:val="left" w:pos="10992"/>
+          <w:tab w:val="left" w:pos="11908"/>
+          <w:tab w:val="left" w:pos="12824"/>
+          <w:tab w:val="left" w:pos="13740"/>
+          <w:tab w:val="left" w:pos="14656"/>
+        </w:tabs>
+        <w:spacing w:after="0"/>
+        <w:rPr>
+          <w:rFonts w:ascii="Courier New" w:eastAsia="Times New Roman" w:hAnsi="Courier New" w:cs="Courier New"/>
+          <w:kern w:val="0"/>
+          <w:sz w:val="20"/>
+          <w:szCs w:val="20"/>
+          <w:lang w:eastAsia="en-GB"/>
+          <w14:ligatures w14:val="none"/>
+        </w:rPr>
+      </w:pPr>
+      <w:r>
+        <w:rPr>
+          <w:rFonts w:ascii="Courier New" w:eastAsia="Times New Roman" w:hAnsi="Courier New" w:cs="Courier New"/>
+          <w:kern w:val="0"/>
+          <w:sz w:val="20"/>
+          <w:szCs w:val="20"/>
+          <w:lang w:eastAsia="en-GB"/>
+          <w14:ligatures w14:val="none"/>
+        </w:rPr>
+        <w:t>ADD PRIMARY KEY (id);</w:t>
+      </w:r>
+    </w:p>
+    <w:p>
+      <w:pPr>
+        <w:tabs>
+          <w:tab w:val="left" w:pos="916"/>
+          <w:tab w:val="left" w:pos="1832"/>
+          <w:tab w:val="left" w:pos="2748"/>
+          <w:tab w:val="left" w:pos="3664"/>
+          <w:tab w:val="left" w:pos="4580"/>
+          <w:tab w:val="left" w:pos="5496"/>
+          <w:tab w:val="left" w:pos="6412"/>
+          <w:tab w:val="left" w:pos="7328"/>
+          <w:tab w:val="left" w:pos="8244"/>
+          <w:tab w:val="left" w:pos="9160"/>
+          <w:tab w:val="left" w:pos="10076"/>
+          <w:tab w:val="left" w:pos="10992"/>
+          <w:tab w:val="left" w:pos="11908"/>
+          <w:tab w:val="left" w:pos="12824"/>
+          <w:tab w:val="left" w:pos="13740"/>
+          <w:tab w:val="left" w:pos="14656"/>
+        </w:tabs>
+        <w:spacing w:after="0"/>
+        <w:rPr>
+          <w:rFonts w:ascii="Courier New" w:eastAsia="Times New Roman" w:hAnsi="Courier New" w:cs="Courier New"/>
+          <w:kern w:val="0"/>
+          <w:sz w:val="20"/>
+          <w:szCs w:val="20"/>
+          <w:lang w:eastAsia="en-GB"/>
+          <w14:ligatures w14:val="none"/>
+        </w:rPr>
+      </w:pPr>
+    </w:p>
+    <w:p>
+      <w:pPr>
+        <w:tabs>
+          <w:tab w:val="left" w:pos="916"/>
+          <w:tab w:val="left" w:pos="1832"/>
+          <w:tab w:val="left" w:pos="2748"/>
+          <w:tab w:val="left" w:pos="3664"/>
+          <w:tab w:val="left" w:pos="4580"/>
+          <w:tab w:val="left" w:pos="5496"/>
+          <w:tab w:val="left" w:pos="6412"/>
+          <w:tab w:val="left" w:pos="7328"/>
+          <w:tab w:val="left" w:pos="8244"/>
+          <w:tab w:val="left" w:pos="9160"/>
+          <w:tab w:val="left" w:pos="10076"/>
+          <w:tab w:val="left" w:pos="10992"/>
+          <w:tab w:val="left" w:pos="11908"/>
+          <w:tab w:val="left" w:pos="12824"/>
+          <w:tab w:val="left" w:pos="13740"/>
+          <w:tab w:val="left" w:pos="14656"/>
+        </w:tabs>
+        <w:spacing w:after="0"/>
+        <w:rPr>
+          <w:rFonts w:ascii="Courier New" w:eastAsia="Times New Roman" w:hAnsi="Courier New" w:cs="Courier New"/>
+          <w:kern w:val="0"/>
+          <w:sz w:val="20"/>
+          <w:szCs w:val="20"/>
+          <w:lang w:eastAsia="en-GB"/>
+          <w14:ligatures w14:val="none"/>
+        </w:rPr>
+      </w:pPr>
+      <w:r>
+        <w:rPr>
+          <w:rFonts w:ascii="Courier New" w:eastAsia="Times New Roman" w:hAnsi="Courier New" w:cs="Courier New"/>
+          <w:kern w:val="0"/>
+          <w:sz w:val="20"/>
+          <w:szCs w:val="20"/>
+          <w:lang w:eastAsia="en-GB"/>
+          <w14:ligatures w14:val="none"/>
+        </w:rPr>
+        <w:t>ALTER TABLE member_premium_payments</w:t>
+      </w:r>
+    </w:p>
+    <w:p>
+      <w:pPr>
+        <w:tabs>
+          <w:tab w:val="left" w:pos="916"/>
+          <w:tab w:val="left" w:pos="1832"/>
+          <w:tab w:val="left" w:pos="2748"/>
+          <w:tab w:val="left" w:pos="3664"/>
+          <w:tab w:val="left" w:pos="4580"/>
+          <w:tab w:val="left" w:pos="5496"/>
+          <w:tab w:val="left" w:pos="6412"/>
+          <w:tab w:val="left" w:pos="7328"/>
+          <w:tab w:val="left" w:pos="8244"/>
+          <w:tab w:val="left" w:pos="9160"/>
+          <w:tab w:val="left" w:pos="10076"/>
+          <w:tab w:val="left" w:pos="10992"/>
+          <w:tab w:val="left" w:pos="11908"/>
+          <w:tab w:val="left" w:pos="12824"/>
+          <w:tab w:val="left" w:pos="13740"/>
+          <w:tab w:val="left" w:pos="14656"/>
+        </w:tabs>
+        <w:spacing w:after="0"/>
+        <w:rPr>
+          <w:rFonts w:ascii="Courier New" w:eastAsia="Times New Roman" w:hAnsi="Courier New" w:cs="Courier New"/>
+          <w:kern w:val="0"/>
+          <w:sz w:val="20"/>
+          <w:szCs w:val="20"/>
+          <w:lang w:eastAsia="en-GB"/>
+          <w14:ligatures w14:val="none"/>
+        </w:rPr>
+      </w:pPr>
+      <w:r>
+        <w:rPr>
+          <w:rFonts w:ascii="Courier New" w:eastAsia="Times New Roman" w:hAnsi="Courier New" w:cs="Courier New"/>
+          <w:kern w:val="0"/>
+          <w:sz w:val="20"/>
+          <w:szCs w:val="20"/>
+          <w:lang w:eastAsia="en-GB"/>
+          <w14:ligatures w14:val="none"/>
+        </w:rPr>
+        <w:t>MODIFY id INT NOT NULL AUTO_INCREMENT;</w:t>
+      </w:r>
+    </w:p>
+    <w:p>
+      <w:pPr>
+        <w:tabs>
+          <w:tab w:val="left" w:pos="916"/>
+          <w:tab w:val="left" w:pos="1832"/>
+          <w:tab w:val="left" w:pos="2748"/>
+          <w:tab w:val="left" w:pos="3664"/>
+          <w:tab w:val="left" w:pos="4580"/>
+          <w:tab w:val="left" w:pos="5496"/>
+          <w:tab w:val="left" w:pos="6412"/>
+          <w:tab w:val="left" w:pos="7328"/>
+          <w:tab w:val="left" w:pos="8244"/>
+          <w:tab w:val="left" w:pos="9160"/>
+          <w:tab w:val="left" w:pos="10076"/>
+          <w:tab w:val="left" w:pos="10992"/>
+          <w:tab w:val="left" w:pos="11908"/>
+          <w:tab w:val="left" w:pos="12824"/>
+          <w:tab w:val="left" w:pos="13740"/>
+          <w:tab w:val="left" w:pos="14656"/>
+        </w:tabs>
+        <w:spacing w:after="0"/>
+        <w:rPr>
+          <w:rFonts w:ascii="Courier New" w:eastAsia="Times New Roman" w:hAnsi="Courier New" w:cs="Courier New"/>
+          <w:kern w:val="0"/>
+          <w:sz w:val="20"/>
+          <w:szCs w:val="20"/>
+          <w:lang w:eastAsia="en-GB"/>
+          <w14:ligatures w14:val="none"/>
+        </w:rPr>
+      </w:pPr>
+    </w:p>
+    <w:p>
+      <w:pPr>
+        <w:tabs>
+          <w:tab w:val="left" w:pos="916"/>
+          <w:tab w:val="left" w:pos="1832"/>
+          <w:tab w:val="left" w:pos="2748"/>
+          <w:tab w:val="left" w:pos="3664"/>
+          <w:tab w:val="left" w:pos="4580"/>
+          <w:tab w:val="left" w:pos="5496"/>
+          <w:tab w:val="left" w:pos="6412"/>
+          <w:tab w:val="left" w:pos="7328"/>
+          <w:tab w:val="left" w:pos="8244"/>
+          <w:tab w:val="left" w:pos="9160"/>
+          <w:tab w:val="left" w:pos="10076"/>
+          <w:tab w:val="left" w:pos="10992"/>
+          <w:tab w:val="left" w:pos="11908"/>
+          <w:tab w:val="left" w:pos="12824"/>
+          <w:tab w:val="left" w:pos="13740"/>
+          <w:tab w:val="left" w:pos="14656"/>
+        </w:tabs>
+        <w:spacing w:after="0"/>
+        <w:rPr>
+          <w:rFonts w:ascii="Courier New" w:eastAsia="Times New Roman" w:hAnsi="Courier New" w:cs="Courier New"/>
+          <w:kern w:val="0"/>
+          <w:sz w:val="20"/>
+          <w:szCs w:val="20"/>
+          <w:lang w:eastAsia="en-GB"/>
+          <w14:ligatures w14:val="none"/>
+        </w:rPr>
+      </w:pPr>
+      <w:r>
+        <w:rPr>
+          <w:rFonts w:ascii="Courier New" w:eastAsia="Times New Roman" w:hAnsi="Courier New" w:cs="Courier New"/>
+          <w:kern w:val="0"/>
+          <w:sz w:val="20"/>
+          <w:szCs w:val="20"/>
+          <w:lang w:eastAsia="en-GB"/>
+          <w14:ligatures w14:val="none"/>
+        </w:rPr>
+        <w:t>ALTER TABLE eventregcheckout ADD COLUMN temp_id INT AUTO_INCREMENT UNIQUE;</w:t>
+      </w:r>
+    </w:p>
+    <w:p>
+      <w:pPr>
+        <w:tabs>
+          <w:tab w:val="left" w:pos="916"/>
+          <w:tab w:val="left" w:pos="1832"/>
+          <w:tab w:val="left" w:pos="2748"/>
+          <w:tab w:val="left" w:pos="3664"/>
+          <w:tab w:val="left" w:pos="4580"/>
+          <w:tab w:val="left" w:pos="5496"/>
+          <w:tab w:val="left" w:pos="6412"/>
+          <w:tab w:val="left" w:pos="7328"/>
+          <w:tab w:val="left" w:pos="8244"/>
+          <w:tab w:val="left" w:pos="9160"/>
+          <w:tab w:val="left" w:pos="10076"/>
+          <w:tab w:val="left" w:pos="10992"/>
+          <w:tab w:val="left" w:pos="11908"/>
+          <w:tab w:val="left" w:pos="12824"/>
+          <w:tab w:val="left" w:pos="13740"/>
+          <w:tab w:val="left" w:pos="14656"/>
+        </w:tabs>
+        <w:spacing w:after="0"/>
+        <w:rPr>
+          <w:rFonts w:ascii="Courier New" w:eastAsia="Times New Roman" w:hAnsi="Courier New" w:cs="Courier New"/>
+          <w:kern w:val="0"/>
+          <w:sz w:val="20"/>
+          <w:szCs w:val="20"/>
+          <w:lang w:eastAsia="en-GB"/>
+          <w14:ligatures w14:val="none"/>
+        </w:rPr>
+      </w:pPr>
+      <w:r>
+        <w:rPr>
+          <w:rFonts w:ascii="Courier New" w:eastAsia="Times New Roman" w:hAnsi="Courier New" w:cs="Courier New"/>
+          <w:kern w:val="0"/>
+          <w:sz w:val="20"/>
+          <w:szCs w:val="20"/>
+          <w:lang w:eastAsia="en-GB"/>
+          <w14:ligatures w14:val="none"/>
+        </w:rPr>
+        <w:t>ALTER TABLE eventregcheckout DROP COLUMN id;</w:t>
+      </w:r>
+    </w:p>
+    <w:p>
+      <w:pPr>
+        <w:tabs>
+          <w:tab w:val="left" w:pos="916"/>
+          <w:tab w:val="left" w:pos="1832"/>
+          <w:tab w:val="left" w:pos="2748"/>
+          <w:tab w:val="left" w:pos="3664"/>
+          <w:tab w:val="left" w:pos="4580"/>
+          <w:tab w:val="left" w:pos="5496"/>
+          <w:tab w:val="left" w:pos="6412"/>
+          <w:tab w:val="left" w:pos="7328"/>
+          <w:tab w:val="left" w:pos="8244"/>
+          <w:tab w:val="left" w:pos="9160"/>
+          <w:tab w:val="left" w:pos="10076"/>
+          <w:tab w:val="left" w:pos="10992"/>
+          <w:tab w:val="left" w:pos="11908"/>
+          <w:tab w:val="left" w:pos="12824"/>
+          <w:tab w:val="left" w:pos="13740"/>
+          <w:tab w:val="left" w:pos="14656"/>
+        </w:tabs>
+        <w:spacing w:after="0"/>
+        <w:rPr>
+          <w:rFonts w:ascii="Courier New" w:eastAsia="Times New Roman" w:hAnsi="Courier New" w:cs="Courier New"/>
+          <w:kern w:val="0"/>
+          <w:sz w:val="20"/>
+          <w:szCs w:val="20"/>
+          <w:lang w:eastAsia="en-GB"/>
+          <w14:ligatures w14:val="none"/>
+        </w:rPr>
+      </w:pPr>
+      <w:r>
+        <w:rPr>
+          <w:rFonts w:ascii="Courier New" w:eastAsia="Times New Roman" w:hAnsi="Courier New" w:cs="Courier New"/>
+          <w:kern w:val="0"/>
+          <w:sz w:val="20"/>
+          <w:szCs w:val="20"/>
+          <w:lang w:eastAsia="en-GB"/>
+          <w14:ligatures w14:val="none"/>
+        </w:rPr>
+        <w:t>ALTER TABLE eventregcheckout CHANGE temp_id id INT NOT NULL;</w:t>
+      </w:r>
+    </w:p>
+    <w:p>
+      <w:pPr>
+        <w:tabs>
+          <w:tab w:val="left" w:pos="916"/>
+          <w:tab w:val="left" w:pos="1832"/>
+          <w:tab w:val="left" w:pos="2748"/>
+          <w:tab w:val="left" w:pos="3664"/>
+          <w:tab w:val="left" w:pos="4580"/>
+          <w:tab w:val="left" w:pos="5496"/>
+          <w:tab w:val="left" w:pos="6412"/>
+          <w:tab w:val="left" w:pos="7328"/>
+          <w:tab w:val="left" w:pos="8244"/>
+          <w:tab w:val="left" w:pos="9160"/>
+          <w:tab w:val="left" w:pos="10076"/>
+          <w:tab w:val="left" w:pos="10992"/>
+          <w:tab w:val="left" w:pos="11908"/>
+          <w:tab w:val="left" w:pos="12824"/>
+          <w:tab w:val="left" w:pos="13740"/>
+          <w:tab w:val="left" w:pos="14656"/>
+        </w:tabs>
+        <w:spacing w:after="0"/>
+        <w:rPr>
+          <w:rFonts w:ascii="Courier New" w:eastAsia="Times New Roman" w:hAnsi="Courier New" w:cs="Courier New"/>
+          <w:kern w:val="0"/>
+          <w:sz w:val="20"/>
+          <w:szCs w:val="20"/>
+          <w:lang w:eastAsia="en-GB"/>
+          <w14:ligatures w14:val="none"/>
+        </w:rPr>
+      </w:pPr>
+      <w:r>
+        <w:rPr>
+          <w:rFonts w:ascii="Courier New" w:eastAsia="Times New Roman" w:hAnsi="Courier New" w:cs="Courier New"/>
+          <w:kern w:val="0"/>
+          <w:sz w:val="20"/>
+          <w:szCs w:val="20"/>
+          <w:lang w:eastAsia="en-GB"/>
+          <w14:ligatures w14:val="none"/>
+        </w:rPr>
+        <w:t>ALTER TABLE eventregcheckout ADD PRIMARY KEY (id);</w:t>
+      </w:r>
+    </w:p>
+    <w:p>
+      <w:pPr>
+        <w:tabs>
+          <w:tab w:val="left" w:pos="916"/>
+          <w:tab w:val="left" w:pos="1832"/>
+          <w:tab w:val="left" w:pos="2748"/>
+          <w:tab w:val="left" w:pos="3664"/>
+          <w:tab w:val="left" w:pos="4580"/>
+          <w:tab w:val="left" w:pos="5496"/>
+          <w:tab w:val="left" w:pos="6412"/>
+          <w:tab w:val="left" w:pos="7328"/>
+          <w:tab w:val="left" w:pos="8244"/>
+          <w:tab w:val="left" w:pos="9160"/>
+          <w:tab w:val="left" w:pos="10076"/>
+          <w:tab w:val="left" w:pos="10992"/>
+          <w:tab w:val="left" w:pos="11908"/>
+          <w:tab w:val="left" w:pos="12824"/>
+          <w:tab w:val="left" w:pos="13740"/>
+          <w:tab w:val="left" w:pos="14656"/>
+        </w:tabs>
+        <w:spacing w:after="0"/>
+        <w:rPr>
+          <w:rFonts w:ascii="Courier New" w:eastAsia="Times New Roman" w:hAnsi="Courier New" w:cs="Courier New"/>
+          <w:kern w:val="0"/>
+          <w:sz w:val="20"/>
+          <w:szCs w:val="20"/>
+          <w:lang w:eastAsia="en-GB"/>
+          <w14:ligatures w14:val="none"/>
+        </w:rPr>
+      </w:pPr>
+      <w:r>
+        <w:rPr>
+          <w:rFonts w:ascii="Courier New" w:eastAsia="Times New Roman" w:hAnsi="Courier New" w:cs="Courier New"/>
+          <w:kern w:val="0"/>
+          <w:sz w:val="20"/>
+          <w:szCs w:val="20"/>
+          <w:lang w:eastAsia="en-GB"/>
+          <w14:ligatures w14:val="none"/>
+        </w:rPr>
+        <w:t>ALTER TABLE eventregcheckout MODIFY id INT NOT NULL AUTO_INCREMENT;</w:t>
+      </w:r>
+    </w:p>
+    <w:p>
+      <w:pPr>
+        <w:tabs>
+          <w:tab w:val="left" w:pos="916"/>
+          <w:tab w:val="left" w:pos="1832"/>
+          <w:tab w:val="left" w:pos="2748"/>
+          <w:tab w:val="left" w:pos="3664"/>
+          <w:tab w:val="left" w:pos="4580"/>
+          <w:tab w:val="left" w:pos="5496"/>
+          <w:tab w:val="left" w:pos="6412"/>
+          <w:tab w:val="left" w:pos="7328"/>
+          <w:tab w:val="left" w:pos="8244"/>
+          <w:tab w:val="left" w:pos="9160"/>
+          <w:tab w:val="left" w:pos="10076"/>
+          <w:tab w:val="left" w:pos="10992"/>
+          <w:tab w:val="left" w:pos="11908"/>
+          <w:tab w:val="left" w:pos="12824"/>
+          <w:tab w:val="left" w:pos="13740"/>
+          <w:tab w:val="left" w:pos="14656"/>
+        </w:tabs>
+        <w:spacing w:after="0"/>
+        <w:rPr>
+          <w:rFonts w:ascii="Courier New" w:eastAsia="Times New Roman" w:hAnsi="Courier New" w:cs="Courier New"/>
+          <w:kern w:val="0"/>
+          <w:sz w:val="20"/>
+          <w:szCs w:val="20"/>
+          <w:lang w:eastAsia="en-GB"/>
+          <w14:ligatures w14:val="none"/>
+        </w:rPr>
+      </w:pPr>
+      <w:r>
+        <w:rPr>
+          <w:rFonts w:ascii="Courier New" w:eastAsia="Times New Roman" w:hAnsi="Courier New" w:cs="Courier New"/>
+          <w:kern w:val="0"/>
+          <w:sz w:val="20"/>
+          <w:szCs w:val="20"/>
+          <w:lang w:eastAsia="en-GB"/>
+          <w14:ligatures w14:val="none"/>
+        </w:rPr>
+        <w:t>id INT NOT NULL AUTO_INCREMENT PRIMARY KEY</w:t>
+      </w:r>
+    </w:p>
+    <w:p>
+      <w:pPr>
+        <w:tabs>
+          <w:tab w:val="left" w:pos="916"/>
+          <w:tab w:val="left" w:pos="1832"/>
+          <w:tab w:val="left" w:pos="2748"/>
+          <w:tab w:val="left" w:pos="3664"/>
+          <w:tab w:val="left" w:pos="4580"/>
+          <w:tab w:val="left" w:pos="5496"/>
+          <w:tab w:val="left" w:pos="6412"/>
+          <w:tab w:val="left" w:pos="7328"/>
+          <w:tab w:val="left" w:pos="8244"/>
+          <w:tab w:val="left" w:pos="9160"/>
+          <w:tab w:val="left" w:pos="10076"/>
+          <w:tab w:val="left" w:pos="10992"/>
+          <w:tab w:val="left" w:pos="11908"/>
+          <w:tab w:val="left" w:pos="12824"/>
+          <w:tab w:val="left" w:pos="13740"/>
+          <w:tab w:val="left" w:pos="14656"/>
+        </w:tabs>
+        <w:spacing w:after="0"/>
+        <w:rPr>
+          <w:rFonts w:ascii="Courier New" w:eastAsia="Times New Roman" w:hAnsi="Courier New" w:cs="Courier New"/>
+          <w:kern w:val="0"/>
+          <w:sz w:val="20"/>
+          <w:szCs w:val="20"/>
+          <w:lang w:eastAsia="en-GB"/>
+          <w14:ligatures w14:val="none"/>
+        </w:rPr>
+      </w:pPr>
+      <w:r>
+        <w:rPr>
+          <w:rFonts w:ascii="Courier New" w:eastAsia="Times New Roman" w:hAnsi="Courier New" w:cs="Courier New"/>
+          <w:kern w:val="0"/>
+          <w:sz w:val="20"/>
+          <w:szCs w:val="20"/>
+          <w:lang w:eastAsia="en-GB"/>
+          <w14:ligatures w14:val="none"/>
+        </w:rPr>
+        <w:t>ALTER TABLE eventregcheckout DROP INDEX temp_id;</w:t>
+      </w:r>
     </w:p>
     <w:p>
       <w:pPr>
